--- a/Asignaturas 2/Programación de servicios y procesos/UD5/Caso Practico 1/Caso1_UD5.docx
+++ b/Asignaturas 2/Programación de servicios y procesos/UD5/Caso Practico 1/Caso1_UD5.docx
@@ -1,6 +1,6 @@
 
 <file path=word/document.xml><?xml version="1.0" encoding="utf-8"?>
-<w:document xmlns:wpc="http://schemas.microsoft.com/office/word/2010/wordprocessingCanvas" xmlns:cx="http://schemas.microsoft.com/office/drawing/2014/chartex" xmlns:cx1="http://schemas.microsoft.com/office/drawing/2015/9/8/chartex" xmlns:cx2="http://schemas.microsoft.com/office/drawing/2015/10/21/chartex" xmlns:cx3="http://schemas.microsoft.com/office/drawing/2016/5/9/chartex" xmlns:cx4="http://schemas.microsoft.com/office/drawing/2016/5/10/chartex" xmlns:cx5="http://schemas.microsoft.com/office/drawing/2016/5/11/chartex" xmlns:cx6="http://schemas.microsoft.com/office/drawing/2016/5/12/chartex" xmlns:cx7="http://schemas.microsoft.com/office/drawing/2016/5/13/chartex" xmlns:cx8="http://schemas.microsoft.com/office/drawing/2016/5/14/chartex" xmlns:mc="http://schemas.openxmlformats.org/markup-compatibility/2006" xmlns:aink="http://schemas.microsoft.com/office/drawing/2016/ink" xmlns:am3d="http://schemas.microsoft.com/office/drawing/2017/model3d" xmlns:o="urn:schemas-microsoft-com:office:office" xmlns:r="http://schemas.openxmlformats.org/officeDocument/2006/relationships" xmlns:m="http://schemas.openxmlformats.org/officeDocument/2006/math" xmlns:v="urn:schemas-microsoft-com:vml" xmlns:wp14="http://schemas.microsoft.com/office/word/2010/wordprocessingDrawing" xmlns:wp="http://schemas.openxmlformats.org/drawingml/2006/wordprocessingDrawing" xmlns:w10="urn:schemas-microsoft-com:office:word" xmlns:w="http://schemas.openxmlformats.org/wordprocessingml/2006/main" xmlns:w14="http://schemas.microsoft.com/office/word/2010/wordml" xmlns:w15="http://schemas.microsoft.com/office/word/2012/wordml" xmlns:w16cex="http://schemas.microsoft.com/office/word/2018/wordml/cex" xmlns:w16cid="http://schemas.microsoft.com/office/word/2016/wordml/cid" xmlns:w16="http://schemas.microsoft.com/office/word/2018/wordml" xmlns:w16se="http://schemas.microsoft.com/office/word/2015/wordml/symex" xmlns:wpg="http://schemas.microsoft.com/office/word/2010/wordprocessingGroup" xmlns:wpi="http://schemas.microsoft.com/office/word/2010/wordprocessingInk" xmlns:wne="http://schemas.microsoft.com/office/word/2006/wordml" xmlns:wps="http://schemas.microsoft.com/office/word/2010/wordprocessingShape" mc:Ignorable="w14 w15 w16se w16cid w16 w16cex wp14">
+<w:document xmlns:wpc="http://schemas.microsoft.com/office/word/2010/wordprocessingCanvas" xmlns:cx="http://schemas.microsoft.com/office/drawing/2014/chartex" xmlns:cx1="http://schemas.microsoft.com/office/drawing/2015/9/8/chartex" xmlns:cx2="http://schemas.microsoft.com/office/drawing/2015/10/21/chartex" xmlns:cx3="http://schemas.microsoft.com/office/drawing/2016/5/9/chartex" xmlns:cx4="http://schemas.microsoft.com/office/drawing/2016/5/10/chartex" xmlns:cx5="http://schemas.microsoft.com/office/drawing/2016/5/11/chartex" xmlns:cx6="http://schemas.microsoft.com/office/drawing/2016/5/12/chartex" xmlns:cx7="http://schemas.microsoft.com/office/drawing/2016/5/13/chartex" xmlns:cx8="http://schemas.microsoft.com/office/drawing/2016/5/14/chartex" xmlns:mc="http://schemas.openxmlformats.org/markup-compatibility/2006" xmlns:aink="http://schemas.microsoft.com/office/drawing/2016/ink" xmlns:am3d="http://schemas.microsoft.com/office/drawing/2017/model3d" xmlns:o="urn:schemas-microsoft-com:office:office" xmlns:oel="http://schemas.microsoft.com/office/2019/extlst" xmlns:r="http://schemas.openxmlformats.org/officeDocument/2006/relationships" xmlns:m="http://schemas.openxmlformats.org/officeDocument/2006/math" xmlns:v="urn:schemas-microsoft-com:vml" xmlns:wp14="http://schemas.microsoft.com/office/word/2010/wordprocessingDrawing" xmlns:wp="http://schemas.openxmlformats.org/drawingml/2006/wordprocessingDrawing" xmlns:w10="urn:schemas-microsoft-com:office:word" xmlns:w="http://schemas.openxmlformats.org/wordprocessingml/2006/main" xmlns:w14="http://schemas.microsoft.com/office/word/2010/wordml" xmlns:w15="http://schemas.microsoft.com/office/word/2012/wordml" xmlns:w16cex="http://schemas.microsoft.com/office/word/2018/wordml/cex" xmlns:w16cid="http://schemas.microsoft.com/office/word/2016/wordml/cid" xmlns:w16="http://schemas.microsoft.com/office/word/2018/wordml" xmlns:w16du="http://schemas.microsoft.com/office/word/2023/wordml/word16du" xmlns:w16sdtdh="http://schemas.microsoft.com/office/word/2020/wordml/sdtdatahash" xmlns:w16sdtfl="http://schemas.microsoft.com/office/word/2024/wordml/sdtformatlock" xmlns:w16se="http://schemas.microsoft.com/office/word/2015/wordml/symex" xmlns:wpg="http://schemas.microsoft.com/office/word/2010/wordprocessingGroup" xmlns:wpi="http://schemas.microsoft.com/office/word/2010/wordprocessingInk" xmlns:wne="http://schemas.microsoft.com/office/word/2006/wordml" xmlns:wps="http://schemas.microsoft.com/office/word/2010/wordprocessingShape" mc:Ignorable="w14 w15 w16se w16cid w16 w16cex w16sdtdh w16sdtfl w16du wp14">
   <w:body>
     <w:p>
       <w:pPr>
@@ -9,7 +9,7 @@
         <w:rPr>
           <w:rFonts w:ascii="Verdana" w:hAnsi="Verdana"/>
           <w:b/>
-          <w:color w:val="2E3482"/>
+          <w:color w:val="FF0000"/>
         </w:rPr>
       </w:pPr>
     </w:p>
@@ -20,30 +20,22 @@
         <w:rPr>
           <w:rFonts w:ascii="Verdana" w:hAnsi="Verdana"/>
           <w:b/>
-          <w:color w:val="2E3482"/>
+          <w:color w:val="FF0000"/>
         </w:rPr>
       </w:pPr>
       <w:r>
         <w:rPr>
           <w:rFonts w:ascii="Verdana" w:hAnsi="Verdana"/>
           <w:b/>
-          <w:color w:val="2E3482"/>
-        </w:rPr>
-        <w:t xml:space="preserve">CASO </w:t>
+          <w:color w:val="FF0000"/>
+        </w:rPr>
+        <w:t>CASO PRÁCTICO</w:t>
       </w:r>
       <w:r>
         <w:rPr>
           <w:rFonts w:ascii="Verdana" w:hAnsi="Verdana"/>
           <w:b/>
-          <w:color w:val="2E3482"/>
-        </w:rPr>
-        <w:t>PRÁCTICO</w:t>
-      </w:r>
-      <w:r>
-        <w:rPr>
-          <w:rFonts w:ascii="Verdana" w:hAnsi="Verdana"/>
-          <w:b/>
-          <w:color w:val="2E3482"/>
+          <w:color w:val="FF0000"/>
         </w:rPr>
         <w:t xml:space="preserve"> 1</w:t>
       </w:r>
@@ -55,7 +47,7 @@
         <w:rPr>
           <w:rFonts w:ascii="Verdana" w:hAnsi="Verdana"/>
           <w:b/>
-          <w:color w:val="2E3482"/>
+          <w:color w:val="FF0000"/>
           <w:sz w:val="20"/>
           <w:szCs w:val="20"/>
         </w:rPr>
@@ -74,6 +66,7 @@
         <w:rPr>
           <w:rFonts w:ascii="Verdana" w:hAnsi="Verdana"/>
           <w:b/>
+          <w:color w:val="FF0000"/>
           <w:sz w:val="22"/>
           <w:szCs w:val="22"/>
         </w:rPr>
@@ -82,6 +75,7 @@
         <w:rPr>
           <w:rFonts w:ascii="Verdana" w:hAnsi="Verdana"/>
           <w:b/>
+          <w:color w:val="FF0000"/>
           <w:sz w:val="22"/>
           <w:szCs w:val="22"/>
         </w:rPr>
@@ -98,6 +92,7 @@
         <w:rPr>
           <w:rFonts w:ascii="Verdana" w:hAnsi="Verdana"/>
           <w:b/>
+          <w:color w:val="FF0000"/>
           <w:sz w:val="22"/>
           <w:szCs w:val="22"/>
         </w:rPr>
@@ -113,6 +108,7 @@
         <w:rPr>
           <w:rFonts w:ascii="Verdana" w:hAnsi="Verdana"/>
           <w:bCs/>
+          <w:color w:val="FF0000"/>
           <w:sz w:val="22"/>
           <w:szCs w:val="22"/>
         </w:rPr>
@@ -121,19 +117,11 @@
         <w:rPr>
           <w:rFonts w:ascii="Verdana" w:hAnsi="Verdana"/>
           <w:bCs/>
+          <w:color w:val="FF0000"/>
           <w:sz w:val="22"/>
           <w:szCs w:val="22"/>
         </w:rPr>
-        <w:t>Servicio SSL</w:t>
-      </w:r>
-      <w:r>
-        <w:rPr>
-          <w:rFonts w:ascii="Verdana" w:hAnsi="Verdana"/>
-          <w:bCs/>
-          <w:sz w:val="22"/>
-          <w:szCs w:val="22"/>
-        </w:rPr>
-        <w:t>.</w:t>
+        <w:t>Servicio SSL.</w:t>
       </w:r>
     </w:p>
     <w:p>
@@ -146,6 +134,7 @@
         <w:rPr>
           <w:rFonts w:ascii="Verdana" w:hAnsi="Verdana"/>
           <w:bCs/>
+          <w:color w:val="FF0000"/>
           <w:sz w:val="22"/>
           <w:szCs w:val="22"/>
         </w:rPr>
@@ -163,6 +152,7 @@
         <w:jc w:val="both"/>
         <w:rPr>
           <w:rFonts w:ascii="Verdana" w:hAnsi="Verdana"/>
+          <w:color w:val="FF0000"/>
           <w:sz w:val="22"/>
           <w:szCs w:val="22"/>
         </w:rPr>
@@ -171,6 +161,7 @@
         <w:rPr>
           <w:rFonts w:ascii="Verdana" w:hAnsi="Verdana"/>
           <w:b/>
+          <w:color w:val="FF0000"/>
           <w:sz w:val="22"/>
           <w:szCs w:val="22"/>
         </w:rPr>
@@ -186,6 +177,7 @@
         <w:jc w:val="both"/>
         <w:rPr>
           <w:rFonts w:ascii="Verdana" w:hAnsi="Verdana"/>
+          <w:color w:val="FF0000"/>
           <w:sz w:val="22"/>
           <w:szCs w:val="22"/>
         </w:rPr>
@@ -201,6 +193,7 @@
         <w:rPr>
           <w:rFonts w:ascii="Verdana" w:hAnsi="Verdana"/>
           <w:bCs/>
+          <w:color w:val="FF0000"/>
           <w:sz w:val="22"/>
           <w:szCs w:val="22"/>
         </w:rPr>
@@ -209,28 +202,11 @@
         <w:rPr>
           <w:rFonts w:ascii="Verdana" w:hAnsi="Verdana"/>
           <w:bCs/>
+          <w:color w:val="FF0000"/>
           <w:sz w:val="22"/>
           <w:szCs w:val="22"/>
         </w:rPr>
-        <w:t>En la empresa donde trabajamos, tenemos un software que envía una serie de datos a unos dispositivos hardware. La arquitectura de trabajo es cliente</w:t>
-      </w:r>
-      <w:r>
-        <w:rPr>
-          <w:rFonts w:ascii="Verdana" w:hAnsi="Verdana"/>
-          <w:bCs/>
-          <w:sz w:val="22"/>
-          <w:szCs w:val="22"/>
-        </w:rPr>
-        <w:t>-</w:t>
-      </w:r>
-      <w:r>
-        <w:rPr>
-          <w:rFonts w:ascii="Verdana" w:hAnsi="Verdana"/>
-          <w:bCs/>
-          <w:sz w:val="22"/>
-          <w:szCs w:val="22"/>
-        </w:rPr>
-        <w:t>servidor:</w:t>
+        <w:t>En la empresa donde trabajamos, tenemos un software que envía una serie de datos a unos dispositivos hardware. La arquitectura de trabajo es cliente-servidor:</w:t>
       </w:r>
     </w:p>
     <w:p>
@@ -243,6 +219,7 @@
         <w:rPr>
           <w:rFonts w:ascii="Verdana" w:hAnsi="Verdana"/>
           <w:bCs/>
+          <w:color w:val="FF0000"/>
           <w:sz w:val="22"/>
           <w:szCs w:val="22"/>
         </w:rPr>
@@ -254,30 +231,31 @@
         <w:ind w:left="708"/>
         <w:rPr>
           <w:rFonts w:ascii="Courier New" w:hAnsi="Courier New" w:cs="Courier New"/>
-          <w:color w:val="000000"/>
-          <w:sz w:val="20"/>
-          <w:szCs w:val="20"/>
-        </w:rPr>
-      </w:pPr>
-      <w:proofErr w:type="spellStart"/>
-      <w:r>
-        <w:rPr>
-          <w:rFonts w:ascii="Courier New" w:hAnsi="Courier New" w:cs="Courier New"/>
-          <w:b/>
-          <w:bCs/>
-          <w:color w:val="0000FF"/>
-          <w:sz w:val="20"/>
-          <w:szCs w:val="20"/>
+          <w:color w:val="FF0000"/>
+          <w:sz w:val="20"/>
+          <w:szCs w:val="20"/>
+          <w:lang w:val="en-US"/>
+        </w:rPr>
+      </w:pPr>
+      <w:r>
+        <w:rPr>
+          <w:rFonts w:ascii="Courier New" w:hAnsi="Courier New" w:cs="Courier New"/>
+          <w:b/>
+          <w:bCs/>
+          <w:color w:val="FF0000"/>
+          <w:sz w:val="20"/>
+          <w:szCs w:val="20"/>
+          <w:lang w:val="en-US"/>
         </w:rPr>
         <w:t>import</w:t>
       </w:r>
-      <w:proofErr w:type="spellEnd"/>
-      <w:r>
-        <w:rPr>
-          <w:rFonts w:ascii="Courier New" w:hAnsi="Courier New" w:cs="Courier New"/>
-          <w:color w:val="000000"/>
-          <w:sz w:val="20"/>
-          <w:szCs w:val="20"/>
+      <w:r>
+        <w:rPr>
+          <w:rFonts w:ascii="Courier New" w:hAnsi="Courier New" w:cs="Courier New"/>
+          <w:color w:val="FF0000"/>
+          <w:sz w:val="20"/>
+          <w:szCs w:val="20"/>
+          <w:lang w:val="en-US"/>
         </w:rPr>
         <w:t xml:space="preserve"> </w:t>
       </w:r>
@@ -286,9 +264,10 @@
       <w:r>
         <w:rPr>
           <w:rFonts w:ascii="Courier New" w:hAnsi="Courier New" w:cs="Courier New"/>
-          <w:color w:val="000000"/>
-          <w:sz w:val="20"/>
-          <w:szCs w:val="20"/>
+          <w:color w:val="FF0000"/>
+          <w:sz w:val="20"/>
+          <w:szCs w:val="20"/>
+          <w:lang w:val="en-US"/>
         </w:rPr>
         <w:t>java</w:t>
       </w:r>
@@ -297,18 +276,20 @@
           <w:rFonts w:ascii="Courier New" w:hAnsi="Courier New" w:cs="Courier New"/>
           <w:b/>
           <w:bCs/>
-          <w:color w:val="000080"/>
-          <w:sz w:val="20"/>
-          <w:szCs w:val="20"/>
+          <w:color w:val="FF0000"/>
+          <w:sz w:val="20"/>
+          <w:szCs w:val="20"/>
+          <w:lang w:val="en-US"/>
         </w:rPr>
         <w:t>.</w:t>
       </w:r>
       <w:r>
         <w:rPr>
           <w:rFonts w:ascii="Courier New" w:hAnsi="Courier New" w:cs="Courier New"/>
-          <w:color w:val="000000"/>
-          <w:sz w:val="20"/>
-          <w:szCs w:val="20"/>
+          <w:color w:val="FF0000"/>
+          <w:sz w:val="20"/>
+          <w:szCs w:val="20"/>
+          <w:lang w:val="en-US"/>
         </w:rPr>
         <w:t>io</w:t>
       </w:r>
@@ -317,18 +298,20 @@
           <w:rFonts w:ascii="Courier New" w:hAnsi="Courier New" w:cs="Courier New"/>
           <w:b/>
           <w:bCs/>
-          <w:color w:val="000080"/>
-          <w:sz w:val="20"/>
-          <w:szCs w:val="20"/>
+          <w:color w:val="FF0000"/>
+          <w:sz w:val="20"/>
+          <w:szCs w:val="20"/>
+          <w:lang w:val="en-US"/>
         </w:rPr>
         <w:t>.</w:t>
       </w:r>
       <w:r>
         <w:rPr>
           <w:rFonts w:ascii="Courier New" w:hAnsi="Courier New" w:cs="Courier New"/>
-          <w:color w:val="000000"/>
-          <w:sz w:val="20"/>
-          <w:szCs w:val="20"/>
+          <w:color w:val="FF0000"/>
+          <w:sz w:val="20"/>
+          <w:szCs w:val="20"/>
+          <w:lang w:val="en-US"/>
         </w:rPr>
         <w:t>PrintStream</w:t>
       </w:r>
@@ -339,9 +322,10 @@
           <w:rFonts w:ascii="Courier New" w:hAnsi="Courier New" w:cs="Courier New"/>
           <w:b/>
           <w:bCs/>
-          <w:color w:val="000080"/>
-          <w:sz w:val="20"/>
-          <w:szCs w:val="20"/>
+          <w:color w:val="FF0000"/>
+          <w:sz w:val="20"/>
+          <w:szCs w:val="20"/>
+          <w:lang w:val="en-US"/>
         </w:rPr>
         <w:t>;</w:t>
       </w:r>
@@ -352,30 +336,31 @@
         <w:ind w:left="708"/>
         <w:rPr>
           <w:rFonts w:ascii="Courier New" w:hAnsi="Courier New" w:cs="Courier New"/>
-          <w:color w:val="000000"/>
-          <w:sz w:val="20"/>
-          <w:szCs w:val="20"/>
-        </w:rPr>
-      </w:pPr>
-      <w:proofErr w:type="spellStart"/>
-      <w:r>
-        <w:rPr>
-          <w:rFonts w:ascii="Courier New" w:hAnsi="Courier New" w:cs="Courier New"/>
-          <w:b/>
-          <w:bCs/>
-          <w:color w:val="0000FF"/>
-          <w:sz w:val="20"/>
-          <w:szCs w:val="20"/>
+          <w:color w:val="FF0000"/>
+          <w:sz w:val="20"/>
+          <w:szCs w:val="20"/>
+          <w:lang w:val="en-US"/>
+        </w:rPr>
+      </w:pPr>
+      <w:r>
+        <w:rPr>
+          <w:rFonts w:ascii="Courier New" w:hAnsi="Courier New" w:cs="Courier New"/>
+          <w:b/>
+          <w:bCs/>
+          <w:color w:val="FF0000"/>
+          <w:sz w:val="20"/>
+          <w:szCs w:val="20"/>
+          <w:lang w:val="en-US"/>
         </w:rPr>
         <w:t>import</w:t>
       </w:r>
-      <w:proofErr w:type="spellEnd"/>
-      <w:r>
-        <w:rPr>
-          <w:rFonts w:ascii="Courier New" w:hAnsi="Courier New" w:cs="Courier New"/>
-          <w:color w:val="000000"/>
-          <w:sz w:val="20"/>
-          <w:szCs w:val="20"/>
+      <w:r>
+        <w:rPr>
+          <w:rFonts w:ascii="Courier New" w:hAnsi="Courier New" w:cs="Courier New"/>
+          <w:color w:val="FF0000"/>
+          <w:sz w:val="20"/>
+          <w:szCs w:val="20"/>
+          <w:lang w:val="en-US"/>
         </w:rPr>
         <w:t xml:space="preserve"> </w:t>
       </w:r>
@@ -384,9 +369,10 @@
       <w:r>
         <w:rPr>
           <w:rFonts w:ascii="Courier New" w:hAnsi="Courier New" w:cs="Courier New"/>
-          <w:color w:val="000000"/>
-          <w:sz w:val="20"/>
-          <w:szCs w:val="20"/>
+          <w:color w:val="FF0000"/>
+          <w:sz w:val="20"/>
+          <w:szCs w:val="20"/>
+          <w:lang w:val="en-US"/>
         </w:rPr>
         <w:t>java</w:t>
       </w:r>
@@ -395,18 +381,20 @@
           <w:rFonts w:ascii="Courier New" w:hAnsi="Courier New" w:cs="Courier New"/>
           <w:b/>
           <w:bCs/>
-          <w:color w:val="000080"/>
-          <w:sz w:val="20"/>
-          <w:szCs w:val="20"/>
+          <w:color w:val="FF0000"/>
+          <w:sz w:val="20"/>
+          <w:szCs w:val="20"/>
+          <w:lang w:val="en-US"/>
         </w:rPr>
         <w:t>.</w:t>
       </w:r>
       <w:r>
         <w:rPr>
           <w:rFonts w:ascii="Courier New" w:hAnsi="Courier New" w:cs="Courier New"/>
-          <w:color w:val="000000"/>
-          <w:sz w:val="20"/>
-          <w:szCs w:val="20"/>
+          <w:color w:val="FF0000"/>
+          <w:sz w:val="20"/>
+          <w:szCs w:val="20"/>
+          <w:lang w:val="en-US"/>
         </w:rPr>
         <w:t>net</w:t>
       </w:r>
@@ -415,18 +403,20 @@
           <w:rFonts w:ascii="Courier New" w:hAnsi="Courier New" w:cs="Courier New"/>
           <w:b/>
           <w:bCs/>
-          <w:color w:val="000080"/>
-          <w:sz w:val="20"/>
-          <w:szCs w:val="20"/>
+          <w:color w:val="FF0000"/>
+          <w:sz w:val="20"/>
+          <w:szCs w:val="20"/>
+          <w:lang w:val="en-US"/>
         </w:rPr>
         <w:t>.</w:t>
       </w:r>
       <w:r>
         <w:rPr>
           <w:rFonts w:ascii="Courier New" w:hAnsi="Courier New" w:cs="Courier New"/>
-          <w:color w:val="000000"/>
-          <w:sz w:val="20"/>
-          <w:szCs w:val="20"/>
+          <w:color w:val="FF0000"/>
+          <w:sz w:val="20"/>
+          <w:szCs w:val="20"/>
+          <w:lang w:val="en-US"/>
         </w:rPr>
         <w:t>ServerSocket</w:t>
       </w:r>
@@ -437,9 +427,10 @@
           <w:rFonts w:ascii="Courier New" w:hAnsi="Courier New" w:cs="Courier New"/>
           <w:b/>
           <w:bCs/>
-          <w:color w:val="000080"/>
-          <w:sz w:val="20"/>
-          <w:szCs w:val="20"/>
+          <w:color w:val="FF0000"/>
+          <w:sz w:val="20"/>
+          <w:szCs w:val="20"/>
+          <w:lang w:val="en-US"/>
         </w:rPr>
         <w:t>;</w:t>
       </w:r>
@@ -450,30 +441,31 @@
         <w:ind w:left="708"/>
         <w:rPr>
           <w:rFonts w:ascii="Courier New" w:hAnsi="Courier New" w:cs="Courier New"/>
-          <w:color w:val="000000"/>
-          <w:sz w:val="20"/>
-          <w:szCs w:val="20"/>
-        </w:rPr>
-      </w:pPr>
-      <w:proofErr w:type="spellStart"/>
-      <w:r>
-        <w:rPr>
-          <w:rFonts w:ascii="Courier New" w:hAnsi="Courier New" w:cs="Courier New"/>
-          <w:b/>
-          <w:bCs/>
-          <w:color w:val="0000FF"/>
-          <w:sz w:val="20"/>
-          <w:szCs w:val="20"/>
+          <w:color w:val="FF0000"/>
+          <w:sz w:val="20"/>
+          <w:szCs w:val="20"/>
+          <w:lang w:val="en-US"/>
+        </w:rPr>
+      </w:pPr>
+      <w:r>
+        <w:rPr>
+          <w:rFonts w:ascii="Courier New" w:hAnsi="Courier New" w:cs="Courier New"/>
+          <w:b/>
+          <w:bCs/>
+          <w:color w:val="FF0000"/>
+          <w:sz w:val="20"/>
+          <w:szCs w:val="20"/>
+          <w:lang w:val="en-US"/>
         </w:rPr>
         <w:t>import</w:t>
       </w:r>
-      <w:proofErr w:type="spellEnd"/>
-      <w:r>
-        <w:rPr>
-          <w:rFonts w:ascii="Courier New" w:hAnsi="Courier New" w:cs="Courier New"/>
-          <w:color w:val="000000"/>
-          <w:sz w:val="20"/>
-          <w:szCs w:val="20"/>
+      <w:r>
+        <w:rPr>
+          <w:rFonts w:ascii="Courier New" w:hAnsi="Courier New" w:cs="Courier New"/>
+          <w:color w:val="FF0000"/>
+          <w:sz w:val="20"/>
+          <w:szCs w:val="20"/>
+          <w:lang w:val="en-US"/>
         </w:rPr>
         <w:t xml:space="preserve"> </w:t>
       </w:r>
@@ -482,9 +474,10 @@
       <w:r>
         <w:rPr>
           <w:rFonts w:ascii="Courier New" w:hAnsi="Courier New" w:cs="Courier New"/>
-          <w:color w:val="000000"/>
-          <w:sz w:val="20"/>
-          <w:szCs w:val="20"/>
+          <w:color w:val="FF0000"/>
+          <w:sz w:val="20"/>
+          <w:szCs w:val="20"/>
+          <w:lang w:val="en-US"/>
         </w:rPr>
         <w:t>java</w:t>
       </w:r>
@@ -493,18 +486,20 @@
           <w:rFonts w:ascii="Courier New" w:hAnsi="Courier New" w:cs="Courier New"/>
           <w:b/>
           <w:bCs/>
-          <w:color w:val="000080"/>
-          <w:sz w:val="20"/>
-          <w:szCs w:val="20"/>
+          <w:color w:val="FF0000"/>
+          <w:sz w:val="20"/>
+          <w:szCs w:val="20"/>
+          <w:lang w:val="en-US"/>
         </w:rPr>
         <w:t>.</w:t>
       </w:r>
       <w:r>
         <w:rPr>
           <w:rFonts w:ascii="Courier New" w:hAnsi="Courier New" w:cs="Courier New"/>
-          <w:color w:val="000000"/>
-          <w:sz w:val="20"/>
-          <w:szCs w:val="20"/>
+          <w:color w:val="FF0000"/>
+          <w:sz w:val="20"/>
+          <w:szCs w:val="20"/>
+          <w:lang w:val="en-US"/>
         </w:rPr>
         <w:t>net</w:t>
       </w:r>
@@ -513,18 +508,20 @@
           <w:rFonts w:ascii="Courier New" w:hAnsi="Courier New" w:cs="Courier New"/>
           <w:b/>
           <w:bCs/>
-          <w:color w:val="000080"/>
-          <w:sz w:val="20"/>
-          <w:szCs w:val="20"/>
+          <w:color w:val="FF0000"/>
+          <w:sz w:val="20"/>
+          <w:szCs w:val="20"/>
+          <w:lang w:val="en-US"/>
         </w:rPr>
         <w:t>.</w:t>
       </w:r>
       <w:r>
         <w:rPr>
           <w:rFonts w:ascii="Courier New" w:hAnsi="Courier New" w:cs="Courier New"/>
-          <w:color w:val="000000"/>
-          <w:sz w:val="20"/>
-          <w:szCs w:val="20"/>
+          <w:color w:val="FF0000"/>
+          <w:sz w:val="20"/>
+          <w:szCs w:val="20"/>
+          <w:lang w:val="en-US"/>
         </w:rPr>
         <w:t>Socket</w:t>
       </w:r>
@@ -535,9 +532,10 @@
           <w:rFonts w:ascii="Courier New" w:hAnsi="Courier New" w:cs="Courier New"/>
           <w:b/>
           <w:bCs/>
-          <w:color w:val="000080"/>
-          <w:sz w:val="20"/>
-          <w:szCs w:val="20"/>
+          <w:color w:val="FF0000"/>
+          <w:sz w:val="20"/>
+          <w:szCs w:val="20"/>
+          <w:lang w:val="en-US"/>
         </w:rPr>
         <w:t>;</w:t>
       </w:r>
@@ -548,30 +546,31 @@
         <w:ind w:left="708"/>
         <w:rPr>
           <w:rFonts w:ascii="Courier New" w:hAnsi="Courier New" w:cs="Courier New"/>
-          <w:color w:val="000000"/>
-          <w:sz w:val="20"/>
-          <w:szCs w:val="20"/>
-        </w:rPr>
-      </w:pPr>
-      <w:proofErr w:type="spellStart"/>
-      <w:r>
-        <w:rPr>
-          <w:rFonts w:ascii="Courier New" w:hAnsi="Courier New" w:cs="Courier New"/>
-          <w:b/>
-          <w:bCs/>
-          <w:color w:val="0000FF"/>
-          <w:sz w:val="20"/>
-          <w:szCs w:val="20"/>
+          <w:color w:val="FF0000"/>
+          <w:sz w:val="20"/>
+          <w:szCs w:val="20"/>
+          <w:lang w:val="en-US"/>
+        </w:rPr>
+      </w:pPr>
+      <w:r>
+        <w:rPr>
+          <w:rFonts w:ascii="Courier New" w:hAnsi="Courier New" w:cs="Courier New"/>
+          <w:b/>
+          <w:bCs/>
+          <w:color w:val="FF0000"/>
+          <w:sz w:val="20"/>
+          <w:szCs w:val="20"/>
+          <w:lang w:val="en-US"/>
         </w:rPr>
         <w:t>import</w:t>
       </w:r>
-      <w:proofErr w:type="spellEnd"/>
-      <w:r>
-        <w:rPr>
-          <w:rFonts w:ascii="Courier New" w:hAnsi="Courier New" w:cs="Courier New"/>
-          <w:color w:val="000000"/>
-          <w:sz w:val="20"/>
-          <w:szCs w:val="20"/>
+      <w:r>
+        <w:rPr>
+          <w:rFonts w:ascii="Courier New" w:hAnsi="Courier New" w:cs="Courier New"/>
+          <w:color w:val="FF0000"/>
+          <w:sz w:val="20"/>
+          <w:szCs w:val="20"/>
+          <w:lang w:val="en-US"/>
         </w:rPr>
         <w:t xml:space="preserve"> </w:t>
       </w:r>
@@ -580,9 +579,10 @@
       <w:r>
         <w:rPr>
           <w:rFonts w:ascii="Courier New" w:hAnsi="Courier New" w:cs="Courier New"/>
-          <w:color w:val="000000"/>
-          <w:sz w:val="20"/>
-          <w:szCs w:val="20"/>
+          <w:color w:val="FF0000"/>
+          <w:sz w:val="20"/>
+          <w:szCs w:val="20"/>
+          <w:lang w:val="en-US"/>
         </w:rPr>
         <w:t>java</w:t>
       </w:r>
@@ -591,18 +591,20 @@
           <w:rFonts w:ascii="Courier New" w:hAnsi="Courier New" w:cs="Courier New"/>
           <w:b/>
           <w:bCs/>
-          <w:color w:val="000080"/>
-          <w:sz w:val="20"/>
-          <w:szCs w:val="20"/>
+          <w:color w:val="FF0000"/>
+          <w:sz w:val="20"/>
+          <w:szCs w:val="20"/>
+          <w:lang w:val="en-US"/>
         </w:rPr>
         <w:t>.</w:t>
       </w:r>
       <w:r>
         <w:rPr>
           <w:rFonts w:ascii="Courier New" w:hAnsi="Courier New" w:cs="Courier New"/>
-          <w:color w:val="000000"/>
-          <w:sz w:val="20"/>
-          <w:szCs w:val="20"/>
+          <w:color w:val="FF0000"/>
+          <w:sz w:val="20"/>
+          <w:szCs w:val="20"/>
+          <w:lang w:val="en-US"/>
         </w:rPr>
         <w:t>util</w:t>
       </w:r>
@@ -612,18 +614,20 @@
           <w:rFonts w:ascii="Courier New" w:hAnsi="Courier New" w:cs="Courier New"/>
           <w:b/>
           <w:bCs/>
-          <w:color w:val="000080"/>
-          <w:sz w:val="20"/>
-          <w:szCs w:val="20"/>
+          <w:color w:val="FF0000"/>
+          <w:sz w:val="20"/>
+          <w:szCs w:val="20"/>
+          <w:lang w:val="en-US"/>
         </w:rPr>
         <w:t>.</w:t>
       </w:r>
       <w:r>
         <w:rPr>
           <w:rFonts w:ascii="Courier New" w:hAnsi="Courier New" w:cs="Courier New"/>
-          <w:color w:val="000000"/>
-          <w:sz w:val="20"/>
-          <w:szCs w:val="20"/>
+          <w:color w:val="FF0000"/>
+          <w:sz w:val="20"/>
+          <w:szCs w:val="20"/>
+          <w:lang w:val="en-US"/>
         </w:rPr>
         <w:t>Calendar</w:t>
       </w:r>
@@ -633,9 +637,10 @@
           <w:rFonts w:ascii="Courier New" w:hAnsi="Courier New" w:cs="Courier New"/>
           <w:b/>
           <w:bCs/>
-          <w:color w:val="000080"/>
-          <w:sz w:val="20"/>
-          <w:szCs w:val="20"/>
+          <w:color w:val="FF0000"/>
+          <w:sz w:val="20"/>
+          <w:szCs w:val="20"/>
+          <w:lang w:val="en-US"/>
         </w:rPr>
         <w:t>;</w:t>
       </w:r>
@@ -646,30 +651,31 @@
         <w:ind w:left="708"/>
         <w:rPr>
           <w:rFonts w:ascii="Courier New" w:hAnsi="Courier New" w:cs="Courier New"/>
-          <w:color w:val="000000"/>
-          <w:sz w:val="20"/>
-          <w:szCs w:val="20"/>
-        </w:rPr>
-      </w:pPr>
-      <w:proofErr w:type="spellStart"/>
-      <w:r>
-        <w:rPr>
-          <w:rFonts w:ascii="Courier New" w:hAnsi="Courier New" w:cs="Courier New"/>
-          <w:b/>
-          <w:bCs/>
-          <w:color w:val="0000FF"/>
-          <w:sz w:val="20"/>
-          <w:szCs w:val="20"/>
+          <w:color w:val="FF0000"/>
+          <w:sz w:val="20"/>
+          <w:szCs w:val="20"/>
+          <w:lang w:val="en-US"/>
+        </w:rPr>
+      </w:pPr>
+      <w:r>
+        <w:rPr>
+          <w:rFonts w:ascii="Courier New" w:hAnsi="Courier New" w:cs="Courier New"/>
+          <w:b/>
+          <w:bCs/>
+          <w:color w:val="FF0000"/>
+          <w:sz w:val="20"/>
+          <w:szCs w:val="20"/>
+          <w:lang w:val="en-US"/>
         </w:rPr>
         <w:t>import</w:t>
       </w:r>
-      <w:proofErr w:type="spellEnd"/>
-      <w:r>
-        <w:rPr>
-          <w:rFonts w:ascii="Courier New" w:hAnsi="Courier New" w:cs="Courier New"/>
-          <w:color w:val="000000"/>
-          <w:sz w:val="20"/>
-          <w:szCs w:val="20"/>
+      <w:r>
+        <w:rPr>
+          <w:rFonts w:ascii="Courier New" w:hAnsi="Courier New" w:cs="Courier New"/>
+          <w:color w:val="FF0000"/>
+          <w:sz w:val="20"/>
+          <w:szCs w:val="20"/>
+          <w:lang w:val="en-US"/>
         </w:rPr>
         <w:t xml:space="preserve"> </w:t>
       </w:r>
@@ -678,9 +684,10 @@
       <w:r>
         <w:rPr>
           <w:rFonts w:ascii="Courier New" w:hAnsi="Courier New" w:cs="Courier New"/>
-          <w:color w:val="000000"/>
-          <w:sz w:val="20"/>
-          <w:szCs w:val="20"/>
+          <w:color w:val="FF0000"/>
+          <w:sz w:val="20"/>
+          <w:szCs w:val="20"/>
+          <w:lang w:val="en-US"/>
         </w:rPr>
         <w:t>java</w:t>
       </w:r>
@@ -689,18 +696,20 @@
           <w:rFonts w:ascii="Courier New" w:hAnsi="Courier New" w:cs="Courier New"/>
           <w:b/>
           <w:bCs/>
-          <w:color w:val="000080"/>
-          <w:sz w:val="20"/>
-          <w:szCs w:val="20"/>
+          <w:color w:val="FF0000"/>
+          <w:sz w:val="20"/>
+          <w:szCs w:val="20"/>
+          <w:lang w:val="en-US"/>
         </w:rPr>
         <w:t>.</w:t>
       </w:r>
       <w:r>
         <w:rPr>
           <w:rFonts w:ascii="Courier New" w:hAnsi="Courier New" w:cs="Courier New"/>
-          <w:color w:val="000000"/>
-          <w:sz w:val="20"/>
-          <w:szCs w:val="20"/>
+          <w:color w:val="FF0000"/>
+          <w:sz w:val="20"/>
+          <w:szCs w:val="20"/>
+          <w:lang w:val="en-US"/>
         </w:rPr>
         <w:t>util</w:t>
       </w:r>
@@ -710,18 +719,20 @@
           <w:rFonts w:ascii="Courier New" w:hAnsi="Courier New" w:cs="Courier New"/>
           <w:b/>
           <w:bCs/>
-          <w:color w:val="000080"/>
-          <w:sz w:val="20"/>
-          <w:szCs w:val="20"/>
+          <w:color w:val="FF0000"/>
+          <w:sz w:val="20"/>
+          <w:szCs w:val="20"/>
+          <w:lang w:val="en-US"/>
         </w:rPr>
         <w:t>.</w:t>
       </w:r>
       <w:r>
         <w:rPr>
           <w:rFonts w:ascii="Courier New" w:hAnsi="Courier New" w:cs="Courier New"/>
-          <w:color w:val="000000"/>
-          <w:sz w:val="20"/>
-          <w:szCs w:val="20"/>
+          <w:color w:val="FF0000"/>
+          <w:sz w:val="20"/>
+          <w:szCs w:val="20"/>
+          <w:lang w:val="en-US"/>
         </w:rPr>
         <w:t>GregorianCalendar</w:t>
       </w:r>
@@ -731,9 +742,10 @@
           <w:rFonts w:ascii="Courier New" w:hAnsi="Courier New" w:cs="Courier New"/>
           <w:b/>
           <w:bCs/>
-          <w:color w:val="000080"/>
-          <w:sz w:val="20"/>
-          <w:szCs w:val="20"/>
+          <w:color w:val="FF0000"/>
+          <w:sz w:val="20"/>
+          <w:szCs w:val="20"/>
+          <w:lang w:val="en-US"/>
         </w:rPr>
         <w:t>;</w:t>
       </w:r>
@@ -744,30 +756,31 @@
         <w:ind w:left="708"/>
         <w:rPr>
           <w:rFonts w:ascii="Courier New" w:hAnsi="Courier New" w:cs="Courier New"/>
-          <w:color w:val="000000"/>
-          <w:sz w:val="20"/>
-          <w:szCs w:val="20"/>
-        </w:rPr>
-      </w:pPr>
-      <w:proofErr w:type="spellStart"/>
-      <w:r>
-        <w:rPr>
-          <w:rFonts w:ascii="Courier New" w:hAnsi="Courier New" w:cs="Courier New"/>
-          <w:b/>
-          <w:bCs/>
-          <w:color w:val="0000FF"/>
-          <w:sz w:val="20"/>
-          <w:szCs w:val="20"/>
+          <w:color w:val="FF0000"/>
+          <w:sz w:val="20"/>
+          <w:szCs w:val="20"/>
+          <w:lang w:val="en-US"/>
+        </w:rPr>
+      </w:pPr>
+      <w:r>
+        <w:rPr>
+          <w:rFonts w:ascii="Courier New" w:hAnsi="Courier New" w:cs="Courier New"/>
+          <w:b/>
+          <w:bCs/>
+          <w:color w:val="FF0000"/>
+          <w:sz w:val="20"/>
+          <w:szCs w:val="20"/>
+          <w:lang w:val="en-US"/>
         </w:rPr>
         <w:t>import</w:t>
       </w:r>
-      <w:proofErr w:type="spellEnd"/>
-      <w:r>
-        <w:rPr>
-          <w:rFonts w:ascii="Courier New" w:hAnsi="Courier New" w:cs="Courier New"/>
-          <w:color w:val="000000"/>
-          <w:sz w:val="20"/>
-          <w:szCs w:val="20"/>
+      <w:r>
+        <w:rPr>
+          <w:rFonts w:ascii="Courier New" w:hAnsi="Courier New" w:cs="Courier New"/>
+          <w:color w:val="FF0000"/>
+          <w:sz w:val="20"/>
+          <w:szCs w:val="20"/>
+          <w:lang w:val="en-US"/>
         </w:rPr>
         <w:t xml:space="preserve"> </w:t>
       </w:r>
@@ -776,9 +789,10 @@
       <w:r>
         <w:rPr>
           <w:rFonts w:ascii="Courier New" w:hAnsi="Courier New" w:cs="Courier New"/>
-          <w:color w:val="000000"/>
-          <w:sz w:val="20"/>
-          <w:szCs w:val="20"/>
+          <w:color w:val="FF0000"/>
+          <w:sz w:val="20"/>
+          <w:szCs w:val="20"/>
+          <w:lang w:val="en-US"/>
         </w:rPr>
         <w:t>java</w:t>
       </w:r>
@@ -787,18 +801,20 @@
           <w:rFonts w:ascii="Courier New" w:hAnsi="Courier New" w:cs="Courier New"/>
           <w:b/>
           <w:bCs/>
-          <w:color w:val="000080"/>
-          <w:sz w:val="20"/>
-          <w:szCs w:val="20"/>
+          <w:color w:val="FF0000"/>
+          <w:sz w:val="20"/>
+          <w:szCs w:val="20"/>
+          <w:lang w:val="en-US"/>
         </w:rPr>
         <w:t>.</w:t>
       </w:r>
       <w:r>
         <w:rPr>
           <w:rFonts w:ascii="Courier New" w:hAnsi="Courier New" w:cs="Courier New"/>
-          <w:color w:val="000000"/>
-          <w:sz w:val="20"/>
-          <w:szCs w:val="20"/>
+          <w:color w:val="FF0000"/>
+          <w:sz w:val="20"/>
+          <w:szCs w:val="20"/>
+          <w:lang w:val="en-US"/>
         </w:rPr>
         <w:t>util</w:t>
       </w:r>
@@ -808,18 +824,20 @@
           <w:rFonts w:ascii="Courier New" w:hAnsi="Courier New" w:cs="Courier New"/>
           <w:b/>
           <w:bCs/>
-          <w:color w:val="000080"/>
-          <w:sz w:val="20"/>
-          <w:szCs w:val="20"/>
+          <w:color w:val="FF0000"/>
+          <w:sz w:val="20"/>
+          <w:szCs w:val="20"/>
+          <w:lang w:val="en-US"/>
         </w:rPr>
         <w:t>.</w:t>
       </w:r>
       <w:r>
         <w:rPr>
           <w:rFonts w:ascii="Courier New" w:hAnsi="Courier New" w:cs="Courier New"/>
-          <w:color w:val="000000"/>
-          <w:sz w:val="20"/>
-          <w:szCs w:val="20"/>
+          <w:color w:val="FF0000"/>
+          <w:sz w:val="20"/>
+          <w:szCs w:val="20"/>
+          <w:lang w:val="en-US"/>
         </w:rPr>
         <w:t>Scanner</w:t>
       </w:r>
@@ -829,9 +847,10 @@
           <w:rFonts w:ascii="Courier New" w:hAnsi="Courier New" w:cs="Courier New"/>
           <w:b/>
           <w:bCs/>
-          <w:color w:val="000080"/>
-          <w:sz w:val="20"/>
-          <w:szCs w:val="20"/>
+          <w:color w:val="FF0000"/>
+          <w:sz w:val="20"/>
+          <w:szCs w:val="20"/>
+          <w:lang w:val="en-US"/>
         </w:rPr>
         <w:t>;</w:t>
       </w:r>
@@ -842,9 +861,10 @@
         <w:ind w:left="708"/>
         <w:rPr>
           <w:rFonts w:ascii="Courier New" w:hAnsi="Courier New" w:cs="Courier New"/>
-          <w:color w:val="000000"/>
-          <w:sz w:val="20"/>
-          <w:szCs w:val="20"/>
+          <w:color w:val="FF0000"/>
+          <w:sz w:val="20"/>
+          <w:szCs w:val="20"/>
+          <w:lang w:val="en-US"/>
         </w:rPr>
       </w:pPr>
     </w:p>
@@ -854,24 +874,26 @@
         <w:ind w:left="708"/>
         <w:rPr>
           <w:rFonts w:ascii="Courier New" w:hAnsi="Courier New" w:cs="Courier New"/>
-          <w:color w:val="000000"/>
-          <w:sz w:val="20"/>
-          <w:szCs w:val="20"/>
-        </w:rPr>
-      </w:pPr>
-      <w:r>
-        <w:rPr>
-          <w:rFonts w:ascii="Courier New" w:hAnsi="Courier New" w:cs="Courier New"/>
-          <w:color w:val="8000FF"/>
+          <w:color w:val="FF0000"/>
+          <w:sz w:val="20"/>
+          <w:szCs w:val="20"/>
+        </w:rPr>
+      </w:pPr>
+      <w:proofErr w:type="spellStart"/>
+      <w:r>
+        <w:rPr>
+          <w:rFonts w:ascii="Courier New" w:hAnsi="Courier New" w:cs="Courier New"/>
+          <w:color w:val="FF0000"/>
           <w:sz w:val="20"/>
           <w:szCs w:val="20"/>
         </w:rPr>
         <w:t>public</w:t>
       </w:r>
-      <w:r>
-        <w:rPr>
-          <w:rFonts w:ascii="Courier New" w:hAnsi="Courier New" w:cs="Courier New"/>
-          <w:color w:val="000000"/>
+      <w:proofErr w:type="spellEnd"/>
+      <w:r>
+        <w:rPr>
+          <w:rFonts w:ascii="Courier New" w:hAnsi="Courier New" w:cs="Courier New"/>
+          <w:color w:val="FF0000"/>
           <w:sz w:val="20"/>
           <w:szCs w:val="20"/>
         </w:rPr>
@@ -881,7 +903,7 @@
       <w:r>
         <w:rPr>
           <w:rFonts w:ascii="Courier New" w:hAnsi="Courier New" w:cs="Courier New"/>
-          <w:color w:val="8000FF"/>
+          <w:color w:val="FF0000"/>
           <w:sz w:val="20"/>
           <w:szCs w:val="20"/>
         </w:rPr>
@@ -891,7 +913,7 @@
       <w:r>
         <w:rPr>
           <w:rFonts w:ascii="Courier New" w:hAnsi="Courier New" w:cs="Courier New"/>
-          <w:color w:val="000000"/>
+          <w:color w:val="FF0000"/>
           <w:sz w:val="20"/>
           <w:szCs w:val="20"/>
         </w:rPr>
@@ -901,7 +923,7 @@
       <w:r>
         <w:rPr>
           <w:rFonts w:ascii="Courier New" w:hAnsi="Courier New" w:cs="Courier New"/>
-          <w:color w:val="000000"/>
+          <w:color w:val="FF0000"/>
           <w:sz w:val="20"/>
           <w:szCs w:val="20"/>
         </w:rPr>
@@ -911,7 +933,7 @@
       <w:r>
         <w:rPr>
           <w:rFonts w:ascii="Courier New" w:hAnsi="Courier New" w:cs="Courier New"/>
-          <w:color w:val="000000"/>
+          <w:color w:val="FF0000"/>
           <w:sz w:val="20"/>
           <w:szCs w:val="20"/>
         </w:rPr>
@@ -922,7 +944,7 @@
           <w:rFonts w:ascii="Courier New" w:hAnsi="Courier New" w:cs="Courier New"/>
           <w:b/>
           <w:bCs/>
-          <w:color w:val="000080"/>
+          <w:color w:val="FF0000"/>
           <w:sz w:val="20"/>
           <w:szCs w:val="20"/>
         </w:rPr>
@@ -935,7 +957,7 @@
         <w:ind w:left="708"/>
         <w:rPr>
           <w:rFonts w:ascii="Courier New" w:hAnsi="Courier New" w:cs="Courier New"/>
-          <w:color w:val="000000"/>
+          <w:color w:val="FF0000"/>
           <w:sz w:val="20"/>
           <w:szCs w:val="20"/>
         </w:rPr>
@@ -947,15 +969,15 @@
         <w:ind w:left="708"/>
         <w:rPr>
           <w:rFonts w:ascii="Courier New" w:hAnsi="Courier New" w:cs="Courier New"/>
-          <w:color w:val="000000"/>
-          <w:sz w:val="20"/>
-          <w:szCs w:val="20"/>
-        </w:rPr>
-      </w:pPr>
-      <w:r>
-        <w:rPr>
-          <w:rFonts w:ascii="Courier New" w:hAnsi="Courier New" w:cs="Courier New"/>
-          <w:color w:val="000000"/>
+          <w:color w:val="FF0000"/>
+          <w:sz w:val="20"/>
+          <w:szCs w:val="20"/>
+        </w:rPr>
+      </w:pPr>
+      <w:r>
+        <w:rPr>
+          <w:rFonts w:ascii="Courier New" w:hAnsi="Courier New" w:cs="Courier New"/>
+          <w:color w:val="FF0000"/>
           <w:sz w:val="20"/>
           <w:szCs w:val="20"/>
         </w:rPr>
@@ -965,7 +987,7 @@
       <w:r>
         <w:rPr>
           <w:rFonts w:ascii="Courier New" w:hAnsi="Courier New" w:cs="Courier New"/>
-          <w:color w:val="8000FF"/>
+          <w:color w:val="FF0000"/>
           <w:sz w:val="20"/>
           <w:szCs w:val="20"/>
         </w:rPr>
@@ -975,7 +997,7 @@
       <w:r>
         <w:rPr>
           <w:rFonts w:ascii="Courier New" w:hAnsi="Courier New" w:cs="Courier New"/>
-          <w:color w:val="000000"/>
+          <w:color w:val="FF0000"/>
           <w:sz w:val="20"/>
           <w:szCs w:val="20"/>
         </w:rPr>
@@ -985,7 +1007,7 @@
       <w:r>
         <w:rPr>
           <w:rFonts w:ascii="Courier New" w:hAnsi="Courier New" w:cs="Courier New"/>
-          <w:color w:val="8000FF"/>
+          <w:color w:val="FF0000"/>
           <w:sz w:val="20"/>
           <w:szCs w:val="20"/>
         </w:rPr>
@@ -995,140 +1017,303 @@
       <w:r>
         <w:rPr>
           <w:rFonts w:ascii="Courier New" w:hAnsi="Courier New" w:cs="Courier New"/>
-          <w:color w:val="000000"/>
+          <w:color w:val="FF0000"/>
+          <w:sz w:val="20"/>
+          <w:szCs w:val="20"/>
+        </w:rPr>
+        <w:t xml:space="preserve"> final </w:t>
+      </w:r>
+      <w:proofErr w:type="gramStart"/>
+      <w:r>
+        <w:rPr>
+          <w:rFonts w:ascii="Courier New" w:hAnsi="Courier New" w:cs="Courier New"/>
+          <w:color w:val="FF0000"/>
+          <w:sz w:val="20"/>
+          <w:szCs w:val="20"/>
+        </w:rPr>
+        <w:t>String</w:t>
+      </w:r>
+      <w:r>
+        <w:rPr>
+          <w:rFonts w:ascii="Courier New" w:hAnsi="Courier New" w:cs="Courier New"/>
+          <w:b/>
+          <w:bCs/>
+          <w:color w:val="FF0000"/>
+          <w:sz w:val="20"/>
+          <w:szCs w:val="20"/>
+        </w:rPr>
+        <w:t>[</w:t>
+      </w:r>
+      <w:proofErr w:type="gramEnd"/>
+      <w:r>
+        <w:rPr>
+          <w:rFonts w:ascii="Courier New" w:hAnsi="Courier New" w:cs="Courier New"/>
+          <w:b/>
+          <w:bCs/>
+          <w:color w:val="FF0000"/>
+          <w:sz w:val="20"/>
+          <w:szCs w:val="20"/>
+        </w:rPr>
+        <w:t>]</w:t>
+      </w:r>
+      <w:r>
+        <w:rPr>
+          <w:rFonts w:ascii="Courier New" w:hAnsi="Courier New" w:cs="Courier New"/>
+          <w:color w:val="FF0000"/>
           <w:sz w:val="20"/>
           <w:szCs w:val="20"/>
         </w:rPr>
         <w:t xml:space="preserve"> </w:t>
       </w:r>
-      <w:r>
-        <w:rPr>
-          <w:rFonts w:ascii="Courier New" w:hAnsi="Courier New" w:cs="Courier New"/>
-          <w:color w:val="8000FF"/>
-          <w:sz w:val="20"/>
-          <w:szCs w:val="20"/>
-        </w:rPr>
-        <w:t>final</w:t>
-      </w:r>
-      <w:r>
-        <w:rPr>
-          <w:rFonts w:ascii="Courier New" w:hAnsi="Courier New" w:cs="Courier New"/>
-          <w:color w:val="000000"/>
+      <w:proofErr w:type="spellStart"/>
+      <w:r>
+        <w:rPr>
+          <w:rFonts w:ascii="Courier New" w:hAnsi="Courier New" w:cs="Courier New"/>
+          <w:color w:val="FF0000"/>
+          <w:sz w:val="20"/>
+          <w:szCs w:val="20"/>
+        </w:rPr>
+        <w:t>nombreDias</w:t>
+      </w:r>
+      <w:proofErr w:type="spellEnd"/>
+      <w:r>
+        <w:rPr>
+          <w:rFonts w:ascii="Courier New" w:hAnsi="Courier New" w:cs="Courier New"/>
+          <w:color w:val="FF0000"/>
           <w:sz w:val="20"/>
           <w:szCs w:val="20"/>
         </w:rPr>
         <w:t xml:space="preserve"> </w:t>
+      </w:r>
+      <w:r>
+        <w:rPr>
+          <w:rFonts w:ascii="Courier New" w:hAnsi="Courier New" w:cs="Courier New"/>
+          <w:b/>
+          <w:bCs/>
+          <w:color w:val="FF0000"/>
+          <w:sz w:val="20"/>
+          <w:szCs w:val="20"/>
+        </w:rPr>
+        <w:t>=</w:t>
+      </w:r>
+      <w:r>
+        <w:rPr>
+          <w:rFonts w:ascii="Courier New" w:hAnsi="Courier New" w:cs="Courier New"/>
+          <w:color w:val="FF0000"/>
+          <w:sz w:val="20"/>
+          <w:szCs w:val="20"/>
+        </w:rPr>
+        <w:t xml:space="preserve"> </w:t>
+      </w:r>
+      <w:r>
+        <w:rPr>
+          <w:rFonts w:ascii="Courier New" w:hAnsi="Courier New" w:cs="Courier New"/>
+          <w:b/>
+          <w:bCs/>
+          <w:color w:val="FF0000"/>
+          <w:sz w:val="20"/>
+          <w:szCs w:val="20"/>
+        </w:rPr>
+        <w:t>{</w:t>
+      </w:r>
+      <w:r>
+        <w:rPr>
+          <w:rFonts w:ascii="Courier New" w:hAnsi="Courier New" w:cs="Courier New"/>
+          <w:color w:val="FF0000"/>
+          <w:sz w:val="20"/>
+          <w:szCs w:val="20"/>
+        </w:rPr>
+        <w:t>"Domingo"</w:t>
+      </w:r>
+      <w:r>
+        <w:rPr>
+          <w:rFonts w:ascii="Courier New" w:hAnsi="Courier New" w:cs="Courier New"/>
+          <w:b/>
+          <w:bCs/>
+          <w:color w:val="FF0000"/>
+          <w:sz w:val="20"/>
+          <w:szCs w:val="20"/>
+        </w:rPr>
+        <w:t>,</w:t>
+      </w:r>
+      <w:r>
+        <w:rPr>
+          <w:rFonts w:ascii="Courier New" w:hAnsi="Courier New" w:cs="Courier New"/>
+          <w:color w:val="FF0000"/>
+          <w:sz w:val="20"/>
+          <w:szCs w:val="20"/>
+        </w:rPr>
+        <w:t xml:space="preserve"> "</w:t>
+      </w:r>
+      <w:proofErr w:type="gramStart"/>
+      <w:r>
+        <w:rPr>
+          <w:rFonts w:ascii="Courier New" w:hAnsi="Courier New" w:cs="Courier New"/>
+          <w:color w:val="FF0000"/>
+          <w:sz w:val="20"/>
+          <w:szCs w:val="20"/>
+        </w:rPr>
+        <w:t>Lunes</w:t>
+      </w:r>
+      <w:proofErr w:type="gramEnd"/>
+      <w:r>
+        <w:rPr>
+          <w:rFonts w:ascii="Courier New" w:hAnsi="Courier New" w:cs="Courier New"/>
+          <w:color w:val="FF0000"/>
+          <w:sz w:val="20"/>
+          <w:szCs w:val="20"/>
+        </w:rPr>
+        <w:t>"</w:t>
+      </w:r>
+      <w:r>
+        <w:rPr>
+          <w:rFonts w:ascii="Courier New" w:hAnsi="Courier New" w:cs="Courier New"/>
+          <w:b/>
+          <w:bCs/>
+          <w:color w:val="FF0000"/>
+          <w:sz w:val="20"/>
+          <w:szCs w:val="20"/>
+        </w:rPr>
+        <w:t>,</w:t>
+      </w:r>
+      <w:r>
+        <w:rPr>
+          <w:rFonts w:ascii="Courier New" w:hAnsi="Courier New" w:cs="Courier New"/>
+          <w:color w:val="FF0000"/>
+          <w:sz w:val="20"/>
+          <w:szCs w:val="20"/>
+        </w:rPr>
+        <w:t xml:space="preserve"> "</w:t>
+      </w:r>
+      <w:proofErr w:type="gramStart"/>
+      <w:r>
+        <w:rPr>
+          <w:rFonts w:ascii="Courier New" w:hAnsi="Courier New" w:cs="Courier New"/>
+          <w:color w:val="FF0000"/>
+          <w:sz w:val="20"/>
+          <w:szCs w:val="20"/>
+        </w:rPr>
+        <w:t>Martes</w:t>
+      </w:r>
+      <w:proofErr w:type="gramEnd"/>
+      <w:r>
+        <w:rPr>
+          <w:rFonts w:ascii="Courier New" w:hAnsi="Courier New" w:cs="Courier New"/>
+          <w:color w:val="FF0000"/>
+          <w:sz w:val="20"/>
+          <w:szCs w:val="20"/>
+        </w:rPr>
+        <w:t>"</w:t>
+      </w:r>
+      <w:r>
+        <w:rPr>
+          <w:rFonts w:ascii="Courier New" w:hAnsi="Courier New" w:cs="Courier New"/>
+          <w:b/>
+          <w:bCs/>
+          <w:color w:val="FF0000"/>
+          <w:sz w:val="20"/>
+          <w:szCs w:val="20"/>
+        </w:rPr>
+        <w:t>,</w:t>
+      </w:r>
+      <w:r>
+        <w:rPr>
+          <w:rFonts w:ascii="Courier New" w:hAnsi="Courier New" w:cs="Courier New"/>
+          <w:color w:val="FF0000"/>
+          <w:sz w:val="20"/>
+          <w:szCs w:val="20"/>
+        </w:rPr>
+        <w:t xml:space="preserve"> </w:t>
+      </w:r>
+    </w:p>
+    <w:p>
+      <w:pPr>
+        <w:shd w:val="clear" w:color="auto" w:fill="FFFFFF"/>
+        <w:ind w:left="708"/>
+        <w:rPr>
+          <w:rFonts w:ascii="Courier New" w:hAnsi="Courier New" w:cs="Courier New"/>
+          <w:color w:val="FF0000"/>
+          <w:sz w:val="20"/>
+          <w:szCs w:val="20"/>
+        </w:rPr>
+      </w:pPr>
+      <w:r>
+        <w:rPr>
+          <w:rFonts w:ascii="Courier New" w:hAnsi="Courier New" w:cs="Courier New"/>
+          <w:color w:val="FF0000"/>
+          <w:sz w:val="20"/>
+          <w:szCs w:val="20"/>
+        </w:rPr>
+        <w:t xml:space="preserve">                                           "</w:t>
       </w:r>
       <w:proofErr w:type="spellStart"/>
       <w:proofErr w:type="gramStart"/>
       <w:r>
         <w:rPr>
           <w:rFonts w:ascii="Courier New" w:hAnsi="Courier New" w:cs="Courier New"/>
-          <w:color w:val="000000"/>
-          <w:sz w:val="20"/>
-          <w:szCs w:val="20"/>
-        </w:rPr>
-        <w:t>String</w:t>
+          <w:color w:val="FF0000"/>
+          <w:sz w:val="20"/>
+          <w:szCs w:val="20"/>
+        </w:rPr>
+        <w:t>Miércoles</w:t>
+      </w:r>
+      <w:proofErr w:type="gramEnd"/>
+      <w:r>
+        <w:rPr>
+          <w:rFonts w:ascii="Courier New" w:hAnsi="Courier New" w:cs="Courier New"/>
+          <w:color w:val="FF0000"/>
+          <w:sz w:val="20"/>
+          <w:szCs w:val="20"/>
+        </w:rPr>
+        <w:t>"</w:t>
+      </w:r>
+      <w:r>
+        <w:rPr>
+          <w:rFonts w:ascii="Courier New" w:hAnsi="Courier New" w:cs="Courier New"/>
+          <w:b/>
+          <w:bCs/>
+          <w:color w:val="FF0000"/>
+          <w:sz w:val="20"/>
+          <w:szCs w:val="20"/>
+        </w:rPr>
+        <w:t>,</w:t>
+      </w:r>
+      <w:r>
+        <w:rPr>
+          <w:rFonts w:ascii="Courier New" w:hAnsi="Courier New" w:cs="Courier New"/>
+          <w:color w:val="FF0000"/>
+          <w:sz w:val="20"/>
+          <w:szCs w:val="20"/>
+        </w:rPr>
+        <w:t>"</w:t>
+      </w:r>
+      <w:proofErr w:type="gramStart"/>
+      <w:r>
+        <w:rPr>
+          <w:rFonts w:ascii="Courier New" w:hAnsi="Courier New" w:cs="Courier New"/>
+          <w:color w:val="FF0000"/>
+          <w:sz w:val="20"/>
+          <w:szCs w:val="20"/>
+        </w:rPr>
+        <w:t>Jueves</w:t>
       </w:r>
       <w:proofErr w:type="spellEnd"/>
-      <w:r>
-        <w:rPr>
-          <w:rFonts w:ascii="Courier New" w:hAnsi="Courier New" w:cs="Courier New"/>
-          <w:b/>
-          <w:bCs/>
-          <w:color w:val="000080"/>
-          <w:sz w:val="20"/>
-          <w:szCs w:val="20"/>
-        </w:rPr>
-        <w:t>[</w:t>
-      </w:r>
       <w:proofErr w:type="gramEnd"/>
       <w:r>
         <w:rPr>
           <w:rFonts w:ascii="Courier New" w:hAnsi="Courier New" w:cs="Courier New"/>
-          <w:b/>
-          <w:bCs/>
-          <w:color w:val="000080"/>
-          <w:sz w:val="20"/>
-          <w:szCs w:val="20"/>
-        </w:rPr>
-        <w:t>]</w:t>
-      </w:r>
-      <w:r>
-        <w:rPr>
-          <w:rFonts w:ascii="Courier New" w:hAnsi="Courier New" w:cs="Courier New"/>
-          <w:color w:val="000000"/>
-          <w:sz w:val="20"/>
-          <w:szCs w:val="20"/>
-        </w:rPr>
-        <w:t xml:space="preserve"> </w:t>
-      </w:r>
-      <w:proofErr w:type="spellStart"/>
-      <w:r>
-        <w:rPr>
-          <w:rFonts w:ascii="Courier New" w:hAnsi="Courier New" w:cs="Courier New"/>
-          <w:color w:val="000000"/>
-          <w:sz w:val="20"/>
-          <w:szCs w:val="20"/>
-        </w:rPr>
-        <w:t>nombreDias</w:t>
-      </w:r>
-      <w:proofErr w:type="spellEnd"/>
-      <w:r>
-        <w:rPr>
-          <w:rFonts w:ascii="Courier New" w:hAnsi="Courier New" w:cs="Courier New"/>
-          <w:color w:val="000000"/>
-          <w:sz w:val="20"/>
-          <w:szCs w:val="20"/>
-        </w:rPr>
-        <w:t xml:space="preserve"> </w:t>
-      </w:r>
-      <w:r>
-        <w:rPr>
-          <w:rFonts w:ascii="Courier New" w:hAnsi="Courier New" w:cs="Courier New"/>
-          <w:b/>
-          <w:bCs/>
-          <w:color w:val="000080"/>
-          <w:sz w:val="20"/>
-          <w:szCs w:val="20"/>
-        </w:rPr>
-        <w:t>=</w:t>
-      </w:r>
-      <w:r>
-        <w:rPr>
-          <w:rFonts w:ascii="Courier New" w:hAnsi="Courier New" w:cs="Courier New"/>
-          <w:color w:val="000000"/>
-          <w:sz w:val="20"/>
-          <w:szCs w:val="20"/>
-        </w:rPr>
-        <w:t xml:space="preserve"> </w:t>
-      </w:r>
-      <w:r>
-        <w:rPr>
-          <w:rFonts w:ascii="Courier New" w:hAnsi="Courier New" w:cs="Courier New"/>
-          <w:b/>
-          <w:bCs/>
-          <w:color w:val="000080"/>
-          <w:sz w:val="20"/>
-          <w:szCs w:val="20"/>
-        </w:rPr>
-        <w:t>{</w:t>
-      </w:r>
-      <w:r>
-        <w:rPr>
-          <w:rFonts w:ascii="Courier New" w:hAnsi="Courier New" w:cs="Courier New"/>
-          <w:color w:val="808080"/>
-          <w:sz w:val="20"/>
-          <w:szCs w:val="20"/>
-        </w:rPr>
-        <w:t>"Domingo"</w:t>
-      </w:r>
-      <w:r>
-        <w:rPr>
-          <w:rFonts w:ascii="Courier New" w:hAnsi="Courier New" w:cs="Courier New"/>
-          <w:b/>
-          <w:bCs/>
-          <w:color w:val="000080"/>
+          <w:color w:val="FF0000"/>
+          <w:sz w:val="20"/>
+          <w:szCs w:val="20"/>
+        </w:rPr>
+        <w:t>"</w:t>
+      </w:r>
+      <w:r>
+        <w:rPr>
+          <w:rFonts w:ascii="Courier New" w:hAnsi="Courier New" w:cs="Courier New"/>
+          <w:b/>
+          <w:bCs/>
+          <w:color w:val="FF0000"/>
           <w:sz w:val="20"/>
           <w:szCs w:val="20"/>
         </w:rPr>
@@ -1137,27 +1322,38 @@
       <w:r>
         <w:rPr>
           <w:rFonts w:ascii="Courier New" w:hAnsi="Courier New" w:cs="Courier New"/>
-          <w:color w:val="000000"/>
-          <w:sz w:val="20"/>
-          <w:szCs w:val="20"/>
-        </w:rPr>
-        <w:t xml:space="preserve"> </w:t>
-      </w:r>
-      <w:r>
-        <w:rPr>
-          <w:rFonts w:ascii="Courier New" w:hAnsi="Courier New" w:cs="Courier New"/>
-          <w:color w:val="808080"/>
-          <w:sz w:val="20"/>
-          <w:szCs w:val="20"/>
-        </w:rPr>
-        <w:t>"Lunes"</w:t>
-      </w:r>
-      <w:r>
-        <w:rPr>
-          <w:rFonts w:ascii="Courier New" w:hAnsi="Courier New" w:cs="Courier New"/>
-          <w:b/>
-          <w:bCs/>
-          <w:color w:val="000080"/>
+          <w:color w:val="FF0000"/>
+          <w:sz w:val="20"/>
+          <w:szCs w:val="20"/>
+        </w:rPr>
+        <w:t xml:space="preserve"> "</w:t>
+      </w:r>
+      <w:proofErr w:type="gramStart"/>
+      <w:r>
+        <w:rPr>
+          <w:rFonts w:ascii="Courier New" w:hAnsi="Courier New" w:cs="Courier New"/>
+          <w:color w:val="FF0000"/>
+          <w:sz w:val="20"/>
+          <w:szCs w:val="20"/>
+        </w:rPr>
+        <w:t>Viernes</w:t>
+      </w:r>
+      <w:proofErr w:type="gramEnd"/>
+      <w:r>
+        <w:rPr>
+          <w:rFonts w:ascii="Courier New" w:hAnsi="Courier New" w:cs="Courier New"/>
+          <w:color w:val="FF0000"/>
+          <w:sz w:val="20"/>
+          <w:szCs w:val="20"/>
+        </w:rPr>
+        <w:t>"</w:t>
+      </w:r>
+      <w:r>
+        <w:rPr>
+          <w:rFonts w:ascii="Courier New" w:hAnsi="Courier New" w:cs="Courier New"/>
+          <w:b/>
+          <w:bCs/>
+          <w:color w:val="FF0000"/>
           <w:sz w:val="20"/>
           <w:szCs w:val="20"/>
         </w:rPr>
@@ -1166,36 +1362,7 @@
       <w:r>
         <w:rPr>
           <w:rFonts w:ascii="Courier New" w:hAnsi="Courier New" w:cs="Courier New"/>
-          <w:color w:val="000000"/>
-          <w:sz w:val="20"/>
-          <w:szCs w:val="20"/>
-        </w:rPr>
-        <w:t xml:space="preserve"> </w:t>
-      </w:r>
-      <w:r>
-        <w:rPr>
-          <w:rFonts w:ascii="Courier New" w:hAnsi="Courier New" w:cs="Courier New"/>
-          <w:color w:val="808080"/>
-          <w:sz w:val="20"/>
-          <w:szCs w:val="20"/>
-        </w:rPr>
-        <w:t>"Martes"</w:t>
-      </w:r>
-      <w:r>
-        <w:rPr>
-          <w:rFonts w:ascii="Courier New" w:hAnsi="Courier New" w:cs="Courier New"/>
-          <w:b/>
-          <w:bCs/>
-          <w:color w:val="000080"/>
-          <w:sz w:val="20"/>
-          <w:szCs w:val="20"/>
-        </w:rPr>
-        <w:t>,</w:t>
-      </w:r>
-      <w:r>
-        <w:rPr>
-          <w:rFonts w:ascii="Courier New" w:hAnsi="Courier New" w:cs="Courier New"/>
-          <w:color w:val="000000"/>
+          <w:color w:val="FF0000"/>
           <w:sz w:val="20"/>
           <w:szCs w:val="20"/>
         </w:rPr>
@@ -1208,15 +1375,16 @@
         <w:ind w:left="708"/>
         <w:rPr>
           <w:rFonts w:ascii="Courier New" w:hAnsi="Courier New" w:cs="Courier New"/>
-          <w:color w:val="000000"/>
-          <w:sz w:val="20"/>
-          <w:szCs w:val="20"/>
-        </w:rPr>
-      </w:pPr>
-      <w:r>
-        <w:rPr>
-          <w:rFonts w:ascii="Courier New" w:hAnsi="Courier New" w:cs="Courier New"/>
-          <w:color w:val="000000"/>
+          <w:color w:val="FF0000"/>
+          <w:sz w:val="20"/>
+          <w:szCs w:val="20"/>
+          <w:lang w:val="en-US"/>
+        </w:rPr>
+      </w:pPr>
+      <w:r>
+        <w:rPr>
+          <w:rFonts w:ascii="Courier New" w:hAnsi="Courier New" w:cs="Courier New"/>
+          <w:color w:val="FF0000"/>
           <w:sz w:val="20"/>
           <w:szCs w:val="20"/>
         </w:rPr>
@@ -1225,111 +1393,435 @@
       <w:r>
         <w:rPr>
           <w:rFonts w:ascii="Courier New" w:hAnsi="Courier New" w:cs="Courier New"/>
-          <w:color w:val="808080"/>
-          <w:sz w:val="20"/>
-          <w:szCs w:val="20"/>
-        </w:rPr>
-        <w:t>"</w:t>
+          <w:color w:val="FF0000"/>
+          <w:sz w:val="20"/>
+          <w:szCs w:val="20"/>
+          <w:lang w:val="en-US"/>
+        </w:rPr>
+        <w:t>"Sábado"</w:t>
+      </w:r>
+      <w:r>
+        <w:rPr>
+          <w:rFonts w:ascii="Courier New" w:hAnsi="Courier New" w:cs="Courier New"/>
+          <w:b/>
+          <w:bCs/>
+          <w:color w:val="FF0000"/>
+          <w:sz w:val="20"/>
+          <w:szCs w:val="20"/>
+          <w:lang w:val="en-US"/>
+        </w:rPr>
+        <w:t>};</w:t>
+      </w:r>
+    </w:p>
+    <w:p>
+      <w:pPr>
+        <w:shd w:val="clear" w:color="auto" w:fill="FFFFFF"/>
+        <w:ind w:left="708"/>
+        <w:rPr>
+          <w:rFonts w:ascii="Courier New" w:hAnsi="Courier New" w:cs="Courier New"/>
+          <w:color w:val="FF0000"/>
+          <w:sz w:val="20"/>
+          <w:szCs w:val="20"/>
+          <w:lang w:val="en-US"/>
+        </w:rPr>
+      </w:pPr>
+      <w:r>
+        <w:rPr>
+          <w:rFonts w:ascii="Courier New" w:hAnsi="Courier New" w:cs="Courier New"/>
+          <w:color w:val="FF0000"/>
+          <w:sz w:val="20"/>
+          <w:szCs w:val="20"/>
+          <w:lang w:val="en-US"/>
+        </w:rPr>
+        <w:t xml:space="preserve">  </w:t>
+      </w:r>
+    </w:p>
+    <w:p>
+      <w:pPr>
+        <w:shd w:val="clear" w:color="auto" w:fill="FFFFFF"/>
+        <w:ind w:left="708"/>
+        <w:rPr>
+          <w:rFonts w:ascii="Courier New" w:hAnsi="Courier New" w:cs="Courier New"/>
+          <w:color w:val="FF0000"/>
+          <w:sz w:val="20"/>
+          <w:szCs w:val="20"/>
+          <w:lang w:val="en-US"/>
+        </w:rPr>
+      </w:pPr>
+      <w:r>
+        <w:rPr>
+          <w:rFonts w:ascii="Courier New" w:hAnsi="Courier New" w:cs="Courier New"/>
+          <w:color w:val="FF0000"/>
+          <w:sz w:val="20"/>
+          <w:szCs w:val="20"/>
+          <w:lang w:val="en-US"/>
+        </w:rPr>
+        <w:t xml:space="preserve">  public static void </w:t>
+      </w:r>
+      <w:proofErr w:type="gramStart"/>
+      <w:r>
+        <w:rPr>
+          <w:rFonts w:ascii="Courier New" w:hAnsi="Courier New" w:cs="Courier New"/>
+          <w:color w:val="FF0000"/>
+          <w:sz w:val="20"/>
+          <w:szCs w:val="20"/>
+          <w:lang w:val="en-US"/>
+        </w:rPr>
+        <w:t>main</w:t>
+      </w:r>
+      <w:r>
+        <w:rPr>
+          <w:rFonts w:ascii="Courier New" w:hAnsi="Courier New" w:cs="Courier New"/>
+          <w:b/>
+          <w:bCs/>
+          <w:color w:val="FF0000"/>
+          <w:sz w:val="20"/>
+          <w:szCs w:val="20"/>
+          <w:lang w:val="en-US"/>
+        </w:rPr>
+        <w:t>(</w:t>
+      </w:r>
+      <w:r>
+        <w:rPr>
+          <w:rFonts w:ascii="Courier New" w:hAnsi="Courier New" w:cs="Courier New"/>
+          <w:color w:val="FF0000"/>
+          <w:sz w:val="20"/>
+          <w:szCs w:val="20"/>
+          <w:lang w:val="en-US"/>
+        </w:rPr>
+        <w:t>String</w:t>
+      </w:r>
+      <w:r>
+        <w:rPr>
+          <w:rFonts w:ascii="Courier New" w:hAnsi="Courier New" w:cs="Courier New"/>
+          <w:b/>
+          <w:bCs/>
+          <w:color w:val="FF0000"/>
+          <w:sz w:val="20"/>
+          <w:szCs w:val="20"/>
+          <w:lang w:val="en-US"/>
+        </w:rPr>
+        <w:t>[</w:t>
+      </w:r>
+      <w:proofErr w:type="gramEnd"/>
+      <w:r>
+        <w:rPr>
+          <w:rFonts w:ascii="Courier New" w:hAnsi="Courier New" w:cs="Courier New"/>
+          <w:b/>
+          <w:bCs/>
+          <w:color w:val="FF0000"/>
+          <w:sz w:val="20"/>
+          <w:szCs w:val="20"/>
+          <w:lang w:val="en-US"/>
+        </w:rPr>
+        <w:t>]</w:t>
+      </w:r>
+      <w:r>
+        <w:rPr>
+          <w:rFonts w:ascii="Courier New" w:hAnsi="Courier New" w:cs="Courier New"/>
+          <w:color w:val="FF0000"/>
+          <w:sz w:val="20"/>
+          <w:szCs w:val="20"/>
+          <w:lang w:val="en-US"/>
+        </w:rPr>
+        <w:t xml:space="preserve"> </w:t>
+      </w:r>
+      <w:proofErr w:type="spellStart"/>
+      <w:r>
+        <w:rPr>
+          <w:rFonts w:ascii="Courier New" w:hAnsi="Courier New" w:cs="Courier New"/>
+          <w:color w:val="FF0000"/>
+          <w:sz w:val="20"/>
+          <w:szCs w:val="20"/>
+          <w:lang w:val="en-US"/>
+        </w:rPr>
+        <w:t>argv</w:t>
+      </w:r>
+      <w:proofErr w:type="spellEnd"/>
+      <w:r>
+        <w:rPr>
+          <w:rFonts w:ascii="Courier New" w:hAnsi="Courier New" w:cs="Courier New"/>
+          <w:b/>
+          <w:bCs/>
+          <w:color w:val="FF0000"/>
+          <w:sz w:val="20"/>
+          <w:szCs w:val="20"/>
+          <w:lang w:val="en-US"/>
+        </w:rPr>
+        <w:t>)</w:t>
+      </w:r>
+      <w:r>
+        <w:rPr>
+          <w:rFonts w:ascii="Courier New" w:hAnsi="Courier New" w:cs="Courier New"/>
+          <w:color w:val="FF0000"/>
+          <w:sz w:val="20"/>
+          <w:szCs w:val="20"/>
+          <w:lang w:val="en-US"/>
+        </w:rPr>
+        <w:t xml:space="preserve"> </w:t>
+      </w:r>
+      <w:r>
+        <w:rPr>
+          <w:rFonts w:ascii="Courier New" w:hAnsi="Courier New" w:cs="Courier New"/>
+          <w:b/>
+          <w:bCs/>
+          <w:color w:val="FF0000"/>
+          <w:sz w:val="20"/>
+          <w:szCs w:val="20"/>
+          <w:lang w:val="en-US"/>
+        </w:rPr>
+        <w:t>throws</w:t>
+      </w:r>
+      <w:r>
+        <w:rPr>
+          <w:rFonts w:ascii="Courier New" w:hAnsi="Courier New" w:cs="Courier New"/>
+          <w:color w:val="FF0000"/>
+          <w:sz w:val="20"/>
+          <w:szCs w:val="20"/>
+          <w:lang w:val="en-US"/>
+        </w:rPr>
+        <w:t xml:space="preserve"> Exception </w:t>
+      </w:r>
+      <w:r>
+        <w:rPr>
+          <w:rFonts w:ascii="Courier New" w:hAnsi="Courier New" w:cs="Courier New"/>
+          <w:b/>
+          <w:bCs/>
+          <w:color w:val="FF0000"/>
+          <w:sz w:val="20"/>
+          <w:szCs w:val="20"/>
+          <w:lang w:val="en-US"/>
+        </w:rPr>
+        <w:t>{</w:t>
+      </w:r>
+    </w:p>
+    <w:p>
+      <w:pPr>
+        <w:shd w:val="clear" w:color="auto" w:fill="FFFFFF"/>
+        <w:ind w:left="708"/>
+        <w:rPr>
+          <w:rFonts w:ascii="Courier New" w:hAnsi="Courier New" w:cs="Courier New"/>
+          <w:color w:val="FF0000"/>
+          <w:sz w:val="20"/>
+          <w:szCs w:val="20"/>
+          <w:lang w:val="en-US"/>
+        </w:rPr>
+      </w:pPr>
+    </w:p>
+    <w:p>
+      <w:pPr>
+        <w:shd w:val="clear" w:color="auto" w:fill="FFFFFF"/>
+        <w:ind w:left="708"/>
+        <w:rPr>
+          <w:rFonts w:ascii="Courier New" w:hAnsi="Courier New" w:cs="Courier New"/>
+          <w:color w:val="FF0000"/>
+          <w:sz w:val="20"/>
+          <w:szCs w:val="20"/>
+          <w:lang w:val="en-US"/>
+        </w:rPr>
+      </w:pPr>
+      <w:r>
+        <w:rPr>
+          <w:rFonts w:ascii="Courier New" w:hAnsi="Courier New" w:cs="Courier New"/>
+          <w:color w:val="FF0000"/>
+          <w:sz w:val="20"/>
+          <w:szCs w:val="20"/>
+          <w:lang w:val="en-US"/>
+        </w:rPr>
+        <w:t xml:space="preserve">    </w:t>
+      </w:r>
+      <w:r>
+        <w:rPr>
+          <w:rFonts w:ascii="Courier New" w:hAnsi="Courier New" w:cs="Courier New"/>
+          <w:b/>
+          <w:bCs/>
+          <w:color w:val="FF0000"/>
+          <w:sz w:val="20"/>
+          <w:szCs w:val="20"/>
+          <w:lang w:val="en-US"/>
+        </w:rPr>
+        <w:t>try</w:t>
+      </w:r>
+      <w:r>
+        <w:rPr>
+          <w:rFonts w:ascii="Courier New" w:hAnsi="Courier New" w:cs="Courier New"/>
+          <w:color w:val="FF0000"/>
+          <w:sz w:val="20"/>
+          <w:szCs w:val="20"/>
+          <w:lang w:val="en-US"/>
+        </w:rPr>
+        <w:t xml:space="preserve"> </w:t>
+      </w:r>
+      <w:r>
+        <w:rPr>
+          <w:rFonts w:ascii="Courier New" w:hAnsi="Courier New" w:cs="Courier New"/>
+          <w:b/>
+          <w:bCs/>
+          <w:color w:val="FF0000"/>
+          <w:sz w:val="20"/>
+          <w:szCs w:val="20"/>
+          <w:lang w:val="en-US"/>
+        </w:rPr>
+        <w:t>{</w:t>
+      </w:r>
+    </w:p>
+    <w:p>
+      <w:pPr>
+        <w:shd w:val="clear" w:color="auto" w:fill="FFFFFF"/>
+        <w:ind w:left="708"/>
+        <w:rPr>
+          <w:rFonts w:ascii="Courier New" w:hAnsi="Courier New" w:cs="Courier New"/>
+          <w:color w:val="FF0000"/>
+          <w:sz w:val="20"/>
+          <w:szCs w:val="20"/>
+          <w:lang w:val="en-US"/>
+        </w:rPr>
+      </w:pPr>
+      <w:r>
+        <w:rPr>
+          <w:rFonts w:ascii="Courier New" w:hAnsi="Courier New" w:cs="Courier New"/>
+          <w:color w:val="FF0000"/>
+          <w:sz w:val="20"/>
+          <w:szCs w:val="20"/>
+          <w:lang w:val="en-US"/>
+        </w:rPr>
+        <w:t xml:space="preserve">      </w:t>
+      </w:r>
+      <w:proofErr w:type="spellStart"/>
+      <w:r>
+        <w:rPr>
+          <w:rFonts w:ascii="Courier New" w:hAnsi="Courier New" w:cs="Courier New"/>
+          <w:color w:val="FF0000"/>
+          <w:sz w:val="20"/>
+          <w:szCs w:val="20"/>
+          <w:lang w:val="en-US"/>
+        </w:rPr>
+        <w:t>ServerSocket</w:t>
+      </w:r>
+      <w:proofErr w:type="spellEnd"/>
+      <w:r>
+        <w:rPr>
+          <w:rFonts w:ascii="Courier New" w:hAnsi="Courier New" w:cs="Courier New"/>
+          <w:color w:val="FF0000"/>
+          <w:sz w:val="20"/>
+          <w:szCs w:val="20"/>
+          <w:lang w:val="en-US"/>
+        </w:rPr>
+        <w:t xml:space="preserve"> </w:t>
+      </w:r>
+      <w:proofErr w:type="spellStart"/>
+      <w:r>
+        <w:rPr>
+          <w:rFonts w:ascii="Courier New" w:hAnsi="Courier New" w:cs="Courier New"/>
+          <w:color w:val="FF0000"/>
+          <w:sz w:val="20"/>
+          <w:szCs w:val="20"/>
+          <w:lang w:val="en-US"/>
+        </w:rPr>
+        <w:t>srvSocket</w:t>
+      </w:r>
+      <w:proofErr w:type="spellEnd"/>
+      <w:r>
+        <w:rPr>
+          <w:rFonts w:ascii="Courier New" w:hAnsi="Courier New" w:cs="Courier New"/>
+          <w:color w:val="FF0000"/>
+          <w:sz w:val="20"/>
+          <w:szCs w:val="20"/>
+          <w:lang w:val="en-US"/>
+        </w:rPr>
+        <w:t xml:space="preserve"> </w:t>
+      </w:r>
+      <w:r>
+        <w:rPr>
+          <w:rFonts w:ascii="Courier New" w:hAnsi="Courier New" w:cs="Courier New"/>
+          <w:b/>
+          <w:bCs/>
+          <w:color w:val="FF0000"/>
+          <w:sz w:val="20"/>
+          <w:szCs w:val="20"/>
+          <w:lang w:val="en-US"/>
+        </w:rPr>
+        <w:t>=</w:t>
+      </w:r>
+      <w:r>
+        <w:rPr>
+          <w:rFonts w:ascii="Courier New" w:hAnsi="Courier New" w:cs="Courier New"/>
+          <w:color w:val="FF0000"/>
+          <w:sz w:val="20"/>
+          <w:szCs w:val="20"/>
+          <w:lang w:val="en-US"/>
+        </w:rPr>
+        <w:t xml:space="preserve"> </w:t>
+      </w:r>
+      <w:r>
+        <w:rPr>
+          <w:rFonts w:ascii="Courier New" w:hAnsi="Courier New" w:cs="Courier New"/>
+          <w:b/>
+          <w:bCs/>
+          <w:color w:val="FF0000"/>
+          <w:sz w:val="20"/>
+          <w:szCs w:val="20"/>
+          <w:lang w:val="en-US"/>
+        </w:rPr>
+        <w:t>new</w:t>
+      </w:r>
+      <w:r>
+        <w:rPr>
+          <w:rFonts w:ascii="Courier New" w:hAnsi="Courier New" w:cs="Courier New"/>
+          <w:color w:val="FF0000"/>
+          <w:sz w:val="20"/>
+          <w:szCs w:val="20"/>
+          <w:lang w:val="en-US"/>
+        </w:rPr>
+        <w:t xml:space="preserve"> </w:t>
       </w:r>
       <w:proofErr w:type="spellStart"/>
       <w:proofErr w:type="gramStart"/>
       <w:r>
         <w:rPr>
           <w:rFonts w:ascii="Courier New" w:hAnsi="Courier New" w:cs="Courier New"/>
-          <w:color w:val="808080"/>
-          <w:sz w:val="20"/>
-          <w:szCs w:val="20"/>
-        </w:rPr>
-        <w:t>Miércoles</w:t>
+          <w:color w:val="FF0000"/>
+          <w:sz w:val="20"/>
+          <w:szCs w:val="20"/>
+          <w:lang w:val="en-US"/>
+        </w:rPr>
+        <w:t>ServerSocket</w:t>
+      </w:r>
+      <w:proofErr w:type="spellEnd"/>
+      <w:r>
+        <w:rPr>
+          <w:rFonts w:ascii="Courier New" w:hAnsi="Courier New" w:cs="Courier New"/>
+          <w:b/>
+          <w:bCs/>
+          <w:color w:val="FF0000"/>
+          <w:sz w:val="20"/>
+          <w:szCs w:val="20"/>
+          <w:lang w:val="en-US"/>
+        </w:rPr>
+        <w:t>(</w:t>
       </w:r>
       <w:proofErr w:type="gramEnd"/>
       <w:r>
         <w:rPr>
           <w:rFonts w:ascii="Courier New" w:hAnsi="Courier New" w:cs="Courier New"/>
-          <w:color w:val="808080"/>
-          <w:sz w:val="20"/>
-          <w:szCs w:val="20"/>
-        </w:rPr>
-        <w:t>"</w:t>
-      </w:r>
-      <w:r>
-        <w:rPr>
-          <w:rFonts w:ascii="Courier New" w:hAnsi="Courier New" w:cs="Courier New"/>
-          <w:b/>
-          <w:bCs/>
-          <w:color w:val="000080"/>
-          <w:sz w:val="20"/>
-          <w:szCs w:val="20"/>
-        </w:rPr>
-        <w:t>,</w:t>
-      </w:r>
-      <w:r>
-        <w:rPr>
-          <w:rFonts w:ascii="Courier New" w:hAnsi="Courier New" w:cs="Courier New"/>
-          <w:color w:val="808080"/>
-          <w:sz w:val="20"/>
-          <w:szCs w:val="20"/>
-        </w:rPr>
-        <w:t>"Jueves</w:t>
-      </w:r>
-      <w:proofErr w:type="spellEnd"/>
-      <w:r>
-        <w:rPr>
-          <w:rFonts w:ascii="Courier New" w:hAnsi="Courier New" w:cs="Courier New"/>
-          <w:color w:val="808080"/>
-          <w:sz w:val="20"/>
-          <w:szCs w:val="20"/>
-        </w:rPr>
-        <w:t>"</w:t>
-      </w:r>
-      <w:r>
-        <w:rPr>
-          <w:rFonts w:ascii="Courier New" w:hAnsi="Courier New" w:cs="Courier New"/>
-          <w:b/>
-          <w:bCs/>
-          <w:color w:val="000080"/>
-          <w:sz w:val="20"/>
-          <w:szCs w:val="20"/>
-        </w:rPr>
-        <w:t>,</w:t>
-      </w:r>
-      <w:r>
-        <w:rPr>
-          <w:rFonts w:ascii="Courier New" w:hAnsi="Courier New" w:cs="Courier New"/>
-          <w:color w:val="000000"/>
-          <w:sz w:val="20"/>
-          <w:szCs w:val="20"/>
-        </w:rPr>
-        <w:t xml:space="preserve"> </w:t>
-      </w:r>
-      <w:r>
-        <w:rPr>
-          <w:rFonts w:ascii="Courier New" w:hAnsi="Courier New" w:cs="Courier New"/>
-          <w:color w:val="808080"/>
-          <w:sz w:val="20"/>
-          <w:szCs w:val="20"/>
-        </w:rPr>
-        <w:t>"Viernes"</w:t>
-      </w:r>
-      <w:r>
-        <w:rPr>
-          <w:rFonts w:ascii="Courier New" w:hAnsi="Courier New" w:cs="Courier New"/>
-          <w:b/>
-          <w:bCs/>
-          <w:color w:val="000080"/>
-          <w:sz w:val="20"/>
-          <w:szCs w:val="20"/>
-        </w:rPr>
-        <w:t>,</w:t>
-      </w:r>
-      <w:r>
-        <w:rPr>
-          <w:rFonts w:ascii="Courier New" w:hAnsi="Courier New" w:cs="Courier New"/>
-          <w:color w:val="000000"/>
-          <w:sz w:val="20"/>
-          <w:szCs w:val="20"/>
-        </w:rPr>
-        <w:t xml:space="preserve"> </w:t>
+          <w:color w:val="FF0000"/>
+          <w:sz w:val="20"/>
+          <w:szCs w:val="20"/>
+          <w:lang w:val="en-US"/>
+        </w:rPr>
+        <w:t>10000</w:t>
+      </w:r>
+      <w:r>
+        <w:rPr>
+          <w:rFonts w:ascii="Courier New" w:hAnsi="Courier New" w:cs="Courier New"/>
+          <w:b/>
+          <w:bCs/>
+          <w:color w:val="FF0000"/>
+          <w:sz w:val="20"/>
+          <w:szCs w:val="20"/>
+          <w:lang w:val="en-US"/>
+        </w:rPr>
+        <w:t>);</w:t>
       </w:r>
     </w:p>
     <w:p>
@@ -1338,59 +1830,21 @@
         <w:ind w:left="708"/>
         <w:rPr>
           <w:rFonts w:ascii="Courier New" w:hAnsi="Courier New" w:cs="Courier New"/>
-          <w:color w:val="000000"/>
-          <w:sz w:val="20"/>
-          <w:szCs w:val="20"/>
-        </w:rPr>
-      </w:pPr>
-      <w:r>
-        <w:rPr>
-          <w:rFonts w:ascii="Courier New" w:hAnsi="Courier New" w:cs="Courier New"/>
-          <w:color w:val="000000"/>
-          <w:sz w:val="20"/>
-          <w:szCs w:val="20"/>
-        </w:rPr>
-        <w:t xml:space="preserve">                                           </w:t>
-      </w:r>
-      <w:r>
-        <w:rPr>
-          <w:rFonts w:ascii="Courier New" w:hAnsi="Courier New" w:cs="Courier New"/>
-          <w:color w:val="808080"/>
-          <w:sz w:val="20"/>
-          <w:szCs w:val="20"/>
-        </w:rPr>
-        <w:t>"</w:t>
-      </w:r>
-      <w:proofErr w:type="gramStart"/>
-      <w:r>
-        <w:rPr>
-          <w:rFonts w:ascii="Courier New" w:hAnsi="Courier New" w:cs="Courier New"/>
-          <w:color w:val="808080"/>
-          <w:sz w:val="20"/>
-          <w:szCs w:val="20"/>
-        </w:rPr>
-        <w:t>Sábado</w:t>
-      </w:r>
-      <w:proofErr w:type="gramEnd"/>
-      <w:r>
-        <w:rPr>
-          <w:rFonts w:ascii="Courier New" w:hAnsi="Courier New" w:cs="Courier New"/>
-          <w:color w:val="808080"/>
-          <w:sz w:val="20"/>
-          <w:szCs w:val="20"/>
-        </w:rPr>
-        <w:t>"</w:t>
-      </w:r>
-      <w:r>
-        <w:rPr>
-          <w:rFonts w:ascii="Courier New" w:hAnsi="Courier New" w:cs="Courier New"/>
-          <w:b/>
-          <w:bCs/>
-          <w:color w:val="000080"/>
-          <w:sz w:val="20"/>
-          <w:szCs w:val="20"/>
-        </w:rPr>
-        <w:t>};</w:t>
+          <w:color w:val="FF0000"/>
+          <w:sz w:val="20"/>
+          <w:szCs w:val="20"/>
+          <w:lang w:val="en-US"/>
+        </w:rPr>
+      </w:pPr>
+      <w:r>
+        <w:rPr>
+          <w:rFonts w:ascii="Courier New" w:hAnsi="Courier New" w:cs="Courier New"/>
+          <w:color w:val="FF0000"/>
+          <w:sz w:val="20"/>
+          <w:szCs w:val="20"/>
+          <w:lang w:val="en-US"/>
+        </w:rPr>
+        <w:t xml:space="preserve">      </w:t>
       </w:r>
     </w:p>
     <w:p>
@@ -1399,19 +1853,77 @@
         <w:ind w:left="708"/>
         <w:rPr>
           <w:rFonts w:ascii="Courier New" w:hAnsi="Courier New" w:cs="Courier New"/>
-          <w:color w:val="000000"/>
-          <w:sz w:val="20"/>
-          <w:szCs w:val="20"/>
-        </w:rPr>
-      </w:pPr>
-      <w:r>
-        <w:rPr>
-          <w:rFonts w:ascii="Courier New" w:hAnsi="Courier New" w:cs="Courier New"/>
-          <w:color w:val="000000"/>
-          <w:sz w:val="20"/>
-          <w:szCs w:val="20"/>
-        </w:rPr>
-        <w:t xml:space="preserve">  </w:t>
+          <w:color w:val="FF0000"/>
+          <w:sz w:val="20"/>
+          <w:szCs w:val="20"/>
+          <w:lang w:val="en-US"/>
+        </w:rPr>
+      </w:pPr>
+      <w:r>
+        <w:rPr>
+          <w:rFonts w:ascii="Courier New" w:hAnsi="Courier New" w:cs="Courier New"/>
+          <w:color w:val="FF0000"/>
+          <w:sz w:val="20"/>
+          <w:szCs w:val="20"/>
+          <w:lang w:val="en-US"/>
+        </w:rPr>
+        <w:t xml:space="preserve">      </w:t>
+      </w:r>
+      <w:r>
+        <w:rPr>
+          <w:rFonts w:ascii="Courier New" w:hAnsi="Courier New" w:cs="Courier New"/>
+          <w:b/>
+          <w:bCs/>
+          <w:color w:val="FF0000"/>
+          <w:sz w:val="20"/>
+          <w:szCs w:val="20"/>
+          <w:lang w:val="en-US"/>
+        </w:rPr>
+        <w:t>while</w:t>
+      </w:r>
+      <w:r>
+        <w:rPr>
+          <w:rFonts w:ascii="Courier New" w:hAnsi="Courier New" w:cs="Courier New"/>
+          <w:color w:val="FF0000"/>
+          <w:sz w:val="20"/>
+          <w:szCs w:val="20"/>
+          <w:lang w:val="en-US"/>
+        </w:rPr>
+        <w:t xml:space="preserve"> </w:t>
+      </w:r>
+      <w:r>
+        <w:rPr>
+          <w:rFonts w:ascii="Courier New" w:hAnsi="Courier New" w:cs="Courier New"/>
+          <w:b/>
+          <w:bCs/>
+          <w:color w:val="FF0000"/>
+          <w:sz w:val="20"/>
+          <w:szCs w:val="20"/>
+          <w:lang w:val="en-US"/>
+        </w:rPr>
+        <w:t>(true)</w:t>
+      </w:r>
+      <w:r>
+        <w:rPr>
+          <w:rFonts w:ascii="Courier New" w:hAnsi="Courier New" w:cs="Courier New"/>
+          <w:color w:val="FF0000"/>
+          <w:sz w:val="20"/>
+          <w:szCs w:val="20"/>
+          <w:lang w:val="en-US"/>
+        </w:rPr>
+        <w:t xml:space="preserve"> </w:t>
+      </w:r>
+      <w:r>
+        <w:rPr>
+          <w:rFonts w:ascii="Courier New" w:hAnsi="Courier New" w:cs="Courier New"/>
+          <w:b/>
+          <w:bCs/>
+          <w:color w:val="FF0000"/>
+          <w:sz w:val="20"/>
+          <w:szCs w:val="20"/>
+          <w:lang w:val="en-US"/>
+        </w:rPr>
+        <w:t>{</w:t>
       </w:r>
     </w:p>
     <w:p>
@@ -1420,75 +1932,662 @@
         <w:ind w:left="708"/>
         <w:rPr>
           <w:rFonts w:ascii="Courier New" w:hAnsi="Courier New" w:cs="Courier New"/>
-          <w:color w:val="000000"/>
-          <w:sz w:val="20"/>
-          <w:szCs w:val="20"/>
-        </w:rPr>
-      </w:pPr>
-      <w:r>
-        <w:rPr>
-          <w:rFonts w:ascii="Courier New" w:hAnsi="Courier New" w:cs="Courier New"/>
-          <w:color w:val="000000"/>
-          <w:sz w:val="20"/>
-          <w:szCs w:val="20"/>
-        </w:rPr>
-        <w:t xml:space="preserve">  </w:t>
-      </w:r>
-      <w:r>
-        <w:rPr>
-          <w:rFonts w:ascii="Courier New" w:hAnsi="Courier New" w:cs="Courier New"/>
-          <w:color w:val="8000FF"/>
-          <w:sz w:val="20"/>
-          <w:szCs w:val="20"/>
-        </w:rPr>
-        <w:t>public</w:t>
-      </w:r>
-      <w:r>
-        <w:rPr>
-          <w:rFonts w:ascii="Courier New" w:hAnsi="Courier New" w:cs="Courier New"/>
-          <w:color w:val="000000"/>
-          <w:sz w:val="20"/>
-          <w:szCs w:val="20"/>
+          <w:color w:val="FF0000"/>
+          <w:sz w:val="20"/>
+          <w:szCs w:val="20"/>
+          <w:lang w:val="en-US"/>
+        </w:rPr>
+      </w:pPr>
+      <w:r>
+        <w:rPr>
+          <w:rFonts w:ascii="Courier New" w:hAnsi="Courier New" w:cs="Courier New"/>
+          <w:color w:val="FF0000"/>
+          <w:sz w:val="20"/>
+          <w:szCs w:val="20"/>
+          <w:lang w:val="en-US"/>
+        </w:rPr>
+        <w:t xml:space="preserve">        Socket </w:t>
+      </w:r>
+      <w:proofErr w:type="spellStart"/>
+      <w:r>
+        <w:rPr>
+          <w:rFonts w:ascii="Courier New" w:hAnsi="Courier New" w:cs="Courier New"/>
+          <w:color w:val="FF0000"/>
+          <w:sz w:val="20"/>
+          <w:szCs w:val="20"/>
+          <w:lang w:val="en-US"/>
+        </w:rPr>
+        <w:t>cliSocket</w:t>
+      </w:r>
+      <w:proofErr w:type="spellEnd"/>
+      <w:r>
+        <w:rPr>
+          <w:rFonts w:ascii="Courier New" w:hAnsi="Courier New" w:cs="Courier New"/>
+          <w:color w:val="FF0000"/>
+          <w:sz w:val="20"/>
+          <w:szCs w:val="20"/>
+          <w:lang w:val="en-US"/>
         </w:rPr>
         <w:t xml:space="preserve"> </w:t>
       </w:r>
+      <w:r>
+        <w:rPr>
+          <w:rFonts w:ascii="Courier New" w:hAnsi="Courier New" w:cs="Courier New"/>
+          <w:b/>
+          <w:bCs/>
+          <w:color w:val="FF0000"/>
+          <w:sz w:val="20"/>
+          <w:szCs w:val="20"/>
+          <w:lang w:val="en-US"/>
+        </w:rPr>
+        <w:t>=</w:t>
+      </w:r>
+      <w:r>
+        <w:rPr>
+          <w:rFonts w:ascii="Courier New" w:hAnsi="Courier New" w:cs="Courier New"/>
+          <w:color w:val="FF0000"/>
+          <w:sz w:val="20"/>
+          <w:szCs w:val="20"/>
+          <w:lang w:val="en-US"/>
+        </w:rPr>
+        <w:t xml:space="preserve"> </w:t>
+      </w:r>
       <w:proofErr w:type="spellStart"/>
       <w:r>
         <w:rPr>
           <w:rFonts w:ascii="Courier New" w:hAnsi="Courier New" w:cs="Courier New"/>
-          <w:color w:val="8000FF"/>
-          <w:sz w:val="20"/>
-          <w:szCs w:val="20"/>
-        </w:rPr>
-        <w:t>static</w:t>
+          <w:color w:val="FF0000"/>
+          <w:sz w:val="20"/>
+          <w:szCs w:val="20"/>
+          <w:lang w:val="en-US"/>
+        </w:rPr>
+        <w:t>srvSocket</w:t>
+      </w:r>
+      <w:r>
+        <w:rPr>
+          <w:rFonts w:ascii="Courier New" w:hAnsi="Courier New" w:cs="Courier New"/>
+          <w:b/>
+          <w:bCs/>
+          <w:color w:val="FF0000"/>
+          <w:sz w:val="20"/>
+          <w:szCs w:val="20"/>
+          <w:lang w:val="en-US"/>
+        </w:rPr>
+        <w:t>.</w:t>
+      </w:r>
+      <w:r>
+        <w:rPr>
+          <w:rFonts w:ascii="Courier New" w:hAnsi="Courier New" w:cs="Courier New"/>
+          <w:color w:val="FF0000"/>
+          <w:sz w:val="20"/>
+          <w:szCs w:val="20"/>
+          <w:lang w:val="en-US"/>
+        </w:rPr>
+        <w:t>accept</w:t>
       </w:r>
       <w:proofErr w:type="spellEnd"/>
       <w:r>
         <w:rPr>
           <w:rFonts w:ascii="Courier New" w:hAnsi="Courier New" w:cs="Courier New"/>
-          <w:color w:val="000000"/>
-          <w:sz w:val="20"/>
-          <w:szCs w:val="20"/>
+          <w:b/>
+          <w:bCs/>
+          <w:color w:val="FF0000"/>
+          <w:sz w:val="20"/>
+          <w:szCs w:val="20"/>
+          <w:lang w:val="en-US"/>
+        </w:rPr>
+        <w:t>();</w:t>
+      </w:r>
+    </w:p>
+    <w:p>
+      <w:pPr>
+        <w:shd w:val="clear" w:color="auto" w:fill="FFFFFF"/>
+        <w:ind w:left="708"/>
+        <w:rPr>
+          <w:rFonts w:ascii="Courier New" w:hAnsi="Courier New" w:cs="Courier New"/>
+          <w:color w:val="FF0000"/>
+          <w:sz w:val="20"/>
+          <w:szCs w:val="20"/>
+          <w:lang w:val="en-US"/>
+        </w:rPr>
+      </w:pPr>
+    </w:p>
+    <w:p>
+      <w:pPr>
+        <w:shd w:val="clear" w:color="auto" w:fill="FFFFFF"/>
+        <w:ind w:left="708"/>
+        <w:rPr>
+          <w:rFonts w:ascii="Courier New" w:hAnsi="Courier New" w:cs="Courier New"/>
+          <w:color w:val="FF0000"/>
+          <w:sz w:val="20"/>
+          <w:szCs w:val="20"/>
+          <w:lang w:val="en-US"/>
+        </w:rPr>
+      </w:pPr>
+      <w:r>
+        <w:rPr>
+          <w:rFonts w:ascii="Courier New" w:hAnsi="Courier New" w:cs="Courier New"/>
+          <w:color w:val="FF0000"/>
+          <w:sz w:val="20"/>
+          <w:szCs w:val="20"/>
+          <w:lang w:val="en-US"/>
+        </w:rPr>
+        <w:t xml:space="preserve">        Scanner in </w:t>
+      </w:r>
+      <w:r>
+        <w:rPr>
+          <w:rFonts w:ascii="Courier New" w:hAnsi="Courier New" w:cs="Courier New"/>
+          <w:b/>
+          <w:bCs/>
+          <w:color w:val="FF0000"/>
+          <w:sz w:val="20"/>
+          <w:szCs w:val="20"/>
+          <w:lang w:val="en-US"/>
+        </w:rPr>
+        <w:t>=</w:t>
+      </w:r>
+      <w:r>
+        <w:rPr>
+          <w:rFonts w:ascii="Courier New" w:hAnsi="Courier New" w:cs="Courier New"/>
+          <w:color w:val="FF0000"/>
+          <w:sz w:val="20"/>
+          <w:szCs w:val="20"/>
+          <w:lang w:val="en-US"/>
         </w:rPr>
         <w:t xml:space="preserve"> </w:t>
       </w:r>
+      <w:r>
+        <w:rPr>
+          <w:rFonts w:ascii="Courier New" w:hAnsi="Courier New" w:cs="Courier New"/>
+          <w:b/>
+          <w:bCs/>
+          <w:color w:val="FF0000"/>
+          <w:sz w:val="20"/>
+          <w:szCs w:val="20"/>
+          <w:lang w:val="en-US"/>
+        </w:rPr>
+        <w:t>new</w:t>
+      </w:r>
+      <w:r>
+        <w:rPr>
+          <w:rFonts w:ascii="Courier New" w:hAnsi="Courier New" w:cs="Courier New"/>
+          <w:color w:val="FF0000"/>
+          <w:sz w:val="20"/>
+          <w:szCs w:val="20"/>
+          <w:lang w:val="en-US"/>
+        </w:rPr>
+        <w:t xml:space="preserve"> Scanner </w:t>
+      </w:r>
+      <w:r>
+        <w:rPr>
+          <w:rFonts w:ascii="Courier New" w:hAnsi="Courier New" w:cs="Courier New"/>
+          <w:b/>
+          <w:bCs/>
+          <w:color w:val="FF0000"/>
+          <w:sz w:val="20"/>
+          <w:szCs w:val="20"/>
+          <w:lang w:val="en-US"/>
+        </w:rPr>
+        <w:t>(</w:t>
+      </w:r>
       <w:proofErr w:type="spellStart"/>
       <w:r>
         <w:rPr>
           <w:rFonts w:ascii="Courier New" w:hAnsi="Courier New" w:cs="Courier New"/>
-          <w:color w:val="8000FF"/>
-          <w:sz w:val="20"/>
-          <w:szCs w:val="20"/>
-        </w:rPr>
-        <w:t>void</w:t>
+          <w:color w:val="FF0000"/>
+          <w:sz w:val="20"/>
+          <w:szCs w:val="20"/>
+          <w:lang w:val="en-US"/>
+        </w:rPr>
+        <w:t>cliSocket</w:t>
+      </w:r>
+      <w:r>
+        <w:rPr>
+          <w:rFonts w:ascii="Courier New" w:hAnsi="Courier New" w:cs="Courier New"/>
+          <w:b/>
+          <w:bCs/>
+          <w:color w:val="FF0000"/>
+          <w:sz w:val="20"/>
+          <w:szCs w:val="20"/>
+          <w:lang w:val="en-US"/>
+        </w:rPr>
+        <w:t>.</w:t>
+      </w:r>
+      <w:r>
+        <w:rPr>
+          <w:rFonts w:ascii="Courier New" w:hAnsi="Courier New" w:cs="Courier New"/>
+          <w:color w:val="FF0000"/>
+          <w:sz w:val="20"/>
+          <w:szCs w:val="20"/>
+          <w:lang w:val="en-US"/>
+        </w:rPr>
+        <w:t>getInputStream</w:t>
       </w:r>
       <w:proofErr w:type="spellEnd"/>
       <w:r>
         <w:rPr>
           <w:rFonts w:ascii="Courier New" w:hAnsi="Courier New" w:cs="Courier New"/>
-          <w:color w:val="000000"/>
-          <w:sz w:val="20"/>
-          <w:szCs w:val="20"/>
+          <w:b/>
+          <w:bCs/>
+          <w:color w:val="FF0000"/>
+          <w:sz w:val="20"/>
+          <w:szCs w:val="20"/>
+          <w:lang w:val="en-US"/>
+        </w:rPr>
+        <w:t>());</w:t>
+      </w:r>
+    </w:p>
+    <w:p>
+      <w:pPr>
+        <w:shd w:val="clear" w:color="auto" w:fill="FFFFFF"/>
+        <w:ind w:left="708"/>
+        <w:rPr>
+          <w:rFonts w:ascii="Courier New" w:hAnsi="Courier New" w:cs="Courier New"/>
+          <w:color w:val="FF0000"/>
+          <w:sz w:val="20"/>
+          <w:szCs w:val="20"/>
+          <w:lang w:val="en-US"/>
+        </w:rPr>
+      </w:pPr>
+      <w:r>
+        <w:rPr>
+          <w:rFonts w:ascii="Courier New" w:hAnsi="Courier New" w:cs="Courier New"/>
+          <w:color w:val="FF0000"/>
+          <w:sz w:val="20"/>
+          <w:szCs w:val="20"/>
+          <w:lang w:val="en-US"/>
+        </w:rPr>
+        <w:t xml:space="preserve">        </w:t>
+      </w:r>
+      <w:proofErr w:type="gramStart"/>
+      <w:r>
+        <w:rPr>
+          <w:rFonts w:ascii="Courier New" w:hAnsi="Courier New" w:cs="Courier New"/>
+          <w:color w:val="FF0000"/>
+          <w:sz w:val="20"/>
+          <w:szCs w:val="20"/>
+          <w:lang w:val="en-US"/>
+        </w:rPr>
+        <w:t>int</w:t>
+      </w:r>
+      <w:r>
+        <w:rPr>
+          <w:rFonts w:ascii="Courier New" w:hAnsi="Courier New" w:cs="Courier New"/>
+          <w:b/>
+          <w:bCs/>
+          <w:color w:val="FF0000"/>
+          <w:sz w:val="20"/>
+          <w:szCs w:val="20"/>
+          <w:lang w:val="en-US"/>
+        </w:rPr>
+        <w:t>[</w:t>
+      </w:r>
+      <w:proofErr w:type="gramEnd"/>
+      <w:r>
+        <w:rPr>
+          <w:rFonts w:ascii="Courier New" w:hAnsi="Courier New" w:cs="Courier New"/>
+          <w:b/>
+          <w:bCs/>
+          <w:color w:val="FF0000"/>
+          <w:sz w:val="20"/>
+          <w:szCs w:val="20"/>
+          <w:lang w:val="en-US"/>
+        </w:rPr>
+        <w:t>]</w:t>
+      </w:r>
+      <w:r>
+        <w:rPr>
+          <w:rFonts w:ascii="Courier New" w:hAnsi="Courier New" w:cs="Courier New"/>
+          <w:color w:val="FF0000"/>
+          <w:sz w:val="20"/>
+          <w:szCs w:val="20"/>
+          <w:lang w:val="en-US"/>
+        </w:rPr>
+        <w:t xml:space="preserve"> data </w:t>
+      </w:r>
+      <w:r>
+        <w:rPr>
+          <w:rFonts w:ascii="Courier New" w:hAnsi="Courier New" w:cs="Courier New"/>
+          <w:b/>
+          <w:bCs/>
+          <w:color w:val="FF0000"/>
+          <w:sz w:val="20"/>
+          <w:szCs w:val="20"/>
+          <w:lang w:val="en-US"/>
+        </w:rPr>
+        <w:t>=</w:t>
+      </w:r>
+      <w:r>
+        <w:rPr>
+          <w:rFonts w:ascii="Courier New" w:hAnsi="Courier New" w:cs="Courier New"/>
+          <w:color w:val="FF0000"/>
+          <w:sz w:val="20"/>
+          <w:szCs w:val="20"/>
+          <w:lang w:val="en-US"/>
+        </w:rPr>
+        <w:t xml:space="preserve"> </w:t>
+      </w:r>
+      <w:r>
+        <w:rPr>
+          <w:rFonts w:ascii="Courier New" w:hAnsi="Courier New" w:cs="Courier New"/>
+          <w:b/>
+          <w:bCs/>
+          <w:color w:val="FF0000"/>
+          <w:sz w:val="20"/>
+          <w:szCs w:val="20"/>
+          <w:lang w:val="en-US"/>
+        </w:rPr>
+        <w:t>new</w:t>
+      </w:r>
+      <w:r>
+        <w:rPr>
+          <w:rFonts w:ascii="Courier New" w:hAnsi="Courier New" w:cs="Courier New"/>
+          <w:color w:val="FF0000"/>
+          <w:sz w:val="20"/>
+          <w:szCs w:val="20"/>
+          <w:lang w:val="en-US"/>
+        </w:rPr>
+        <w:t xml:space="preserve"> </w:t>
+      </w:r>
+      <w:proofErr w:type="gramStart"/>
+      <w:r>
+        <w:rPr>
+          <w:rFonts w:ascii="Courier New" w:hAnsi="Courier New" w:cs="Courier New"/>
+          <w:color w:val="FF0000"/>
+          <w:sz w:val="20"/>
+          <w:szCs w:val="20"/>
+          <w:lang w:val="en-US"/>
+        </w:rPr>
+        <w:t>int</w:t>
+      </w:r>
+      <w:r>
+        <w:rPr>
+          <w:rFonts w:ascii="Courier New" w:hAnsi="Courier New" w:cs="Courier New"/>
+          <w:b/>
+          <w:bCs/>
+          <w:color w:val="FF0000"/>
+          <w:sz w:val="20"/>
+          <w:szCs w:val="20"/>
+          <w:lang w:val="en-US"/>
+        </w:rPr>
+        <w:t>[</w:t>
+      </w:r>
+      <w:proofErr w:type="gramEnd"/>
+      <w:r>
+        <w:rPr>
+          <w:rFonts w:ascii="Courier New" w:hAnsi="Courier New" w:cs="Courier New"/>
+          <w:color w:val="FF0000"/>
+          <w:sz w:val="20"/>
+          <w:szCs w:val="20"/>
+          <w:lang w:val="en-US"/>
+        </w:rPr>
+        <w:t>3</w:t>
+      </w:r>
+      <w:r>
+        <w:rPr>
+          <w:rFonts w:ascii="Courier New" w:hAnsi="Courier New" w:cs="Courier New"/>
+          <w:b/>
+          <w:bCs/>
+          <w:color w:val="FF0000"/>
+          <w:sz w:val="20"/>
+          <w:szCs w:val="20"/>
+          <w:lang w:val="en-US"/>
+        </w:rPr>
+        <w:t>];</w:t>
+      </w:r>
+    </w:p>
+    <w:p>
+      <w:pPr>
+        <w:shd w:val="clear" w:color="auto" w:fill="FFFFFF"/>
+        <w:ind w:left="708"/>
+        <w:rPr>
+          <w:rFonts w:ascii="Courier New" w:hAnsi="Courier New" w:cs="Courier New"/>
+          <w:color w:val="FF0000"/>
+          <w:sz w:val="20"/>
+          <w:szCs w:val="20"/>
+          <w:lang w:val="en-US"/>
+        </w:rPr>
+      </w:pPr>
+      <w:r>
+        <w:rPr>
+          <w:rFonts w:ascii="Courier New" w:hAnsi="Courier New" w:cs="Courier New"/>
+          <w:color w:val="FF0000"/>
+          <w:sz w:val="20"/>
+          <w:szCs w:val="20"/>
+          <w:lang w:val="en-US"/>
+        </w:rPr>
+        <w:t xml:space="preserve">        </w:t>
+      </w:r>
+      <w:proofErr w:type="spellStart"/>
+      <w:r>
+        <w:rPr>
+          <w:rFonts w:ascii="Courier New" w:hAnsi="Courier New" w:cs="Courier New"/>
+          <w:color w:val="FF0000"/>
+          <w:sz w:val="20"/>
+          <w:szCs w:val="20"/>
+          <w:lang w:val="en-US"/>
+        </w:rPr>
+        <w:t>boolean</w:t>
+      </w:r>
+      <w:proofErr w:type="spellEnd"/>
+      <w:r>
+        <w:rPr>
+          <w:rFonts w:ascii="Courier New" w:hAnsi="Courier New" w:cs="Courier New"/>
+          <w:color w:val="FF0000"/>
+          <w:sz w:val="20"/>
+          <w:szCs w:val="20"/>
+          <w:lang w:val="en-US"/>
+        </w:rPr>
+        <w:t xml:space="preserve"> ok </w:t>
+      </w:r>
+      <w:r>
+        <w:rPr>
+          <w:rFonts w:ascii="Courier New" w:hAnsi="Courier New" w:cs="Courier New"/>
+          <w:b/>
+          <w:bCs/>
+          <w:color w:val="FF0000"/>
+          <w:sz w:val="20"/>
+          <w:szCs w:val="20"/>
+          <w:lang w:val="en-US"/>
+        </w:rPr>
+        <w:t>=</w:t>
+      </w:r>
+      <w:r>
+        <w:rPr>
+          <w:rFonts w:ascii="Courier New" w:hAnsi="Courier New" w:cs="Courier New"/>
+          <w:color w:val="FF0000"/>
+          <w:sz w:val="20"/>
+          <w:szCs w:val="20"/>
+          <w:lang w:val="en-US"/>
+        </w:rPr>
+        <w:t xml:space="preserve"> </w:t>
+      </w:r>
+      <w:r>
+        <w:rPr>
+          <w:rFonts w:ascii="Courier New" w:hAnsi="Courier New" w:cs="Courier New"/>
+          <w:b/>
+          <w:bCs/>
+          <w:color w:val="FF0000"/>
+          <w:sz w:val="20"/>
+          <w:szCs w:val="20"/>
+          <w:lang w:val="en-US"/>
+        </w:rPr>
+        <w:t>true;</w:t>
+      </w:r>
+    </w:p>
+    <w:p>
+      <w:pPr>
+        <w:shd w:val="clear" w:color="auto" w:fill="FFFFFF"/>
+        <w:ind w:left="708"/>
+        <w:rPr>
+          <w:rFonts w:ascii="Courier New" w:hAnsi="Courier New" w:cs="Courier New"/>
+          <w:color w:val="FF0000"/>
+          <w:sz w:val="20"/>
+          <w:szCs w:val="20"/>
+          <w:lang w:val="en-US"/>
+        </w:rPr>
+      </w:pPr>
+      <w:r>
+        <w:rPr>
+          <w:rFonts w:ascii="Courier New" w:hAnsi="Courier New" w:cs="Courier New"/>
+          <w:color w:val="FF0000"/>
+          <w:sz w:val="20"/>
+          <w:szCs w:val="20"/>
+          <w:lang w:val="en-US"/>
+        </w:rPr>
+        <w:t xml:space="preserve">        </w:t>
+      </w:r>
+      <w:r>
+        <w:rPr>
+          <w:rFonts w:ascii="Courier New" w:hAnsi="Courier New" w:cs="Courier New"/>
+          <w:b/>
+          <w:bCs/>
+          <w:color w:val="FF0000"/>
+          <w:sz w:val="20"/>
+          <w:szCs w:val="20"/>
+          <w:lang w:val="en-US"/>
+        </w:rPr>
+        <w:t>for</w:t>
+      </w:r>
+      <w:r>
+        <w:rPr>
+          <w:rFonts w:ascii="Courier New" w:hAnsi="Courier New" w:cs="Courier New"/>
+          <w:color w:val="FF0000"/>
+          <w:sz w:val="20"/>
+          <w:szCs w:val="20"/>
+          <w:lang w:val="en-US"/>
+        </w:rPr>
+        <w:t xml:space="preserve"> </w:t>
+      </w:r>
+      <w:r>
+        <w:rPr>
+          <w:rFonts w:ascii="Courier New" w:hAnsi="Courier New" w:cs="Courier New"/>
+          <w:b/>
+          <w:bCs/>
+          <w:color w:val="FF0000"/>
+          <w:sz w:val="20"/>
+          <w:szCs w:val="20"/>
+          <w:lang w:val="en-US"/>
+        </w:rPr>
+        <w:t>(</w:t>
+      </w:r>
+      <w:r>
+        <w:rPr>
+          <w:rFonts w:ascii="Courier New" w:hAnsi="Courier New" w:cs="Courier New"/>
+          <w:color w:val="FF0000"/>
+          <w:sz w:val="20"/>
+          <w:szCs w:val="20"/>
+          <w:lang w:val="en-US"/>
+        </w:rPr>
+        <w:t xml:space="preserve">int </w:t>
+      </w:r>
+      <w:proofErr w:type="spellStart"/>
+      <w:r>
+        <w:rPr>
+          <w:rFonts w:ascii="Courier New" w:hAnsi="Courier New" w:cs="Courier New"/>
+          <w:color w:val="FF0000"/>
+          <w:sz w:val="20"/>
+          <w:szCs w:val="20"/>
+          <w:lang w:val="en-US"/>
+        </w:rPr>
+        <w:t>i</w:t>
+      </w:r>
+      <w:proofErr w:type="spellEnd"/>
+      <w:r>
+        <w:rPr>
+          <w:rFonts w:ascii="Courier New" w:hAnsi="Courier New" w:cs="Courier New"/>
+          <w:color w:val="FF0000"/>
+          <w:sz w:val="20"/>
+          <w:szCs w:val="20"/>
+          <w:lang w:val="en-US"/>
+        </w:rPr>
+        <w:t xml:space="preserve"> </w:t>
+      </w:r>
+      <w:r>
+        <w:rPr>
+          <w:rFonts w:ascii="Courier New" w:hAnsi="Courier New" w:cs="Courier New"/>
+          <w:b/>
+          <w:bCs/>
+          <w:color w:val="FF0000"/>
+          <w:sz w:val="20"/>
+          <w:szCs w:val="20"/>
+          <w:lang w:val="en-US"/>
+        </w:rPr>
+        <w:t>=</w:t>
+      </w:r>
+      <w:r>
+        <w:rPr>
+          <w:rFonts w:ascii="Courier New" w:hAnsi="Courier New" w:cs="Courier New"/>
+          <w:color w:val="FF0000"/>
+          <w:sz w:val="20"/>
+          <w:szCs w:val="20"/>
+          <w:lang w:val="en-US"/>
+        </w:rPr>
+        <w:t xml:space="preserve"> 0</w:t>
+      </w:r>
+      <w:r>
+        <w:rPr>
+          <w:rFonts w:ascii="Courier New" w:hAnsi="Courier New" w:cs="Courier New"/>
+          <w:b/>
+          <w:bCs/>
+          <w:color w:val="FF0000"/>
+          <w:sz w:val="20"/>
+          <w:szCs w:val="20"/>
+          <w:lang w:val="en-US"/>
+        </w:rPr>
+        <w:t>;</w:t>
+      </w:r>
+      <w:r>
+        <w:rPr>
+          <w:rFonts w:ascii="Courier New" w:hAnsi="Courier New" w:cs="Courier New"/>
+          <w:color w:val="FF0000"/>
+          <w:sz w:val="20"/>
+          <w:szCs w:val="20"/>
+          <w:lang w:val="en-US"/>
+        </w:rPr>
+        <w:t xml:space="preserve"> </w:t>
+      </w:r>
+      <w:proofErr w:type="spellStart"/>
+      <w:r>
+        <w:rPr>
+          <w:rFonts w:ascii="Courier New" w:hAnsi="Courier New" w:cs="Courier New"/>
+          <w:color w:val="FF0000"/>
+          <w:sz w:val="20"/>
+          <w:szCs w:val="20"/>
+          <w:lang w:val="en-US"/>
+        </w:rPr>
+        <w:t>i</w:t>
+      </w:r>
+      <w:proofErr w:type="spellEnd"/>
+      <w:r>
+        <w:rPr>
+          <w:rFonts w:ascii="Courier New" w:hAnsi="Courier New" w:cs="Courier New"/>
+          <w:color w:val="FF0000"/>
+          <w:sz w:val="20"/>
+          <w:szCs w:val="20"/>
+          <w:lang w:val="en-US"/>
+        </w:rPr>
+        <w:t xml:space="preserve"> </w:t>
+      </w:r>
+      <w:r>
+        <w:rPr>
+          <w:rFonts w:ascii="Courier New" w:hAnsi="Courier New" w:cs="Courier New"/>
+          <w:b/>
+          <w:bCs/>
+          <w:color w:val="FF0000"/>
+          <w:sz w:val="20"/>
+          <w:szCs w:val="20"/>
+          <w:lang w:val="en-US"/>
+        </w:rPr>
+        <w:t>&lt;</w:t>
+      </w:r>
+      <w:r>
+        <w:rPr>
+          <w:rFonts w:ascii="Courier New" w:hAnsi="Courier New" w:cs="Courier New"/>
+          <w:color w:val="FF0000"/>
+          <w:sz w:val="20"/>
+          <w:szCs w:val="20"/>
+          <w:lang w:val="en-US"/>
         </w:rPr>
         <w:t xml:space="preserve"> </w:t>
       </w:r>
@@ -1497,21 +2596,711 @@
       <w:r>
         <w:rPr>
           <w:rFonts w:ascii="Courier New" w:hAnsi="Courier New" w:cs="Courier New"/>
-          <w:color w:val="000000"/>
-          <w:sz w:val="20"/>
-          <w:szCs w:val="20"/>
-        </w:rPr>
-        <w:t>main</w:t>
+          <w:color w:val="FF0000"/>
+          <w:sz w:val="20"/>
+          <w:szCs w:val="20"/>
+          <w:lang w:val="en-US"/>
+        </w:rPr>
+        <w:t>data</w:t>
+      </w:r>
+      <w:r>
+        <w:rPr>
+          <w:rFonts w:ascii="Courier New" w:hAnsi="Courier New" w:cs="Courier New"/>
+          <w:b/>
+          <w:bCs/>
+          <w:color w:val="FF0000"/>
+          <w:sz w:val="20"/>
+          <w:szCs w:val="20"/>
+          <w:lang w:val="en-US"/>
+        </w:rPr>
+        <w:t>.</w:t>
+      </w:r>
+      <w:r>
+        <w:rPr>
+          <w:rFonts w:ascii="Courier New" w:hAnsi="Courier New" w:cs="Courier New"/>
+          <w:color w:val="FF0000"/>
+          <w:sz w:val="20"/>
+          <w:szCs w:val="20"/>
+          <w:lang w:val="en-US"/>
+        </w:rPr>
+        <w:t>length</w:t>
       </w:r>
       <w:proofErr w:type="spellEnd"/>
-      <w:r>
-        <w:rPr>
-          <w:rFonts w:ascii="Courier New" w:hAnsi="Courier New" w:cs="Courier New"/>
-          <w:b/>
-          <w:bCs/>
-          <w:color w:val="000080"/>
-          <w:sz w:val="20"/>
-          <w:szCs w:val="20"/>
+      <w:proofErr w:type="gramEnd"/>
+      <w:r>
+        <w:rPr>
+          <w:rFonts w:ascii="Courier New" w:hAnsi="Courier New" w:cs="Courier New"/>
+          <w:b/>
+          <w:bCs/>
+          <w:color w:val="FF0000"/>
+          <w:sz w:val="20"/>
+          <w:szCs w:val="20"/>
+          <w:lang w:val="en-US"/>
+        </w:rPr>
+        <w:t>;</w:t>
+      </w:r>
+      <w:r>
+        <w:rPr>
+          <w:rFonts w:ascii="Courier New" w:hAnsi="Courier New" w:cs="Courier New"/>
+          <w:color w:val="FF0000"/>
+          <w:sz w:val="20"/>
+          <w:szCs w:val="20"/>
+          <w:lang w:val="en-US"/>
+        </w:rPr>
+        <w:t xml:space="preserve"> </w:t>
+      </w:r>
+      <w:proofErr w:type="spellStart"/>
+      <w:r>
+        <w:rPr>
+          <w:rFonts w:ascii="Courier New" w:hAnsi="Courier New" w:cs="Courier New"/>
+          <w:color w:val="FF0000"/>
+          <w:sz w:val="20"/>
+          <w:szCs w:val="20"/>
+          <w:lang w:val="en-US"/>
+        </w:rPr>
+        <w:t>i</w:t>
+      </w:r>
+      <w:proofErr w:type="spellEnd"/>
+      <w:r>
+        <w:rPr>
+          <w:rFonts w:ascii="Courier New" w:hAnsi="Courier New" w:cs="Courier New"/>
+          <w:b/>
+          <w:bCs/>
+          <w:color w:val="FF0000"/>
+          <w:sz w:val="20"/>
+          <w:szCs w:val="20"/>
+          <w:lang w:val="en-US"/>
+        </w:rPr>
+        <w:t>++)</w:t>
+      </w:r>
+      <w:r>
+        <w:rPr>
+          <w:rFonts w:ascii="Courier New" w:hAnsi="Courier New" w:cs="Courier New"/>
+          <w:color w:val="FF0000"/>
+          <w:sz w:val="20"/>
+          <w:szCs w:val="20"/>
+          <w:lang w:val="en-US"/>
+        </w:rPr>
+        <w:t xml:space="preserve"> </w:t>
+      </w:r>
+      <w:r>
+        <w:rPr>
+          <w:rFonts w:ascii="Courier New" w:hAnsi="Courier New" w:cs="Courier New"/>
+          <w:b/>
+          <w:bCs/>
+          <w:color w:val="FF0000"/>
+          <w:sz w:val="20"/>
+          <w:szCs w:val="20"/>
+          <w:lang w:val="en-US"/>
+        </w:rPr>
+        <w:t>{</w:t>
+      </w:r>
+    </w:p>
+    <w:p>
+      <w:pPr>
+        <w:shd w:val="clear" w:color="auto" w:fill="FFFFFF"/>
+        <w:ind w:left="708"/>
+        <w:rPr>
+          <w:rFonts w:ascii="Courier New" w:hAnsi="Courier New" w:cs="Courier New"/>
+          <w:color w:val="FF0000"/>
+          <w:sz w:val="20"/>
+          <w:szCs w:val="20"/>
+          <w:lang w:val="en-US"/>
+        </w:rPr>
+      </w:pPr>
+      <w:r>
+        <w:rPr>
+          <w:rFonts w:ascii="Courier New" w:hAnsi="Courier New" w:cs="Courier New"/>
+          <w:color w:val="FF0000"/>
+          <w:sz w:val="20"/>
+          <w:szCs w:val="20"/>
+          <w:lang w:val="en-US"/>
+        </w:rPr>
+        <w:t xml:space="preserve">          </w:t>
+      </w:r>
+      <w:r>
+        <w:rPr>
+          <w:rFonts w:ascii="Courier New" w:hAnsi="Courier New" w:cs="Courier New"/>
+          <w:b/>
+          <w:bCs/>
+          <w:color w:val="FF0000"/>
+          <w:sz w:val="20"/>
+          <w:szCs w:val="20"/>
+          <w:lang w:val="en-US"/>
+        </w:rPr>
+        <w:t>if</w:t>
+      </w:r>
+      <w:r>
+        <w:rPr>
+          <w:rFonts w:ascii="Courier New" w:hAnsi="Courier New" w:cs="Courier New"/>
+          <w:color w:val="FF0000"/>
+          <w:sz w:val="20"/>
+          <w:szCs w:val="20"/>
+          <w:lang w:val="en-US"/>
+        </w:rPr>
+        <w:t xml:space="preserve"> </w:t>
+      </w:r>
+      <w:r>
+        <w:rPr>
+          <w:rFonts w:ascii="Courier New" w:hAnsi="Courier New" w:cs="Courier New"/>
+          <w:b/>
+          <w:bCs/>
+          <w:color w:val="FF0000"/>
+          <w:sz w:val="20"/>
+          <w:szCs w:val="20"/>
+          <w:lang w:val="en-US"/>
+        </w:rPr>
+        <w:t>(</w:t>
+      </w:r>
+      <w:proofErr w:type="spellStart"/>
+      <w:proofErr w:type="gramStart"/>
+      <w:r>
+        <w:rPr>
+          <w:rFonts w:ascii="Courier New" w:hAnsi="Courier New" w:cs="Courier New"/>
+          <w:color w:val="FF0000"/>
+          <w:sz w:val="20"/>
+          <w:szCs w:val="20"/>
+          <w:lang w:val="en-US"/>
+        </w:rPr>
+        <w:t>in</w:t>
+      </w:r>
+      <w:r>
+        <w:rPr>
+          <w:rFonts w:ascii="Courier New" w:hAnsi="Courier New" w:cs="Courier New"/>
+          <w:b/>
+          <w:bCs/>
+          <w:color w:val="FF0000"/>
+          <w:sz w:val="20"/>
+          <w:szCs w:val="20"/>
+          <w:lang w:val="en-US"/>
+        </w:rPr>
+        <w:t>.</w:t>
+      </w:r>
+      <w:r>
+        <w:rPr>
+          <w:rFonts w:ascii="Courier New" w:hAnsi="Courier New" w:cs="Courier New"/>
+          <w:color w:val="FF0000"/>
+          <w:sz w:val="20"/>
+          <w:szCs w:val="20"/>
+          <w:lang w:val="en-US"/>
+        </w:rPr>
+        <w:t>hasNextInt</w:t>
+      </w:r>
+      <w:proofErr w:type="spellEnd"/>
+      <w:proofErr w:type="gramEnd"/>
+      <w:r>
+        <w:rPr>
+          <w:rFonts w:ascii="Courier New" w:hAnsi="Courier New" w:cs="Courier New"/>
+          <w:b/>
+          <w:bCs/>
+          <w:color w:val="FF0000"/>
+          <w:sz w:val="20"/>
+          <w:szCs w:val="20"/>
+          <w:lang w:val="en-US"/>
+        </w:rPr>
+        <w:t>())</w:t>
+      </w:r>
+      <w:r>
+        <w:rPr>
+          <w:rFonts w:ascii="Courier New" w:hAnsi="Courier New" w:cs="Courier New"/>
+          <w:color w:val="FF0000"/>
+          <w:sz w:val="20"/>
+          <w:szCs w:val="20"/>
+          <w:lang w:val="en-US"/>
+        </w:rPr>
+        <w:t xml:space="preserve"> </w:t>
+      </w:r>
+      <w:r>
+        <w:rPr>
+          <w:rFonts w:ascii="Courier New" w:hAnsi="Courier New" w:cs="Courier New"/>
+          <w:b/>
+          <w:bCs/>
+          <w:color w:val="FF0000"/>
+          <w:sz w:val="20"/>
+          <w:szCs w:val="20"/>
+          <w:lang w:val="en-US"/>
+        </w:rPr>
+        <w:t>{</w:t>
+      </w:r>
+    </w:p>
+    <w:p>
+      <w:pPr>
+        <w:shd w:val="clear" w:color="auto" w:fill="FFFFFF"/>
+        <w:ind w:left="708"/>
+        <w:rPr>
+          <w:rFonts w:ascii="Courier New" w:hAnsi="Courier New" w:cs="Courier New"/>
+          <w:color w:val="FF0000"/>
+          <w:sz w:val="20"/>
+          <w:szCs w:val="20"/>
+          <w:lang w:val="en-US"/>
+        </w:rPr>
+      </w:pPr>
+      <w:r>
+        <w:rPr>
+          <w:rFonts w:ascii="Courier New" w:hAnsi="Courier New" w:cs="Courier New"/>
+          <w:color w:val="FF0000"/>
+          <w:sz w:val="20"/>
+          <w:szCs w:val="20"/>
+          <w:lang w:val="en-US"/>
+        </w:rPr>
+        <w:t xml:space="preserve">            data</w:t>
+      </w:r>
+      <w:r>
+        <w:rPr>
+          <w:rFonts w:ascii="Courier New" w:hAnsi="Courier New" w:cs="Courier New"/>
+          <w:b/>
+          <w:bCs/>
+          <w:color w:val="FF0000"/>
+          <w:sz w:val="20"/>
+          <w:szCs w:val="20"/>
+          <w:lang w:val="en-US"/>
+        </w:rPr>
+        <w:t>[</w:t>
+      </w:r>
+      <w:proofErr w:type="spellStart"/>
+      <w:r>
+        <w:rPr>
+          <w:rFonts w:ascii="Courier New" w:hAnsi="Courier New" w:cs="Courier New"/>
+          <w:color w:val="FF0000"/>
+          <w:sz w:val="20"/>
+          <w:szCs w:val="20"/>
+          <w:lang w:val="en-US"/>
+        </w:rPr>
+        <w:t>i</w:t>
+      </w:r>
+      <w:proofErr w:type="spellEnd"/>
+      <w:r>
+        <w:rPr>
+          <w:rFonts w:ascii="Courier New" w:hAnsi="Courier New" w:cs="Courier New"/>
+          <w:b/>
+          <w:bCs/>
+          <w:color w:val="FF0000"/>
+          <w:sz w:val="20"/>
+          <w:szCs w:val="20"/>
+          <w:lang w:val="en-US"/>
+        </w:rPr>
+        <w:t>]</w:t>
+      </w:r>
+      <w:r>
+        <w:rPr>
+          <w:rFonts w:ascii="Courier New" w:hAnsi="Courier New" w:cs="Courier New"/>
+          <w:color w:val="FF0000"/>
+          <w:sz w:val="20"/>
+          <w:szCs w:val="20"/>
+          <w:lang w:val="en-US"/>
+        </w:rPr>
+        <w:t xml:space="preserve"> </w:t>
+      </w:r>
+      <w:r>
+        <w:rPr>
+          <w:rFonts w:ascii="Courier New" w:hAnsi="Courier New" w:cs="Courier New"/>
+          <w:b/>
+          <w:bCs/>
+          <w:color w:val="FF0000"/>
+          <w:sz w:val="20"/>
+          <w:szCs w:val="20"/>
+          <w:lang w:val="en-US"/>
+        </w:rPr>
+        <w:t>=</w:t>
+      </w:r>
+      <w:r>
+        <w:rPr>
+          <w:rFonts w:ascii="Courier New" w:hAnsi="Courier New" w:cs="Courier New"/>
+          <w:color w:val="FF0000"/>
+          <w:sz w:val="20"/>
+          <w:szCs w:val="20"/>
+          <w:lang w:val="en-US"/>
+        </w:rPr>
+        <w:t xml:space="preserve"> </w:t>
+      </w:r>
+      <w:proofErr w:type="spellStart"/>
+      <w:proofErr w:type="gramStart"/>
+      <w:r>
+        <w:rPr>
+          <w:rFonts w:ascii="Courier New" w:hAnsi="Courier New" w:cs="Courier New"/>
+          <w:color w:val="FF0000"/>
+          <w:sz w:val="20"/>
+          <w:szCs w:val="20"/>
+          <w:lang w:val="en-US"/>
+        </w:rPr>
+        <w:t>in</w:t>
+      </w:r>
+      <w:r>
+        <w:rPr>
+          <w:rFonts w:ascii="Courier New" w:hAnsi="Courier New" w:cs="Courier New"/>
+          <w:b/>
+          <w:bCs/>
+          <w:color w:val="FF0000"/>
+          <w:sz w:val="20"/>
+          <w:szCs w:val="20"/>
+          <w:lang w:val="en-US"/>
+        </w:rPr>
+        <w:t>.</w:t>
+      </w:r>
+      <w:r>
+        <w:rPr>
+          <w:rFonts w:ascii="Courier New" w:hAnsi="Courier New" w:cs="Courier New"/>
+          <w:color w:val="FF0000"/>
+          <w:sz w:val="20"/>
+          <w:szCs w:val="20"/>
+          <w:lang w:val="en-US"/>
+        </w:rPr>
+        <w:t>nextInt</w:t>
+      </w:r>
+      <w:proofErr w:type="spellEnd"/>
+      <w:proofErr w:type="gramEnd"/>
+      <w:r>
+        <w:rPr>
+          <w:rFonts w:ascii="Courier New" w:hAnsi="Courier New" w:cs="Courier New"/>
+          <w:b/>
+          <w:bCs/>
+          <w:color w:val="FF0000"/>
+          <w:sz w:val="20"/>
+          <w:szCs w:val="20"/>
+          <w:lang w:val="en-US"/>
+        </w:rPr>
+        <w:t>();</w:t>
+      </w:r>
+    </w:p>
+    <w:p>
+      <w:pPr>
+        <w:shd w:val="clear" w:color="auto" w:fill="FFFFFF"/>
+        <w:ind w:left="708"/>
+        <w:rPr>
+          <w:rFonts w:ascii="Courier New" w:hAnsi="Courier New" w:cs="Courier New"/>
+          <w:color w:val="FF0000"/>
+          <w:sz w:val="20"/>
+          <w:szCs w:val="20"/>
+        </w:rPr>
+      </w:pPr>
+      <w:r>
+        <w:rPr>
+          <w:rFonts w:ascii="Courier New" w:hAnsi="Courier New" w:cs="Courier New"/>
+          <w:color w:val="FF0000"/>
+          <w:sz w:val="20"/>
+          <w:szCs w:val="20"/>
+          <w:lang w:val="en-US"/>
+        </w:rPr>
+        <w:t xml:space="preserve">          </w:t>
+      </w:r>
+      <w:r>
+        <w:rPr>
+          <w:rFonts w:ascii="Courier New" w:hAnsi="Courier New" w:cs="Courier New"/>
+          <w:b/>
+          <w:bCs/>
+          <w:color w:val="FF0000"/>
+          <w:sz w:val="20"/>
+          <w:szCs w:val="20"/>
+        </w:rPr>
+        <w:t>}</w:t>
+      </w:r>
+      <w:r>
+        <w:rPr>
+          <w:rFonts w:ascii="Courier New" w:hAnsi="Courier New" w:cs="Courier New"/>
+          <w:color w:val="FF0000"/>
+          <w:sz w:val="20"/>
+          <w:szCs w:val="20"/>
+        </w:rPr>
+        <w:t xml:space="preserve"> </w:t>
+      </w:r>
+      <w:proofErr w:type="spellStart"/>
+      <w:r>
+        <w:rPr>
+          <w:rFonts w:ascii="Courier New" w:hAnsi="Courier New" w:cs="Courier New"/>
+          <w:b/>
+          <w:bCs/>
+          <w:color w:val="FF0000"/>
+          <w:sz w:val="20"/>
+          <w:szCs w:val="20"/>
+        </w:rPr>
+        <w:t>else</w:t>
+      </w:r>
+      <w:proofErr w:type="spellEnd"/>
+      <w:r>
+        <w:rPr>
+          <w:rFonts w:ascii="Courier New" w:hAnsi="Courier New" w:cs="Courier New"/>
+          <w:color w:val="FF0000"/>
+          <w:sz w:val="20"/>
+          <w:szCs w:val="20"/>
+        </w:rPr>
+        <w:t xml:space="preserve"> </w:t>
+      </w:r>
+      <w:r>
+        <w:rPr>
+          <w:rFonts w:ascii="Courier New" w:hAnsi="Courier New" w:cs="Courier New"/>
+          <w:b/>
+          <w:bCs/>
+          <w:color w:val="FF0000"/>
+          <w:sz w:val="20"/>
+          <w:szCs w:val="20"/>
+        </w:rPr>
+        <w:t>{</w:t>
+      </w:r>
+    </w:p>
+    <w:p>
+      <w:pPr>
+        <w:shd w:val="clear" w:color="auto" w:fill="FFFFFF"/>
+        <w:ind w:left="708"/>
+        <w:rPr>
+          <w:rFonts w:ascii="Courier New" w:hAnsi="Courier New" w:cs="Courier New"/>
+          <w:color w:val="FF0000"/>
+          <w:sz w:val="20"/>
+          <w:szCs w:val="20"/>
+        </w:rPr>
+      </w:pPr>
+      <w:r>
+        <w:rPr>
+          <w:rFonts w:ascii="Courier New" w:hAnsi="Courier New" w:cs="Courier New"/>
+          <w:color w:val="FF0000"/>
+          <w:sz w:val="20"/>
+          <w:szCs w:val="20"/>
+        </w:rPr>
+        <w:t xml:space="preserve">            ok </w:t>
+      </w:r>
+      <w:r>
+        <w:rPr>
+          <w:rFonts w:ascii="Courier New" w:hAnsi="Courier New" w:cs="Courier New"/>
+          <w:b/>
+          <w:bCs/>
+          <w:color w:val="FF0000"/>
+          <w:sz w:val="20"/>
+          <w:szCs w:val="20"/>
+        </w:rPr>
+        <w:t>=</w:t>
+      </w:r>
+      <w:r>
+        <w:rPr>
+          <w:rFonts w:ascii="Courier New" w:hAnsi="Courier New" w:cs="Courier New"/>
+          <w:color w:val="FF0000"/>
+          <w:sz w:val="20"/>
+          <w:szCs w:val="20"/>
+        </w:rPr>
+        <w:t xml:space="preserve"> </w:t>
+      </w:r>
+      <w:r>
+        <w:rPr>
+          <w:rFonts w:ascii="Courier New" w:hAnsi="Courier New" w:cs="Courier New"/>
+          <w:b/>
+          <w:bCs/>
+          <w:color w:val="FF0000"/>
+          <w:sz w:val="20"/>
+          <w:szCs w:val="20"/>
+        </w:rPr>
+        <w:t>false;</w:t>
+      </w:r>
+      <w:r>
+        <w:rPr>
+          <w:rFonts w:ascii="Courier New" w:hAnsi="Courier New" w:cs="Courier New"/>
+          <w:color w:val="FF0000"/>
+          <w:sz w:val="20"/>
+          <w:szCs w:val="20"/>
+        </w:rPr>
+        <w:t xml:space="preserve">  </w:t>
+      </w:r>
+    </w:p>
+    <w:p>
+      <w:pPr>
+        <w:shd w:val="clear" w:color="auto" w:fill="FFFFFF"/>
+        <w:ind w:left="708"/>
+        <w:rPr>
+          <w:rFonts w:ascii="Courier New" w:hAnsi="Courier New" w:cs="Courier New"/>
+          <w:color w:val="FF0000"/>
+          <w:sz w:val="20"/>
+          <w:szCs w:val="20"/>
+        </w:rPr>
+      </w:pPr>
+      <w:r>
+        <w:rPr>
+          <w:rFonts w:ascii="Courier New" w:hAnsi="Courier New" w:cs="Courier New"/>
+          <w:color w:val="FF0000"/>
+          <w:sz w:val="20"/>
+          <w:szCs w:val="20"/>
+        </w:rPr>
+        <w:t xml:space="preserve">          </w:t>
+      </w:r>
+      <w:r>
+        <w:rPr>
+          <w:rFonts w:ascii="Courier New" w:hAnsi="Courier New" w:cs="Courier New"/>
+          <w:b/>
+          <w:bCs/>
+          <w:color w:val="FF0000"/>
+          <w:sz w:val="20"/>
+          <w:szCs w:val="20"/>
+        </w:rPr>
+        <w:t>}</w:t>
+      </w:r>
+      <w:r>
+        <w:rPr>
+          <w:rFonts w:ascii="Courier New" w:hAnsi="Courier New" w:cs="Courier New"/>
+          <w:color w:val="FF0000"/>
+          <w:sz w:val="20"/>
+          <w:szCs w:val="20"/>
+        </w:rPr>
+        <w:t xml:space="preserve">          </w:t>
+      </w:r>
+    </w:p>
+    <w:p>
+      <w:pPr>
+        <w:shd w:val="clear" w:color="auto" w:fill="FFFFFF"/>
+        <w:ind w:left="708"/>
+        <w:rPr>
+          <w:rFonts w:ascii="Courier New" w:hAnsi="Courier New" w:cs="Courier New"/>
+          <w:color w:val="FF0000"/>
+          <w:sz w:val="20"/>
+          <w:szCs w:val="20"/>
+        </w:rPr>
+      </w:pPr>
+      <w:r>
+        <w:rPr>
+          <w:rFonts w:ascii="Courier New" w:hAnsi="Courier New" w:cs="Courier New"/>
+          <w:color w:val="FF0000"/>
+          <w:sz w:val="20"/>
+          <w:szCs w:val="20"/>
+        </w:rPr>
+        <w:t xml:space="preserve">        </w:t>
+      </w:r>
+      <w:r>
+        <w:rPr>
+          <w:rFonts w:ascii="Courier New" w:hAnsi="Courier New" w:cs="Courier New"/>
+          <w:b/>
+          <w:bCs/>
+          <w:color w:val="FF0000"/>
+          <w:sz w:val="20"/>
+          <w:szCs w:val="20"/>
+        </w:rPr>
+        <w:t>}</w:t>
+      </w:r>
+    </w:p>
+    <w:p>
+      <w:pPr>
+        <w:shd w:val="clear" w:color="auto" w:fill="FFFFFF"/>
+        <w:ind w:left="708"/>
+        <w:rPr>
+          <w:rFonts w:ascii="Courier New" w:hAnsi="Courier New" w:cs="Courier New"/>
+          <w:color w:val="FF0000"/>
+          <w:sz w:val="20"/>
+          <w:szCs w:val="20"/>
+        </w:rPr>
+      </w:pPr>
+      <w:r>
+        <w:rPr>
+          <w:rFonts w:ascii="Courier New" w:hAnsi="Courier New" w:cs="Courier New"/>
+          <w:color w:val="FF0000"/>
+          <w:sz w:val="20"/>
+          <w:szCs w:val="20"/>
+        </w:rPr>
+        <w:t xml:space="preserve">                </w:t>
+      </w:r>
+    </w:p>
+    <w:p>
+      <w:pPr>
+        <w:shd w:val="clear" w:color="auto" w:fill="FFFFFF"/>
+        <w:ind w:left="708"/>
+        <w:rPr>
+          <w:rFonts w:ascii="Courier New" w:hAnsi="Courier New" w:cs="Courier New"/>
+          <w:color w:val="FF0000"/>
+          <w:sz w:val="20"/>
+          <w:szCs w:val="20"/>
+          <w:lang w:val="en-US"/>
+        </w:rPr>
+      </w:pPr>
+      <w:r>
+        <w:rPr>
+          <w:rFonts w:ascii="Courier New" w:hAnsi="Courier New" w:cs="Courier New"/>
+          <w:color w:val="FF0000"/>
+          <w:sz w:val="20"/>
+          <w:szCs w:val="20"/>
+        </w:rPr>
+        <w:t xml:space="preserve">        </w:t>
+      </w:r>
+      <w:proofErr w:type="spellStart"/>
+      <w:r>
+        <w:rPr>
+          <w:rFonts w:ascii="Courier New" w:hAnsi="Courier New" w:cs="Courier New"/>
+          <w:color w:val="FF0000"/>
+          <w:sz w:val="20"/>
+          <w:szCs w:val="20"/>
+          <w:lang w:val="en-US"/>
+        </w:rPr>
+        <w:t>PrintStream</w:t>
+      </w:r>
+      <w:proofErr w:type="spellEnd"/>
+      <w:r>
+        <w:rPr>
+          <w:rFonts w:ascii="Courier New" w:hAnsi="Courier New" w:cs="Courier New"/>
+          <w:color w:val="FF0000"/>
+          <w:sz w:val="20"/>
+          <w:szCs w:val="20"/>
+          <w:lang w:val="en-US"/>
+        </w:rPr>
+        <w:t xml:space="preserve"> out </w:t>
+      </w:r>
+      <w:r>
+        <w:rPr>
+          <w:rFonts w:ascii="Courier New" w:hAnsi="Courier New" w:cs="Courier New"/>
+          <w:b/>
+          <w:bCs/>
+          <w:color w:val="FF0000"/>
+          <w:sz w:val="20"/>
+          <w:szCs w:val="20"/>
+          <w:lang w:val="en-US"/>
+        </w:rPr>
+        <w:t>=</w:t>
+      </w:r>
+      <w:r>
+        <w:rPr>
+          <w:rFonts w:ascii="Courier New" w:hAnsi="Courier New" w:cs="Courier New"/>
+          <w:color w:val="FF0000"/>
+          <w:sz w:val="20"/>
+          <w:szCs w:val="20"/>
+          <w:lang w:val="en-US"/>
+        </w:rPr>
+        <w:t xml:space="preserve"> </w:t>
+      </w:r>
+      <w:r>
+        <w:rPr>
+          <w:rFonts w:ascii="Courier New" w:hAnsi="Courier New" w:cs="Courier New"/>
+          <w:b/>
+          <w:bCs/>
+          <w:color w:val="FF0000"/>
+          <w:sz w:val="20"/>
+          <w:szCs w:val="20"/>
+          <w:lang w:val="en-US"/>
+        </w:rPr>
+        <w:t>new</w:t>
+      </w:r>
+      <w:r>
+        <w:rPr>
+          <w:rFonts w:ascii="Courier New" w:hAnsi="Courier New" w:cs="Courier New"/>
+          <w:color w:val="FF0000"/>
+          <w:sz w:val="20"/>
+          <w:szCs w:val="20"/>
+          <w:lang w:val="en-US"/>
+        </w:rPr>
+        <w:t xml:space="preserve"> </w:t>
+      </w:r>
+      <w:proofErr w:type="spellStart"/>
+      <w:proofErr w:type="gramStart"/>
+      <w:r>
+        <w:rPr>
+          <w:rFonts w:ascii="Courier New" w:hAnsi="Courier New" w:cs="Courier New"/>
+          <w:color w:val="FF0000"/>
+          <w:sz w:val="20"/>
+          <w:szCs w:val="20"/>
+          <w:lang w:val="en-US"/>
+        </w:rPr>
+        <w:t>PrintStream</w:t>
+      </w:r>
+      <w:proofErr w:type="spellEnd"/>
+      <w:r>
+        <w:rPr>
+          <w:rFonts w:ascii="Courier New" w:hAnsi="Courier New" w:cs="Courier New"/>
+          <w:b/>
+          <w:bCs/>
+          <w:color w:val="FF0000"/>
+          <w:sz w:val="20"/>
+          <w:szCs w:val="20"/>
+          <w:lang w:val="en-US"/>
         </w:rPr>
         <w:t>(</w:t>
       </w:r>
@@ -1520,11 +3309,34 @@
       <w:r>
         <w:rPr>
           <w:rFonts w:ascii="Courier New" w:hAnsi="Courier New" w:cs="Courier New"/>
-          <w:color w:val="000000"/>
-          <w:sz w:val="20"/>
-          <w:szCs w:val="20"/>
-        </w:rPr>
-        <w:t>String</w:t>
+          <w:color w:val="FF0000"/>
+          <w:sz w:val="20"/>
+          <w:szCs w:val="20"/>
+          <w:lang w:val="en-US"/>
+        </w:rPr>
+        <w:t>cliSocket</w:t>
+      </w:r>
+      <w:r>
+        <w:rPr>
+          <w:rFonts w:ascii="Courier New" w:hAnsi="Courier New" w:cs="Courier New"/>
+          <w:b/>
+          <w:bCs/>
+          <w:color w:val="FF0000"/>
+          <w:sz w:val="20"/>
+          <w:szCs w:val="20"/>
+          <w:lang w:val="en-US"/>
+        </w:rPr>
+        <w:t>.</w:t>
+      </w:r>
+      <w:r>
+        <w:rPr>
+          <w:rFonts w:ascii="Courier New" w:hAnsi="Courier New" w:cs="Courier New"/>
+          <w:color w:val="FF0000"/>
+          <w:sz w:val="20"/>
+          <w:szCs w:val="20"/>
+          <w:lang w:val="en-US"/>
+        </w:rPr>
+        <w:t>getOutputStream</w:t>
       </w:r>
       <w:proofErr w:type="spellEnd"/>
       <w:r>
@@ -1532,104 +3344,22 @@
           <w:rFonts w:ascii="Courier New" w:hAnsi="Courier New" w:cs="Courier New"/>
           <w:b/>
           <w:bCs/>
-          <w:color w:val="000080"/>
-          <w:sz w:val="20"/>
-          <w:szCs w:val="20"/>
-        </w:rPr>
-        <w:t>[]</w:t>
-      </w:r>
-      <w:r>
-        <w:rPr>
-          <w:rFonts w:ascii="Courier New" w:hAnsi="Courier New" w:cs="Courier New"/>
-          <w:color w:val="000000"/>
-          <w:sz w:val="20"/>
-          <w:szCs w:val="20"/>
-        </w:rPr>
-        <w:t xml:space="preserve"> </w:t>
-      </w:r>
-      <w:proofErr w:type="spellStart"/>
-      <w:r>
-        <w:rPr>
-          <w:rFonts w:ascii="Courier New" w:hAnsi="Courier New" w:cs="Courier New"/>
-          <w:color w:val="000000"/>
-          <w:sz w:val="20"/>
-          <w:szCs w:val="20"/>
-        </w:rPr>
-        <w:t>argv</w:t>
-      </w:r>
-      <w:proofErr w:type="spellEnd"/>
-      <w:r>
-        <w:rPr>
-          <w:rFonts w:ascii="Courier New" w:hAnsi="Courier New" w:cs="Courier New"/>
-          <w:b/>
-          <w:bCs/>
-          <w:color w:val="000080"/>
-          <w:sz w:val="20"/>
-          <w:szCs w:val="20"/>
-        </w:rPr>
-        <w:t>)</w:t>
-      </w:r>
-      <w:r>
-        <w:rPr>
-          <w:rFonts w:ascii="Courier New" w:hAnsi="Courier New" w:cs="Courier New"/>
-          <w:color w:val="000000"/>
-          <w:sz w:val="20"/>
-          <w:szCs w:val="20"/>
-        </w:rPr>
-        <w:t xml:space="preserve"> </w:t>
-      </w:r>
-      <w:proofErr w:type="spellStart"/>
-      <w:r>
-        <w:rPr>
-          <w:rFonts w:ascii="Courier New" w:hAnsi="Courier New" w:cs="Courier New"/>
-          <w:b/>
-          <w:bCs/>
-          <w:color w:val="0000FF"/>
-          <w:sz w:val="20"/>
-          <w:szCs w:val="20"/>
-        </w:rPr>
-        <w:t>throws</w:t>
-      </w:r>
-      <w:proofErr w:type="spellEnd"/>
-      <w:r>
-        <w:rPr>
-          <w:rFonts w:ascii="Courier New" w:hAnsi="Courier New" w:cs="Courier New"/>
-          <w:color w:val="000000"/>
-          <w:sz w:val="20"/>
-          <w:szCs w:val="20"/>
-        </w:rPr>
-        <w:t xml:space="preserve"> </w:t>
-      </w:r>
-      <w:proofErr w:type="spellStart"/>
-      <w:r>
-        <w:rPr>
-          <w:rFonts w:ascii="Courier New" w:hAnsi="Courier New" w:cs="Courier New"/>
-          <w:color w:val="000000"/>
-          <w:sz w:val="20"/>
-          <w:szCs w:val="20"/>
-        </w:rPr>
-        <w:t>Exception</w:t>
-      </w:r>
-      <w:proofErr w:type="spellEnd"/>
-      <w:r>
-        <w:rPr>
-          <w:rFonts w:ascii="Courier New" w:hAnsi="Courier New" w:cs="Courier New"/>
-          <w:color w:val="000000"/>
-          <w:sz w:val="20"/>
-          <w:szCs w:val="20"/>
-        </w:rPr>
-        <w:t xml:space="preserve"> </w:t>
-      </w:r>
-      <w:r>
-        <w:rPr>
-          <w:rFonts w:ascii="Courier New" w:hAnsi="Courier New" w:cs="Courier New"/>
-          <w:b/>
-          <w:bCs/>
-          <w:color w:val="000080"/>
-          <w:sz w:val="20"/>
-          <w:szCs w:val="20"/>
-        </w:rPr>
-        <w:t>{</w:t>
+          <w:color w:val="FF0000"/>
+          <w:sz w:val="20"/>
+          <w:szCs w:val="20"/>
+          <w:lang w:val="en-US"/>
+        </w:rPr>
+        <w:t>());</w:t>
+      </w:r>
+      <w:r>
+        <w:rPr>
+          <w:rFonts w:ascii="Courier New" w:hAnsi="Courier New" w:cs="Courier New"/>
+          <w:color w:val="FF0000"/>
+          <w:sz w:val="20"/>
+          <w:szCs w:val="20"/>
+          <w:lang w:val="en-US"/>
+        </w:rPr>
+        <w:t xml:space="preserve">        </w:t>
       </w:r>
     </w:p>
     <w:p>
@@ -1638,11 +3368,94 @@
         <w:ind w:left="708"/>
         <w:rPr>
           <w:rFonts w:ascii="Courier New" w:hAnsi="Courier New" w:cs="Courier New"/>
-          <w:color w:val="000000"/>
-          <w:sz w:val="20"/>
-          <w:szCs w:val="20"/>
-        </w:rPr>
-      </w:pPr>
+          <w:color w:val="FF0000"/>
+          <w:sz w:val="20"/>
+          <w:szCs w:val="20"/>
+        </w:rPr>
+      </w:pPr>
+      <w:r>
+        <w:rPr>
+          <w:rFonts w:ascii="Courier New" w:hAnsi="Courier New" w:cs="Courier New"/>
+          <w:color w:val="FF0000"/>
+          <w:sz w:val="20"/>
+          <w:szCs w:val="20"/>
+          <w:lang w:val="en-US"/>
+        </w:rPr>
+        <w:t xml:space="preserve">        </w:t>
+      </w:r>
+      <w:proofErr w:type="spellStart"/>
+      <w:r>
+        <w:rPr>
+          <w:rFonts w:ascii="Courier New" w:hAnsi="Courier New" w:cs="Courier New"/>
+          <w:b/>
+          <w:bCs/>
+          <w:color w:val="FF0000"/>
+          <w:sz w:val="20"/>
+          <w:szCs w:val="20"/>
+        </w:rPr>
+        <w:t>if</w:t>
+      </w:r>
+      <w:proofErr w:type="spellEnd"/>
+      <w:r>
+        <w:rPr>
+          <w:rFonts w:ascii="Courier New" w:hAnsi="Courier New" w:cs="Courier New"/>
+          <w:color w:val="FF0000"/>
+          <w:sz w:val="20"/>
+          <w:szCs w:val="20"/>
+        </w:rPr>
+        <w:t xml:space="preserve"> </w:t>
+      </w:r>
+      <w:r>
+        <w:rPr>
+          <w:rFonts w:ascii="Courier New" w:hAnsi="Courier New" w:cs="Courier New"/>
+          <w:b/>
+          <w:bCs/>
+          <w:color w:val="FF0000"/>
+          <w:sz w:val="20"/>
+          <w:szCs w:val="20"/>
+        </w:rPr>
+        <w:t>(</w:t>
+      </w:r>
+      <w:r>
+        <w:rPr>
+          <w:rFonts w:ascii="Courier New" w:hAnsi="Courier New" w:cs="Courier New"/>
+          <w:color w:val="FF0000"/>
+          <w:sz w:val="20"/>
+          <w:szCs w:val="20"/>
+        </w:rPr>
+        <w:t>ok</w:t>
+      </w:r>
+      <w:r>
+        <w:rPr>
+          <w:rFonts w:ascii="Courier New" w:hAnsi="Courier New" w:cs="Courier New"/>
+          <w:b/>
+          <w:bCs/>
+          <w:color w:val="FF0000"/>
+          <w:sz w:val="20"/>
+          <w:szCs w:val="20"/>
+        </w:rPr>
+        <w:t>)</w:t>
+      </w:r>
+      <w:r>
+        <w:rPr>
+          <w:rFonts w:ascii="Courier New" w:hAnsi="Courier New" w:cs="Courier New"/>
+          <w:color w:val="FF0000"/>
+          <w:sz w:val="20"/>
+          <w:szCs w:val="20"/>
+        </w:rPr>
+        <w:t xml:space="preserve"> </w:t>
+      </w:r>
+      <w:r>
+        <w:rPr>
+          <w:rFonts w:ascii="Courier New" w:hAnsi="Courier New" w:cs="Courier New"/>
+          <w:b/>
+          <w:bCs/>
+          <w:color w:val="FF0000"/>
+          <w:sz w:val="20"/>
+          <w:szCs w:val="20"/>
+        </w:rPr>
+        <w:t>{</w:t>
+      </w:r>
     </w:p>
     <w:p>
       <w:pPr>
@@ -1650,37 +3463,74 @@
         <w:ind w:left="708"/>
         <w:rPr>
           <w:rFonts w:ascii="Courier New" w:hAnsi="Courier New" w:cs="Courier New"/>
-          <w:color w:val="000000"/>
-          <w:sz w:val="20"/>
-          <w:szCs w:val="20"/>
-        </w:rPr>
-      </w:pPr>
-      <w:r>
-        <w:rPr>
-          <w:rFonts w:ascii="Courier New" w:hAnsi="Courier New" w:cs="Courier New"/>
-          <w:color w:val="000000"/>
-          <w:sz w:val="20"/>
-          <w:szCs w:val="20"/>
-        </w:rPr>
-        <w:t xml:space="preserve">    </w:t>
-      </w:r>
-      <w:r>
-        <w:rPr>
-          <w:rFonts w:ascii="Courier New" w:hAnsi="Courier New" w:cs="Courier New"/>
-          <w:b/>
-          <w:bCs/>
-          <w:color w:val="0000FF"/>
-          <w:sz w:val="20"/>
-          <w:szCs w:val="20"/>
-        </w:rPr>
-        <w:t>try</w:t>
-      </w:r>
-      <w:r>
-        <w:rPr>
-          <w:rFonts w:ascii="Courier New" w:hAnsi="Courier New" w:cs="Courier New"/>
-          <w:color w:val="000000"/>
-          <w:sz w:val="20"/>
-          <w:szCs w:val="20"/>
+          <w:color w:val="FF0000"/>
+          <w:sz w:val="20"/>
+          <w:szCs w:val="20"/>
+          <w:lang w:val="en-US"/>
+        </w:rPr>
+      </w:pPr>
+      <w:r>
+        <w:rPr>
+          <w:rFonts w:ascii="Courier New" w:hAnsi="Courier New" w:cs="Courier New"/>
+          <w:color w:val="FF0000"/>
+          <w:sz w:val="20"/>
+          <w:szCs w:val="20"/>
+        </w:rPr>
+        <w:t xml:space="preserve">          </w:t>
+      </w:r>
+      <w:proofErr w:type="gramStart"/>
+      <w:r>
+        <w:rPr>
+          <w:rFonts w:ascii="Courier New" w:hAnsi="Courier New" w:cs="Courier New"/>
+          <w:color w:val="FF0000"/>
+          <w:sz w:val="20"/>
+          <w:szCs w:val="20"/>
+          <w:lang w:val="en-US"/>
+        </w:rPr>
+        <w:t>data</w:t>
+      </w:r>
+      <w:r>
+        <w:rPr>
+          <w:rFonts w:ascii="Courier New" w:hAnsi="Courier New" w:cs="Courier New"/>
+          <w:b/>
+          <w:bCs/>
+          <w:color w:val="FF0000"/>
+          <w:sz w:val="20"/>
+          <w:szCs w:val="20"/>
+          <w:lang w:val="en-US"/>
+        </w:rPr>
+        <w:t>[</w:t>
+      </w:r>
+      <w:proofErr w:type="gramEnd"/>
+      <w:r>
+        <w:rPr>
+          <w:rFonts w:ascii="Courier New" w:hAnsi="Courier New" w:cs="Courier New"/>
+          <w:color w:val="FF0000"/>
+          <w:sz w:val="20"/>
+          <w:szCs w:val="20"/>
+          <w:lang w:val="en-US"/>
+        </w:rPr>
+        <w:t>1</w:t>
+      </w:r>
+      <w:r>
+        <w:rPr>
+          <w:rFonts w:ascii="Courier New" w:hAnsi="Courier New" w:cs="Courier New"/>
+          <w:b/>
+          <w:bCs/>
+          <w:color w:val="FF0000"/>
+          <w:sz w:val="20"/>
+          <w:szCs w:val="20"/>
+          <w:lang w:val="en-US"/>
+        </w:rPr>
+        <w:t>]</w:t>
+      </w:r>
+      <w:r>
+        <w:rPr>
+          <w:rFonts w:ascii="Courier New" w:hAnsi="Courier New" w:cs="Courier New"/>
+          <w:color w:val="FF0000"/>
+          <w:sz w:val="20"/>
+          <w:szCs w:val="20"/>
+          <w:lang w:val="en-US"/>
         </w:rPr>
         <w:t xml:space="preserve"> </w:t>
       </w:r>
@@ -1689,11 +3539,34 @@
           <w:rFonts w:ascii="Courier New" w:hAnsi="Courier New" w:cs="Courier New"/>
           <w:b/>
           <w:bCs/>
-          <w:color w:val="000080"/>
-          <w:sz w:val="20"/>
-          <w:szCs w:val="20"/>
-        </w:rPr>
-        <w:t>{</w:t>
+          <w:color w:val="FF0000"/>
+          <w:sz w:val="20"/>
+          <w:szCs w:val="20"/>
+          <w:lang w:val="en-US"/>
+        </w:rPr>
+        <w:t>-=</w:t>
+      </w:r>
+      <w:r>
+        <w:rPr>
+          <w:rFonts w:ascii="Courier New" w:hAnsi="Courier New" w:cs="Courier New"/>
+          <w:color w:val="FF0000"/>
+          <w:sz w:val="20"/>
+          <w:szCs w:val="20"/>
+          <w:lang w:val="en-US"/>
+        </w:rPr>
+        <w:t xml:space="preserve"> 1</w:t>
+      </w:r>
+      <w:r>
+        <w:rPr>
+          <w:rFonts w:ascii="Courier New" w:hAnsi="Courier New" w:cs="Courier New"/>
+          <w:b/>
+          <w:bCs/>
+          <w:color w:val="FF0000"/>
+          <w:sz w:val="20"/>
+          <w:szCs w:val="20"/>
+          <w:lang w:val="en-US"/>
+        </w:rPr>
+        <w:t>;</w:t>
       </w:r>
     </w:p>
     <w:p>
@@ -1702,37 +3575,41 @@
         <w:ind w:left="708"/>
         <w:rPr>
           <w:rFonts w:ascii="Courier New" w:hAnsi="Courier New" w:cs="Courier New"/>
-          <w:color w:val="000000"/>
-          <w:sz w:val="20"/>
-          <w:szCs w:val="20"/>
-        </w:rPr>
-      </w:pPr>
-      <w:r>
-        <w:rPr>
-          <w:rFonts w:ascii="Courier New" w:hAnsi="Courier New" w:cs="Courier New"/>
-          <w:color w:val="000000"/>
-          <w:sz w:val="20"/>
-          <w:szCs w:val="20"/>
-        </w:rPr>
-        <w:t xml:space="preserve">      </w:t>
+          <w:color w:val="FF0000"/>
+          <w:sz w:val="20"/>
+          <w:szCs w:val="20"/>
+          <w:lang w:val="en-US"/>
+        </w:rPr>
+      </w:pPr>
+      <w:r>
+        <w:rPr>
+          <w:rFonts w:ascii="Courier New" w:hAnsi="Courier New" w:cs="Courier New"/>
+          <w:color w:val="FF0000"/>
+          <w:sz w:val="20"/>
+          <w:szCs w:val="20"/>
+          <w:lang w:val="en-US"/>
+        </w:rPr>
+        <w:t xml:space="preserve">          </w:t>
       </w:r>
       <w:proofErr w:type="spellStart"/>
       <w:r>
         <w:rPr>
           <w:rFonts w:ascii="Courier New" w:hAnsi="Courier New" w:cs="Courier New"/>
-          <w:color w:val="000000"/>
-          <w:sz w:val="20"/>
-          <w:szCs w:val="20"/>
-        </w:rPr>
-        <w:t>ServerSocket</w:t>
+          <w:color w:val="FF0000"/>
+          <w:sz w:val="20"/>
+          <w:szCs w:val="20"/>
+          <w:lang w:val="en-US"/>
+        </w:rPr>
+        <w:t>GregorianCalendar</w:t>
       </w:r>
       <w:proofErr w:type="spellEnd"/>
       <w:r>
         <w:rPr>
           <w:rFonts w:ascii="Courier New" w:hAnsi="Courier New" w:cs="Courier New"/>
-          <w:color w:val="000000"/>
-          <w:sz w:val="20"/>
-          <w:szCs w:val="20"/>
+          <w:color w:val="FF0000"/>
+          <w:sz w:val="20"/>
+          <w:szCs w:val="20"/>
+          <w:lang w:val="en-US"/>
         </w:rPr>
         <w:t xml:space="preserve"> </w:t>
       </w:r>
@@ -1740,19 +3617,21 @@
       <w:r>
         <w:rPr>
           <w:rFonts w:ascii="Courier New" w:hAnsi="Courier New" w:cs="Courier New"/>
-          <w:color w:val="000000"/>
-          <w:sz w:val="20"/>
-          <w:szCs w:val="20"/>
-        </w:rPr>
-        <w:t>srvSocket</w:t>
+          <w:color w:val="FF0000"/>
+          <w:sz w:val="20"/>
+          <w:szCs w:val="20"/>
+          <w:lang w:val="en-US"/>
+        </w:rPr>
+        <w:t>cal</w:t>
       </w:r>
       <w:proofErr w:type="spellEnd"/>
       <w:r>
         <w:rPr>
           <w:rFonts w:ascii="Courier New" w:hAnsi="Courier New" w:cs="Courier New"/>
-          <w:color w:val="000000"/>
-          <w:sz w:val="20"/>
-          <w:szCs w:val="20"/>
+          <w:color w:val="FF0000"/>
+          <w:sz w:val="20"/>
+          <w:szCs w:val="20"/>
+          <w:lang w:val="en-US"/>
         </w:rPr>
         <w:t xml:space="preserve"> </w:t>
       </w:r>
@@ -1761,18 +3640,20 @@
           <w:rFonts w:ascii="Courier New" w:hAnsi="Courier New" w:cs="Courier New"/>
           <w:b/>
           <w:bCs/>
-          <w:color w:val="000080"/>
-          <w:sz w:val="20"/>
-          <w:szCs w:val="20"/>
+          <w:color w:val="FF0000"/>
+          <w:sz w:val="20"/>
+          <w:szCs w:val="20"/>
+          <w:lang w:val="en-US"/>
         </w:rPr>
         <w:t>=</w:t>
       </w:r>
       <w:r>
         <w:rPr>
           <w:rFonts w:ascii="Courier New" w:hAnsi="Courier New" w:cs="Courier New"/>
-          <w:color w:val="000000"/>
-          <w:sz w:val="20"/>
-          <w:szCs w:val="20"/>
+          <w:color w:val="FF0000"/>
+          <w:sz w:val="20"/>
+          <w:szCs w:val="20"/>
+          <w:lang w:val="en-US"/>
         </w:rPr>
         <w:t xml:space="preserve"> </w:t>
       </w:r>
@@ -1781,18 +3662,269 @@
           <w:rFonts w:ascii="Courier New" w:hAnsi="Courier New" w:cs="Courier New"/>
           <w:b/>
           <w:bCs/>
-          <w:color w:val="0000FF"/>
-          <w:sz w:val="20"/>
-          <w:szCs w:val="20"/>
+          <w:color w:val="FF0000"/>
+          <w:sz w:val="20"/>
+          <w:szCs w:val="20"/>
+          <w:lang w:val="en-US"/>
         </w:rPr>
         <w:t>new</w:t>
       </w:r>
       <w:r>
         <w:rPr>
           <w:rFonts w:ascii="Courier New" w:hAnsi="Courier New" w:cs="Courier New"/>
-          <w:color w:val="000000"/>
-          <w:sz w:val="20"/>
-          <w:szCs w:val="20"/>
+          <w:color w:val="FF0000"/>
+          <w:sz w:val="20"/>
+          <w:szCs w:val="20"/>
+          <w:lang w:val="en-US"/>
+        </w:rPr>
+        <w:t xml:space="preserve"> </w:t>
+      </w:r>
+      <w:proofErr w:type="spellStart"/>
+      <w:r>
+        <w:rPr>
+          <w:rFonts w:ascii="Courier New" w:hAnsi="Courier New" w:cs="Courier New"/>
+          <w:color w:val="FF0000"/>
+          <w:sz w:val="20"/>
+          <w:szCs w:val="20"/>
+          <w:lang w:val="en-US"/>
+        </w:rPr>
+        <w:t>GregorianCalendar</w:t>
+      </w:r>
+      <w:proofErr w:type="spellEnd"/>
+      <w:r>
+        <w:rPr>
+          <w:rFonts w:ascii="Courier New" w:hAnsi="Courier New" w:cs="Courier New"/>
+          <w:b/>
+          <w:bCs/>
+          <w:color w:val="FF0000"/>
+          <w:sz w:val="20"/>
+          <w:szCs w:val="20"/>
+          <w:lang w:val="en-US"/>
+        </w:rPr>
+        <w:t>(</w:t>
+      </w:r>
+      <w:proofErr w:type="gramStart"/>
+      <w:r>
+        <w:rPr>
+          <w:rFonts w:ascii="Courier New" w:hAnsi="Courier New" w:cs="Courier New"/>
+          <w:color w:val="FF0000"/>
+          <w:sz w:val="20"/>
+          <w:szCs w:val="20"/>
+          <w:lang w:val="en-US"/>
+        </w:rPr>
+        <w:t>data</w:t>
+      </w:r>
+      <w:r>
+        <w:rPr>
+          <w:rFonts w:ascii="Courier New" w:hAnsi="Courier New" w:cs="Courier New"/>
+          <w:b/>
+          <w:bCs/>
+          <w:color w:val="FF0000"/>
+          <w:sz w:val="20"/>
+          <w:szCs w:val="20"/>
+          <w:lang w:val="en-US"/>
+        </w:rPr>
+        <w:t>[</w:t>
+      </w:r>
+      <w:proofErr w:type="gramEnd"/>
+      <w:r>
+        <w:rPr>
+          <w:rFonts w:ascii="Courier New" w:hAnsi="Courier New" w:cs="Courier New"/>
+          <w:color w:val="FF0000"/>
+          <w:sz w:val="20"/>
+          <w:szCs w:val="20"/>
+          <w:lang w:val="en-US"/>
+        </w:rPr>
+        <w:t>2</w:t>
+      </w:r>
+      <w:r>
+        <w:rPr>
+          <w:rFonts w:ascii="Courier New" w:hAnsi="Courier New" w:cs="Courier New"/>
+          <w:b/>
+          <w:bCs/>
+          <w:color w:val="FF0000"/>
+          <w:sz w:val="20"/>
+          <w:szCs w:val="20"/>
+          <w:lang w:val="en-US"/>
+        </w:rPr>
+        <w:t>],</w:t>
+      </w:r>
+      <w:r>
+        <w:rPr>
+          <w:rFonts w:ascii="Courier New" w:hAnsi="Courier New" w:cs="Courier New"/>
+          <w:color w:val="FF0000"/>
+          <w:sz w:val="20"/>
+          <w:szCs w:val="20"/>
+          <w:lang w:val="en-US"/>
+        </w:rPr>
+        <w:t xml:space="preserve"> </w:t>
+      </w:r>
+      <w:proofErr w:type="gramStart"/>
+      <w:r>
+        <w:rPr>
+          <w:rFonts w:ascii="Courier New" w:hAnsi="Courier New" w:cs="Courier New"/>
+          <w:color w:val="FF0000"/>
+          <w:sz w:val="20"/>
+          <w:szCs w:val="20"/>
+          <w:lang w:val="en-US"/>
+        </w:rPr>
+        <w:t>data</w:t>
+      </w:r>
+      <w:r>
+        <w:rPr>
+          <w:rFonts w:ascii="Courier New" w:hAnsi="Courier New" w:cs="Courier New"/>
+          <w:b/>
+          <w:bCs/>
+          <w:color w:val="FF0000"/>
+          <w:sz w:val="20"/>
+          <w:szCs w:val="20"/>
+          <w:lang w:val="en-US"/>
+        </w:rPr>
+        <w:t>[</w:t>
+      </w:r>
+      <w:proofErr w:type="gramEnd"/>
+      <w:r>
+        <w:rPr>
+          <w:rFonts w:ascii="Courier New" w:hAnsi="Courier New" w:cs="Courier New"/>
+          <w:color w:val="FF0000"/>
+          <w:sz w:val="20"/>
+          <w:szCs w:val="20"/>
+          <w:lang w:val="en-US"/>
+        </w:rPr>
+        <w:t>1</w:t>
+      </w:r>
+      <w:r>
+        <w:rPr>
+          <w:rFonts w:ascii="Courier New" w:hAnsi="Courier New" w:cs="Courier New"/>
+          <w:b/>
+          <w:bCs/>
+          <w:color w:val="FF0000"/>
+          <w:sz w:val="20"/>
+          <w:szCs w:val="20"/>
+          <w:lang w:val="en-US"/>
+        </w:rPr>
+        <w:t>],</w:t>
+      </w:r>
+      <w:r>
+        <w:rPr>
+          <w:rFonts w:ascii="Courier New" w:hAnsi="Courier New" w:cs="Courier New"/>
+          <w:color w:val="FF0000"/>
+          <w:sz w:val="20"/>
+          <w:szCs w:val="20"/>
+          <w:lang w:val="en-US"/>
+        </w:rPr>
+        <w:t xml:space="preserve"> </w:t>
+      </w:r>
+      <w:proofErr w:type="gramStart"/>
+      <w:r>
+        <w:rPr>
+          <w:rFonts w:ascii="Courier New" w:hAnsi="Courier New" w:cs="Courier New"/>
+          <w:color w:val="FF0000"/>
+          <w:sz w:val="20"/>
+          <w:szCs w:val="20"/>
+          <w:lang w:val="en-US"/>
+        </w:rPr>
+        <w:t>data</w:t>
+      </w:r>
+      <w:r>
+        <w:rPr>
+          <w:rFonts w:ascii="Courier New" w:hAnsi="Courier New" w:cs="Courier New"/>
+          <w:b/>
+          <w:bCs/>
+          <w:color w:val="FF0000"/>
+          <w:sz w:val="20"/>
+          <w:szCs w:val="20"/>
+          <w:lang w:val="en-US"/>
+        </w:rPr>
+        <w:t>[</w:t>
+      </w:r>
+      <w:proofErr w:type="gramEnd"/>
+      <w:r>
+        <w:rPr>
+          <w:rFonts w:ascii="Courier New" w:hAnsi="Courier New" w:cs="Courier New"/>
+          <w:color w:val="FF0000"/>
+          <w:sz w:val="20"/>
+          <w:szCs w:val="20"/>
+          <w:lang w:val="en-US"/>
+        </w:rPr>
+        <w:t>0</w:t>
+      </w:r>
+      <w:r>
+        <w:rPr>
+          <w:rFonts w:ascii="Courier New" w:hAnsi="Courier New" w:cs="Courier New"/>
+          <w:b/>
+          <w:bCs/>
+          <w:color w:val="FF0000"/>
+          <w:sz w:val="20"/>
+          <w:szCs w:val="20"/>
+          <w:lang w:val="en-US"/>
+        </w:rPr>
+        <w:t>]);</w:t>
+      </w:r>
+    </w:p>
+    <w:p>
+      <w:pPr>
+        <w:shd w:val="clear" w:color="auto" w:fill="FFFFFF"/>
+        <w:ind w:left="708"/>
+        <w:rPr>
+          <w:rFonts w:ascii="Courier New" w:hAnsi="Courier New" w:cs="Courier New"/>
+          <w:color w:val="FF0000"/>
+          <w:sz w:val="20"/>
+          <w:szCs w:val="20"/>
+          <w:lang w:val="en-US"/>
+        </w:rPr>
+      </w:pPr>
+      <w:r>
+        <w:rPr>
+          <w:rFonts w:ascii="Courier New" w:hAnsi="Courier New" w:cs="Courier New"/>
+          <w:color w:val="FF0000"/>
+          <w:sz w:val="20"/>
+          <w:szCs w:val="20"/>
+          <w:lang w:val="en-US"/>
+        </w:rPr>
+        <w:t xml:space="preserve">          int </w:t>
+      </w:r>
+      <w:proofErr w:type="spellStart"/>
+      <w:r>
+        <w:rPr>
+          <w:rFonts w:ascii="Courier New" w:hAnsi="Courier New" w:cs="Courier New"/>
+          <w:color w:val="FF0000"/>
+          <w:sz w:val="20"/>
+          <w:szCs w:val="20"/>
+          <w:lang w:val="en-US"/>
+        </w:rPr>
+        <w:t>dia</w:t>
+      </w:r>
+      <w:proofErr w:type="spellEnd"/>
+      <w:r>
+        <w:rPr>
+          <w:rFonts w:ascii="Courier New" w:hAnsi="Courier New" w:cs="Courier New"/>
+          <w:color w:val="FF0000"/>
+          <w:sz w:val="20"/>
+          <w:szCs w:val="20"/>
+          <w:lang w:val="en-US"/>
+        </w:rPr>
+        <w:t xml:space="preserve"> </w:t>
+      </w:r>
+      <w:r>
+        <w:rPr>
+          <w:rFonts w:ascii="Courier New" w:hAnsi="Courier New" w:cs="Courier New"/>
+          <w:b/>
+          <w:bCs/>
+          <w:color w:val="FF0000"/>
+          <w:sz w:val="20"/>
+          <w:szCs w:val="20"/>
+          <w:lang w:val="en-US"/>
+        </w:rPr>
+        <w:t>=</w:t>
+      </w:r>
+      <w:r>
+        <w:rPr>
+          <w:rFonts w:ascii="Courier New" w:hAnsi="Courier New" w:cs="Courier New"/>
+          <w:color w:val="FF0000"/>
+          <w:sz w:val="20"/>
+          <w:szCs w:val="20"/>
+          <w:lang w:val="en-US"/>
         </w:rPr>
         <w:t xml:space="preserve"> </w:t>
       </w:r>
@@ -1801,11 +3933,34 @@
       <w:r>
         <w:rPr>
           <w:rFonts w:ascii="Courier New" w:hAnsi="Courier New" w:cs="Courier New"/>
-          <w:color w:val="000000"/>
-          <w:sz w:val="20"/>
-          <w:szCs w:val="20"/>
-        </w:rPr>
-        <w:t>ServerSocket</w:t>
+          <w:color w:val="FF0000"/>
+          <w:sz w:val="20"/>
+          <w:szCs w:val="20"/>
+          <w:lang w:val="en-US"/>
+        </w:rPr>
+        <w:t>cal</w:t>
+      </w:r>
+      <w:r>
+        <w:rPr>
+          <w:rFonts w:ascii="Courier New" w:hAnsi="Courier New" w:cs="Courier New"/>
+          <w:b/>
+          <w:bCs/>
+          <w:color w:val="FF0000"/>
+          <w:sz w:val="20"/>
+          <w:szCs w:val="20"/>
+          <w:lang w:val="en-US"/>
+        </w:rPr>
+        <w:t>.</w:t>
+      </w:r>
+      <w:r>
+        <w:rPr>
+          <w:rFonts w:ascii="Courier New" w:hAnsi="Courier New" w:cs="Courier New"/>
+          <w:color w:val="FF0000"/>
+          <w:sz w:val="20"/>
+          <w:szCs w:val="20"/>
+          <w:lang w:val="en-US"/>
+        </w:rPr>
+        <w:t>get</w:t>
       </w:r>
       <w:proofErr w:type="spellEnd"/>
       <w:r>
@@ -1813,32 +3968,103 @@
           <w:rFonts w:ascii="Courier New" w:hAnsi="Courier New" w:cs="Courier New"/>
           <w:b/>
           <w:bCs/>
-          <w:color w:val="000080"/>
-          <w:sz w:val="20"/>
-          <w:szCs w:val="20"/>
+          <w:color w:val="FF0000"/>
+          <w:sz w:val="20"/>
+          <w:szCs w:val="20"/>
+          <w:lang w:val="en-US"/>
         </w:rPr>
         <w:t>(</w:t>
       </w:r>
+      <w:proofErr w:type="spellStart"/>
       <w:proofErr w:type="gramEnd"/>
       <w:r>
         <w:rPr>
           <w:rFonts w:ascii="Courier New" w:hAnsi="Courier New" w:cs="Courier New"/>
-          <w:color w:val="FF8000"/>
-          <w:sz w:val="20"/>
-          <w:szCs w:val="20"/>
-        </w:rPr>
-        <w:t>10000</w:t>
-      </w:r>
-      <w:r>
-        <w:rPr>
-          <w:rFonts w:ascii="Courier New" w:hAnsi="Courier New" w:cs="Courier New"/>
-          <w:b/>
-          <w:bCs/>
-          <w:color w:val="000080"/>
-          <w:sz w:val="20"/>
-          <w:szCs w:val="20"/>
-        </w:rPr>
-        <w:t>);</w:t>
+          <w:color w:val="FF0000"/>
+          <w:sz w:val="20"/>
+          <w:szCs w:val="20"/>
+          <w:lang w:val="en-US"/>
+        </w:rPr>
+        <w:t>Calendar</w:t>
+      </w:r>
+      <w:r>
+        <w:rPr>
+          <w:rFonts w:ascii="Courier New" w:hAnsi="Courier New" w:cs="Courier New"/>
+          <w:b/>
+          <w:bCs/>
+          <w:color w:val="FF0000"/>
+          <w:sz w:val="20"/>
+          <w:szCs w:val="20"/>
+          <w:lang w:val="en-US"/>
+        </w:rPr>
+        <w:t>.</w:t>
+      </w:r>
+      <w:r>
+        <w:rPr>
+          <w:rFonts w:ascii="Courier New" w:hAnsi="Courier New" w:cs="Courier New"/>
+          <w:color w:val="FF0000"/>
+          <w:sz w:val="20"/>
+          <w:szCs w:val="20"/>
+          <w:lang w:val="en-US"/>
+        </w:rPr>
+        <w:t>DAY_OF_WEEK</w:t>
+      </w:r>
+      <w:proofErr w:type="spellEnd"/>
+      <w:r>
+        <w:rPr>
+          <w:rFonts w:ascii="Courier New" w:hAnsi="Courier New" w:cs="Courier New"/>
+          <w:b/>
+          <w:bCs/>
+          <w:color w:val="FF0000"/>
+          <w:sz w:val="20"/>
+          <w:szCs w:val="20"/>
+          <w:lang w:val="en-US"/>
+        </w:rPr>
+        <w:t>)</w:t>
+      </w:r>
+      <w:r>
+        <w:rPr>
+          <w:rFonts w:ascii="Courier New" w:hAnsi="Courier New" w:cs="Courier New"/>
+          <w:color w:val="FF0000"/>
+          <w:sz w:val="20"/>
+          <w:szCs w:val="20"/>
+          <w:lang w:val="en-US"/>
+        </w:rPr>
+        <w:t xml:space="preserve"> </w:t>
+      </w:r>
+      <w:r>
+        <w:rPr>
+          <w:rFonts w:ascii="Courier New" w:hAnsi="Courier New" w:cs="Courier New"/>
+          <w:b/>
+          <w:bCs/>
+          <w:color w:val="FF0000"/>
+          <w:sz w:val="20"/>
+          <w:szCs w:val="20"/>
+          <w:lang w:val="en-US"/>
+        </w:rPr>
+        <w:t>-</w:t>
+      </w:r>
+      <w:r>
+        <w:rPr>
+          <w:rFonts w:ascii="Courier New" w:hAnsi="Courier New" w:cs="Courier New"/>
+          <w:color w:val="FF0000"/>
+          <w:sz w:val="20"/>
+          <w:szCs w:val="20"/>
+          <w:lang w:val="en-US"/>
+        </w:rPr>
+        <w:t xml:space="preserve"> 1</w:t>
+      </w:r>
+      <w:r>
+        <w:rPr>
+          <w:rFonts w:ascii="Courier New" w:hAnsi="Courier New" w:cs="Courier New"/>
+          <w:b/>
+          <w:bCs/>
+          <w:color w:val="FF0000"/>
+          <w:sz w:val="20"/>
+          <w:szCs w:val="20"/>
+          <w:lang w:val="en-US"/>
+        </w:rPr>
+        <w:t>;</w:t>
       </w:r>
     </w:p>
     <w:p>
@@ -1847,19 +4073,197 @@
         <w:ind w:left="708"/>
         <w:rPr>
           <w:rFonts w:ascii="Courier New" w:hAnsi="Courier New" w:cs="Courier New"/>
-          <w:color w:val="000000"/>
-          <w:sz w:val="20"/>
-          <w:szCs w:val="20"/>
-        </w:rPr>
-      </w:pPr>
-      <w:r>
-        <w:rPr>
-          <w:rFonts w:ascii="Courier New" w:hAnsi="Courier New" w:cs="Courier New"/>
-          <w:color w:val="000000"/>
-          <w:sz w:val="20"/>
-          <w:szCs w:val="20"/>
-        </w:rPr>
-        <w:t xml:space="preserve">      </w:t>
+          <w:color w:val="FF0000"/>
+          <w:sz w:val="20"/>
+          <w:szCs w:val="20"/>
+        </w:rPr>
+      </w:pPr>
+      <w:r>
+        <w:rPr>
+          <w:rFonts w:ascii="Courier New" w:hAnsi="Courier New" w:cs="Courier New"/>
+          <w:color w:val="FF0000"/>
+          <w:sz w:val="20"/>
+          <w:szCs w:val="20"/>
+          <w:lang w:val="en-US"/>
+        </w:rPr>
+        <w:t xml:space="preserve">          </w:t>
+      </w:r>
+      <w:proofErr w:type="spellStart"/>
+      <w:proofErr w:type="gramStart"/>
+      <w:r>
+        <w:rPr>
+          <w:rFonts w:ascii="Courier New" w:hAnsi="Courier New" w:cs="Courier New"/>
+          <w:color w:val="FF0000"/>
+          <w:sz w:val="20"/>
+          <w:szCs w:val="20"/>
+        </w:rPr>
+        <w:t>out</w:t>
+      </w:r>
+      <w:r>
+        <w:rPr>
+          <w:rFonts w:ascii="Courier New" w:hAnsi="Courier New" w:cs="Courier New"/>
+          <w:b/>
+          <w:bCs/>
+          <w:color w:val="FF0000"/>
+          <w:sz w:val="20"/>
+          <w:szCs w:val="20"/>
+        </w:rPr>
+        <w:t>.</w:t>
+      </w:r>
+      <w:r>
+        <w:rPr>
+          <w:rFonts w:ascii="Courier New" w:hAnsi="Courier New" w:cs="Courier New"/>
+          <w:color w:val="FF0000"/>
+          <w:sz w:val="20"/>
+          <w:szCs w:val="20"/>
+        </w:rPr>
+        <w:t>println</w:t>
+      </w:r>
+      <w:proofErr w:type="spellEnd"/>
+      <w:proofErr w:type="gramEnd"/>
+      <w:r>
+        <w:rPr>
+          <w:rFonts w:ascii="Courier New" w:hAnsi="Courier New" w:cs="Courier New"/>
+          <w:b/>
+          <w:bCs/>
+          <w:color w:val="FF0000"/>
+          <w:sz w:val="20"/>
+          <w:szCs w:val="20"/>
+        </w:rPr>
+        <w:t>(</w:t>
+      </w:r>
+      <w:r>
+        <w:rPr>
+          <w:rFonts w:ascii="Courier New" w:hAnsi="Courier New" w:cs="Courier New"/>
+          <w:color w:val="FF0000"/>
+          <w:sz w:val="20"/>
+          <w:szCs w:val="20"/>
+        </w:rPr>
+        <w:t xml:space="preserve">"Este </w:t>
+      </w:r>
+      <w:proofErr w:type="spellStart"/>
+      <w:r>
+        <w:rPr>
+          <w:rFonts w:ascii="Courier New" w:hAnsi="Courier New" w:cs="Courier New"/>
+          <w:color w:val="FF0000"/>
+          <w:sz w:val="20"/>
+          <w:szCs w:val="20"/>
+        </w:rPr>
+        <w:t>dia</w:t>
+      </w:r>
+      <w:proofErr w:type="spellEnd"/>
+      <w:r>
+        <w:rPr>
+          <w:rFonts w:ascii="Courier New" w:hAnsi="Courier New" w:cs="Courier New"/>
+          <w:color w:val="FF0000"/>
+          <w:sz w:val="20"/>
+          <w:szCs w:val="20"/>
+        </w:rPr>
+        <w:t xml:space="preserve"> es " </w:t>
+      </w:r>
+      <w:r>
+        <w:rPr>
+          <w:rFonts w:ascii="Courier New" w:hAnsi="Courier New" w:cs="Courier New"/>
+          <w:b/>
+          <w:bCs/>
+          <w:color w:val="FF0000"/>
+          <w:sz w:val="20"/>
+          <w:szCs w:val="20"/>
+        </w:rPr>
+        <w:t>+</w:t>
+      </w:r>
+      <w:r>
+        <w:rPr>
+          <w:rFonts w:ascii="Courier New" w:hAnsi="Courier New" w:cs="Courier New"/>
+          <w:color w:val="FF0000"/>
+          <w:sz w:val="20"/>
+          <w:szCs w:val="20"/>
+        </w:rPr>
+        <w:t xml:space="preserve"> </w:t>
+      </w:r>
+      <w:proofErr w:type="spellStart"/>
+      <w:r>
+        <w:rPr>
+          <w:rFonts w:ascii="Courier New" w:hAnsi="Courier New" w:cs="Courier New"/>
+          <w:color w:val="FF0000"/>
+          <w:sz w:val="20"/>
+          <w:szCs w:val="20"/>
+        </w:rPr>
+        <w:t>nombreDias</w:t>
+      </w:r>
+      <w:proofErr w:type="spellEnd"/>
+      <w:r>
+        <w:rPr>
+          <w:rFonts w:ascii="Courier New" w:hAnsi="Courier New" w:cs="Courier New"/>
+          <w:b/>
+          <w:bCs/>
+          <w:color w:val="FF0000"/>
+          <w:sz w:val="20"/>
+          <w:szCs w:val="20"/>
+        </w:rPr>
+        <w:t>[</w:t>
+      </w:r>
+      <w:proofErr w:type="spellStart"/>
+      <w:r>
+        <w:rPr>
+          <w:rFonts w:ascii="Courier New" w:hAnsi="Courier New" w:cs="Courier New"/>
+          <w:color w:val="FF0000"/>
+          <w:sz w:val="20"/>
+          <w:szCs w:val="20"/>
+        </w:rPr>
+        <w:t>dia</w:t>
+      </w:r>
+      <w:proofErr w:type="spellEnd"/>
+      <w:r>
+        <w:rPr>
+          <w:rFonts w:ascii="Courier New" w:hAnsi="Courier New" w:cs="Courier New"/>
+          <w:b/>
+          <w:bCs/>
+          <w:color w:val="FF0000"/>
+          <w:sz w:val="20"/>
+          <w:szCs w:val="20"/>
+        </w:rPr>
+        <w:t>]</w:t>
+      </w:r>
+      <w:r>
+        <w:rPr>
+          <w:rFonts w:ascii="Courier New" w:hAnsi="Courier New" w:cs="Courier New"/>
+          <w:color w:val="FF0000"/>
+          <w:sz w:val="20"/>
+          <w:szCs w:val="20"/>
+        </w:rPr>
+        <w:t xml:space="preserve"> </w:t>
+      </w:r>
+      <w:r>
+        <w:rPr>
+          <w:rFonts w:ascii="Courier New" w:hAnsi="Courier New" w:cs="Courier New"/>
+          <w:b/>
+          <w:bCs/>
+          <w:color w:val="FF0000"/>
+          <w:sz w:val="20"/>
+          <w:szCs w:val="20"/>
+        </w:rPr>
+        <w:t>+</w:t>
+      </w:r>
+      <w:r>
+        <w:rPr>
+          <w:rFonts w:ascii="Courier New" w:hAnsi="Courier New" w:cs="Courier New"/>
+          <w:color w:val="FF0000"/>
+          <w:sz w:val="20"/>
+          <w:szCs w:val="20"/>
+        </w:rPr>
+        <w:t xml:space="preserve"> "."</w:t>
+      </w:r>
+      <w:r>
+        <w:rPr>
+          <w:rFonts w:ascii="Courier New" w:hAnsi="Courier New" w:cs="Courier New"/>
+          <w:b/>
+          <w:bCs/>
+          <w:color w:val="FF0000"/>
+          <w:sz w:val="20"/>
+          <w:szCs w:val="20"/>
+        </w:rPr>
+        <w:t>);</w:t>
       </w:r>
     </w:p>
     <w:p>
@@ -1868,92 +4272,19 @@
         <w:ind w:left="708"/>
         <w:rPr>
           <w:rFonts w:ascii="Courier New" w:hAnsi="Courier New" w:cs="Courier New"/>
-          <w:color w:val="000000"/>
-          <w:sz w:val="20"/>
-          <w:szCs w:val="20"/>
-        </w:rPr>
-      </w:pPr>
-      <w:r>
-        <w:rPr>
-          <w:rFonts w:ascii="Courier New" w:hAnsi="Courier New" w:cs="Courier New"/>
-          <w:color w:val="000000"/>
-          <w:sz w:val="20"/>
-          <w:szCs w:val="20"/>
-        </w:rPr>
-        <w:t xml:space="preserve">      </w:t>
-      </w:r>
-      <w:r>
-        <w:rPr>
-          <w:rFonts w:ascii="Courier New" w:hAnsi="Courier New" w:cs="Courier New"/>
-          <w:b/>
-          <w:bCs/>
-          <w:color w:val="0000FF"/>
-          <w:sz w:val="20"/>
-          <w:szCs w:val="20"/>
-        </w:rPr>
-        <w:t>while</w:t>
-      </w:r>
-      <w:r>
-        <w:rPr>
-          <w:rFonts w:ascii="Courier New" w:hAnsi="Courier New" w:cs="Courier New"/>
-          <w:color w:val="000000"/>
-          <w:sz w:val="20"/>
-          <w:szCs w:val="20"/>
-        </w:rPr>
-        <w:t xml:space="preserve"> </w:t>
-      </w:r>
-      <w:r>
-        <w:rPr>
-          <w:rFonts w:ascii="Courier New" w:hAnsi="Courier New" w:cs="Courier New"/>
-          <w:b/>
-          <w:bCs/>
-          <w:color w:val="000080"/>
-          <w:sz w:val="20"/>
-          <w:szCs w:val="20"/>
-        </w:rPr>
-        <w:t>(</w:t>
-      </w:r>
-      <w:r>
-        <w:rPr>
-          <w:rFonts w:ascii="Courier New" w:hAnsi="Courier New" w:cs="Courier New"/>
-          <w:b/>
-          <w:bCs/>
-          <w:color w:val="0000FF"/>
-          <w:sz w:val="20"/>
-          <w:szCs w:val="20"/>
-        </w:rPr>
-        <w:t>true</w:t>
-      </w:r>
-      <w:r>
-        <w:rPr>
-          <w:rFonts w:ascii="Courier New" w:hAnsi="Courier New" w:cs="Courier New"/>
-          <w:b/>
-          <w:bCs/>
-          <w:color w:val="000080"/>
-          <w:sz w:val="20"/>
-          <w:szCs w:val="20"/>
-        </w:rPr>
-        <w:t>)</w:t>
-      </w:r>
-      <w:r>
-        <w:rPr>
-          <w:rFonts w:ascii="Courier New" w:hAnsi="Courier New" w:cs="Courier New"/>
-          <w:color w:val="000000"/>
-          <w:sz w:val="20"/>
-          <w:szCs w:val="20"/>
-        </w:rPr>
-        <w:t xml:space="preserve"> </w:t>
-      </w:r>
-      <w:r>
-        <w:rPr>
-          <w:rFonts w:ascii="Courier New" w:hAnsi="Courier New" w:cs="Courier New"/>
-          <w:b/>
-          <w:bCs/>
-          <w:color w:val="000080"/>
-          <w:sz w:val="20"/>
-          <w:szCs w:val="20"/>
-        </w:rPr>
-        <w:t>{</w:t>
+          <w:color w:val="FF0000"/>
+          <w:sz w:val="20"/>
+          <w:szCs w:val="20"/>
+        </w:rPr>
+      </w:pPr>
+      <w:r>
+        <w:rPr>
+          <w:rFonts w:ascii="Courier New" w:hAnsi="Courier New" w:cs="Courier New"/>
+          <w:color w:val="FF0000"/>
+          <w:sz w:val="20"/>
+          <w:szCs w:val="20"/>
+        </w:rPr>
+        <w:t xml:space="preserve">          </w:t>
       </w:r>
     </w:p>
     <w:p>
@@ -1962,35 +4293,58 @@
         <w:ind w:left="708"/>
         <w:rPr>
           <w:rFonts w:ascii="Courier New" w:hAnsi="Courier New" w:cs="Courier New"/>
-          <w:color w:val="000000"/>
-          <w:sz w:val="20"/>
-          <w:szCs w:val="20"/>
-        </w:rPr>
-      </w:pPr>
-      <w:r>
-        <w:rPr>
-          <w:rFonts w:ascii="Courier New" w:hAnsi="Courier New" w:cs="Courier New"/>
-          <w:color w:val="000000"/>
-          <w:sz w:val="20"/>
-          <w:szCs w:val="20"/>
-        </w:rPr>
-        <w:t xml:space="preserve">        Socket </w:t>
+          <w:color w:val="FF0000"/>
+          <w:sz w:val="20"/>
+          <w:szCs w:val="20"/>
+        </w:rPr>
+      </w:pPr>
+      <w:r>
+        <w:rPr>
+          <w:rFonts w:ascii="Courier New" w:hAnsi="Courier New" w:cs="Courier New"/>
+          <w:color w:val="FF0000"/>
+          <w:sz w:val="20"/>
+          <w:szCs w:val="20"/>
+        </w:rPr>
+        <w:lastRenderedPageBreak/>
+        <w:t xml:space="preserve">        </w:t>
+      </w:r>
+      <w:r>
+        <w:rPr>
+          <w:rFonts w:ascii="Courier New" w:hAnsi="Courier New" w:cs="Courier New"/>
+          <w:b/>
+          <w:bCs/>
+          <w:color w:val="FF0000"/>
+          <w:sz w:val="20"/>
+          <w:szCs w:val="20"/>
+        </w:rPr>
+        <w:t>}</w:t>
+      </w:r>
+      <w:r>
+        <w:rPr>
+          <w:rFonts w:ascii="Courier New" w:hAnsi="Courier New" w:cs="Courier New"/>
+          <w:color w:val="FF0000"/>
+          <w:sz w:val="20"/>
+          <w:szCs w:val="20"/>
+        </w:rPr>
+        <w:t xml:space="preserve"> </w:t>
       </w:r>
       <w:proofErr w:type="spellStart"/>
       <w:r>
         <w:rPr>
           <w:rFonts w:ascii="Courier New" w:hAnsi="Courier New" w:cs="Courier New"/>
-          <w:color w:val="000000"/>
-          <w:sz w:val="20"/>
-          <w:szCs w:val="20"/>
-        </w:rPr>
-        <w:t>cliSocket</w:t>
+          <w:b/>
+          <w:bCs/>
+          <w:color w:val="FF0000"/>
+          <w:sz w:val="20"/>
+          <w:szCs w:val="20"/>
+        </w:rPr>
+        <w:t>else</w:t>
       </w:r>
       <w:proofErr w:type="spellEnd"/>
       <w:r>
         <w:rPr>
           <w:rFonts w:ascii="Courier New" w:hAnsi="Courier New" w:cs="Courier New"/>
-          <w:color w:val="000000"/>
+          <w:color w:val="FF0000"/>
           <w:sz w:val="20"/>
           <w:szCs w:val="20"/>
         </w:rPr>
@@ -2001,62 +4355,11 @@
           <w:rFonts w:ascii="Courier New" w:hAnsi="Courier New" w:cs="Courier New"/>
           <w:b/>
           <w:bCs/>
-          <w:color w:val="000080"/>
-          <w:sz w:val="20"/>
-          <w:szCs w:val="20"/>
-        </w:rPr>
-        <w:t>=</w:t>
-      </w:r>
-      <w:r>
-        <w:rPr>
-          <w:rFonts w:ascii="Courier New" w:hAnsi="Courier New" w:cs="Courier New"/>
-          <w:color w:val="000000"/>
-          <w:sz w:val="20"/>
-          <w:szCs w:val="20"/>
-        </w:rPr>
-        <w:t xml:space="preserve"> </w:t>
-      </w:r>
-      <w:proofErr w:type="spellStart"/>
-      <w:r>
-        <w:rPr>
-          <w:rFonts w:ascii="Courier New" w:hAnsi="Courier New" w:cs="Courier New"/>
-          <w:color w:val="000000"/>
-          <w:sz w:val="20"/>
-          <w:szCs w:val="20"/>
-        </w:rPr>
-        <w:t>srvSocket</w:t>
-      </w:r>
-      <w:r>
-        <w:rPr>
-          <w:rFonts w:ascii="Courier New" w:hAnsi="Courier New" w:cs="Courier New"/>
-          <w:b/>
-          <w:bCs/>
-          <w:color w:val="000080"/>
-          <w:sz w:val="20"/>
-          <w:szCs w:val="20"/>
-        </w:rPr>
-        <w:t>.</w:t>
-      </w:r>
-      <w:r>
-        <w:rPr>
-          <w:rFonts w:ascii="Courier New" w:hAnsi="Courier New" w:cs="Courier New"/>
-          <w:color w:val="000000"/>
-          <w:sz w:val="20"/>
-          <w:szCs w:val="20"/>
-        </w:rPr>
-        <w:t>accept</w:t>
-      </w:r>
-      <w:proofErr w:type="spellEnd"/>
-      <w:r>
-        <w:rPr>
-          <w:rFonts w:ascii="Courier New" w:hAnsi="Courier New" w:cs="Courier New"/>
-          <w:b/>
-          <w:bCs/>
-          <w:color w:val="000080"/>
-          <w:sz w:val="20"/>
-          <w:szCs w:val="20"/>
-        </w:rPr>
-        <w:t>();</w:t>
+          <w:color w:val="FF0000"/>
+          <w:sz w:val="20"/>
+          <w:szCs w:val="20"/>
+        </w:rPr>
+        <w:t>{</w:t>
       </w:r>
     </w:p>
     <w:p>
@@ -2065,11 +4368,84 @@
         <w:ind w:left="708"/>
         <w:rPr>
           <w:rFonts w:ascii="Courier New" w:hAnsi="Courier New" w:cs="Courier New"/>
-          <w:color w:val="000000"/>
-          <w:sz w:val="20"/>
-          <w:szCs w:val="20"/>
-        </w:rPr>
-      </w:pPr>
+          <w:color w:val="FF0000"/>
+          <w:sz w:val="20"/>
+          <w:szCs w:val="20"/>
+        </w:rPr>
+      </w:pPr>
+      <w:r>
+        <w:rPr>
+          <w:rFonts w:ascii="Courier New" w:hAnsi="Courier New" w:cs="Courier New"/>
+          <w:color w:val="FF0000"/>
+          <w:sz w:val="20"/>
+          <w:szCs w:val="20"/>
+        </w:rPr>
+        <w:t xml:space="preserve">          </w:t>
+      </w:r>
+      <w:proofErr w:type="spellStart"/>
+      <w:proofErr w:type="gramStart"/>
+      <w:r>
+        <w:rPr>
+          <w:rFonts w:ascii="Courier New" w:hAnsi="Courier New" w:cs="Courier New"/>
+          <w:color w:val="FF0000"/>
+          <w:sz w:val="20"/>
+          <w:szCs w:val="20"/>
+        </w:rPr>
+        <w:t>out</w:t>
+      </w:r>
+      <w:r>
+        <w:rPr>
+          <w:rFonts w:ascii="Courier New" w:hAnsi="Courier New" w:cs="Courier New"/>
+          <w:b/>
+          <w:bCs/>
+          <w:color w:val="FF0000"/>
+          <w:sz w:val="20"/>
+          <w:szCs w:val="20"/>
+        </w:rPr>
+        <w:t>.</w:t>
+      </w:r>
+      <w:r>
+        <w:rPr>
+          <w:rFonts w:ascii="Courier New" w:hAnsi="Courier New" w:cs="Courier New"/>
+          <w:color w:val="FF0000"/>
+          <w:sz w:val="20"/>
+          <w:szCs w:val="20"/>
+        </w:rPr>
+        <w:t>println</w:t>
+      </w:r>
+      <w:proofErr w:type="spellEnd"/>
+      <w:proofErr w:type="gramEnd"/>
+      <w:r>
+        <w:rPr>
+          <w:rFonts w:ascii="Courier New" w:hAnsi="Courier New" w:cs="Courier New"/>
+          <w:b/>
+          <w:bCs/>
+          <w:color w:val="FF0000"/>
+          <w:sz w:val="20"/>
+          <w:szCs w:val="20"/>
+        </w:rPr>
+        <w:t>(</w:t>
+      </w:r>
+      <w:r>
+        <w:rPr>
+          <w:rFonts w:ascii="Courier New" w:hAnsi="Courier New" w:cs="Courier New"/>
+          <w:color w:val="FF0000"/>
+          <w:sz w:val="20"/>
+          <w:szCs w:val="20"/>
+        </w:rPr>
+        <w:t>"Formato de datos incorrecto."</w:t>
+      </w:r>
+      <w:r>
+        <w:rPr>
+          <w:rFonts w:ascii="Courier New" w:hAnsi="Courier New" w:cs="Courier New"/>
+          <w:b/>
+          <w:bCs/>
+          <w:color w:val="FF0000"/>
+          <w:sz w:val="20"/>
+          <w:szCs w:val="20"/>
+        </w:rPr>
+        <w:t>);</w:t>
+      </w:r>
     </w:p>
     <w:p>
       <w:pPr>
@@ -2077,112 +4453,32 @@
         <w:ind w:left="708"/>
         <w:rPr>
           <w:rFonts w:ascii="Courier New" w:hAnsi="Courier New" w:cs="Courier New"/>
-          <w:color w:val="000000"/>
-          <w:sz w:val="20"/>
-          <w:szCs w:val="20"/>
-        </w:rPr>
-      </w:pPr>
-      <w:r>
-        <w:rPr>
-          <w:rFonts w:ascii="Courier New" w:hAnsi="Courier New" w:cs="Courier New"/>
-          <w:color w:val="000000"/>
-          <w:sz w:val="20"/>
-          <w:szCs w:val="20"/>
-        </w:rPr>
-        <w:t xml:space="preserve">        Scanner in </w:t>
-      </w:r>
-      <w:r>
-        <w:rPr>
-          <w:rFonts w:ascii="Courier New" w:hAnsi="Courier New" w:cs="Courier New"/>
-          <w:b/>
-          <w:bCs/>
-          <w:color w:val="000080"/>
-          <w:sz w:val="20"/>
-          <w:szCs w:val="20"/>
-        </w:rPr>
-        <w:t>=</w:t>
-      </w:r>
-      <w:r>
-        <w:rPr>
-          <w:rFonts w:ascii="Courier New" w:hAnsi="Courier New" w:cs="Courier New"/>
-          <w:color w:val="000000"/>
-          <w:sz w:val="20"/>
-          <w:szCs w:val="20"/>
-        </w:rPr>
-        <w:t xml:space="preserve"> </w:t>
-      </w:r>
-      <w:r>
-        <w:rPr>
-          <w:rFonts w:ascii="Courier New" w:hAnsi="Courier New" w:cs="Courier New"/>
-          <w:b/>
-          <w:bCs/>
-          <w:color w:val="0000FF"/>
-          <w:sz w:val="20"/>
-          <w:szCs w:val="20"/>
-        </w:rPr>
-        <w:t>new</w:t>
-      </w:r>
-      <w:r>
-        <w:rPr>
-          <w:rFonts w:ascii="Courier New" w:hAnsi="Courier New" w:cs="Courier New"/>
-          <w:color w:val="000000"/>
-          <w:sz w:val="20"/>
-          <w:szCs w:val="20"/>
-        </w:rPr>
-        <w:t xml:space="preserve"> Scanner </w:t>
-      </w:r>
-      <w:r>
-        <w:rPr>
-          <w:rFonts w:ascii="Courier New" w:hAnsi="Courier New" w:cs="Courier New"/>
-          <w:b/>
-          <w:bCs/>
-          <w:color w:val="000080"/>
-          <w:sz w:val="20"/>
-          <w:szCs w:val="20"/>
-        </w:rPr>
-        <w:t>(</w:t>
-      </w:r>
-      <w:proofErr w:type="spellStart"/>
-      <w:r>
-        <w:rPr>
-          <w:rFonts w:ascii="Courier New" w:hAnsi="Courier New" w:cs="Courier New"/>
-          <w:color w:val="000000"/>
-          <w:sz w:val="20"/>
-          <w:szCs w:val="20"/>
-        </w:rPr>
-        <w:t>cliSocket</w:t>
-      </w:r>
-      <w:r>
-        <w:rPr>
-          <w:rFonts w:ascii="Courier New" w:hAnsi="Courier New" w:cs="Courier New"/>
-          <w:b/>
-          <w:bCs/>
-          <w:color w:val="000080"/>
-          <w:sz w:val="20"/>
-          <w:szCs w:val="20"/>
-        </w:rPr>
-        <w:t>.</w:t>
-      </w:r>
-      <w:r>
-        <w:rPr>
-          <w:rFonts w:ascii="Courier New" w:hAnsi="Courier New" w:cs="Courier New"/>
-          <w:color w:val="000000"/>
-          <w:sz w:val="20"/>
-          <w:szCs w:val="20"/>
-        </w:rPr>
-        <w:t>getInputStream</w:t>
-      </w:r>
-      <w:proofErr w:type="spellEnd"/>
-      <w:r>
-        <w:rPr>
-          <w:rFonts w:ascii="Courier New" w:hAnsi="Courier New" w:cs="Courier New"/>
-          <w:b/>
-          <w:bCs/>
-          <w:color w:val="000080"/>
-          <w:sz w:val="20"/>
-          <w:szCs w:val="20"/>
-        </w:rPr>
-        <w:t>());</w:t>
+          <w:color w:val="FF0000"/>
+          <w:sz w:val="20"/>
+          <w:szCs w:val="20"/>
+          <w:lang w:val="en-US"/>
+        </w:rPr>
+      </w:pPr>
+      <w:r>
+        <w:rPr>
+          <w:rFonts w:ascii="Courier New" w:hAnsi="Courier New" w:cs="Courier New"/>
+          <w:color w:val="FF0000"/>
+          <w:sz w:val="20"/>
+          <w:szCs w:val="20"/>
+        </w:rPr>
+        <w:t xml:space="preserve">        </w:t>
+      </w:r>
+      <w:r>
+        <w:rPr>
+          <w:rFonts w:ascii="Courier New" w:hAnsi="Courier New" w:cs="Courier New"/>
+          <w:b/>
+          <w:bCs/>
+          <w:color w:val="FF0000"/>
+          <w:sz w:val="20"/>
+          <w:szCs w:val="20"/>
+          <w:lang w:val="en-US"/>
+        </w:rPr>
+        <w:t>}</w:t>
       </w:r>
     </w:p>
     <w:p>
@@ -2191,30 +4487,54 @@
         <w:ind w:left="708"/>
         <w:rPr>
           <w:rFonts w:ascii="Courier New" w:hAnsi="Courier New" w:cs="Courier New"/>
-          <w:color w:val="000000"/>
-          <w:sz w:val="20"/>
-          <w:szCs w:val="20"/>
-        </w:rPr>
-      </w:pPr>
-      <w:r>
-        <w:rPr>
-          <w:rFonts w:ascii="Courier New" w:hAnsi="Courier New" w:cs="Courier New"/>
-          <w:color w:val="000000"/>
-          <w:sz w:val="20"/>
-          <w:szCs w:val="20"/>
+          <w:color w:val="FF0000"/>
+          <w:sz w:val="20"/>
+          <w:szCs w:val="20"/>
+          <w:lang w:val="en-US"/>
+        </w:rPr>
+      </w:pPr>
+      <w:r>
+        <w:rPr>
+          <w:rFonts w:ascii="Courier New" w:hAnsi="Courier New" w:cs="Courier New"/>
+          <w:color w:val="FF0000"/>
+          <w:sz w:val="20"/>
+          <w:szCs w:val="20"/>
+          <w:lang w:val="en-US"/>
         </w:rPr>
         <w:t xml:space="preserve">        </w:t>
       </w:r>
       <w:proofErr w:type="spellStart"/>
-      <w:proofErr w:type="gramStart"/>
-      <w:r>
-        <w:rPr>
-          <w:rFonts w:ascii="Courier New" w:hAnsi="Courier New" w:cs="Courier New"/>
-          <w:color w:val="8000FF"/>
-          <w:sz w:val="20"/>
-          <w:szCs w:val="20"/>
-        </w:rPr>
-        <w:t>int</w:t>
+      <w:r>
+        <w:rPr>
+          <w:rFonts w:ascii="Courier New" w:hAnsi="Courier New" w:cs="Courier New"/>
+          <w:color w:val="FF0000"/>
+          <w:sz w:val="20"/>
+          <w:szCs w:val="20"/>
+          <w:lang w:val="en-US"/>
+        </w:rPr>
+        <w:t>cliSocket</w:t>
+      </w:r>
+      <w:r>
+        <w:rPr>
+          <w:rFonts w:ascii="Courier New" w:hAnsi="Courier New" w:cs="Courier New"/>
+          <w:b/>
+          <w:bCs/>
+          <w:color w:val="FF0000"/>
+          <w:sz w:val="20"/>
+          <w:szCs w:val="20"/>
+          <w:lang w:val="en-US"/>
+        </w:rPr>
+        <w:t>.</w:t>
+      </w:r>
+      <w:r>
+        <w:rPr>
+          <w:rFonts w:ascii="Courier New" w:hAnsi="Courier New" w:cs="Courier New"/>
+          <w:color w:val="FF0000"/>
+          <w:sz w:val="20"/>
+          <w:szCs w:val="20"/>
+          <w:lang w:val="en-US"/>
+        </w:rPr>
+        <w:t>close</w:t>
       </w:r>
       <w:proofErr w:type="spellEnd"/>
       <w:r>
@@ -2222,114 +4542,12 @@
           <w:rFonts w:ascii="Courier New" w:hAnsi="Courier New" w:cs="Courier New"/>
           <w:b/>
           <w:bCs/>
-          <w:color w:val="000080"/>
-          <w:sz w:val="20"/>
-          <w:szCs w:val="20"/>
-        </w:rPr>
-        <w:t>[</w:t>
-      </w:r>
-      <w:proofErr w:type="gramEnd"/>
-      <w:r>
-        <w:rPr>
-          <w:rFonts w:ascii="Courier New" w:hAnsi="Courier New" w:cs="Courier New"/>
-          <w:b/>
-          <w:bCs/>
-          <w:color w:val="000080"/>
-          <w:sz w:val="20"/>
-          <w:szCs w:val="20"/>
-        </w:rPr>
-        <w:t>]</w:t>
-      </w:r>
-      <w:r>
-        <w:rPr>
-          <w:rFonts w:ascii="Courier New" w:hAnsi="Courier New" w:cs="Courier New"/>
-          <w:color w:val="000000"/>
-          <w:sz w:val="20"/>
-          <w:szCs w:val="20"/>
-        </w:rPr>
-        <w:t xml:space="preserve"> data </w:t>
-      </w:r>
-      <w:r>
-        <w:rPr>
-          <w:rFonts w:ascii="Courier New" w:hAnsi="Courier New" w:cs="Courier New"/>
-          <w:b/>
-          <w:bCs/>
-          <w:color w:val="000080"/>
-          <w:sz w:val="20"/>
-          <w:szCs w:val="20"/>
-        </w:rPr>
-        <w:t>=</w:t>
-      </w:r>
-      <w:r>
-        <w:rPr>
-          <w:rFonts w:ascii="Courier New" w:hAnsi="Courier New" w:cs="Courier New"/>
-          <w:color w:val="000000"/>
-          <w:sz w:val="20"/>
-          <w:szCs w:val="20"/>
-        </w:rPr>
-        <w:t xml:space="preserve"> </w:t>
-      </w:r>
-      <w:r>
-        <w:rPr>
-          <w:rFonts w:ascii="Courier New" w:hAnsi="Courier New" w:cs="Courier New"/>
-          <w:b/>
-          <w:bCs/>
-          <w:color w:val="0000FF"/>
-          <w:sz w:val="20"/>
-          <w:szCs w:val="20"/>
-        </w:rPr>
-        <w:t>new</w:t>
-      </w:r>
-      <w:r>
-        <w:rPr>
-          <w:rFonts w:ascii="Courier New" w:hAnsi="Courier New" w:cs="Courier New"/>
-          <w:color w:val="000000"/>
-          <w:sz w:val="20"/>
-          <w:szCs w:val="20"/>
-        </w:rPr>
-        <w:t xml:space="preserve"> </w:t>
-      </w:r>
-      <w:proofErr w:type="spellStart"/>
-      <w:r>
-        <w:rPr>
-          <w:rFonts w:ascii="Courier New" w:hAnsi="Courier New" w:cs="Courier New"/>
-          <w:color w:val="8000FF"/>
-          <w:sz w:val="20"/>
-          <w:szCs w:val="20"/>
-        </w:rPr>
-        <w:t>int</w:t>
-      </w:r>
-      <w:proofErr w:type="spellEnd"/>
-      <w:r>
-        <w:rPr>
-          <w:rFonts w:ascii="Courier New" w:hAnsi="Courier New" w:cs="Courier New"/>
-          <w:b/>
-          <w:bCs/>
-          <w:color w:val="000080"/>
-          <w:sz w:val="20"/>
-          <w:szCs w:val="20"/>
-        </w:rPr>
-        <w:t>[</w:t>
-      </w:r>
-      <w:r>
-        <w:rPr>
-          <w:rFonts w:ascii="Courier New" w:hAnsi="Courier New" w:cs="Courier New"/>
-          <w:color w:val="FF8000"/>
-          <w:sz w:val="20"/>
-          <w:szCs w:val="20"/>
-        </w:rPr>
-        <w:t>3</w:t>
-      </w:r>
-      <w:r>
-        <w:rPr>
-          <w:rFonts w:ascii="Courier New" w:hAnsi="Courier New" w:cs="Courier New"/>
-          <w:b/>
-          <w:bCs/>
-          <w:color w:val="000080"/>
-          <w:sz w:val="20"/>
-          <w:szCs w:val="20"/>
-        </w:rPr>
-        <w:t>];</w:t>
+          <w:color w:val="FF0000"/>
+          <w:sz w:val="20"/>
+          <w:szCs w:val="20"/>
+          <w:lang w:val="en-US"/>
+        </w:rPr>
+        <w:t>();</w:t>
       </w:r>
     </w:p>
     <w:p>
@@ -2338,81 +4556,33 @@
         <w:ind w:left="708"/>
         <w:rPr>
           <w:rFonts w:ascii="Courier New" w:hAnsi="Courier New" w:cs="Courier New"/>
-          <w:color w:val="000000"/>
-          <w:sz w:val="20"/>
-          <w:szCs w:val="20"/>
-        </w:rPr>
-      </w:pPr>
-      <w:r>
-        <w:rPr>
-          <w:rFonts w:ascii="Courier New" w:hAnsi="Courier New" w:cs="Courier New"/>
-          <w:color w:val="000000"/>
-          <w:sz w:val="20"/>
-          <w:szCs w:val="20"/>
-        </w:rPr>
-        <w:t xml:space="preserve">        </w:t>
-      </w:r>
-      <w:proofErr w:type="spellStart"/>
-      <w:r>
-        <w:rPr>
-          <w:rFonts w:ascii="Courier New" w:hAnsi="Courier New" w:cs="Courier New"/>
-          <w:color w:val="8000FF"/>
-          <w:sz w:val="20"/>
-          <w:szCs w:val="20"/>
-        </w:rPr>
-        <w:t>boolean</w:t>
-      </w:r>
-      <w:proofErr w:type="spellEnd"/>
-      <w:r>
-        <w:rPr>
-          <w:rFonts w:ascii="Courier New" w:hAnsi="Courier New" w:cs="Courier New"/>
-          <w:color w:val="000000"/>
-          <w:sz w:val="20"/>
-          <w:szCs w:val="20"/>
-        </w:rPr>
-        <w:t xml:space="preserve"> ok </w:t>
-      </w:r>
-      <w:r>
-        <w:rPr>
-          <w:rFonts w:ascii="Courier New" w:hAnsi="Courier New" w:cs="Courier New"/>
-          <w:b/>
-          <w:bCs/>
-          <w:color w:val="000080"/>
-          <w:sz w:val="20"/>
-          <w:szCs w:val="20"/>
-        </w:rPr>
-        <w:t>=</w:t>
-      </w:r>
-      <w:r>
-        <w:rPr>
-          <w:rFonts w:ascii="Courier New" w:hAnsi="Courier New" w:cs="Courier New"/>
-          <w:color w:val="000000"/>
-          <w:sz w:val="20"/>
-          <w:szCs w:val="20"/>
-        </w:rPr>
-        <w:t xml:space="preserve"> </w:t>
-      </w:r>
-      <w:r>
-        <w:rPr>
-          <w:rFonts w:ascii="Courier New" w:hAnsi="Courier New" w:cs="Courier New"/>
-          <w:b/>
-          <w:bCs/>
-          <w:color w:val="0000FF"/>
-          <w:sz w:val="20"/>
-          <w:szCs w:val="20"/>
-        </w:rPr>
-        <w:t>true</w:t>
-      </w:r>
-      <w:r>
-        <w:rPr>
-          <w:rFonts w:ascii="Courier New" w:hAnsi="Courier New" w:cs="Courier New"/>
-          <w:b/>
-          <w:bCs/>
-          <w:color w:val="000080"/>
-          <w:sz w:val="20"/>
-          <w:szCs w:val="20"/>
-        </w:rPr>
-        <w:t>;</w:t>
+          <w:color w:val="FF0000"/>
+          <w:sz w:val="20"/>
+          <w:szCs w:val="20"/>
+          <w:lang w:val="en-US"/>
+        </w:rPr>
+      </w:pPr>
+      <w:r>
+        <w:rPr>
+          <w:rFonts w:ascii="Courier New" w:hAnsi="Courier New" w:cs="Courier New"/>
+          <w:color w:val="FF0000"/>
+          <w:sz w:val="20"/>
+          <w:szCs w:val="20"/>
+          <w:lang w:val="en-US"/>
+        </w:rPr>
+        <w:t xml:space="preserve">      </w:t>
+      </w:r>
+      <w:r>
+        <w:rPr>
+          <w:rFonts w:ascii="Courier New" w:hAnsi="Courier New" w:cs="Courier New"/>
+          <w:b/>
+          <w:bCs/>
+          <w:color w:val="FF0000"/>
+          <w:sz w:val="20"/>
+          <w:szCs w:val="20"/>
+          <w:lang w:val="en-US"/>
+        </w:rPr>
+        <w:t>}</w:t>
       </w:r>
     </w:p>
     <w:p>
@@ -2421,39 +4591,41 @@
         <w:ind w:left="708"/>
         <w:rPr>
           <w:rFonts w:ascii="Courier New" w:hAnsi="Courier New" w:cs="Courier New"/>
-          <w:color w:val="000000"/>
-          <w:sz w:val="20"/>
-          <w:szCs w:val="20"/>
-        </w:rPr>
-      </w:pPr>
-      <w:r>
-        <w:rPr>
-          <w:rFonts w:ascii="Courier New" w:hAnsi="Courier New" w:cs="Courier New"/>
-          <w:color w:val="000000"/>
-          <w:sz w:val="20"/>
-          <w:szCs w:val="20"/>
-        </w:rPr>
-        <w:t xml:space="preserve">        </w:t>
-      </w:r>
-      <w:proofErr w:type="spellStart"/>
-      <w:r>
-        <w:rPr>
-          <w:rFonts w:ascii="Courier New" w:hAnsi="Courier New" w:cs="Courier New"/>
-          <w:b/>
-          <w:bCs/>
-          <w:color w:val="0000FF"/>
-          <w:sz w:val="20"/>
-          <w:szCs w:val="20"/>
-        </w:rPr>
-        <w:t>for</w:t>
-      </w:r>
-      <w:proofErr w:type="spellEnd"/>
-      <w:r>
-        <w:rPr>
-          <w:rFonts w:ascii="Courier New" w:hAnsi="Courier New" w:cs="Courier New"/>
-          <w:color w:val="000000"/>
-          <w:sz w:val="20"/>
-          <w:szCs w:val="20"/>
+          <w:color w:val="FF0000"/>
+          <w:sz w:val="20"/>
+          <w:szCs w:val="20"/>
+          <w:lang w:val="en-US"/>
+        </w:rPr>
+      </w:pPr>
+      <w:r>
+        <w:rPr>
+          <w:rFonts w:ascii="Courier New" w:hAnsi="Courier New" w:cs="Courier New"/>
+          <w:color w:val="FF0000"/>
+          <w:sz w:val="20"/>
+          <w:szCs w:val="20"/>
+          <w:lang w:val="en-US"/>
+        </w:rPr>
+        <w:t xml:space="preserve">    </w:t>
+      </w:r>
+      <w:r>
+        <w:rPr>
+          <w:rFonts w:ascii="Courier New" w:hAnsi="Courier New" w:cs="Courier New"/>
+          <w:b/>
+          <w:bCs/>
+          <w:color w:val="FF0000"/>
+          <w:sz w:val="20"/>
+          <w:szCs w:val="20"/>
+          <w:lang w:val="en-US"/>
+        </w:rPr>
+        <w:t>}</w:t>
+      </w:r>
+      <w:r>
+        <w:rPr>
+          <w:rFonts w:ascii="Courier New" w:hAnsi="Courier New" w:cs="Courier New"/>
+          <w:color w:val="FF0000"/>
+          <w:sz w:val="20"/>
+          <w:szCs w:val="20"/>
+          <w:lang w:val="en-US"/>
         </w:rPr>
         <w:t xml:space="preserve"> </w:t>
       </w:r>
@@ -2462,182 +4634,76 @@
           <w:rFonts w:ascii="Courier New" w:hAnsi="Courier New" w:cs="Courier New"/>
           <w:b/>
           <w:bCs/>
-          <w:color w:val="000080"/>
-          <w:sz w:val="20"/>
-          <w:szCs w:val="20"/>
+          <w:color w:val="FF0000"/>
+          <w:sz w:val="20"/>
+          <w:szCs w:val="20"/>
+          <w:lang w:val="en-US"/>
+        </w:rPr>
+        <w:t>catch</w:t>
+      </w:r>
+      <w:r>
+        <w:rPr>
+          <w:rFonts w:ascii="Courier New" w:hAnsi="Courier New" w:cs="Courier New"/>
+          <w:color w:val="FF0000"/>
+          <w:sz w:val="20"/>
+          <w:szCs w:val="20"/>
+          <w:lang w:val="en-US"/>
+        </w:rPr>
+        <w:t xml:space="preserve"> </w:t>
+      </w:r>
+      <w:r>
+        <w:rPr>
+          <w:rFonts w:ascii="Courier New" w:hAnsi="Courier New" w:cs="Courier New"/>
+          <w:b/>
+          <w:bCs/>
+          <w:color w:val="FF0000"/>
+          <w:sz w:val="20"/>
+          <w:szCs w:val="20"/>
+          <w:lang w:val="en-US"/>
         </w:rPr>
         <w:t>(</w:t>
       </w:r>
-      <w:proofErr w:type="spellStart"/>
-      <w:r>
-        <w:rPr>
-          <w:rFonts w:ascii="Courier New" w:hAnsi="Courier New" w:cs="Courier New"/>
-          <w:color w:val="8000FF"/>
-          <w:sz w:val="20"/>
-          <w:szCs w:val="20"/>
-        </w:rPr>
-        <w:t>int</w:t>
-      </w:r>
-      <w:proofErr w:type="spellEnd"/>
-      <w:r>
-        <w:rPr>
-          <w:rFonts w:ascii="Courier New" w:hAnsi="Courier New" w:cs="Courier New"/>
-          <w:color w:val="000000"/>
-          <w:sz w:val="20"/>
-          <w:szCs w:val="20"/>
-        </w:rPr>
-        <w:t xml:space="preserve"> i </w:t>
-      </w:r>
-      <w:r>
-        <w:rPr>
-          <w:rFonts w:ascii="Courier New" w:hAnsi="Courier New" w:cs="Courier New"/>
-          <w:b/>
-          <w:bCs/>
-          <w:color w:val="000080"/>
-          <w:sz w:val="20"/>
-          <w:szCs w:val="20"/>
-        </w:rPr>
-        <w:t>=</w:t>
-      </w:r>
-      <w:r>
-        <w:rPr>
-          <w:rFonts w:ascii="Courier New" w:hAnsi="Courier New" w:cs="Courier New"/>
-          <w:color w:val="000000"/>
-          <w:sz w:val="20"/>
-          <w:szCs w:val="20"/>
+      <w:r>
+        <w:rPr>
+          <w:rFonts w:ascii="Courier New" w:hAnsi="Courier New" w:cs="Courier New"/>
+          <w:color w:val="FF0000"/>
+          <w:sz w:val="20"/>
+          <w:szCs w:val="20"/>
+          <w:lang w:val="en-US"/>
+        </w:rPr>
+        <w:t>Exception ex</w:t>
+      </w:r>
+      <w:r>
+        <w:rPr>
+          <w:rFonts w:ascii="Courier New" w:hAnsi="Courier New" w:cs="Courier New"/>
+          <w:b/>
+          <w:bCs/>
+          <w:color w:val="FF0000"/>
+          <w:sz w:val="20"/>
+          <w:szCs w:val="20"/>
+          <w:lang w:val="en-US"/>
+        </w:rPr>
+        <w:t>)</w:t>
+      </w:r>
+      <w:r>
+        <w:rPr>
+          <w:rFonts w:ascii="Courier New" w:hAnsi="Courier New" w:cs="Courier New"/>
+          <w:color w:val="FF0000"/>
+          <w:sz w:val="20"/>
+          <w:szCs w:val="20"/>
+          <w:lang w:val="en-US"/>
         </w:rPr>
         <w:t xml:space="preserve"> </w:t>
       </w:r>
       <w:r>
         <w:rPr>
           <w:rFonts w:ascii="Courier New" w:hAnsi="Courier New" w:cs="Courier New"/>
-          <w:color w:val="FF8000"/>
-          <w:sz w:val="20"/>
-          <w:szCs w:val="20"/>
-        </w:rPr>
-        <w:t>0</w:t>
-      </w:r>
-      <w:r>
-        <w:rPr>
-          <w:rFonts w:ascii="Courier New" w:hAnsi="Courier New" w:cs="Courier New"/>
-          <w:b/>
-          <w:bCs/>
-          <w:color w:val="000080"/>
-          <w:sz w:val="20"/>
-          <w:szCs w:val="20"/>
-        </w:rPr>
-        <w:t>;</w:t>
-      </w:r>
-      <w:r>
-        <w:rPr>
-          <w:rFonts w:ascii="Courier New" w:hAnsi="Courier New" w:cs="Courier New"/>
-          <w:color w:val="000000"/>
-          <w:sz w:val="20"/>
-          <w:szCs w:val="20"/>
-        </w:rPr>
-        <w:t xml:space="preserve"> i </w:t>
-      </w:r>
-      <w:r>
-        <w:rPr>
-          <w:rFonts w:ascii="Courier New" w:hAnsi="Courier New" w:cs="Courier New"/>
-          <w:b/>
-          <w:bCs/>
-          <w:color w:val="000080"/>
-          <w:sz w:val="20"/>
-          <w:szCs w:val="20"/>
-        </w:rPr>
-        <w:t>&lt;</w:t>
-      </w:r>
-      <w:r>
-        <w:rPr>
-          <w:rFonts w:ascii="Courier New" w:hAnsi="Courier New" w:cs="Courier New"/>
-          <w:color w:val="000000"/>
-          <w:sz w:val="20"/>
-          <w:szCs w:val="20"/>
-        </w:rPr>
-        <w:t xml:space="preserve"> </w:t>
-      </w:r>
-      <w:proofErr w:type="spellStart"/>
-      <w:proofErr w:type="gramStart"/>
-      <w:r>
-        <w:rPr>
-          <w:rFonts w:ascii="Courier New" w:hAnsi="Courier New" w:cs="Courier New"/>
-          <w:color w:val="000000"/>
-          <w:sz w:val="20"/>
-          <w:szCs w:val="20"/>
-        </w:rPr>
-        <w:t>data</w:t>
-      </w:r>
-      <w:r>
-        <w:rPr>
-          <w:rFonts w:ascii="Courier New" w:hAnsi="Courier New" w:cs="Courier New"/>
-          <w:b/>
-          <w:bCs/>
-          <w:color w:val="000080"/>
-          <w:sz w:val="20"/>
-          <w:szCs w:val="20"/>
-        </w:rPr>
-        <w:t>.</w:t>
-      </w:r>
-      <w:r>
-        <w:rPr>
-          <w:rFonts w:ascii="Courier New" w:hAnsi="Courier New" w:cs="Courier New"/>
-          <w:color w:val="000000"/>
-          <w:sz w:val="20"/>
-          <w:szCs w:val="20"/>
-        </w:rPr>
-        <w:t>length</w:t>
-      </w:r>
-      <w:proofErr w:type="spellEnd"/>
-      <w:proofErr w:type="gramEnd"/>
-      <w:r>
-        <w:rPr>
-          <w:rFonts w:ascii="Courier New" w:hAnsi="Courier New" w:cs="Courier New"/>
-          <w:b/>
-          <w:bCs/>
-          <w:color w:val="000080"/>
-          <w:sz w:val="20"/>
-          <w:szCs w:val="20"/>
-        </w:rPr>
-        <w:t>;</w:t>
-      </w:r>
-      <w:r>
-        <w:rPr>
-          <w:rFonts w:ascii="Courier New" w:hAnsi="Courier New" w:cs="Courier New"/>
-          <w:color w:val="000000"/>
-          <w:sz w:val="20"/>
-          <w:szCs w:val="20"/>
-        </w:rPr>
-        <w:t xml:space="preserve"> i</w:t>
-      </w:r>
-      <w:r>
-        <w:rPr>
-          <w:rFonts w:ascii="Courier New" w:hAnsi="Courier New" w:cs="Courier New"/>
-          <w:b/>
-          <w:bCs/>
-          <w:color w:val="000080"/>
-          <w:sz w:val="20"/>
-          <w:szCs w:val="20"/>
-        </w:rPr>
-        <w:t>++)</w:t>
-      </w:r>
-      <w:r>
-        <w:rPr>
-          <w:rFonts w:ascii="Courier New" w:hAnsi="Courier New" w:cs="Courier New"/>
-          <w:color w:val="000000"/>
-          <w:sz w:val="20"/>
-          <w:szCs w:val="20"/>
-        </w:rPr>
-        <w:t xml:space="preserve"> </w:t>
-      </w:r>
-      <w:r>
-        <w:rPr>
-          <w:rFonts w:ascii="Courier New" w:hAnsi="Courier New" w:cs="Courier New"/>
-          <w:b/>
-          <w:bCs/>
-          <w:color w:val="000080"/>
-          <w:sz w:val="20"/>
-          <w:szCs w:val="20"/>
+          <w:b/>
+          <w:bCs/>
+          <w:color w:val="FF0000"/>
+          <w:sz w:val="20"/>
+          <w:szCs w:val="20"/>
+          <w:lang w:val="en-US"/>
         </w:rPr>
         <w:t>{</w:t>
       </w:r>
@@ -2648,116 +4714,142 @@
         <w:ind w:left="708"/>
         <w:rPr>
           <w:rFonts w:ascii="Courier New" w:hAnsi="Courier New" w:cs="Courier New"/>
-          <w:color w:val="000000"/>
-          <w:sz w:val="20"/>
-          <w:szCs w:val="20"/>
-        </w:rPr>
-      </w:pPr>
-      <w:r>
-        <w:rPr>
-          <w:rFonts w:ascii="Courier New" w:hAnsi="Courier New" w:cs="Courier New"/>
-          <w:color w:val="000000"/>
-          <w:sz w:val="20"/>
-          <w:szCs w:val="20"/>
-        </w:rPr>
-        <w:t xml:space="preserve">          </w:t>
+          <w:color w:val="FF0000"/>
+          <w:sz w:val="20"/>
+          <w:szCs w:val="20"/>
+        </w:rPr>
+      </w:pPr>
+      <w:r>
+        <w:rPr>
+          <w:rFonts w:ascii="Courier New" w:hAnsi="Courier New" w:cs="Courier New"/>
+          <w:color w:val="FF0000"/>
+          <w:sz w:val="20"/>
+          <w:szCs w:val="20"/>
+          <w:lang w:val="en-US"/>
+        </w:rPr>
+        <w:t xml:space="preserve">      </w:t>
       </w:r>
       <w:proofErr w:type="spellStart"/>
       <w:r>
         <w:rPr>
           <w:rFonts w:ascii="Courier New" w:hAnsi="Courier New" w:cs="Courier New"/>
-          <w:b/>
-          <w:bCs/>
-          <w:color w:val="0000FF"/>
-          <w:sz w:val="20"/>
-          <w:szCs w:val="20"/>
-        </w:rPr>
-        <w:t>if</w:t>
+          <w:color w:val="FF0000"/>
+          <w:sz w:val="20"/>
+          <w:szCs w:val="20"/>
+        </w:rPr>
+        <w:t>System</w:t>
+      </w:r>
+      <w:r>
+        <w:rPr>
+          <w:rFonts w:ascii="Courier New" w:hAnsi="Courier New" w:cs="Courier New"/>
+          <w:b/>
+          <w:bCs/>
+          <w:color w:val="FF0000"/>
+          <w:sz w:val="20"/>
+          <w:szCs w:val="20"/>
+        </w:rPr>
+        <w:t>.</w:t>
+      </w:r>
+      <w:r>
+        <w:rPr>
+          <w:rFonts w:ascii="Courier New" w:hAnsi="Courier New" w:cs="Courier New"/>
+          <w:color w:val="FF0000"/>
+          <w:sz w:val="20"/>
+          <w:szCs w:val="20"/>
+        </w:rPr>
+        <w:t>out</w:t>
+      </w:r>
+      <w:r>
+        <w:rPr>
+          <w:rFonts w:ascii="Courier New" w:hAnsi="Courier New" w:cs="Courier New"/>
+          <w:b/>
+          <w:bCs/>
+          <w:color w:val="FF0000"/>
+          <w:sz w:val="20"/>
+          <w:szCs w:val="20"/>
+        </w:rPr>
+        <w:t>.</w:t>
+      </w:r>
+      <w:r>
+        <w:rPr>
+          <w:rFonts w:ascii="Courier New" w:hAnsi="Courier New" w:cs="Courier New"/>
+          <w:color w:val="FF0000"/>
+          <w:sz w:val="20"/>
+          <w:szCs w:val="20"/>
+        </w:rPr>
+        <w:t>println</w:t>
       </w:r>
       <w:proofErr w:type="spellEnd"/>
       <w:r>
         <w:rPr>
           <w:rFonts w:ascii="Courier New" w:hAnsi="Courier New" w:cs="Courier New"/>
-          <w:color w:val="000000"/>
-          <w:sz w:val="20"/>
-          <w:szCs w:val="20"/>
-        </w:rPr>
-        <w:t xml:space="preserve"> </w:t>
-      </w:r>
-      <w:r>
-        <w:rPr>
-          <w:rFonts w:ascii="Courier New" w:hAnsi="Courier New" w:cs="Courier New"/>
-          <w:b/>
-          <w:bCs/>
-          <w:color w:val="000080"/>
+          <w:b/>
+          <w:bCs/>
+          <w:color w:val="FF0000"/>
           <w:sz w:val="20"/>
           <w:szCs w:val="20"/>
         </w:rPr>
         <w:t>(</w:t>
       </w:r>
+      <w:r>
+        <w:rPr>
+          <w:rFonts w:ascii="Courier New" w:hAnsi="Courier New" w:cs="Courier New"/>
+          <w:color w:val="FF0000"/>
+          <w:sz w:val="20"/>
+          <w:szCs w:val="20"/>
+        </w:rPr>
+        <w:t xml:space="preserve">"Error en la </w:t>
+      </w:r>
       <w:proofErr w:type="spellStart"/>
-      <w:proofErr w:type="gramStart"/>
-      <w:r>
-        <w:rPr>
-          <w:rFonts w:ascii="Courier New" w:hAnsi="Courier New" w:cs="Courier New"/>
-          <w:color w:val="000000"/>
-          <w:sz w:val="20"/>
-          <w:szCs w:val="20"/>
-        </w:rPr>
-        <w:t>in</w:t>
-      </w:r>
-      <w:r>
-        <w:rPr>
-          <w:rFonts w:ascii="Courier New" w:hAnsi="Courier New" w:cs="Courier New"/>
-          <w:b/>
-          <w:bCs/>
-          <w:color w:val="000080"/>
-          <w:sz w:val="20"/>
-          <w:szCs w:val="20"/>
-        </w:rPr>
-        <w:t>.</w:t>
-      </w:r>
-      <w:r>
-        <w:rPr>
-          <w:rFonts w:ascii="Courier New" w:hAnsi="Courier New" w:cs="Courier New"/>
-          <w:color w:val="000000"/>
-          <w:sz w:val="20"/>
-          <w:szCs w:val="20"/>
-        </w:rPr>
-        <w:t>hasNextInt</w:t>
+      <w:r>
+        <w:rPr>
+          <w:rFonts w:ascii="Courier New" w:hAnsi="Courier New" w:cs="Courier New"/>
+          <w:color w:val="FF0000"/>
+          <w:sz w:val="20"/>
+          <w:szCs w:val="20"/>
+        </w:rPr>
+        <w:t>comunicacion</w:t>
       </w:r>
       <w:proofErr w:type="spellEnd"/>
-      <w:proofErr w:type="gramEnd"/>
-      <w:r>
-        <w:rPr>
-          <w:rFonts w:ascii="Courier New" w:hAnsi="Courier New" w:cs="Courier New"/>
-          <w:b/>
-          <w:bCs/>
-          <w:color w:val="000080"/>
-          <w:sz w:val="20"/>
-          <w:szCs w:val="20"/>
-        </w:rPr>
-        <w:t>())</w:t>
-      </w:r>
-      <w:r>
-        <w:rPr>
-          <w:rFonts w:ascii="Courier New" w:hAnsi="Courier New" w:cs="Courier New"/>
-          <w:color w:val="000000"/>
-          <w:sz w:val="20"/>
-          <w:szCs w:val="20"/>
-        </w:rPr>
-        <w:t xml:space="preserve"> </w:t>
-      </w:r>
-      <w:r>
-        <w:rPr>
-          <w:rFonts w:ascii="Courier New" w:hAnsi="Courier New" w:cs="Courier New"/>
-          <w:b/>
-          <w:bCs/>
-          <w:color w:val="000080"/>
-          <w:sz w:val="20"/>
-          <w:szCs w:val="20"/>
-        </w:rPr>
-        <w:t>{</w:t>
+      <w:r>
+        <w:rPr>
+          <w:rFonts w:ascii="Courier New" w:hAnsi="Courier New" w:cs="Courier New"/>
+          <w:color w:val="FF0000"/>
+          <w:sz w:val="20"/>
+          <w:szCs w:val="20"/>
+        </w:rPr>
+        <w:t xml:space="preserve">: " </w:t>
+      </w:r>
+      <w:r>
+        <w:rPr>
+          <w:rFonts w:ascii="Courier New" w:hAnsi="Courier New" w:cs="Courier New"/>
+          <w:b/>
+          <w:bCs/>
+          <w:color w:val="FF0000"/>
+          <w:sz w:val="20"/>
+          <w:szCs w:val="20"/>
+        </w:rPr>
+        <w:t>+</w:t>
+      </w:r>
+      <w:r>
+        <w:rPr>
+          <w:rFonts w:ascii="Courier New" w:hAnsi="Courier New" w:cs="Courier New"/>
+          <w:color w:val="FF0000"/>
+          <w:sz w:val="20"/>
+          <w:szCs w:val="20"/>
+        </w:rPr>
+        <w:t xml:space="preserve"> ex</w:t>
+      </w:r>
+      <w:r>
+        <w:rPr>
+          <w:rFonts w:ascii="Courier New" w:hAnsi="Courier New" w:cs="Courier New"/>
+          <w:b/>
+          <w:bCs/>
+          <w:color w:val="FF0000"/>
+          <w:sz w:val="20"/>
+          <w:szCs w:val="20"/>
+        </w:rPr>
+        <w:t>);</w:t>
       </w:r>
     </w:p>
     <w:p>
@@ -2766,123 +4858,30 @@
         <w:ind w:left="708"/>
         <w:rPr>
           <w:rFonts w:ascii="Courier New" w:hAnsi="Courier New" w:cs="Courier New"/>
-          <w:color w:val="000000"/>
-          <w:sz w:val="20"/>
-          <w:szCs w:val="20"/>
-        </w:rPr>
-      </w:pPr>
-      <w:r>
-        <w:rPr>
-          <w:rFonts w:ascii="Courier New" w:hAnsi="Courier New" w:cs="Courier New"/>
-          <w:color w:val="000000"/>
-          <w:sz w:val="20"/>
-          <w:szCs w:val="20"/>
-        </w:rPr>
-        <w:t xml:space="preserve">            data</w:t>
-      </w:r>
-      <w:r>
-        <w:rPr>
-          <w:rFonts w:ascii="Courier New" w:hAnsi="Courier New" w:cs="Courier New"/>
-          <w:b/>
-          <w:bCs/>
-          <w:color w:val="000080"/>
-          <w:sz w:val="20"/>
-          <w:szCs w:val="20"/>
-        </w:rPr>
-        <w:t>[</w:t>
-      </w:r>
-      <w:r>
-        <w:rPr>
-          <w:rFonts w:ascii="Courier New" w:hAnsi="Courier New" w:cs="Courier New"/>
-          <w:color w:val="000000"/>
-          <w:sz w:val="20"/>
-          <w:szCs w:val="20"/>
-        </w:rPr>
-        <w:t>i</w:t>
-      </w:r>
-      <w:r>
-        <w:rPr>
-          <w:rFonts w:ascii="Courier New" w:hAnsi="Courier New" w:cs="Courier New"/>
-          <w:b/>
-          <w:bCs/>
-          <w:color w:val="000080"/>
-          <w:sz w:val="20"/>
-          <w:szCs w:val="20"/>
-        </w:rPr>
-        <w:t>]</w:t>
-      </w:r>
-      <w:r>
-        <w:rPr>
-          <w:rFonts w:ascii="Courier New" w:hAnsi="Courier New" w:cs="Courier New"/>
-          <w:color w:val="000000"/>
-          <w:sz w:val="20"/>
-          <w:szCs w:val="20"/>
-        </w:rPr>
-        <w:t xml:space="preserve"> </w:t>
-      </w:r>
-      <w:r>
-        <w:rPr>
-          <w:rFonts w:ascii="Courier New" w:hAnsi="Courier New" w:cs="Courier New"/>
-          <w:b/>
-          <w:bCs/>
-          <w:color w:val="000080"/>
-          <w:sz w:val="20"/>
-          <w:szCs w:val="20"/>
-        </w:rPr>
-        <w:t>=</w:t>
-      </w:r>
-      <w:r>
-        <w:rPr>
-          <w:rFonts w:ascii="Courier New" w:hAnsi="Courier New" w:cs="Courier New"/>
-          <w:color w:val="000000"/>
-          <w:sz w:val="20"/>
-          <w:szCs w:val="20"/>
-        </w:rPr>
-        <w:t xml:space="preserve"> </w:t>
-      </w:r>
-      <w:proofErr w:type="spellStart"/>
-      <w:proofErr w:type="gramStart"/>
-      <w:r>
-        <w:rPr>
-          <w:rFonts w:ascii="Courier New" w:hAnsi="Courier New" w:cs="Courier New"/>
-          <w:color w:val="000000"/>
-          <w:sz w:val="20"/>
-          <w:szCs w:val="20"/>
-        </w:rPr>
-        <w:t>in</w:t>
-      </w:r>
-      <w:r>
-        <w:rPr>
-          <w:rFonts w:ascii="Courier New" w:hAnsi="Courier New" w:cs="Courier New"/>
-          <w:b/>
-          <w:bCs/>
-          <w:color w:val="000080"/>
-          <w:sz w:val="20"/>
-          <w:szCs w:val="20"/>
-        </w:rPr>
-        <w:t>.</w:t>
-      </w:r>
-      <w:r>
-        <w:rPr>
-          <w:rFonts w:ascii="Courier New" w:hAnsi="Courier New" w:cs="Courier New"/>
-          <w:color w:val="000000"/>
-          <w:sz w:val="20"/>
-          <w:szCs w:val="20"/>
-        </w:rPr>
-        <w:t>nextInt</w:t>
-      </w:r>
-      <w:proofErr w:type="spellEnd"/>
-      <w:proofErr w:type="gramEnd"/>
-      <w:r>
-        <w:rPr>
-          <w:rFonts w:ascii="Courier New" w:hAnsi="Courier New" w:cs="Courier New"/>
-          <w:b/>
-          <w:bCs/>
-          <w:color w:val="000080"/>
-          <w:sz w:val="20"/>
-          <w:szCs w:val="20"/>
-        </w:rPr>
-        <w:t>();</w:t>
+          <w:color w:val="FF0000"/>
+          <w:sz w:val="20"/>
+          <w:szCs w:val="20"/>
+        </w:rPr>
+      </w:pPr>
+      <w:r>
+        <w:rPr>
+          <w:rFonts w:ascii="Courier New" w:hAnsi="Courier New" w:cs="Courier New"/>
+          <w:color w:val="FF0000"/>
+          <w:sz w:val="20"/>
+          <w:szCs w:val="20"/>
+        </w:rPr>
+        <w:t xml:space="preserve">    </w:t>
+      </w:r>
+      <w:r>
+        <w:rPr>
+          <w:rFonts w:ascii="Courier New" w:hAnsi="Courier New" w:cs="Courier New"/>
+          <w:b/>
+          <w:bCs/>
+          <w:color w:val="FF0000"/>
+          <w:sz w:val="20"/>
+          <w:szCs w:val="20"/>
+        </w:rPr>
+        <w:t>}</w:t>
       </w:r>
     </w:p>
     <w:p>
@@ -2891,72 +4890,30 @@
         <w:ind w:left="708"/>
         <w:rPr>
           <w:rFonts w:ascii="Courier New" w:hAnsi="Courier New" w:cs="Courier New"/>
-          <w:color w:val="000000"/>
-          <w:sz w:val="20"/>
-          <w:szCs w:val="20"/>
-        </w:rPr>
-      </w:pPr>
-      <w:r>
-        <w:rPr>
-          <w:rFonts w:ascii="Courier New" w:hAnsi="Courier New" w:cs="Courier New"/>
-          <w:color w:val="000000"/>
-          <w:sz w:val="20"/>
-          <w:szCs w:val="20"/>
-        </w:rPr>
-        <w:t xml:space="preserve">          </w:t>
-      </w:r>
-      <w:r>
-        <w:rPr>
-          <w:rFonts w:ascii="Courier New" w:hAnsi="Courier New" w:cs="Courier New"/>
-          <w:b/>
-          <w:bCs/>
-          <w:color w:val="000080"/>
+          <w:color w:val="FF0000"/>
+          <w:sz w:val="20"/>
+          <w:szCs w:val="20"/>
+        </w:rPr>
+      </w:pPr>
+      <w:r>
+        <w:rPr>
+          <w:rFonts w:ascii="Courier New" w:hAnsi="Courier New" w:cs="Courier New"/>
+          <w:color w:val="FF0000"/>
+          <w:sz w:val="20"/>
+          <w:szCs w:val="20"/>
+        </w:rPr>
+        <w:t xml:space="preserve">  </w:t>
+      </w:r>
+      <w:r>
+        <w:rPr>
+          <w:rFonts w:ascii="Courier New" w:hAnsi="Courier New" w:cs="Courier New"/>
+          <w:b/>
+          <w:bCs/>
+          <w:color w:val="FF0000"/>
           <w:sz w:val="20"/>
           <w:szCs w:val="20"/>
         </w:rPr>
         <w:t>}</w:t>
-      </w:r>
-      <w:r>
-        <w:rPr>
-          <w:rFonts w:ascii="Courier New" w:hAnsi="Courier New" w:cs="Courier New"/>
-          <w:color w:val="000000"/>
-          <w:sz w:val="20"/>
-          <w:szCs w:val="20"/>
-        </w:rPr>
-        <w:t xml:space="preserve"> </w:t>
-      </w:r>
-      <w:proofErr w:type="spellStart"/>
-      <w:r>
-        <w:rPr>
-          <w:rFonts w:ascii="Courier New" w:hAnsi="Courier New" w:cs="Courier New"/>
-          <w:b/>
-          <w:bCs/>
-          <w:color w:val="0000FF"/>
-          <w:sz w:val="20"/>
-          <w:szCs w:val="20"/>
-        </w:rPr>
-        <w:t>else</w:t>
-      </w:r>
-      <w:proofErr w:type="spellEnd"/>
-      <w:r>
-        <w:rPr>
-          <w:rFonts w:ascii="Courier New" w:hAnsi="Courier New" w:cs="Courier New"/>
-          <w:color w:val="000000"/>
-          <w:sz w:val="20"/>
-          <w:szCs w:val="20"/>
-        </w:rPr>
-        <w:t xml:space="preserve"> </w:t>
-      </w:r>
-      <w:r>
-        <w:rPr>
-          <w:rFonts w:ascii="Courier New" w:hAnsi="Courier New" w:cs="Courier New"/>
-          <w:b/>
-          <w:bCs/>
-          <w:color w:val="000080"/>
-          <w:sz w:val="20"/>
-          <w:szCs w:val="20"/>
-        </w:rPr>
-        <w:t>{</w:t>
       </w:r>
     </w:p>
     <w:p>
@@ -2965,66 +4922,15 @@
         <w:ind w:left="708"/>
         <w:rPr>
           <w:rFonts w:ascii="Courier New" w:hAnsi="Courier New" w:cs="Courier New"/>
-          <w:color w:val="000000"/>
-          <w:sz w:val="20"/>
-          <w:szCs w:val="20"/>
-        </w:rPr>
-      </w:pPr>
-      <w:r>
-        <w:rPr>
-          <w:rFonts w:ascii="Courier New" w:hAnsi="Courier New" w:cs="Courier New"/>
-          <w:color w:val="000000"/>
-          <w:sz w:val="20"/>
-          <w:szCs w:val="20"/>
-        </w:rPr>
-        <w:t xml:space="preserve">            ok </w:t>
-      </w:r>
-      <w:r>
-        <w:rPr>
-          <w:rFonts w:ascii="Courier New" w:hAnsi="Courier New" w:cs="Courier New"/>
-          <w:b/>
-          <w:bCs/>
-          <w:color w:val="000080"/>
-          <w:sz w:val="20"/>
-          <w:szCs w:val="20"/>
-        </w:rPr>
-        <w:t>=</w:t>
-      </w:r>
-      <w:r>
-        <w:rPr>
-          <w:rFonts w:ascii="Courier New" w:hAnsi="Courier New" w:cs="Courier New"/>
-          <w:color w:val="000000"/>
-          <w:sz w:val="20"/>
-          <w:szCs w:val="20"/>
-        </w:rPr>
-        <w:t xml:space="preserve"> </w:t>
-      </w:r>
-      <w:r>
-        <w:rPr>
-          <w:rFonts w:ascii="Courier New" w:hAnsi="Courier New" w:cs="Courier New"/>
-          <w:b/>
-          <w:bCs/>
-          <w:color w:val="0000FF"/>
-          <w:sz w:val="20"/>
-          <w:szCs w:val="20"/>
-        </w:rPr>
-        <w:t>false</w:t>
-      </w:r>
-      <w:r>
-        <w:rPr>
-          <w:rFonts w:ascii="Courier New" w:hAnsi="Courier New" w:cs="Courier New"/>
-          <w:b/>
-          <w:bCs/>
-          <w:color w:val="000080"/>
-          <w:sz w:val="20"/>
-          <w:szCs w:val="20"/>
-        </w:rPr>
-        <w:t>;</w:t>
-      </w:r>
-      <w:r>
-        <w:rPr>
-          <w:rFonts w:ascii="Courier New" w:hAnsi="Courier New" w:cs="Courier New"/>
-          <w:color w:val="000000"/>
+          <w:color w:val="FF0000"/>
+          <w:sz w:val="20"/>
+          <w:szCs w:val="20"/>
+        </w:rPr>
+      </w:pPr>
+      <w:r>
+        <w:rPr>
+          <w:rFonts w:ascii="Courier New" w:hAnsi="Courier New" w:cs="Courier New"/>
+          <w:color w:val="FF0000"/>
           <w:sz w:val="20"/>
           <w:szCs w:val="20"/>
         </w:rPr>
@@ -3037,1807 +4943,17 @@
         <w:ind w:left="708"/>
         <w:rPr>
           <w:rFonts w:ascii="Courier New" w:hAnsi="Courier New" w:cs="Courier New"/>
-          <w:color w:val="000000"/>
-          <w:sz w:val="20"/>
-          <w:szCs w:val="20"/>
-        </w:rPr>
-      </w:pPr>
-      <w:r>
-        <w:rPr>
-          <w:rFonts w:ascii="Courier New" w:hAnsi="Courier New" w:cs="Courier New"/>
-          <w:color w:val="000000"/>
-          <w:sz w:val="20"/>
-          <w:szCs w:val="20"/>
-        </w:rPr>
-        <w:t xml:space="preserve">          </w:t>
-      </w:r>
-      <w:r>
-        <w:rPr>
-          <w:rFonts w:ascii="Courier New" w:hAnsi="Courier New" w:cs="Courier New"/>
-          <w:b/>
-          <w:bCs/>
-          <w:color w:val="000080"/>
-          <w:sz w:val="20"/>
-          <w:szCs w:val="20"/>
-        </w:rPr>
-        <w:t>}</w:t>
-      </w:r>
-      <w:r>
-        <w:rPr>
-          <w:rFonts w:ascii="Courier New" w:hAnsi="Courier New" w:cs="Courier New"/>
-          <w:color w:val="000000"/>
-          <w:sz w:val="20"/>
-          <w:szCs w:val="20"/>
-        </w:rPr>
-        <w:t xml:space="preserve">          </w:t>
-      </w:r>
-    </w:p>
-    <w:p>
-      <w:pPr>
-        <w:shd w:val="clear" w:color="auto" w:fill="FFFFFF"/>
-        <w:ind w:left="708"/>
-        <w:rPr>
-          <w:rFonts w:ascii="Courier New" w:hAnsi="Courier New" w:cs="Courier New"/>
-          <w:color w:val="000000"/>
-          <w:sz w:val="20"/>
-          <w:szCs w:val="20"/>
-        </w:rPr>
-      </w:pPr>
-      <w:r>
-        <w:rPr>
-          <w:rFonts w:ascii="Courier New" w:hAnsi="Courier New" w:cs="Courier New"/>
-          <w:color w:val="000000"/>
-          <w:sz w:val="20"/>
-          <w:szCs w:val="20"/>
-        </w:rPr>
-        <w:t xml:space="preserve">        </w:t>
-      </w:r>
-      <w:r>
-        <w:rPr>
-          <w:rFonts w:ascii="Courier New" w:hAnsi="Courier New" w:cs="Courier New"/>
-          <w:b/>
-          <w:bCs/>
-          <w:color w:val="000080"/>
-          <w:sz w:val="20"/>
-          <w:szCs w:val="20"/>
-        </w:rPr>
-        <w:t>}</w:t>
-      </w:r>
-    </w:p>
-    <w:p>
-      <w:pPr>
-        <w:shd w:val="clear" w:color="auto" w:fill="FFFFFF"/>
-        <w:ind w:left="708"/>
-        <w:rPr>
-          <w:rFonts w:ascii="Courier New" w:hAnsi="Courier New" w:cs="Courier New"/>
-          <w:color w:val="000000"/>
-          <w:sz w:val="20"/>
-          <w:szCs w:val="20"/>
-        </w:rPr>
-      </w:pPr>
-      <w:r>
-        <w:rPr>
-          <w:rFonts w:ascii="Courier New" w:hAnsi="Courier New" w:cs="Courier New"/>
-          <w:color w:val="000000"/>
-          <w:sz w:val="20"/>
-          <w:szCs w:val="20"/>
-        </w:rPr>
-        <w:t xml:space="preserve">                </w:t>
-      </w:r>
-    </w:p>
-    <w:p>
-      <w:pPr>
-        <w:shd w:val="clear" w:color="auto" w:fill="FFFFFF"/>
-        <w:ind w:left="708"/>
-        <w:rPr>
-          <w:rFonts w:ascii="Courier New" w:hAnsi="Courier New" w:cs="Courier New"/>
-          <w:color w:val="000000"/>
-          <w:sz w:val="20"/>
-          <w:szCs w:val="20"/>
-        </w:rPr>
-      </w:pPr>
-      <w:r>
-        <w:rPr>
-          <w:rFonts w:ascii="Courier New" w:hAnsi="Courier New" w:cs="Courier New"/>
-          <w:color w:val="000000"/>
-          <w:sz w:val="20"/>
-          <w:szCs w:val="20"/>
-        </w:rPr>
-        <w:t xml:space="preserve">        </w:t>
-      </w:r>
-      <w:proofErr w:type="spellStart"/>
-      <w:r>
-        <w:rPr>
-          <w:rFonts w:ascii="Courier New" w:hAnsi="Courier New" w:cs="Courier New"/>
-          <w:color w:val="000000"/>
-          <w:sz w:val="20"/>
-          <w:szCs w:val="20"/>
-        </w:rPr>
-        <w:t>PrintStream</w:t>
-      </w:r>
-      <w:proofErr w:type="spellEnd"/>
-      <w:r>
-        <w:rPr>
-          <w:rFonts w:ascii="Courier New" w:hAnsi="Courier New" w:cs="Courier New"/>
-          <w:color w:val="000000"/>
-          <w:sz w:val="20"/>
-          <w:szCs w:val="20"/>
-        </w:rPr>
-        <w:t xml:space="preserve"> </w:t>
-      </w:r>
-      <w:proofErr w:type="spellStart"/>
-      <w:r>
-        <w:rPr>
-          <w:rFonts w:ascii="Courier New" w:hAnsi="Courier New" w:cs="Courier New"/>
-          <w:color w:val="000000"/>
-          <w:sz w:val="20"/>
-          <w:szCs w:val="20"/>
-        </w:rPr>
-        <w:t>out</w:t>
-      </w:r>
-      <w:proofErr w:type="spellEnd"/>
-      <w:r>
-        <w:rPr>
-          <w:rFonts w:ascii="Courier New" w:hAnsi="Courier New" w:cs="Courier New"/>
-          <w:color w:val="000000"/>
-          <w:sz w:val="20"/>
-          <w:szCs w:val="20"/>
-        </w:rPr>
-        <w:t xml:space="preserve"> </w:t>
-      </w:r>
-      <w:r>
-        <w:rPr>
-          <w:rFonts w:ascii="Courier New" w:hAnsi="Courier New" w:cs="Courier New"/>
-          <w:b/>
-          <w:bCs/>
-          <w:color w:val="000080"/>
-          <w:sz w:val="20"/>
-          <w:szCs w:val="20"/>
-        </w:rPr>
-        <w:t>=</w:t>
-      </w:r>
-      <w:r>
-        <w:rPr>
-          <w:rFonts w:ascii="Courier New" w:hAnsi="Courier New" w:cs="Courier New"/>
-          <w:color w:val="000000"/>
-          <w:sz w:val="20"/>
-          <w:szCs w:val="20"/>
-        </w:rPr>
-        <w:t xml:space="preserve"> </w:t>
-      </w:r>
-      <w:r>
-        <w:rPr>
-          <w:rFonts w:ascii="Courier New" w:hAnsi="Courier New" w:cs="Courier New"/>
-          <w:b/>
-          <w:bCs/>
-          <w:color w:val="0000FF"/>
-          <w:sz w:val="20"/>
-          <w:szCs w:val="20"/>
-        </w:rPr>
-        <w:t>new</w:t>
-      </w:r>
-      <w:r>
-        <w:rPr>
-          <w:rFonts w:ascii="Courier New" w:hAnsi="Courier New" w:cs="Courier New"/>
-          <w:color w:val="000000"/>
-          <w:sz w:val="20"/>
-          <w:szCs w:val="20"/>
-        </w:rPr>
-        <w:t xml:space="preserve"> </w:t>
-      </w:r>
-      <w:proofErr w:type="spellStart"/>
-      <w:proofErr w:type="gramStart"/>
-      <w:r>
-        <w:rPr>
-          <w:rFonts w:ascii="Courier New" w:hAnsi="Courier New" w:cs="Courier New"/>
-          <w:color w:val="000000"/>
-          <w:sz w:val="20"/>
-          <w:szCs w:val="20"/>
-        </w:rPr>
-        <w:t>PrintStream</w:t>
-      </w:r>
-      <w:proofErr w:type="spellEnd"/>
-      <w:r>
-        <w:rPr>
-          <w:rFonts w:ascii="Courier New" w:hAnsi="Courier New" w:cs="Courier New"/>
-          <w:b/>
-          <w:bCs/>
-          <w:color w:val="000080"/>
-          <w:sz w:val="20"/>
-          <w:szCs w:val="20"/>
-        </w:rPr>
-        <w:t>(</w:t>
-      </w:r>
-      <w:proofErr w:type="spellStart"/>
-      <w:proofErr w:type="gramEnd"/>
-      <w:r>
-        <w:rPr>
-          <w:rFonts w:ascii="Courier New" w:hAnsi="Courier New" w:cs="Courier New"/>
-          <w:color w:val="000000"/>
-          <w:sz w:val="20"/>
-          <w:szCs w:val="20"/>
-        </w:rPr>
-        <w:t>cliSocket</w:t>
-      </w:r>
-      <w:r>
-        <w:rPr>
-          <w:rFonts w:ascii="Courier New" w:hAnsi="Courier New" w:cs="Courier New"/>
-          <w:b/>
-          <w:bCs/>
-          <w:color w:val="000080"/>
-          <w:sz w:val="20"/>
-          <w:szCs w:val="20"/>
-        </w:rPr>
-        <w:t>.</w:t>
-      </w:r>
-      <w:r>
-        <w:rPr>
-          <w:rFonts w:ascii="Courier New" w:hAnsi="Courier New" w:cs="Courier New"/>
-          <w:color w:val="000000"/>
-          <w:sz w:val="20"/>
-          <w:szCs w:val="20"/>
-        </w:rPr>
-        <w:t>getOutputStream</w:t>
-      </w:r>
-      <w:proofErr w:type="spellEnd"/>
-      <w:r>
-        <w:rPr>
-          <w:rFonts w:ascii="Courier New" w:hAnsi="Courier New" w:cs="Courier New"/>
-          <w:b/>
-          <w:bCs/>
-          <w:color w:val="000080"/>
-          <w:sz w:val="20"/>
-          <w:szCs w:val="20"/>
-        </w:rPr>
-        <w:t>());</w:t>
-      </w:r>
-      <w:r>
-        <w:rPr>
-          <w:rFonts w:ascii="Courier New" w:hAnsi="Courier New" w:cs="Courier New"/>
-          <w:color w:val="000000"/>
-          <w:sz w:val="20"/>
-          <w:szCs w:val="20"/>
-        </w:rPr>
-        <w:t xml:space="preserve">        </w:t>
-      </w:r>
-    </w:p>
-    <w:p>
-      <w:pPr>
-        <w:shd w:val="clear" w:color="auto" w:fill="FFFFFF"/>
-        <w:ind w:left="708"/>
-        <w:rPr>
-          <w:rFonts w:ascii="Courier New" w:hAnsi="Courier New" w:cs="Courier New"/>
-          <w:color w:val="000000"/>
-          <w:sz w:val="20"/>
-          <w:szCs w:val="20"/>
-        </w:rPr>
-      </w:pPr>
-      <w:r>
-        <w:rPr>
-          <w:rFonts w:ascii="Courier New" w:hAnsi="Courier New" w:cs="Courier New"/>
-          <w:color w:val="000000"/>
-          <w:sz w:val="20"/>
-          <w:szCs w:val="20"/>
-        </w:rPr>
-        <w:t xml:space="preserve">        </w:t>
-      </w:r>
-      <w:proofErr w:type="spellStart"/>
-      <w:r>
-        <w:rPr>
-          <w:rFonts w:ascii="Courier New" w:hAnsi="Courier New" w:cs="Courier New"/>
-          <w:b/>
-          <w:bCs/>
-          <w:color w:val="0000FF"/>
-          <w:sz w:val="20"/>
-          <w:szCs w:val="20"/>
-        </w:rPr>
-        <w:t>if</w:t>
-      </w:r>
-      <w:proofErr w:type="spellEnd"/>
-      <w:r>
-        <w:rPr>
-          <w:rFonts w:ascii="Courier New" w:hAnsi="Courier New" w:cs="Courier New"/>
-          <w:color w:val="000000"/>
-          <w:sz w:val="20"/>
-          <w:szCs w:val="20"/>
-        </w:rPr>
-        <w:t xml:space="preserve"> </w:t>
-      </w:r>
-      <w:r>
-        <w:rPr>
-          <w:rFonts w:ascii="Courier New" w:hAnsi="Courier New" w:cs="Courier New"/>
-          <w:b/>
-          <w:bCs/>
-          <w:color w:val="000080"/>
-          <w:sz w:val="20"/>
-          <w:szCs w:val="20"/>
-        </w:rPr>
-        <w:t>(</w:t>
-      </w:r>
-      <w:r>
-        <w:rPr>
-          <w:rFonts w:ascii="Courier New" w:hAnsi="Courier New" w:cs="Courier New"/>
-          <w:color w:val="000000"/>
-          <w:sz w:val="20"/>
-          <w:szCs w:val="20"/>
-        </w:rPr>
-        <w:t>ok</w:t>
-      </w:r>
-      <w:r>
-        <w:rPr>
-          <w:rFonts w:ascii="Courier New" w:hAnsi="Courier New" w:cs="Courier New"/>
-          <w:b/>
-          <w:bCs/>
-          <w:color w:val="000080"/>
-          <w:sz w:val="20"/>
-          <w:szCs w:val="20"/>
-        </w:rPr>
-        <w:t>)</w:t>
-      </w:r>
-      <w:r>
-        <w:rPr>
-          <w:rFonts w:ascii="Courier New" w:hAnsi="Courier New" w:cs="Courier New"/>
-          <w:color w:val="000000"/>
-          <w:sz w:val="20"/>
-          <w:szCs w:val="20"/>
-        </w:rPr>
-        <w:t xml:space="preserve"> </w:t>
-      </w:r>
-      <w:r>
-        <w:rPr>
-          <w:rFonts w:ascii="Courier New" w:hAnsi="Courier New" w:cs="Courier New"/>
-          <w:b/>
-          <w:bCs/>
-          <w:color w:val="000080"/>
-          <w:sz w:val="20"/>
-          <w:szCs w:val="20"/>
-        </w:rPr>
-        <w:t>{</w:t>
-      </w:r>
-    </w:p>
-    <w:p>
-      <w:pPr>
-        <w:shd w:val="clear" w:color="auto" w:fill="FFFFFF"/>
-        <w:ind w:left="708"/>
-        <w:rPr>
-          <w:rFonts w:ascii="Courier New" w:hAnsi="Courier New" w:cs="Courier New"/>
-          <w:color w:val="000000"/>
-          <w:sz w:val="20"/>
-          <w:szCs w:val="20"/>
-        </w:rPr>
-      </w:pPr>
-      <w:r>
-        <w:rPr>
-          <w:rFonts w:ascii="Courier New" w:hAnsi="Courier New" w:cs="Courier New"/>
-          <w:color w:val="000000"/>
-          <w:sz w:val="20"/>
-          <w:szCs w:val="20"/>
-        </w:rPr>
-        <w:t xml:space="preserve">          </w:t>
-      </w:r>
-      <w:proofErr w:type="gramStart"/>
-      <w:r>
-        <w:rPr>
-          <w:rFonts w:ascii="Courier New" w:hAnsi="Courier New" w:cs="Courier New"/>
-          <w:color w:val="000000"/>
-          <w:sz w:val="20"/>
-          <w:szCs w:val="20"/>
-        </w:rPr>
-        <w:t>data</w:t>
-      </w:r>
-      <w:r>
-        <w:rPr>
-          <w:rFonts w:ascii="Courier New" w:hAnsi="Courier New" w:cs="Courier New"/>
-          <w:b/>
-          <w:bCs/>
-          <w:color w:val="000080"/>
-          <w:sz w:val="20"/>
-          <w:szCs w:val="20"/>
-        </w:rPr>
-        <w:t>[</w:t>
-      </w:r>
-      <w:proofErr w:type="gramEnd"/>
-      <w:r>
-        <w:rPr>
-          <w:rFonts w:ascii="Courier New" w:hAnsi="Courier New" w:cs="Courier New"/>
-          <w:color w:val="FF8000"/>
-          <w:sz w:val="20"/>
-          <w:szCs w:val="20"/>
-        </w:rPr>
-        <w:t>1</w:t>
-      </w:r>
-      <w:r>
-        <w:rPr>
-          <w:rFonts w:ascii="Courier New" w:hAnsi="Courier New" w:cs="Courier New"/>
-          <w:b/>
-          <w:bCs/>
-          <w:color w:val="000080"/>
-          <w:sz w:val="20"/>
-          <w:szCs w:val="20"/>
-        </w:rPr>
-        <w:t>]</w:t>
-      </w:r>
-      <w:r>
-        <w:rPr>
-          <w:rFonts w:ascii="Courier New" w:hAnsi="Courier New" w:cs="Courier New"/>
-          <w:color w:val="000000"/>
-          <w:sz w:val="20"/>
-          <w:szCs w:val="20"/>
-        </w:rPr>
-        <w:t xml:space="preserve"> </w:t>
-      </w:r>
-      <w:r>
-        <w:rPr>
-          <w:rFonts w:ascii="Courier New" w:hAnsi="Courier New" w:cs="Courier New"/>
-          <w:b/>
-          <w:bCs/>
-          <w:color w:val="000080"/>
-          <w:sz w:val="20"/>
-          <w:szCs w:val="20"/>
-        </w:rPr>
-        <w:t>-=</w:t>
-      </w:r>
-      <w:r>
-        <w:rPr>
-          <w:rFonts w:ascii="Courier New" w:hAnsi="Courier New" w:cs="Courier New"/>
-          <w:color w:val="000000"/>
-          <w:sz w:val="20"/>
-          <w:szCs w:val="20"/>
-        </w:rPr>
-        <w:t xml:space="preserve"> </w:t>
-      </w:r>
-      <w:r>
-        <w:rPr>
-          <w:rFonts w:ascii="Courier New" w:hAnsi="Courier New" w:cs="Courier New"/>
-          <w:color w:val="FF8000"/>
-          <w:sz w:val="20"/>
-          <w:szCs w:val="20"/>
-        </w:rPr>
-        <w:t>1</w:t>
-      </w:r>
-      <w:r>
-        <w:rPr>
-          <w:rFonts w:ascii="Courier New" w:hAnsi="Courier New" w:cs="Courier New"/>
-          <w:b/>
-          <w:bCs/>
-          <w:color w:val="000080"/>
-          <w:sz w:val="20"/>
-          <w:szCs w:val="20"/>
-        </w:rPr>
-        <w:t>;</w:t>
-      </w:r>
-    </w:p>
-    <w:p>
-      <w:pPr>
-        <w:shd w:val="clear" w:color="auto" w:fill="FFFFFF"/>
-        <w:ind w:left="708"/>
-        <w:rPr>
-          <w:rFonts w:ascii="Courier New" w:hAnsi="Courier New" w:cs="Courier New"/>
-          <w:color w:val="000000"/>
-          <w:sz w:val="20"/>
-          <w:szCs w:val="20"/>
-        </w:rPr>
-      </w:pPr>
-      <w:r>
-        <w:rPr>
-          <w:rFonts w:ascii="Courier New" w:hAnsi="Courier New" w:cs="Courier New"/>
-          <w:color w:val="000000"/>
-          <w:sz w:val="20"/>
-          <w:szCs w:val="20"/>
-        </w:rPr>
-        <w:t xml:space="preserve">          </w:t>
-      </w:r>
-      <w:proofErr w:type="spellStart"/>
-      <w:r>
-        <w:rPr>
-          <w:rFonts w:ascii="Courier New" w:hAnsi="Courier New" w:cs="Courier New"/>
-          <w:color w:val="000000"/>
-          <w:sz w:val="20"/>
-          <w:szCs w:val="20"/>
-        </w:rPr>
-        <w:t>GregorianCalendar</w:t>
-      </w:r>
-      <w:proofErr w:type="spellEnd"/>
-      <w:r>
-        <w:rPr>
-          <w:rFonts w:ascii="Courier New" w:hAnsi="Courier New" w:cs="Courier New"/>
-          <w:color w:val="000000"/>
-          <w:sz w:val="20"/>
-          <w:szCs w:val="20"/>
-        </w:rPr>
-        <w:t xml:space="preserve"> cal </w:t>
-      </w:r>
-      <w:r>
-        <w:rPr>
-          <w:rFonts w:ascii="Courier New" w:hAnsi="Courier New" w:cs="Courier New"/>
-          <w:b/>
-          <w:bCs/>
-          <w:color w:val="000080"/>
-          <w:sz w:val="20"/>
-          <w:szCs w:val="20"/>
-        </w:rPr>
-        <w:t>=</w:t>
-      </w:r>
-      <w:r>
-        <w:rPr>
-          <w:rFonts w:ascii="Courier New" w:hAnsi="Courier New" w:cs="Courier New"/>
-          <w:color w:val="000000"/>
-          <w:sz w:val="20"/>
-          <w:szCs w:val="20"/>
-        </w:rPr>
-        <w:t xml:space="preserve"> </w:t>
-      </w:r>
-      <w:r>
-        <w:rPr>
-          <w:rFonts w:ascii="Courier New" w:hAnsi="Courier New" w:cs="Courier New"/>
-          <w:b/>
-          <w:bCs/>
-          <w:color w:val="0000FF"/>
-          <w:sz w:val="20"/>
-          <w:szCs w:val="20"/>
-        </w:rPr>
-        <w:t>new</w:t>
-      </w:r>
-      <w:r>
-        <w:rPr>
-          <w:rFonts w:ascii="Courier New" w:hAnsi="Courier New" w:cs="Courier New"/>
-          <w:color w:val="000000"/>
-          <w:sz w:val="20"/>
-          <w:szCs w:val="20"/>
-        </w:rPr>
-        <w:t xml:space="preserve"> </w:t>
-      </w:r>
-      <w:proofErr w:type="spellStart"/>
-      <w:r>
-        <w:rPr>
-          <w:rFonts w:ascii="Courier New" w:hAnsi="Courier New" w:cs="Courier New"/>
-          <w:color w:val="000000"/>
-          <w:sz w:val="20"/>
-          <w:szCs w:val="20"/>
-        </w:rPr>
-        <w:t>GregorianCalendar</w:t>
-      </w:r>
-      <w:proofErr w:type="spellEnd"/>
-      <w:r>
-        <w:rPr>
-          <w:rFonts w:ascii="Courier New" w:hAnsi="Courier New" w:cs="Courier New"/>
-          <w:b/>
-          <w:bCs/>
-          <w:color w:val="000080"/>
-          <w:sz w:val="20"/>
-          <w:szCs w:val="20"/>
-        </w:rPr>
-        <w:t>(</w:t>
-      </w:r>
-      <w:proofErr w:type="gramStart"/>
-      <w:r>
-        <w:rPr>
-          <w:rFonts w:ascii="Courier New" w:hAnsi="Courier New" w:cs="Courier New"/>
-          <w:color w:val="000000"/>
-          <w:sz w:val="20"/>
-          <w:szCs w:val="20"/>
-        </w:rPr>
-        <w:t>data</w:t>
-      </w:r>
-      <w:r>
-        <w:rPr>
-          <w:rFonts w:ascii="Courier New" w:hAnsi="Courier New" w:cs="Courier New"/>
-          <w:b/>
-          <w:bCs/>
-          <w:color w:val="000080"/>
-          <w:sz w:val="20"/>
-          <w:szCs w:val="20"/>
-        </w:rPr>
-        <w:t>[</w:t>
-      </w:r>
-      <w:proofErr w:type="gramEnd"/>
-      <w:r>
-        <w:rPr>
-          <w:rFonts w:ascii="Courier New" w:hAnsi="Courier New" w:cs="Courier New"/>
-          <w:color w:val="FF8000"/>
-          <w:sz w:val="20"/>
-          <w:szCs w:val="20"/>
-        </w:rPr>
-        <w:t>2</w:t>
-      </w:r>
-      <w:r>
-        <w:rPr>
-          <w:rFonts w:ascii="Courier New" w:hAnsi="Courier New" w:cs="Courier New"/>
-          <w:b/>
-          <w:bCs/>
-          <w:color w:val="000080"/>
-          <w:sz w:val="20"/>
-          <w:szCs w:val="20"/>
-        </w:rPr>
-        <w:t>],</w:t>
-      </w:r>
-      <w:r>
-        <w:rPr>
-          <w:rFonts w:ascii="Courier New" w:hAnsi="Courier New" w:cs="Courier New"/>
-          <w:color w:val="000000"/>
-          <w:sz w:val="20"/>
-          <w:szCs w:val="20"/>
-        </w:rPr>
-        <w:t xml:space="preserve"> data</w:t>
-      </w:r>
-      <w:r>
-        <w:rPr>
-          <w:rFonts w:ascii="Courier New" w:hAnsi="Courier New" w:cs="Courier New"/>
-          <w:b/>
-          <w:bCs/>
-          <w:color w:val="000080"/>
-          <w:sz w:val="20"/>
-          <w:szCs w:val="20"/>
-        </w:rPr>
-        <w:t>[</w:t>
-      </w:r>
-      <w:r>
-        <w:rPr>
-          <w:rFonts w:ascii="Courier New" w:hAnsi="Courier New" w:cs="Courier New"/>
-          <w:color w:val="FF8000"/>
-          <w:sz w:val="20"/>
-          <w:szCs w:val="20"/>
-        </w:rPr>
-        <w:t>1</w:t>
-      </w:r>
-      <w:r>
-        <w:rPr>
-          <w:rFonts w:ascii="Courier New" w:hAnsi="Courier New" w:cs="Courier New"/>
-          <w:b/>
-          <w:bCs/>
-          <w:color w:val="000080"/>
-          <w:sz w:val="20"/>
-          <w:szCs w:val="20"/>
-        </w:rPr>
-        <w:t>],</w:t>
-      </w:r>
-      <w:r>
-        <w:rPr>
-          <w:rFonts w:ascii="Courier New" w:hAnsi="Courier New" w:cs="Courier New"/>
-          <w:color w:val="000000"/>
-          <w:sz w:val="20"/>
-          <w:szCs w:val="20"/>
-        </w:rPr>
-        <w:t xml:space="preserve"> data</w:t>
-      </w:r>
-      <w:r>
-        <w:rPr>
-          <w:rFonts w:ascii="Courier New" w:hAnsi="Courier New" w:cs="Courier New"/>
-          <w:b/>
-          <w:bCs/>
-          <w:color w:val="000080"/>
-          <w:sz w:val="20"/>
-          <w:szCs w:val="20"/>
-        </w:rPr>
-        <w:t>[</w:t>
-      </w:r>
-      <w:r>
-        <w:rPr>
-          <w:rFonts w:ascii="Courier New" w:hAnsi="Courier New" w:cs="Courier New"/>
-          <w:color w:val="FF8000"/>
-          <w:sz w:val="20"/>
-          <w:szCs w:val="20"/>
-        </w:rPr>
-        <w:t>0</w:t>
-      </w:r>
-      <w:r>
-        <w:rPr>
-          <w:rFonts w:ascii="Courier New" w:hAnsi="Courier New" w:cs="Courier New"/>
-          <w:b/>
-          <w:bCs/>
-          <w:color w:val="000080"/>
-          <w:sz w:val="20"/>
-          <w:szCs w:val="20"/>
-        </w:rPr>
-        <w:t>]);</w:t>
-      </w:r>
-    </w:p>
-    <w:p>
-      <w:pPr>
-        <w:shd w:val="clear" w:color="auto" w:fill="FFFFFF"/>
-        <w:ind w:left="708"/>
-        <w:rPr>
-          <w:rFonts w:ascii="Courier New" w:hAnsi="Courier New" w:cs="Courier New"/>
-          <w:color w:val="000000"/>
-          <w:sz w:val="20"/>
-          <w:szCs w:val="20"/>
-        </w:rPr>
-      </w:pPr>
-      <w:r>
-        <w:rPr>
-          <w:rFonts w:ascii="Courier New" w:hAnsi="Courier New" w:cs="Courier New"/>
-          <w:color w:val="000000"/>
-          <w:sz w:val="20"/>
-          <w:szCs w:val="20"/>
-        </w:rPr>
-        <w:t xml:space="preserve">          </w:t>
-      </w:r>
-      <w:proofErr w:type="spellStart"/>
-      <w:r>
-        <w:rPr>
-          <w:rFonts w:ascii="Courier New" w:hAnsi="Courier New" w:cs="Courier New"/>
-          <w:color w:val="8000FF"/>
-          <w:sz w:val="20"/>
-          <w:szCs w:val="20"/>
-        </w:rPr>
-        <w:t>int</w:t>
-      </w:r>
-      <w:proofErr w:type="spellEnd"/>
-      <w:r>
-        <w:rPr>
-          <w:rFonts w:ascii="Courier New" w:hAnsi="Courier New" w:cs="Courier New"/>
-          <w:color w:val="000000"/>
-          <w:sz w:val="20"/>
-          <w:szCs w:val="20"/>
-        </w:rPr>
-        <w:t xml:space="preserve"> </w:t>
-      </w:r>
-      <w:proofErr w:type="spellStart"/>
-      <w:r>
-        <w:rPr>
-          <w:rFonts w:ascii="Courier New" w:hAnsi="Courier New" w:cs="Courier New"/>
-          <w:color w:val="000000"/>
-          <w:sz w:val="20"/>
-          <w:szCs w:val="20"/>
-        </w:rPr>
-        <w:t>dia</w:t>
-      </w:r>
-      <w:proofErr w:type="spellEnd"/>
-      <w:r>
-        <w:rPr>
-          <w:rFonts w:ascii="Courier New" w:hAnsi="Courier New" w:cs="Courier New"/>
-          <w:color w:val="000000"/>
-          <w:sz w:val="20"/>
-          <w:szCs w:val="20"/>
-        </w:rPr>
-        <w:t xml:space="preserve"> </w:t>
-      </w:r>
-      <w:r>
-        <w:rPr>
-          <w:rFonts w:ascii="Courier New" w:hAnsi="Courier New" w:cs="Courier New"/>
-          <w:b/>
-          <w:bCs/>
-          <w:color w:val="000080"/>
-          <w:sz w:val="20"/>
-          <w:szCs w:val="20"/>
-        </w:rPr>
-        <w:t>=</w:t>
-      </w:r>
-      <w:r>
-        <w:rPr>
-          <w:rFonts w:ascii="Courier New" w:hAnsi="Courier New" w:cs="Courier New"/>
-          <w:color w:val="000000"/>
-          <w:sz w:val="20"/>
-          <w:szCs w:val="20"/>
-        </w:rPr>
-        <w:t xml:space="preserve"> </w:t>
-      </w:r>
-      <w:proofErr w:type="spellStart"/>
-      <w:proofErr w:type="gramStart"/>
-      <w:r>
-        <w:rPr>
-          <w:rFonts w:ascii="Courier New" w:hAnsi="Courier New" w:cs="Courier New"/>
-          <w:color w:val="000000"/>
-          <w:sz w:val="20"/>
-          <w:szCs w:val="20"/>
-        </w:rPr>
-        <w:t>cal</w:t>
-      </w:r>
-      <w:r>
-        <w:rPr>
-          <w:rFonts w:ascii="Courier New" w:hAnsi="Courier New" w:cs="Courier New"/>
-          <w:b/>
-          <w:bCs/>
-          <w:color w:val="000080"/>
-          <w:sz w:val="20"/>
-          <w:szCs w:val="20"/>
-        </w:rPr>
-        <w:t>.</w:t>
-      </w:r>
-      <w:r>
-        <w:rPr>
-          <w:rFonts w:ascii="Courier New" w:hAnsi="Courier New" w:cs="Courier New"/>
-          <w:color w:val="000000"/>
-          <w:sz w:val="20"/>
-          <w:szCs w:val="20"/>
-        </w:rPr>
-        <w:t>get</w:t>
-      </w:r>
-      <w:proofErr w:type="spellEnd"/>
-      <w:r>
-        <w:rPr>
-          <w:rFonts w:ascii="Courier New" w:hAnsi="Courier New" w:cs="Courier New"/>
-          <w:b/>
-          <w:bCs/>
-          <w:color w:val="000080"/>
-          <w:sz w:val="20"/>
-          <w:szCs w:val="20"/>
-        </w:rPr>
-        <w:t>(</w:t>
-      </w:r>
-      <w:proofErr w:type="spellStart"/>
-      <w:proofErr w:type="gramEnd"/>
-      <w:r>
-        <w:rPr>
-          <w:rFonts w:ascii="Courier New" w:hAnsi="Courier New" w:cs="Courier New"/>
-          <w:color w:val="000000"/>
-          <w:sz w:val="20"/>
-          <w:szCs w:val="20"/>
-        </w:rPr>
-        <w:t>Calendar</w:t>
-      </w:r>
-      <w:r>
-        <w:rPr>
-          <w:rFonts w:ascii="Courier New" w:hAnsi="Courier New" w:cs="Courier New"/>
-          <w:b/>
-          <w:bCs/>
-          <w:color w:val="000080"/>
-          <w:sz w:val="20"/>
-          <w:szCs w:val="20"/>
-        </w:rPr>
-        <w:t>.</w:t>
-      </w:r>
-      <w:r>
-        <w:rPr>
-          <w:rFonts w:ascii="Courier New" w:hAnsi="Courier New" w:cs="Courier New"/>
-          <w:color w:val="000000"/>
-          <w:sz w:val="20"/>
-          <w:szCs w:val="20"/>
-        </w:rPr>
-        <w:t>DAY_OF_WEEK</w:t>
-      </w:r>
-      <w:proofErr w:type="spellEnd"/>
-      <w:r>
-        <w:rPr>
-          <w:rFonts w:ascii="Courier New" w:hAnsi="Courier New" w:cs="Courier New"/>
-          <w:b/>
-          <w:bCs/>
-          <w:color w:val="000080"/>
-          <w:sz w:val="20"/>
-          <w:szCs w:val="20"/>
-        </w:rPr>
-        <w:t>)</w:t>
-      </w:r>
-      <w:r>
-        <w:rPr>
-          <w:rFonts w:ascii="Courier New" w:hAnsi="Courier New" w:cs="Courier New"/>
-          <w:color w:val="000000"/>
-          <w:sz w:val="20"/>
-          <w:szCs w:val="20"/>
-        </w:rPr>
-        <w:t xml:space="preserve"> </w:t>
-      </w:r>
-      <w:r>
-        <w:rPr>
-          <w:rFonts w:ascii="Courier New" w:hAnsi="Courier New" w:cs="Courier New"/>
-          <w:b/>
-          <w:bCs/>
-          <w:color w:val="000080"/>
-          <w:sz w:val="20"/>
-          <w:szCs w:val="20"/>
-        </w:rPr>
-        <w:t>-</w:t>
-      </w:r>
-      <w:r>
-        <w:rPr>
-          <w:rFonts w:ascii="Courier New" w:hAnsi="Courier New" w:cs="Courier New"/>
-          <w:color w:val="000000"/>
-          <w:sz w:val="20"/>
-          <w:szCs w:val="20"/>
-        </w:rPr>
-        <w:t xml:space="preserve"> </w:t>
-      </w:r>
-      <w:r>
-        <w:rPr>
-          <w:rFonts w:ascii="Courier New" w:hAnsi="Courier New" w:cs="Courier New"/>
-          <w:color w:val="FF8000"/>
-          <w:sz w:val="20"/>
-          <w:szCs w:val="20"/>
-        </w:rPr>
-        <w:t>1</w:t>
-      </w:r>
-      <w:r>
-        <w:rPr>
-          <w:rFonts w:ascii="Courier New" w:hAnsi="Courier New" w:cs="Courier New"/>
-          <w:b/>
-          <w:bCs/>
-          <w:color w:val="000080"/>
-          <w:sz w:val="20"/>
-          <w:szCs w:val="20"/>
-        </w:rPr>
-        <w:t>;</w:t>
-      </w:r>
-    </w:p>
-    <w:p>
-      <w:pPr>
-        <w:shd w:val="clear" w:color="auto" w:fill="FFFFFF"/>
-        <w:ind w:left="708"/>
-        <w:rPr>
-          <w:rFonts w:ascii="Courier New" w:hAnsi="Courier New" w:cs="Courier New"/>
-          <w:color w:val="000000"/>
-          <w:sz w:val="20"/>
-          <w:szCs w:val="20"/>
-        </w:rPr>
-      </w:pPr>
-      <w:r>
-        <w:rPr>
-          <w:rFonts w:ascii="Courier New" w:hAnsi="Courier New" w:cs="Courier New"/>
-          <w:color w:val="000000"/>
-          <w:sz w:val="20"/>
-          <w:szCs w:val="20"/>
-        </w:rPr>
-        <w:t xml:space="preserve">          </w:t>
-      </w:r>
-      <w:proofErr w:type="spellStart"/>
-      <w:proofErr w:type="gramStart"/>
-      <w:r>
-        <w:rPr>
-          <w:rFonts w:ascii="Courier New" w:hAnsi="Courier New" w:cs="Courier New"/>
-          <w:color w:val="000000"/>
-          <w:sz w:val="20"/>
-          <w:szCs w:val="20"/>
-        </w:rPr>
-        <w:t>out</w:t>
-      </w:r>
-      <w:r>
-        <w:rPr>
-          <w:rFonts w:ascii="Courier New" w:hAnsi="Courier New" w:cs="Courier New"/>
-          <w:b/>
-          <w:bCs/>
-          <w:color w:val="000080"/>
-          <w:sz w:val="20"/>
-          <w:szCs w:val="20"/>
-        </w:rPr>
-        <w:t>.</w:t>
-      </w:r>
-      <w:r>
-        <w:rPr>
-          <w:rFonts w:ascii="Courier New" w:hAnsi="Courier New" w:cs="Courier New"/>
-          <w:color w:val="000000"/>
-          <w:sz w:val="20"/>
-          <w:szCs w:val="20"/>
-        </w:rPr>
-        <w:t>println</w:t>
-      </w:r>
-      <w:proofErr w:type="spellEnd"/>
-      <w:proofErr w:type="gramEnd"/>
-      <w:r>
-        <w:rPr>
-          <w:rFonts w:ascii="Courier New" w:hAnsi="Courier New" w:cs="Courier New"/>
-          <w:b/>
-          <w:bCs/>
-          <w:color w:val="000080"/>
-          <w:sz w:val="20"/>
-          <w:szCs w:val="20"/>
-        </w:rPr>
-        <w:t>(</w:t>
-      </w:r>
-      <w:r>
-        <w:rPr>
-          <w:rFonts w:ascii="Courier New" w:hAnsi="Courier New" w:cs="Courier New"/>
-          <w:color w:val="808080"/>
-          <w:sz w:val="20"/>
-          <w:szCs w:val="20"/>
-        </w:rPr>
-        <w:t xml:space="preserve">"Este </w:t>
-      </w:r>
-      <w:proofErr w:type="spellStart"/>
-      <w:r>
-        <w:rPr>
-          <w:rFonts w:ascii="Courier New" w:hAnsi="Courier New" w:cs="Courier New"/>
-          <w:color w:val="808080"/>
-          <w:sz w:val="20"/>
-          <w:szCs w:val="20"/>
-        </w:rPr>
-        <w:t>dia</w:t>
-      </w:r>
-      <w:proofErr w:type="spellEnd"/>
-      <w:r>
-        <w:rPr>
-          <w:rFonts w:ascii="Courier New" w:hAnsi="Courier New" w:cs="Courier New"/>
-          <w:color w:val="808080"/>
-          <w:sz w:val="20"/>
-          <w:szCs w:val="20"/>
-        </w:rPr>
-        <w:t xml:space="preserve"> es "</w:t>
-      </w:r>
-      <w:r>
-        <w:rPr>
-          <w:rFonts w:ascii="Courier New" w:hAnsi="Courier New" w:cs="Courier New"/>
-          <w:color w:val="000000"/>
-          <w:sz w:val="20"/>
-          <w:szCs w:val="20"/>
-        </w:rPr>
-        <w:t xml:space="preserve"> </w:t>
-      </w:r>
-      <w:r>
-        <w:rPr>
-          <w:rFonts w:ascii="Courier New" w:hAnsi="Courier New" w:cs="Courier New"/>
-          <w:b/>
-          <w:bCs/>
-          <w:color w:val="000080"/>
-          <w:sz w:val="20"/>
-          <w:szCs w:val="20"/>
-        </w:rPr>
-        <w:t>+</w:t>
-      </w:r>
-      <w:r>
-        <w:rPr>
-          <w:rFonts w:ascii="Courier New" w:hAnsi="Courier New" w:cs="Courier New"/>
-          <w:color w:val="000000"/>
-          <w:sz w:val="20"/>
-          <w:szCs w:val="20"/>
-        </w:rPr>
-        <w:t xml:space="preserve"> </w:t>
-      </w:r>
-      <w:proofErr w:type="spellStart"/>
-      <w:r>
-        <w:rPr>
-          <w:rFonts w:ascii="Courier New" w:hAnsi="Courier New" w:cs="Courier New"/>
-          <w:color w:val="000000"/>
-          <w:sz w:val="20"/>
-          <w:szCs w:val="20"/>
-        </w:rPr>
-        <w:t>nombreDias</w:t>
-      </w:r>
-      <w:proofErr w:type="spellEnd"/>
-      <w:r>
-        <w:rPr>
-          <w:rFonts w:ascii="Courier New" w:hAnsi="Courier New" w:cs="Courier New"/>
-          <w:b/>
-          <w:bCs/>
-          <w:color w:val="000080"/>
-          <w:sz w:val="20"/>
-          <w:szCs w:val="20"/>
-        </w:rPr>
-        <w:t>[</w:t>
-      </w:r>
-      <w:proofErr w:type="spellStart"/>
-      <w:r>
-        <w:rPr>
-          <w:rFonts w:ascii="Courier New" w:hAnsi="Courier New" w:cs="Courier New"/>
-          <w:color w:val="000000"/>
-          <w:sz w:val="20"/>
-          <w:szCs w:val="20"/>
-        </w:rPr>
-        <w:t>dia</w:t>
-      </w:r>
-      <w:proofErr w:type="spellEnd"/>
-      <w:r>
-        <w:rPr>
-          <w:rFonts w:ascii="Courier New" w:hAnsi="Courier New" w:cs="Courier New"/>
-          <w:b/>
-          <w:bCs/>
-          <w:color w:val="000080"/>
-          <w:sz w:val="20"/>
-          <w:szCs w:val="20"/>
-        </w:rPr>
-        <w:t>]</w:t>
-      </w:r>
-      <w:r>
-        <w:rPr>
-          <w:rFonts w:ascii="Courier New" w:hAnsi="Courier New" w:cs="Courier New"/>
-          <w:color w:val="000000"/>
-          <w:sz w:val="20"/>
-          <w:szCs w:val="20"/>
-        </w:rPr>
-        <w:t xml:space="preserve"> </w:t>
-      </w:r>
-      <w:r>
-        <w:rPr>
-          <w:rFonts w:ascii="Courier New" w:hAnsi="Courier New" w:cs="Courier New"/>
-          <w:b/>
-          <w:bCs/>
-          <w:color w:val="000080"/>
-          <w:sz w:val="20"/>
-          <w:szCs w:val="20"/>
-        </w:rPr>
-        <w:t>+</w:t>
-      </w:r>
-      <w:r>
-        <w:rPr>
-          <w:rFonts w:ascii="Courier New" w:hAnsi="Courier New" w:cs="Courier New"/>
-          <w:color w:val="000000"/>
-          <w:sz w:val="20"/>
-          <w:szCs w:val="20"/>
-        </w:rPr>
-        <w:t xml:space="preserve"> </w:t>
-      </w:r>
-      <w:r>
-        <w:rPr>
-          <w:rFonts w:ascii="Courier New" w:hAnsi="Courier New" w:cs="Courier New"/>
-          <w:color w:val="808080"/>
-          <w:sz w:val="20"/>
-          <w:szCs w:val="20"/>
-        </w:rPr>
-        <w:t>"."</w:t>
-      </w:r>
-      <w:r>
-        <w:rPr>
-          <w:rFonts w:ascii="Courier New" w:hAnsi="Courier New" w:cs="Courier New"/>
-          <w:b/>
-          <w:bCs/>
-          <w:color w:val="000080"/>
-          <w:sz w:val="20"/>
-          <w:szCs w:val="20"/>
-        </w:rPr>
-        <w:t>);</w:t>
-      </w:r>
-    </w:p>
-    <w:p>
-      <w:pPr>
-        <w:shd w:val="clear" w:color="auto" w:fill="FFFFFF"/>
-        <w:ind w:left="708"/>
-        <w:rPr>
-          <w:rFonts w:ascii="Courier New" w:hAnsi="Courier New" w:cs="Courier New"/>
-          <w:color w:val="000000"/>
-          <w:sz w:val="20"/>
-          <w:szCs w:val="20"/>
-        </w:rPr>
-      </w:pPr>
-      <w:r>
-        <w:rPr>
-          <w:rFonts w:ascii="Courier New" w:hAnsi="Courier New" w:cs="Courier New"/>
-          <w:color w:val="000000"/>
-          <w:sz w:val="20"/>
-          <w:szCs w:val="20"/>
-        </w:rPr>
-        <w:t xml:space="preserve">          </w:t>
-      </w:r>
-    </w:p>
-    <w:p>
-      <w:pPr>
-        <w:shd w:val="clear" w:color="auto" w:fill="FFFFFF"/>
-        <w:ind w:left="708"/>
-        <w:rPr>
-          <w:rFonts w:ascii="Courier New" w:hAnsi="Courier New" w:cs="Courier New"/>
-          <w:color w:val="000000"/>
-          <w:sz w:val="20"/>
-          <w:szCs w:val="20"/>
-        </w:rPr>
-      </w:pPr>
-      <w:r>
-        <w:rPr>
-          <w:rFonts w:ascii="Courier New" w:hAnsi="Courier New" w:cs="Courier New"/>
-          <w:color w:val="000000"/>
-          <w:sz w:val="20"/>
-          <w:szCs w:val="20"/>
-        </w:rPr>
-        <w:lastRenderedPageBreak/>
-        <w:t xml:space="preserve">        </w:t>
-      </w:r>
-      <w:r>
-        <w:rPr>
-          <w:rFonts w:ascii="Courier New" w:hAnsi="Courier New" w:cs="Courier New"/>
-          <w:b/>
-          <w:bCs/>
-          <w:color w:val="000080"/>
-          <w:sz w:val="20"/>
-          <w:szCs w:val="20"/>
-        </w:rPr>
-        <w:t>}</w:t>
-      </w:r>
-      <w:r>
-        <w:rPr>
-          <w:rFonts w:ascii="Courier New" w:hAnsi="Courier New" w:cs="Courier New"/>
-          <w:color w:val="000000"/>
-          <w:sz w:val="20"/>
-          <w:szCs w:val="20"/>
-        </w:rPr>
-        <w:t xml:space="preserve"> </w:t>
-      </w:r>
-      <w:proofErr w:type="spellStart"/>
-      <w:r>
-        <w:rPr>
-          <w:rFonts w:ascii="Courier New" w:hAnsi="Courier New" w:cs="Courier New"/>
-          <w:b/>
-          <w:bCs/>
-          <w:color w:val="0000FF"/>
-          <w:sz w:val="20"/>
-          <w:szCs w:val="20"/>
-        </w:rPr>
-        <w:t>else</w:t>
-      </w:r>
-      <w:proofErr w:type="spellEnd"/>
-      <w:r>
-        <w:rPr>
-          <w:rFonts w:ascii="Courier New" w:hAnsi="Courier New" w:cs="Courier New"/>
-          <w:color w:val="000000"/>
-          <w:sz w:val="20"/>
-          <w:szCs w:val="20"/>
-        </w:rPr>
-        <w:t xml:space="preserve"> </w:t>
-      </w:r>
-      <w:r>
-        <w:rPr>
-          <w:rFonts w:ascii="Courier New" w:hAnsi="Courier New" w:cs="Courier New"/>
-          <w:b/>
-          <w:bCs/>
-          <w:color w:val="000080"/>
-          <w:sz w:val="20"/>
-          <w:szCs w:val="20"/>
-        </w:rPr>
-        <w:t>{</w:t>
-      </w:r>
-    </w:p>
-    <w:p>
-      <w:pPr>
-        <w:shd w:val="clear" w:color="auto" w:fill="FFFFFF"/>
-        <w:ind w:left="708"/>
-        <w:rPr>
-          <w:rFonts w:ascii="Courier New" w:hAnsi="Courier New" w:cs="Courier New"/>
-          <w:color w:val="000000"/>
-          <w:sz w:val="20"/>
-          <w:szCs w:val="20"/>
-        </w:rPr>
-      </w:pPr>
-      <w:r>
-        <w:rPr>
-          <w:rFonts w:ascii="Courier New" w:hAnsi="Courier New" w:cs="Courier New"/>
-          <w:color w:val="000000"/>
-          <w:sz w:val="20"/>
-          <w:szCs w:val="20"/>
-        </w:rPr>
-        <w:t xml:space="preserve">          </w:t>
-      </w:r>
-      <w:proofErr w:type="spellStart"/>
-      <w:proofErr w:type="gramStart"/>
-      <w:r>
-        <w:rPr>
-          <w:rFonts w:ascii="Courier New" w:hAnsi="Courier New" w:cs="Courier New"/>
-          <w:color w:val="000000"/>
-          <w:sz w:val="20"/>
-          <w:szCs w:val="20"/>
-        </w:rPr>
-        <w:t>out</w:t>
-      </w:r>
-      <w:r>
-        <w:rPr>
-          <w:rFonts w:ascii="Courier New" w:hAnsi="Courier New" w:cs="Courier New"/>
-          <w:b/>
-          <w:bCs/>
-          <w:color w:val="000080"/>
-          <w:sz w:val="20"/>
-          <w:szCs w:val="20"/>
-        </w:rPr>
-        <w:t>.</w:t>
-      </w:r>
-      <w:r>
-        <w:rPr>
-          <w:rFonts w:ascii="Courier New" w:hAnsi="Courier New" w:cs="Courier New"/>
-          <w:color w:val="000000"/>
-          <w:sz w:val="20"/>
-          <w:szCs w:val="20"/>
-        </w:rPr>
-        <w:t>println</w:t>
-      </w:r>
-      <w:proofErr w:type="spellEnd"/>
-      <w:proofErr w:type="gramEnd"/>
-      <w:r>
-        <w:rPr>
-          <w:rFonts w:ascii="Courier New" w:hAnsi="Courier New" w:cs="Courier New"/>
-          <w:b/>
-          <w:bCs/>
-          <w:color w:val="000080"/>
-          <w:sz w:val="20"/>
-          <w:szCs w:val="20"/>
-        </w:rPr>
-        <w:t>(</w:t>
-      </w:r>
-      <w:r>
-        <w:rPr>
-          <w:rFonts w:ascii="Courier New" w:hAnsi="Courier New" w:cs="Courier New"/>
-          <w:color w:val="808080"/>
-          <w:sz w:val="20"/>
-          <w:szCs w:val="20"/>
-        </w:rPr>
-        <w:t>"Formato de datos incorrecto."</w:t>
-      </w:r>
-      <w:r>
-        <w:rPr>
-          <w:rFonts w:ascii="Courier New" w:hAnsi="Courier New" w:cs="Courier New"/>
-          <w:b/>
-          <w:bCs/>
-          <w:color w:val="000080"/>
-          <w:sz w:val="20"/>
-          <w:szCs w:val="20"/>
-        </w:rPr>
-        <w:t>);</w:t>
-      </w:r>
-    </w:p>
-    <w:p>
-      <w:pPr>
-        <w:shd w:val="clear" w:color="auto" w:fill="FFFFFF"/>
-        <w:ind w:left="708"/>
-        <w:rPr>
-          <w:rFonts w:ascii="Courier New" w:hAnsi="Courier New" w:cs="Courier New"/>
-          <w:color w:val="000000"/>
-          <w:sz w:val="20"/>
-          <w:szCs w:val="20"/>
-        </w:rPr>
-      </w:pPr>
-      <w:r>
-        <w:rPr>
-          <w:rFonts w:ascii="Courier New" w:hAnsi="Courier New" w:cs="Courier New"/>
-          <w:color w:val="000000"/>
-          <w:sz w:val="20"/>
-          <w:szCs w:val="20"/>
-        </w:rPr>
-        <w:t xml:space="preserve">        </w:t>
-      </w:r>
-      <w:r>
-        <w:rPr>
-          <w:rFonts w:ascii="Courier New" w:hAnsi="Courier New" w:cs="Courier New"/>
-          <w:b/>
-          <w:bCs/>
-          <w:color w:val="000080"/>
-          <w:sz w:val="20"/>
-          <w:szCs w:val="20"/>
-        </w:rPr>
-        <w:t>}</w:t>
-      </w:r>
-    </w:p>
-    <w:p>
-      <w:pPr>
-        <w:shd w:val="clear" w:color="auto" w:fill="FFFFFF"/>
-        <w:ind w:left="708"/>
-        <w:rPr>
-          <w:rFonts w:ascii="Courier New" w:hAnsi="Courier New" w:cs="Courier New"/>
-          <w:color w:val="000000"/>
-          <w:sz w:val="20"/>
-          <w:szCs w:val="20"/>
-        </w:rPr>
-      </w:pPr>
-      <w:r>
-        <w:rPr>
-          <w:rFonts w:ascii="Courier New" w:hAnsi="Courier New" w:cs="Courier New"/>
-          <w:color w:val="000000"/>
-          <w:sz w:val="20"/>
-          <w:szCs w:val="20"/>
-        </w:rPr>
-        <w:t xml:space="preserve">        </w:t>
-      </w:r>
-      <w:proofErr w:type="spellStart"/>
-      <w:r>
-        <w:rPr>
-          <w:rFonts w:ascii="Courier New" w:hAnsi="Courier New" w:cs="Courier New"/>
-          <w:color w:val="000000"/>
-          <w:sz w:val="20"/>
-          <w:szCs w:val="20"/>
-        </w:rPr>
-        <w:t>cliSocket</w:t>
-      </w:r>
-      <w:r>
-        <w:rPr>
-          <w:rFonts w:ascii="Courier New" w:hAnsi="Courier New" w:cs="Courier New"/>
-          <w:b/>
-          <w:bCs/>
-          <w:color w:val="000080"/>
-          <w:sz w:val="20"/>
-          <w:szCs w:val="20"/>
-        </w:rPr>
-        <w:t>.</w:t>
-      </w:r>
-      <w:r>
-        <w:rPr>
-          <w:rFonts w:ascii="Courier New" w:hAnsi="Courier New" w:cs="Courier New"/>
-          <w:color w:val="000000"/>
-          <w:sz w:val="20"/>
-          <w:szCs w:val="20"/>
-        </w:rPr>
-        <w:t>close</w:t>
-      </w:r>
-      <w:proofErr w:type="spellEnd"/>
-      <w:r>
-        <w:rPr>
-          <w:rFonts w:ascii="Courier New" w:hAnsi="Courier New" w:cs="Courier New"/>
-          <w:b/>
-          <w:bCs/>
-          <w:color w:val="000080"/>
-          <w:sz w:val="20"/>
-          <w:szCs w:val="20"/>
-        </w:rPr>
-        <w:t>();</w:t>
-      </w:r>
-    </w:p>
-    <w:p>
-      <w:pPr>
-        <w:shd w:val="clear" w:color="auto" w:fill="FFFFFF"/>
-        <w:ind w:left="708"/>
-        <w:rPr>
-          <w:rFonts w:ascii="Courier New" w:hAnsi="Courier New" w:cs="Courier New"/>
-          <w:color w:val="000000"/>
-          <w:sz w:val="20"/>
-          <w:szCs w:val="20"/>
-        </w:rPr>
-      </w:pPr>
-      <w:r>
-        <w:rPr>
-          <w:rFonts w:ascii="Courier New" w:hAnsi="Courier New" w:cs="Courier New"/>
-          <w:color w:val="000000"/>
-          <w:sz w:val="20"/>
-          <w:szCs w:val="20"/>
-        </w:rPr>
-        <w:t xml:space="preserve">      </w:t>
-      </w:r>
-      <w:r>
-        <w:rPr>
-          <w:rFonts w:ascii="Courier New" w:hAnsi="Courier New" w:cs="Courier New"/>
-          <w:b/>
-          <w:bCs/>
-          <w:color w:val="000080"/>
-          <w:sz w:val="20"/>
-          <w:szCs w:val="20"/>
-        </w:rPr>
-        <w:t>}</w:t>
-      </w:r>
-    </w:p>
-    <w:p>
-      <w:pPr>
-        <w:shd w:val="clear" w:color="auto" w:fill="FFFFFF"/>
-        <w:ind w:left="708"/>
-        <w:rPr>
-          <w:rFonts w:ascii="Courier New" w:hAnsi="Courier New" w:cs="Courier New"/>
-          <w:color w:val="000000"/>
-          <w:sz w:val="20"/>
-          <w:szCs w:val="20"/>
-        </w:rPr>
-      </w:pPr>
-      <w:r>
-        <w:rPr>
-          <w:rFonts w:ascii="Courier New" w:hAnsi="Courier New" w:cs="Courier New"/>
-          <w:color w:val="000000"/>
-          <w:sz w:val="20"/>
-          <w:szCs w:val="20"/>
-        </w:rPr>
-        <w:t xml:space="preserve">    </w:t>
-      </w:r>
-      <w:r>
-        <w:rPr>
-          <w:rFonts w:ascii="Courier New" w:hAnsi="Courier New" w:cs="Courier New"/>
-          <w:b/>
-          <w:bCs/>
-          <w:color w:val="000080"/>
-          <w:sz w:val="20"/>
-          <w:szCs w:val="20"/>
-        </w:rPr>
-        <w:t>}</w:t>
-      </w:r>
-      <w:r>
-        <w:rPr>
-          <w:rFonts w:ascii="Courier New" w:hAnsi="Courier New" w:cs="Courier New"/>
-          <w:color w:val="000000"/>
-          <w:sz w:val="20"/>
-          <w:szCs w:val="20"/>
-        </w:rPr>
-        <w:t xml:space="preserve"> </w:t>
-      </w:r>
-      <w:r>
-        <w:rPr>
-          <w:rFonts w:ascii="Courier New" w:hAnsi="Courier New" w:cs="Courier New"/>
-          <w:b/>
-          <w:bCs/>
-          <w:color w:val="0000FF"/>
-          <w:sz w:val="20"/>
-          <w:szCs w:val="20"/>
-        </w:rPr>
-        <w:t>catch</w:t>
-      </w:r>
-      <w:r>
-        <w:rPr>
-          <w:rFonts w:ascii="Courier New" w:hAnsi="Courier New" w:cs="Courier New"/>
-          <w:color w:val="000000"/>
-          <w:sz w:val="20"/>
-          <w:szCs w:val="20"/>
-        </w:rPr>
-        <w:t xml:space="preserve"> </w:t>
-      </w:r>
-      <w:r>
-        <w:rPr>
-          <w:rFonts w:ascii="Courier New" w:hAnsi="Courier New" w:cs="Courier New"/>
-          <w:b/>
-          <w:bCs/>
-          <w:color w:val="000080"/>
-          <w:sz w:val="20"/>
-          <w:szCs w:val="20"/>
-        </w:rPr>
-        <w:t>(</w:t>
-      </w:r>
-      <w:proofErr w:type="spellStart"/>
-      <w:r>
-        <w:rPr>
-          <w:rFonts w:ascii="Courier New" w:hAnsi="Courier New" w:cs="Courier New"/>
-          <w:color w:val="000000"/>
-          <w:sz w:val="20"/>
-          <w:szCs w:val="20"/>
-        </w:rPr>
-        <w:t>Exception</w:t>
-      </w:r>
-      <w:proofErr w:type="spellEnd"/>
-      <w:r>
-        <w:rPr>
-          <w:rFonts w:ascii="Courier New" w:hAnsi="Courier New" w:cs="Courier New"/>
-          <w:color w:val="000000"/>
-          <w:sz w:val="20"/>
-          <w:szCs w:val="20"/>
-        </w:rPr>
-        <w:t xml:space="preserve"> ex</w:t>
-      </w:r>
-      <w:r>
-        <w:rPr>
-          <w:rFonts w:ascii="Courier New" w:hAnsi="Courier New" w:cs="Courier New"/>
-          <w:b/>
-          <w:bCs/>
-          <w:color w:val="000080"/>
-          <w:sz w:val="20"/>
-          <w:szCs w:val="20"/>
-        </w:rPr>
-        <w:t>)</w:t>
-      </w:r>
-      <w:r>
-        <w:rPr>
-          <w:rFonts w:ascii="Courier New" w:hAnsi="Courier New" w:cs="Courier New"/>
-          <w:color w:val="000000"/>
-          <w:sz w:val="20"/>
-          <w:szCs w:val="20"/>
-        </w:rPr>
-        <w:t xml:space="preserve"> </w:t>
-      </w:r>
-      <w:r>
-        <w:rPr>
-          <w:rFonts w:ascii="Courier New" w:hAnsi="Courier New" w:cs="Courier New"/>
-          <w:b/>
-          <w:bCs/>
-          <w:color w:val="000080"/>
-          <w:sz w:val="20"/>
-          <w:szCs w:val="20"/>
-        </w:rPr>
-        <w:t>{</w:t>
-      </w:r>
-    </w:p>
-    <w:p>
-      <w:pPr>
-        <w:shd w:val="clear" w:color="auto" w:fill="FFFFFF"/>
-        <w:ind w:left="708"/>
-        <w:rPr>
-          <w:rFonts w:ascii="Courier New" w:hAnsi="Courier New" w:cs="Courier New"/>
-          <w:color w:val="000000"/>
-          <w:sz w:val="20"/>
-          <w:szCs w:val="20"/>
-        </w:rPr>
-      </w:pPr>
-      <w:r>
-        <w:rPr>
-          <w:rFonts w:ascii="Courier New" w:hAnsi="Courier New" w:cs="Courier New"/>
-          <w:color w:val="000000"/>
-          <w:sz w:val="20"/>
-          <w:szCs w:val="20"/>
-        </w:rPr>
-        <w:t xml:space="preserve">      System</w:t>
-      </w:r>
-      <w:r>
-        <w:rPr>
-          <w:rFonts w:ascii="Courier New" w:hAnsi="Courier New" w:cs="Courier New"/>
-          <w:b/>
-          <w:bCs/>
-          <w:color w:val="000080"/>
-          <w:sz w:val="20"/>
-          <w:szCs w:val="20"/>
-        </w:rPr>
-        <w:t>.</w:t>
-      </w:r>
-      <w:r>
-        <w:rPr>
-          <w:rFonts w:ascii="Courier New" w:hAnsi="Courier New" w:cs="Courier New"/>
-          <w:color w:val="000000"/>
-          <w:sz w:val="20"/>
-          <w:szCs w:val="20"/>
-        </w:rPr>
-        <w:t>out</w:t>
-      </w:r>
-      <w:r>
-        <w:rPr>
-          <w:rFonts w:ascii="Courier New" w:hAnsi="Courier New" w:cs="Courier New"/>
-          <w:b/>
-          <w:bCs/>
-          <w:color w:val="000080"/>
-          <w:sz w:val="20"/>
-          <w:szCs w:val="20"/>
-        </w:rPr>
-        <w:t>.</w:t>
-      </w:r>
-      <w:r>
-        <w:rPr>
-          <w:rFonts w:ascii="Courier New" w:hAnsi="Courier New" w:cs="Courier New"/>
-          <w:color w:val="000000"/>
-          <w:sz w:val="20"/>
-          <w:szCs w:val="20"/>
-        </w:rPr>
-        <w:t>println</w:t>
-      </w:r>
-      <w:r>
-        <w:rPr>
-          <w:rFonts w:ascii="Courier New" w:hAnsi="Courier New" w:cs="Courier New"/>
-          <w:b/>
-          <w:bCs/>
-          <w:color w:val="000080"/>
-          <w:sz w:val="20"/>
-          <w:szCs w:val="20"/>
-        </w:rPr>
-        <w:t>(</w:t>
-      </w:r>
-      <w:r>
-        <w:rPr>
-          <w:rFonts w:ascii="Courier New" w:hAnsi="Courier New" w:cs="Courier New"/>
-          <w:color w:val="808080"/>
-          <w:sz w:val="20"/>
-          <w:szCs w:val="20"/>
-        </w:rPr>
-        <w:t xml:space="preserve">"Error en la </w:t>
-      </w:r>
-      <w:proofErr w:type="spellStart"/>
-      <w:r>
-        <w:rPr>
-          <w:rFonts w:ascii="Courier New" w:hAnsi="Courier New" w:cs="Courier New"/>
-          <w:color w:val="808080"/>
-          <w:sz w:val="20"/>
-          <w:szCs w:val="20"/>
-        </w:rPr>
-        <w:t>comunicacion</w:t>
-      </w:r>
-      <w:proofErr w:type="spellEnd"/>
-      <w:r>
-        <w:rPr>
-          <w:rFonts w:ascii="Courier New" w:hAnsi="Courier New" w:cs="Courier New"/>
-          <w:color w:val="808080"/>
-          <w:sz w:val="20"/>
-          <w:szCs w:val="20"/>
-        </w:rPr>
-        <w:t>: "</w:t>
-      </w:r>
-      <w:r>
-        <w:rPr>
-          <w:rFonts w:ascii="Courier New" w:hAnsi="Courier New" w:cs="Courier New"/>
-          <w:color w:val="000000"/>
-          <w:sz w:val="20"/>
-          <w:szCs w:val="20"/>
-        </w:rPr>
-        <w:t xml:space="preserve"> </w:t>
-      </w:r>
-      <w:r>
-        <w:rPr>
-          <w:rFonts w:ascii="Courier New" w:hAnsi="Courier New" w:cs="Courier New"/>
-          <w:b/>
-          <w:bCs/>
-          <w:color w:val="000080"/>
-          <w:sz w:val="20"/>
-          <w:szCs w:val="20"/>
-        </w:rPr>
-        <w:t>+</w:t>
-      </w:r>
-      <w:r>
-        <w:rPr>
-          <w:rFonts w:ascii="Courier New" w:hAnsi="Courier New" w:cs="Courier New"/>
-          <w:color w:val="000000"/>
-          <w:sz w:val="20"/>
-          <w:szCs w:val="20"/>
-        </w:rPr>
-        <w:t xml:space="preserve"> ex</w:t>
-      </w:r>
-      <w:r>
-        <w:rPr>
-          <w:rFonts w:ascii="Courier New" w:hAnsi="Courier New" w:cs="Courier New"/>
-          <w:b/>
-          <w:bCs/>
-          <w:color w:val="000080"/>
-          <w:sz w:val="20"/>
-          <w:szCs w:val="20"/>
-        </w:rPr>
-        <w:t>);</w:t>
-      </w:r>
-    </w:p>
-    <w:p>
-      <w:pPr>
-        <w:shd w:val="clear" w:color="auto" w:fill="FFFFFF"/>
-        <w:ind w:left="708"/>
-        <w:rPr>
-          <w:rFonts w:ascii="Courier New" w:hAnsi="Courier New" w:cs="Courier New"/>
-          <w:color w:val="000000"/>
-          <w:sz w:val="20"/>
-          <w:szCs w:val="20"/>
-        </w:rPr>
-      </w:pPr>
-      <w:r>
-        <w:rPr>
-          <w:rFonts w:ascii="Courier New" w:hAnsi="Courier New" w:cs="Courier New"/>
-          <w:color w:val="000000"/>
-          <w:sz w:val="20"/>
-          <w:szCs w:val="20"/>
-        </w:rPr>
-        <w:t xml:space="preserve">    </w:t>
-      </w:r>
-      <w:r>
-        <w:rPr>
-          <w:rFonts w:ascii="Courier New" w:hAnsi="Courier New" w:cs="Courier New"/>
-          <w:b/>
-          <w:bCs/>
-          <w:color w:val="000080"/>
-          <w:sz w:val="20"/>
-          <w:szCs w:val="20"/>
-        </w:rPr>
-        <w:t>}</w:t>
-      </w:r>
-    </w:p>
-    <w:p>
-      <w:pPr>
-        <w:shd w:val="clear" w:color="auto" w:fill="FFFFFF"/>
-        <w:ind w:left="708"/>
-        <w:rPr>
-          <w:rFonts w:ascii="Courier New" w:hAnsi="Courier New" w:cs="Courier New"/>
-          <w:color w:val="000000"/>
-          <w:sz w:val="20"/>
-          <w:szCs w:val="20"/>
-        </w:rPr>
-      </w:pPr>
-      <w:r>
-        <w:rPr>
-          <w:rFonts w:ascii="Courier New" w:hAnsi="Courier New" w:cs="Courier New"/>
-          <w:color w:val="000000"/>
-          <w:sz w:val="20"/>
-          <w:szCs w:val="20"/>
-        </w:rPr>
-        <w:t xml:space="preserve">  </w:t>
-      </w:r>
-      <w:r>
-        <w:rPr>
-          <w:rFonts w:ascii="Courier New" w:hAnsi="Courier New" w:cs="Courier New"/>
-          <w:b/>
-          <w:bCs/>
-          <w:color w:val="000080"/>
-          <w:sz w:val="20"/>
-          <w:szCs w:val="20"/>
-        </w:rPr>
-        <w:t>}</w:t>
-      </w:r>
-    </w:p>
-    <w:p>
-      <w:pPr>
-        <w:shd w:val="clear" w:color="auto" w:fill="FFFFFF"/>
-        <w:ind w:left="708"/>
-        <w:rPr>
-          <w:rFonts w:ascii="Courier New" w:hAnsi="Courier New" w:cs="Courier New"/>
-          <w:color w:val="000000"/>
-          <w:sz w:val="20"/>
-          <w:szCs w:val="20"/>
-        </w:rPr>
-      </w:pPr>
-      <w:r>
-        <w:rPr>
-          <w:rFonts w:ascii="Courier New" w:hAnsi="Courier New" w:cs="Courier New"/>
-          <w:color w:val="000000"/>
-          <w:sz w:val="20"/>
-          <w:szCs w:val="20"/>
-        </w:rPr>
-        <w:t xml:space="preserve">  </w:t>
-      </w:r>
-    </w:p>
-    <w:p>
-      <w:pPr>
-        <w:shd w:val="clear" w:color="auto" w:fill="FFFFFF"/>
-        <w:ind w:left="708"/>
-        <w:rPr>
-          <w:rFonts w:ascii="Courier New" w:hAnsi="Courier New" w:cs="Courier New"/>
-          <w:color w:val="000000"/>
-          <w:sz w:val="20"/>
-          <w:szCs w:val="20"/>
-        </w:rPr>
-      </w:pPr>
-      <w:r>
-        <w:rPr>
-          <w:rFonts w:ascii="Courier New" w:hAnsi="Courier New" w:cs="Courier New"/>
-          <w:b/>
-          <w:bCs/>
-          <w:color w:val="000080"/>
+          <w:color w:val="FF0000"/>
+          <w:sz w:val="20"/>
+          <w:szCs w:val="20"/>
+        </w:rPr>
+      </w:pPr>
+      <w:r>
+        <w:rPr>
+          <w:rFonts w:ascii="Courier New" w:hAnsi="Courier New" w:cs="Courier New"/>
+          <w:b/>
+          <w:bCs/>
+          <w:color w:val="FF0000"/>
           <w:sz w:val="20"/>
           <w:szCs w:val="20"/>
         </w:rPr>
@@ -4852,6 +4968,7 @@
         <w:jc w:val="both"/>
         <w:rPr>
           <w:rFonts w:ascii="Verdana" w:hAnsi="Verdana"/>
+          <w:color w:val="FF0000"/>
           <w:sz w:val="22"/>
           <w:szCs w:val="22"/>
         </w:rPr>
@@ -4871,6 +4988,7 @@
           <w:rFonts w:ascii="Verdana" w:hAnsi="Verdana"/>
           <w:b/>
           <w:bCs/>
+          <w:color w:val="FF0000"/>
           <w:sz w:val="22"/>
           <w:szCs w:val="22"/>
         </w:rPr>
@@ -4880,6 +4998,7 @@
           <w:rFonts w:ascii="Verdana" w:hAnsi="Verdana"/>
           <w:b/>
           <w:bCs/>
+          <w:color w:val="FF0000"/>
           <w:sz w:val="22"/>
           <w:szCs w:val="22"/>
         </w:rPr>
@@ -4897,6 +5016,7 @@
           <w:rFonts w:ascii="Verdana" w:hAnsi="Verdana"/>
           <w:b/>
           <w:bCs/>
+          <w:color w:val="FF0000"/>
           <w:sz w:val="22"/>
           <w:szCs w:val="22"/>
         </w:rPr>
@@ -4909,6 +5029,7 @@
         <w:jc w:val="both"/>
         <w:rPr>
           <w:rFonts w:ascii="Verdana" w:hAnsi="Verdana"/>
+          <w:color w:val="FF0000"/>
           <w:sz w:val="22"/>
           <w:szCs w:val="22"/>
         </w:rPr>
@@ -4916,56 +5037,27 @@
       <w:r>
         <w:rPr>
           <w:rFonts w:ascii="Verdana" w:hAnsi="Verdana"/>
+          <w:color w:val="FF0000"/>
           <w:sz w:val="22"/>
           <w:szCs w:val="22"/>
         </w:rPr>
-        <w:t>1. Averigua</w:t>
-      </w:r>
+        <w:t xml:space="preserve">1. Averiguad qué hace el servicio y generad un cliente no seguro que se comunique correctamente. Su clase se puede denominar </w:t>
+      </w:r>
+      <w:proofErr w:type="spellStart"/>
       <w:r>
         <w:rPr>
           <w:rFonts w:ascii="Verdana" w:hAnsi="Verdana"/>
+          <w:color w:val="FF0000"/>
           <w:sz w:val="22"/>
           <w:szCs w:val="22"/>
         </w:rPr>
-        <w:t xml:space="preserve">d </w:t>
-      </w:r>
+        <w:t>TimeClient</w:t>
+      </w:r>
+      <w:proofErr w:type="spellEnd"/>
       <w:r>
         <w:rPr>
           <w:rFonts w:ascii="Verdana" w:hAnsi="Verdana"/>
-          <w:sz w:val="22"/>
-          <w:szCs w:val="22"/>
-        </w:rPr>
-        <w:t>qué hace el servicio y generad un cliente no seguro que se comunique correctamente.</w:t>
-      </w:r>
-      <w:r>
-        <w:rPr>
-          <w:rFonts w:ascii="Verdana" w:hAnsi="Verdana"/>
-          <w:sz w:val="22"/>
-          <w:szCs w:val="22"/>
-        </w:rPr>
-        <w:t xml:space="preserve"> </w:t>
-      </w:r>
-      <w:r>
-        <w:rPr>
-          <w:rFonts w:ascii="Verdana" w:hAnsi="Verdana"/>
-          <w:sz w:val="22"/>
-          <w:szCs w:val="22"/>
-        </w:rPr>
-        <w:t xml:space="preserve">Su clase se puede denominar </w:t>
-      </w:r>
-      <w:proofErr w:type="spellStart"/>
-      <w:r>
-        <w:rPr>
-          <w:rFonts w:ascii="Verdana" w:hAnsi="Verdana"/>
-          <w:sz w:val="22"/>
-          <w:szCs w:val="22"/>
-        </w:rPr>
-        <w:t>TimeClient</w:t>
-      </w:r>
-      <w:proofErr w:type="spellEnd"/>
-      <w:r>
-        <w:rPr>
-          <w:rFonts w:ascii="Verdana" w:hAnsi="Verdana"/>
+          <w:color w:val="FF0000"/>
           <w:sz w:val="22"/>
           <w:szCs w:val="22"/>
         </w:rPr>
@@ -4980,6 +5072,7 @@
         <w:rPr>
           <w:rFonts w:ascii="Verdana" w:hAnsi="Verdana"/>
           <w:bCs/>
+          <w:color w:val="FF0000"/>
           <w:sz w:val="22"/>
           <w:szCs w:val="22"/>
         </w:rPr>
@@ -4992,6 +5085,7 @@
         <w:jc w:val="both"/>
         <w:rPr>
           <w:rFonts w:ascii="Verdana" w:hAnsi="Verdana"/>
+          <w:color w:val="FF0000"/>
           <w:sz w:val="22"/>
           <w:szCs w:val="22"/>
         </w:rPr>
@@ -4999,76 +5093,67 @@
       <w:r>
         <w:rPr>
           <w:rFonts w:ascii="Verdana" w:hAnsi="Verdana"/>
+          <w:color w:val="FF0000"/>
           <w:sz w:val="22"/>
           <w:szCs w:val="22"/>
         </w:rPr>
-        <w:t>2. Generad dos nuevas clases Java</w:t>
-      </w:r>
+        <w:t xml:space="preserve">2. Generad dos nuevas clases Java denominadas </w:t>
+      </w:r>
+      <w:proofErr w:type="spellStart"/>
       <w:r>
         <w:rPr>
           <w:rFonts w:ascii="Verdana" w:hAnsi="Verdana"/>
+          <w:color w:val="FF0000"/>
           <w:sz w:val="22"/>
           <w:szCs w:val="22"/>
         </w:rPr>
-        <w:t xml:space="preserve"> </w:t>
-      </w:r>
+        <w:t>SecureTimeServer</w:t>
+      </w:r>
+      <w:proofErr w:type="spellEnd"/>
       <w:r>
         <w:rPr>
           <w:rFonts w:ascii="Verdana" w:hAnsi="Verdana"/>
+          <w:color w:val="FF0000"/>
           <w:sz w:val="22"/>
           <w:szCs w:val="22"/>
         </w:rPr>
-        <w:t xml:space="preserve">denominadas </w:t>
+        <w:t xml:space="preserve"> y </w:t>
       </w:r>
       <w:proofErr w:type="spellStart"/>
       <w:r>
         <w:rPr>
           <w:rFonts w:ascii="Verdana" w:hAnsi="Verdana"/>
+          <w:color w:val="FF0000"/>
           <w:sz w:val="22"/>
           <w:szCs w:val="22"/>
         </w:rPr>
-        <w:t>SecureTimeServer</w:t>
+        <w:t>Secure</w:t>
       </w:r>
       <w:proofErr w:type="spellEnd"/>
       <w:r>
         <w:rPr>
           <w:rFonts w:ascii="Verdana" w:hAnsi="Verdana"/>
+          <w:color w:val="FF0000"/>
           <w:sz w:val="22"/>
           <w:szCs w:val="22"/>
         </w:rPr>
-        <w:t xml:space="preserve"> y </w:t>
+        <w:t xml:space="preserve"> </w:t>
       </w:r>
       <w:proofErr w:type="spellStart"/>
       <w:r>
         <w:rPr>
           <w:rFonts w:ascii="Verdana" w:hAnsi="Verdana"/>
+          <w:color w:val="FF0000"/>
           <w:sz w:val="22"/>
           <w:szCs w:val="22"/>
         </w:rPr>
-        <w:t>Secure</w:t>
+        <w:t>TimeClient</w:t>
       </w:r>
       <w:proofErr w:type="spellEnd"/>
       <w:r>
         <w:rPr>
           <w:rFonts w:ascii="Verdana" w:hAnsi="Verdana"/>
-          <w:sz w:val="22"/>
-          <w:szCs w:val="22"/>
-        </w:rPr>
-        <w:t xml:space="preserve"> </w:t>
-      </w:r>
-      <w:proofErr w:type="spellStart"/>
-      <w:r>
-        <w:rPr>
-          <w:rFonts w:ascii="Verdana" w:hAnsi="Verdana"/>
-          <w:sz w:val="22"/>
-          <w:szCs w:val="22"/>
-        </w:rPr>
-        <w:t>TimeClient</w:t>
-      </w:r>
-      <w:proofErr w:type="spellEnd"/>
-      <w:r>
-        <w:rPr>
-          <w:rFonts w:ascii="Verdana" w:hAnsi="Verdana"/>
+          <w:color w:val="FF0000"/>
           <w:sz w:val="22"/>
           <w:szCs w:val="22"/>
         </w:rPr>
@@ -5086,6 +5171,7 @@
           <w:rFonts w:ascii="Verdana" w:hAnsi="Verdana"/>
           <w:b/>
           <w:bCs/>
+          <w:color w:val="FF0000"/>
           <w:sz w:val="22"/>
           <w:szCs w:val="22"/>
         </w:rPr>
@@ -5103,6 +5189,7 @@
         <w:jc w:val="both"/>
         <w:rPr>
           <w:rFonts w:ascii="Verdana" w:hAnsi="Verdana"/>
+          <w:color w:val="FF0000"/>
           <w:sz w:val="22"/>
           <w:szCs w:val="22"/>
         </w:rPr>
@@ -5112,6 +5199,7 @@
           <w:rFonts w:ascii="Verdana" w:hAnsi="Verdana"/>
           <w:b/>
           <w:bCs/>
+          <w:color w:val="FF0000"/>
           <w:sz w:val="22"/>
           <w:szCs w:val="22"/>
         </w:rPr>
@@ -5127,6 +5215,7 @@
         <w:jc w:val="both"/>
         <w:rPr>
           <w:rFonts w:ascii="Verdana" w:hAnsi="Verdana"/>
+          <w:color w:val="FF0000"/>
           <w:sz w:val="22"/>
           <w:szCs w:val="22"/>
         </w:rPr>
@@ -5141,6 +5230,7 @@
         <w:jc w:val="both"/>
         <w:rPr>
           <w:rFonts w:ascii="Verdana" w:hAnsi="Verdana"/>
+          <w:color w:val="FF0000"/>
           <w:sz w:val="22"/>
           <w:szCs w:val="22"/>
         </w:rPr>
@@ -5149,93 +5239,61 @@
         <w:rPr>
           <w:rFonts w:ascii="Verdana" w:hAnsi="Verdana"/>
           <w:bCs/>
+          <w:color w:val="FF0000"/>
           <w:sz w:val="22"/>
           <w:szCs w:val="22"/>
         </w:rPr>
-        <w:t xml:space="preserve">Se deberá consultar el contenido de la </w:t>
+        <w:t>Se deberá consultar el contenido de la unidad</w:t>
       </w:r>
       <w:r>
         <w:rPr>
           <w:rFonts w:ascii="Verdana" w:hAnsi="Verdana"/>
           <w:bCs/>
+          <w:color w:val="FF0000"/>
           <w:sz w:val="22"/>
           <w:szCs w:val="22"/>
         </w:rPr>
-        <w:t>unidad</w:t>
+        <w:t xml:space="preserve"> 5</w:t>
       </w:r>
       <w:r>
         <w:rPr>
           <w:rFonts w:ascii="Verdana" w:hAnsi="Verdana"/>
           <w:bCs/>
+          <w:color w:val="FF0000"/>
           <w:sz w:val="22"/>
           <w:szCs w:val="22"/>
         </w:rPr>
-        <w:t xml:space="preserve"> 5</w:t>
+        <w:t>, internet, libros,</w:t>
       </w:r>
       <w:r>
         <w:rPr>
           <w:rFonts w:ascii="Verdana" w:hAnsi="Verdana"/>
           <w:bCs/>
+          <w:color w:val="FF0000"/>
           <w:sz w:val="22"/>
           <w:szCs w:val="22"/>
         </w:rPr>
-        <w:t>,</w:t>
+        <w:t xml:space="preserve"> revist</w:t>
       </w:r>
       <w:r>
         <w:rPr>
           <w:rFonts w:ascii="Verdana" w:hAnsi="Verdana"/>
           <w:bCs/>
+          <w:color w:val="FF0000"/>
           <w:sz w:val="22"/>
           <w:szCs w:val="22"/>
         </w:rPr>
-        <w:t xml:space="preserve"> internet, libros,</w:t>
+        <w:t>as</w:t>
       </w:r>
       <w:r>
         <w:rPr>
           <w:rFonts w:ascii="Verdana" w:hAnsi="Verdana"/>
           <w:bCs/>
+          <w:color w:val="FF0000"/>
           <w:sz w:val="22"/>
           <w:szCs w:val="22"/>
         </w:rPr>
-        <w:t xml:space="preserve"> revist</w:t>
-      </w:r>
-      <w:r>
-        <w:rPr>
-          <w:rFonts w:ascii="Verdana" w:hAnsi="Verdana"/>
-          <w:bCs/>
-          <w:sz w:val="22"/>
-          <w:szCs w:val="22"/>
-        </w:rPr>
-        <w:t>as</w:t>
-      </w:r>
-      <w:r>
-        <w:rPr>
-          <w:rFonts w:ascii="Verdana" w:hAnsi="Verdana"/>
-          <w:bCs/>
-          <w:sz w:val="22"/>
-          <w:szCs w:val="22"/>
-        </w:rPr>
-        <w:t xml:space="preserve"> y utilizar medios informáticos para la presentación del caso práctico (Word, </w:t>
-      </w:r>
-      <w:proofErr w:type="spellStart"/>
-      <w:r>
-        <w:rPr>
-          <w:rFonts w:ascii="Verdana" w:hAnsi="Verdana"/>
-          <w:bCs/>
-          <w:sz w:val="22"/>
-          <w:szCs w:val="22"/>
-        </w:rPr>
-        <w:t>Power</w:t>
-      </w:r>
-      <w:proofErr w:type="spellEnd"/>
-      <w:r>
-        <w:rPr>
-          <w:rFonts w:ascii="Verdana" w:hAnsi="Verdana"/>
-          <w:bCs/>
-          <w:sz w:val="22"/>
-          <w:szCs w:val="22"/>
-        </w:rPr>
-        <w:t>-Point…)</w:t>
+        <w:t xml:space="preserve"> y utilizar medios informáticos para la presentación del caso práctico (Word, Power-Point…)</w:t>
       </w:r>
     </w:p>
     <w:p>
@@ -5246,6 +5304,7 @@
         <w:jc w:val="both"/>
         <w:rPr>
           <w:rFonts w:ascii="Verdana" w:hAnsi="Verdana"/>
+          <w:color w:val="FF0000"/>
           <w:sz w:val="22"/>
           <w:szCs w:val="22"/>
         </w:rPr>
@@ -5263,6 +5322,7 @@
         <w:jc w:val="both"/>
         <w:rPr>
           <w:rFonts w:ascii="Verdana" w:hAnsi="Verdana"/>
+          <w:color w:val="FF0000"/>
           <w:sz w:val="22"/>
           <w:szCs w:val="22"/>
         </w:rPr>
@@ -5272,6 +5332,7 @@
           <w:rFonts w:ascii="Verdana" w:hAnsi="Verdana"/>
           <w:b/>
           <w:bCs/>
+          <w:color w:val="FF0000"/>
           <w:sz w:val="22"/>
           <w:szCs w:val="22"/>
         </w:rPr>
@@ -5282,6 +5343,7 @@
           <w:rFonts w:ascii="Verdana" w:hAnsi="Verdana"/>
           <w:b/>
           <w:bCs/>
+          <w:color w:val="FF0000"/>
           <w:sz w:val="22"/>
           <w:szCs w:val="22"/>
         </w:rPr>
@@ -5294,6 +5356,7 @@
         <w:spacing w:line="276" w:lineRule="auto"/>
         <w:rPr>
           <w:rFonts w:ascii="Verdana" w:hAnsi="Verdana"/>
+          <w:color w:val="FF0000"/>
         </w:rPr>
       </w:pPr>
     </w:p>
@@ -5303,6 +5366,7 @@
         <w:spacing w:line="276" w:lineRule="auto"/>
         <w:rPr>
           <w:rFonts w:ascii="Verdana" w:hAnsi="Verdana"/>
+          <w:color w:val="FF0000"/>
           <w:sz w:val="22"/>
           <w:szCs w:val="22"/>
         </w:rPr>
@@ -5310,6 +5374,7 @@
       <w:r>
         <w:rPr>
           <w:rFonts w:ascii="Verdana" w:hAnsi="Verdana"/>
+          <w:color w:val="FF0000"/>
           <w:sz w:val="22"/>
           <w:szCs w:val="22"/>
         </w:rPr>
@@ -5322,6 +5387,7 @@
         <w:spacing w:line="276" w:lineRule="auto"/>
         <w:rPr>
           <w:rFonts w:ascii="Verdana" w:hAnsi="Verdana"/>
+          <w:color w:val="FF0000"/>
           <w:sz w:val="22"/>
           <w:szCs w:val="22"/>
         </w:rPr>
@@ -5329,6 +5395,7 @@
       <w:r>
         <w:rPr>
           <w:rFonts w:ascii="Verdana" w:hAnsi="Verdana"/>
+          <w:color w:val="FF0000"/>
           <w:sz w:val="22"/>
           <w:szCs w:val="22"/>
         </w:rPr>
@@ -5341,6 +5408,7 @@
         <w:spacing w:line="276" w:lineRule="auto"/>
         <w:rPr>
           <w:rFonts w:ascii="Verdana" w:hAnsi="Verdana"/>
+          <w:color w:val="FF0000"/>
           <w:sz w:val="22"/>
           <w:szCs w:val="22"/>
         </w:rPr>
@@ -5348,6 +5416,7 @@
       <w:r>
         <w:rPr>
           <w:rFonts w:ascii="Verdana" w:hAnsi="Verdana"/>
+          <w:color w:val="FF0000"/>
           <w:sz w:val="22"/>
           <w:szCs w:val="22"/>
         </w:rPr>
@@ -5360,6 +5429,7 @@
         <w:spacing w:line="276" w:lineRule="auto"/>
         <w:rPr>
           <w:rFonts w:ascii="Verdana" w:hAnsi="Verdana"/>
+          <w:color w:val="FF0000"/>
           <w:sz w:val="22"/>
           <w:szCs w:val="22"/>
         </w:rPr>
@@ -5367,6 +5437,7 @@
       <w:r>
         <w:rPr>
           <w:rFonts w:ascii="Verdana" w:hAnsi="Verdana"/>
+          <w:color w:val="FF0000"/>
           <w:sz w:val="22"/>
           <w:szCs w:val="22"/>
         </w:rPr>
@@ -5379,6 +5450,7 @@
         <w:spacing w:line="276" w:lineRule="auto"/>
         <w:rPr>
           <w:rFonts w:ascii="Verdana" w:hAnsi="Verdana"/>
+          <w:color w:val="FF0000"/>
           <w:sz w:val="22"/>
           <w:szCs w:val="22"/>
         </w:rPr>
@@ -5386,6 +5458,7 @@
       <w:r>
         <w:rPr>
           <w:rFonts w:ascii="Verdana" w:hAnsi="Verdana"/>
+          <w:color w:val="FF0000"/>
           <w:sz w:val="22"/>
           <w:szCs w:val="22"/>
         </w:rPr>
@@ -5398,6 +5471,7 @@
         <w:spacing w:line="276" w:lineRule="auto"/>
         <w:rPr>
           <w:rFonts w:ascii="Verdana" w:hAnsi="Verdana"/>
+          <w:color w:val="FF0000"/>
           <w:sz w:val="22"/>
           <w:szCs w:val="22"/>
         </w:rPr>
@@ -5405,6 +5479,7 @@
       <w:r>
         <w:rPr>
           <w:rFonts w:ascii="Verdana" w:hAnsi="Verdana"/>
+          <w:color w:val="FF0000"/>
           <w:sz w:val="22"/>
           <w:szCs w:val="22"/>
         </w:rPr>
@@ -5417,6 +5492,7 @@
         <w:spacing w:line="276" w:lineRule="auto"/>
         <w:rPr>
           <w:rFonts w:ascii="Verdana" w:hAnsi="Verdana"/>
+          <w:color w:val="FF0000"/>
           <w:sz w:val="22"/>
           <w:szCs w:val="22"/>
         </w:rPr>
@@ -5424,6 +5500,7 @@
       <w:r>
         <w:rPr>
           <w:rFonts w:ascii="Verdana" w:hAnsi="Verdana"/>
+          <w:color w:val="FF0000"/>
           <w:sz w:val="22"/>
           <w:szCs w:val="22"/>
         </w:rPr>
@@ -5436,6 +5513,7 @@
         <w:spacing w:line="276" w:lineRule="auto"/>
         <w:rPr>
           <w:rFonts w:ascii="Verdana" w:hAnsi="Verdana"/>
+          <w:color w:val="FF0000"/>
           <w:sz w:val="22"/>
           <w:szCs w:val="22"/>
         </w:rPr>
@@ -5447,6 +5525,7 @@
         <w:spacing w:line="276" w:lineRule="auto"/>
         <w:rPr>
           <w:rFonts w:ascii="Verdana" w:hAnsi="Verdana"/>
+          <w:color w:val="FF0000"/>
           <w:sz w:val="22"/>
           <w:szCs w:val="22"/>
         </w:rPr>
@@ -5454,6 +5533,7 @@
       <w:r>
         <w:rPr>
           <w:rFonts w:ascii="Verdana" w:hAnsi="Verdana"/>
+          <w:color w:val="FF0000"/>
           <w:sz w:val="22"/>
           <w:szCs w:val="22"/>
         </w:rPr>
@@ -5466,6 +5546,7 @@
         <w:spacing w:line="276" w:lineRule="auto"/>
         <w:rPr>
           <w:rFonts w:ascii="Verdana" w:hAnsi="Verdana"/>
+          <w:color w:val="FF0000"/>
         </w:rPr>
       </w:pPr>
     </w:p>
@@ -5478,6 +5559,7 @@
         <w:rPr>
           <w:rFonts w:ascii="Verdana" w:hAnsi="Verdana"/>
           <w:b/>
+          <w:color w:val="FF0000"/>
           <w:sz w:val="22"/>
           <w:szCs w:val="22"/>
         </w:rPr>
@@ -5492,6 +5574,7 @@
         <w:rPr>
           <w:rFonts w:ascii="Verdana" w:hAnsi="Verdana"/>
           <w:b/>
+          <w:color w:val="FF0000"/>
           <w:sz w:val="22"/>
           <w:szCs w:val="22"/>
         </w:rPr>
@@ -5506,6 +5589,7 @@
         <w:rPr>
           <w:rFonts w:ascii="Verdana" w:hAnsi="Verdana"/>
           <w:b/>
+          <w:color w:val="FF0000"/>
           <w:sz w:val="22"/>
           <w:szCs w:val="22"/>
         </w:rPr>
@@ -5520,6 +5604,7 @@
         <w:rPr>
           <w:rFonts w:ascii="Verdana" w:hAnsi="Verdana"/>
           <w:b/>
+          <w:color w:val="FF0000"/>
           <w:sz w:val="22"/>
           <w:szCs w:val="22"/>
         </w:rPr>
@@ -5534,6 +5619,7 @@
         <w:rPr>
           <w:rFonts w:ascii="Verdana" w:hAnsi="Verdana"/>
           <w:b/>
+          <w:color w:val="FF0000"/>
           <w:sz w:val="22"/>
           <w:szCs w:val="22"/>
         </w:rPr>
@@ -5551,6 +5637,7 @@
         <w:rPr>
           <w:rFonts w:ascii="Verdana" w:hAnsi="Verdana"/>
           <w:b/>
+          <w:color w:val="FF0000"/>
           <w:sz w:val="22"/>
           <w:szCs w:val="22"/>
         </w:rPr>
@@ -5559,6 +5646,7 @@
         <w:rPr>
           <w:rFonts w:ascii="Verdana" w:hAnsi="Verdana"/>
           <w:b/>
+          <w:color w:val="FF0000"/>
           <w:sz w:val="22"/>
           <w:szCs w:val="22"/>
         </w:rPr>
@@ -5575,6 +5663,7 @@
         <w:rPr>
           <w:rFonts w:ascii="Verdana" w:hAnsi="Verdana"/>
           <w:b/>
+          <w:color w:val="FF0000"/>
           <w:sz w:val="22"/>
           <w:szCs w:val="22"/>
         </w:rPr>
@@ -5588,6 +5677,7 @@
         <w:jc w:val="both"/>
         <w:rPr>
           <w:rFonts w:ascii="Verdana" w:hAnsi="Verdana"/>
+          <w:color w:val="FF0000"/>
           <w:sz w:val="22"/>
           <w:szCs w:val="22"/>
         </w:rPr>
@@ -5595,6 +5685,7 @@
       <w:r>
         <w:rPr>
           <w:rFonts w:ascii="Verdana" w:hAnsi="Verdana"/>
+          <w:color w:val="FF0000"/>
           <w:sz w:val="22"/>
           <w:szCs w:val="22"/>
         </w:rPr>
@@ -5603,6 +5694,7 @@
       <w:r>
         <w:rPr>
           <w:rFonts w:ascii="Verdana" w:hAnsi="Verdana"/>
+          <w:color w:val="FF0000"/>
           <w:sz w:val="22"/>
           <w:szCs w:val="22"/>
         </w:rPr>
@@ -5611,6 +5703,7 @@
       <w:r>
         <w:rPr>
           <w:rFonts w:ascii="Verdana" w:hAnsi="Verdana"/>
+          <w:color w:val="FF0000"/>
           <w:sz w:val="22"/>
           <w:szCs w:val="22"/>
         </w:rPr>
@@ -5619,14 +5712,36 @@
       <w:r>
         <w:rPr>
           <w:rFonts w:ascii="Verdana" w:hAnsi="Verdana"/>
+          <w:color w:val="FF0000"/>
           <w:sz w:val="22"/>
           <w:szCs w:val="22"/>
         </w:rPr>
-        <w:t>el archivo se nombrara siguiendo</w:t>
-      </w:r>
+        <w:t xml:space="preserve">el archivo se </w:t>
+      </w:r>
+      <w:proofErr w:type="gramStart"/>
       <w:r>
         <w:rPr>
           <w:rFonts w:ascii="Verdana" w:hAnsi="Verdana"/>
+          <w:color w:val="FF0000"/>
+          <w:sz w:val="22"/>
+          <w:szCs w:val="22"/>
+        </w:rPr>
+        <w:t>nombrara</w:t>
+      </w:r>
+      <w:proofErr w:type="gramEnd"/>
+      <w:r>
+        <w:rPr>
+          <w:rFonts w:ascii="Verdana" w:hAnsi="Verdana"/>
+          <w:color w:val="FF0000"/>
+          <w:sz w:val="22"/>
+          <w:szCs w:val="22"/>
+        </w:rPr>
+        <w:t xml:space="preserve"> siguiendo</w:t>
+      </w:r>
+      <w:r>
+        <w:rPr>
+          <w:rFonts w:ascii="Verdana" w:hAnsi="Verdana"/>
+          <w:color w:val="FF0000"/>
           <w:sz w:val="22"/>
           <w:szCs w:val="22"/>
         </w:rPr>
@@ -5642,6 +5757,7 @@
         <w:rPr>
           <w:rFonts w:ascii="Verdana" w:hAnsi="Verdana"/>
           <w:b/>
+          <w:color w:val="FF0000"/>
           <w:sz w:val="22"/>
           <w:szCs w:val="22"/>
         </w:rPr>
@@ -5655,6 +5771,7 @@
         <w:jc w:val="both"/>
         <w:rPr>
           <w:rFonts w:ascii="Verdana" w:hAnsi="Verdana"/>
+          <w:color w:val="FF0000"/>
           <w:sz w:val="22"/>
           <w:szCs w:val="22"/>
         </w:rPr>
@@ -5662,6 +5779,7 @@
       <w:r>
         <w:rPr>
           <w:rFonts w:ascii="Verdana" w:hAnsi="Verdana"/>
+          <w:color w:val="FF0000"/>
           <w:sz w:val="22"/>
           <w:szCs w:val="22"/>
         </w:rPr>
@@ -5670,6 +5788,7 @@
       <w:r>
         <w:rPr>
           <w:rFonts w:ascii="Verdana" w:hAnsi="Verdana"/>
+          <w:color w:val="FF0000"/>
           <w:sz w:val="22"/>
           <w:szCs w:val="22"/>
         </w:rPr>
@@ -5678,6 +5797,7 @@
       <w:r>
         <w:rPr>
           <w:rFonts w:ascii="Verdana" w:hAnsi="Verdana"/>
+          <w:color w:val="FF0000"/>
           <w:sz w:val="22"/>
           <w:szCs w:val="22"/>
         </w:rPr>
@@ -5686,6 +5806,7 @@
       <w:r>
         <w:rPr>
           <w:rFonts w:ascii="Verdana" w:hAnsi="Verdana"/>
+          <w:color w:val="FF0000"/>
           <w:sz w:val="22"/>
           <w:szCs w:val="22"/>
         </w:rPr>
@@ -5700,6 +5821,7 @@
         <w:jc w:val="both"/>
         <w:rPr>
           <w:rFonts w:ascii="Verdana" w:hAnsi="Verdana"/>
+          <w:color w:val="FF0000"/>
           <w:sz w:val="22"/>
           <w:szCs w:val="22"/>
         </w:rPr>
@@ -5720,6 +5842,7 @@
         <w:jc w:val="both"/>
         <w:rPr>
           <w:rFonts w:ascii="Verdana" w:hAnsi="Verdana"/>
+          <w:color w:val="FF0000"/>
           <w:sz w:val="22"/>
           <w:szCs w:val="22"/>
         </w:rPr>
@@ -5727,6 +5850,7 @@
       <w:r>
         <w:rPr>
           <w:rFonts w:ascii="Verdana" w:hAnsi="Verdana"/>
+          <w:color w:val="FF0000"/>
           <w:sz w:val="22"/>
           <w:szCs w:val="22"/>
         </w:rPr>
@@ -5748,6 +5872,7 @@
         <w:jc w:val="both"/>
         <w:rPr>
           <w:rFonts w:ascii="Verdana" w:hAnsi="Verdana"/>
+          <w:color w:val="FF0000"/>
           <w:sz w:val="22"/>
           <w:szCs w:val="22"/>
         </w:rPr>
@@ -5755,6 +5880,7 @@
       <w:r>
         <w:rPr>
           <w:rFonts w:ascii="Verdana" w:hAnsi="Verdana"/>
+          <w:color w:val="FF0000"/>
           <w:sz w:val="22"/>
           <w:szCs w:val="22"/>
         </w:rPr>
@@ -5776,6 +5902,7 @@
         <w:jc w:val="both"/>
         <w:rPr>
           <w:rFonts w:ascii="Verdana" w:hAnsi="Verdana"/>
+          <w:color w:val="FF0000"/>
           <w:sz w:val="22"/>
           <w:szCs w:val="22"/>
         </w:rPr>
@@ -5783,6 +5910,7 @@
       <w:r>
         <w:rPr>
           <w:rFonts w:ascii="Verdana" w:hAnsi="Verdana"/>
+          <w:color w:val="FF0000"/>
           <w:sz w:val="22"/>
           <w:szCs w:val="22"/>
         </w:rPr>
@@ -5797,6 +5925,7 @@
         <w:jc w:val="both"/>
         <w:rPr>
           <w:rFonts w:ascii="Verdana" w:hAnsi="Verdana"/>
+          <w:color w:val="FF0000"/>
           <w:sz w:val="22"/>
           <w:szCs w:val="22"/>
         </w:rPr>
@@ -5810,6 +5939,7 @@
         <w:jc w:val="both"/>
         <w:rPr>
           <w:rFonts w:ascii="Verdana" w:hAnsi="Verdana"/>
+          <w:color w:val="FF0000"/>
           <w:sz w:val="22"/>
           <w:szCs w:val="22"/>
         </w:rPr>
@@ -5818,6 +5948,7 @@
         <w:rPr>
           <w:rFonts w:ascii="Verdana" w:hAnsi="Verdana"/>
           <w:noProof/>
+          <w:color w:val="FF0000"/>
           <w:sz w:val="22"/>
           <w:szCs w:val="22"/>
         </w:rPr>
@@ -5880,6 +6011,7 @@
         <w:jc w:val="both"/>
         <w:rPr>
           <w:rFonts w:ascii="Verdana" w:hAnsi="Verdana"/>
+          <w:color w:val="FF0000"/>
           <w:sz w:val="22"/>
           <w:szCs w:val="22"/>
         </w:rPr>
@@ -5887,6 +6019,7 @@
       <w:r>
         <w:rPr>
           <w:rFonts w:ascii="Verdana" w:hAnsi="Verdana"/>
+          <w:color w:val="FF0000"/>
           <w:sz w:val="22"/>
           <w:szCs w:val="22"/>
         </w:rPr>
@@ -5896,6 +6029,7 @@
       <w:r>
         <w:rPr>
           <w:rFonts w:ascii="Verdana" w:hAnsi="Verdana"/>
+          <w:color w:val="FF0000"/>
           <w:sz w:val="22"/>
           <w:szCs w:val="22"/>
         </w:rPr>
@@ -5905,6 +6039,7 @@
       <w:r>
         <w:rPr>
           <w:rFonts w:ascii="Verdana" w:hAnsi="Verdana"/>
+          <w:color w:val="FF0000"/>
           <w:sz w:val="22"/>
           <w:szCs w:val="22"/>
         </w:rPr>
@@ -5914,6 +6049,7 @@
       <w:r>
         <w:rPr>
           <w:rFonts w:ascii="Verdana" w:hAnsi="Verdana"/>
+          <w:color w:val="FF0000"/>
           <w:sz w:val="22"/>
           <w:szCs w:val="22"/>
         </w:rPr>
@@ -5923,6 +6059,7 @@
       <w:r>
         <w:rPr>
           <w:rFonts w:ascii="Verdana" w:hAnsi="Verdana"/>
+          <w:color w:val="FF0000"/>
           <w:sz w:val="22"/>
           <w:szCs w:val="22"/>
         </w:rPr>
@@ -5941,6 +6078,7 @@
         <w:jc w:val="both"/>
         <w:rPr>
           <w:rFonts w:ascii="Verdana" w:hAnsi="Verdana"/>
+          <w:color w:val="FF0000"/>
           <w:sz w:val="22"/>
           <w:szCs w:val="22"/>
         </w:rPr>
@@ -5948,6 +6086,7 @@
       <w:r>
         <w:rPr>
           <w:rFonts w:ascii="Verdana" w:hAnsi="Verdana"/>
+          <w:color w:val="FF0000"/>
           <w:sz w:val="22"/>
           <w:szCs w:val="22"/>
         </w:rPr>
@@ -5963,6 +6102,7 @@
         <w:rPr>
           <w:rFonts w:ascii="Verdana" w:hAnsi="Verdana"/>
           <w:b/>
+          <w:color w:val="FF0000"/>
           <w:sz w:val="22"/>
           <w:szCs w:val="22"/>
         </w:rPr>
@@ -5972,6 +6112,7 @@
       <w:pPr>
         <w:rPr>
           <w:rFonts w:ascii="Verdana" w:hAnsi="Verdana"/>
+          <w:color w:val="FF0000"/>
           <w:sz w:val="22"/>
           <w:szCs w:val="22"/>
         </w:rPr>
@@ -5990,7 +6131,7 @@
 </file>
 
 <file path=word/endnotes.xml><?xml version="1.0" encoding="utf-8"?>
-<w:endnotes xmlns:wpc="http://schemas.microsoft.com/office/word/2010/wordprocessingCanvas" xmlns:cx="http://schemas.microsoft.com/office/drawing/2014/chartex" xmlns:cx1="http://schemas.microsoft.com/office/drawing/2015/9/8/chartex" xmlns:cx2="http://schemas.microsoft.com/office/drawing/2015/10/21/chartex" xmlns:cx3="http://schemas.microsoft.com/office/drawing/2016/5/9/chartex" xmlns:cx4="http://schemas.microsoft.com/office/drawing/2016/5/10/chartex" xmlns:cx5="http://schemas.microsoft.com/office/drawing/2016/5/11/chartex" xmlns:cx6="http://schemas.microsoft.com/office/drawing/2016/5/12/chartex" xmlns:cx7="http://schemas.microsoft.com/office/drawing/2016/5/13/chartex" xmlns:cx8="http://schemas.microsoft.com/office/drawing/2016/5/14/chartex" xmlns:mc="http://schemas.openxmlformats.org/markup-compatibility/2006" xmlns:aink="http://schemas.microsoft.com/office/drawing/2016/ink" xmlns:am3d="http://schemas.microsoft.com/office/drawing/2017/model3d" xmlns:o="urn:schemas-microsoft-com:office:office" xmlns:r="http://schemas.openxmlformats.org/officeDocument/2006/relationships" xmlns:m="http://schemas.openxmlformats.org/officeDocument/2006/math" xmlns:v="urn:schemas-microsoft-com:vml" xmlns:wp14="http://schemas.microsoft.com/office/word/2010/wordprocessingDrawing" xmlns:wp="http://schemas.openxmlformats.org/drawingml/2006/wordprocessingDrawing" xmlns:w10="urn:schemas-microsoft-com:office:word" xmlns:w="http://schemas.openxmlformats.org/wordprocessingml/2006/main" xmlns:w14="http://schemas.microsoft.com/office/word/2010/wordml" xmlns:w15="http://schemas.microsoft.com/office/word/2012/wordml" xmlns:w16cex="http://schemas.microsoft.com/office/word/2018/wordml/cex" xmlns:w16cid="http://schemas.microsoft.com/office/word/2016/wordml/cid" xmlns:w16="http://schemas.microsoft.com/office/word/2018/wordml" xmlns:w16se="http://schemas.microsoft.com/office/word/2015/wordml/symex" xmlns:wpg="http://schemas.microsoft.com/office/word/2010/wordprocessingGroup" xmlns:wpi="http://schemas.microsoft.com/office/word/2010/wordprocessingInk" xmlns:wne="http://schemas.microsoft.com/office/word/2006/wordml" xmlns:wps="http://schemas.microsoft.com/office/word/2010/wordprocessingShape" mc:Ignorable="w14 w15 w16se w16cid w16 w16cex wp14">
+<w:endnotes xmlns:wpc="http://schemas.microsoft.com/office/word/2010/wordprocessingCanvas" xmlns:cx="http://schemas.microsoft.com/office/drawing/2014/chartex" xmlns:cx1="http://schemas.microsoft.com/office/drawing/2015/9/8/chartex" xmlns:cx2="http://schemas.microsoft.com/office/drawing/2015/10/21/chartex" xmlns:cx3="http://schemas.microsoft.com/office/drawing/2016/5/9/chartex" xmlns:cx4="http://schemas.microsoft.com/office/drawing/2016/5/10/chartex" xmlns:cx5="http://schemas.microsoft.com/office/drawing/2016/5/11/chartex" xmlns:cx6="http://schemas.microsoft.com/office/drawing/2016/5/12/chartex" xmlns:cx7="http://schemas.microsoft.com/office/drawing/2016/5/13/chartex" xmlns:cx8="http://schemas.microsoft.com/office/drawing/2016/5/14/chartex" xmlns:mc="http://schemas.openxmlformats.org/markup-compatibility/2006" xmlns:aink="http://schemas.microsoft.com/office/drawing/2016/ink" xmlns:am3d="http://schemas.microsoft.com/office/drawing/2017/model3d" xmlns:o="urn:schemas-microsoft-com:office:office" xmlns:oel="http://schemas.microsoft.com/office/2019/extlst" xmlns:r="http://schemas.openxmlformats.org/officeDocument/2006/relationships" xmlns:m="http://schemas.openxmlformats.org/officeDocument/2006/math" xmlns:v="urn:schemas-microsoft-com:vml" xmlns:wp14="http://schemas.microsoft.com/office/word/2010/wordprocessingDrawing" xmlns:wp="http://schemas.openxmlformats.org/drawingml/2006/wordprocessingDrawing" xmlns:w10="urn:schemas-microsoft-com:office:word" xmlns:w="http://schemas.openxmlformats.org/wordprocessingml/2006/main" xmlns:w14="http://schemas.microsoft.com/office/word/2010/wordml" xmlns:w15="http://schemas.microsoft.com/office/word/2012/wordml" xmlns:w16cex="http://schemas.microsoft.com/office/word/2018/wordml/cex" xmlns:w16cid="http://schemas.microsoft.com/office/word/2016/wordml/cid" xmlns:w16="http://schemas.microsoft.com/office/word/2018/wordml" xmlns:w16du="http://schemas.microsoft.com/office/word/2023/wordml/word16du" xmlns:w16sdtdh="http://schemas.microsoft.com/office/word/2020/wordml/sdtdatahash" xmlns:w16sdtfl="http://schemas.microsoft.com/office/word/2024/wordml/sdtformatlock" xmlns:w16se="http://schemas.microsoft.com/office/word/2015/wordml/symex" xmlns:wpg="http://schemas.microsoft.com/office/word/2010/wordprocessingGroup" xmlns:wpi="http://schemas.microsoft.com/office/word/2010/wordprocessingInk" xmlns:wne="http://schemas.microsoft.com/office/word/2006/wordml" xmlns:wps="http://schemas.microsoft.com/office/word/2010/wordprocessingShape" mc:Ignorable="w14 w15 w16se w16cid w16 w16cex w16sdtdh w16sdtfl w16du wp14">
   <w:endnote w:type="separator" w:id="-1">
     <w:p>
       <w:r>
@@ -6009,7 +6150,7 @@
 </file>
 
 <file path=word/footer1.xml><?xml version="1.0" encoding="utf-8"?>
-<w:ftr xmlns:wpc="http://schemas.microsoft.com/office/word/2010/wordprocessingCanvas" xmlns:cx="http://schemas.microsoft.com/office/drawing/2014/chartex" xmlns:cx1="http://schemas.microsoft.com/office/drawing/2015/9/8/chartex" xmlns:cx2="http://schemas.microsoft.com/office/drawing/2015/10/21/chartex" xmlns:cx3="http://schemas.microsoft.com/office/drawing/2016/5/9/chartex" xmlns:cx4="http://schemas.microsoft.com/office/drawing/2016/5/10/chartex" xmlns:cx5="http://schemas.microsoft.com/office/drawing/2016/5/11/chartex" xmlns:cx6="http://schemas.microsoft.com/office/drawing/2016/5/12/chartex" xmlns:cx7="http://schemas.microsoft.com/office/drawing/2016/5/13/chartex" xmlns:cx8="http://schemas.microsoft.com/office/drawing/2016/5/14/chartex" xmlns:mc="http://schemas.openxmlformats.org/markup-compatibility/2006" xmlns:aink="http://schemas.microsoft.com/office/drawing/2016/ink" xmlns:am3d="http://schemas.microsoft.com/office/drawing/2017/model3d" xmlns:o="urn:schemas-microsoft-com:office:office" xmlns:r="http://schemas.openxmlformats.org/officeDocument/2006/relationships" xmlns:m="http://schemas.openxmlformats.org/officeDocument/2006/math" xmlns:v="urn:schemas-microsoft-com:vml" xmlns:wp14="http://schemas.microsoft.com/office/word/2010/wordprocessingDrawing" xmlns:wp="http://schemas.openxmlformats.org/drawingml/2006/wordprocessingDrawing" xmlns:w10="urn:schemas-microsoft-com:office:word" xmlns:w="http://schemas.openxmlformats.org/wordprocessingml/2006/main" xmlns:w14="http://schemas.microsoft.com/office/word/2010/wordml" xmlns:w15="http://schemas.microsoft.com/office/word/2012/wordml" xmlns:w16cex="http://schemas.microsoft.com/office/word/2018/wordml/cex" xmlns:w16cid="http://schemas.microsoft.com/office/word/2016/wordml/cid" xmlns:w16="http://schemas.microsoft.com/office/word/2018/wordml" xmlns:w16se="http://schemas.microsoft.com/office/word/2015/wordml/symex" xmlns:wpg="http://schemas.microsoft.com/office/word/2010/wordprocessingGroup" xmlns:wpi="http://schemas.microsoft.com/office/word/2010/wordprocessingInk" xmlns:wne="http://schemas.microsoft.com/office/word/2006/wordml" xmlns:wps="http://schemas.microsoft.com/office/word/2010/wordprocessingShape" mc:Ignorable="w14 w15 w16se w16cid w16 w16cex wp14">
+<w:ftr xmlns:wpc="http://schemas.microsoft.com/office/word/2010/wordprocessingCanvas" xmlns:cx="http://schemas.microsoft.com/office/drawing/2014/chartex" xmlns:cx1="http://schemas.microsoft.com/office/drawing/2015/9/8/chartex" xmlns:cx2="http://schemas.microsoft.com/office/drawing/2015/10/21/chartex" xmlns:cx3="http://schemas.microsoft.com/office/drawing/2016/5/9/chartex" xmlns:cx4="http://schemas.microsoft.com/office/drawing/2016/5/10/chartex" xmlns:cx5="http://schemas.microsoft.com/office/drawing/2016/5/11/chartex" xmlns:cx6="http://schemas.microsoft.com/office/drawing/2016/5/12/chartex" xmlns:cx7="http://schemas.microsoft.com/office/drawing/2016/5/13/chartex" xmlns:cx8="http://schemas.microsoft.com/office/drawing/2016/5/14/chartex" xmlns:mc="http://schemas.openxmlformats.org/markup-compatibility/2006" xmlns:aink="http://schemas.microsoft.com/office/drawing/2016/ink" xmlns:am3d="http://schemas.microsoft.com/office/drawing/2017/model3d" xmlns:o="urn:schemas-microsoft-com:office:office" xmlns:oel="http://schemas.microsoft.com/office/2019/extlst" xmlns:r="http://schemas.openxmlformats.org/officeDocument/2006/relationships" xmlns:m="http://schemas.openxmlformats.org/officeDocument/2006/math" xmlns:v="urn:schemas-microsoft-com:vml" xmlns:wp14="http://schemas.microsoft.com/office/word/2010/wordprocessingDrawing" xmlns:wp="http://schemas.openxmlformats.org/drawingml/2006/wordprocessingDrawing" xmlns:w10="urn:schemas-microsoft-com:office:word" xmlns:w="http://schemas.openxmlformats.org/wordprocessingml/2006/main" xmlns:w14="http://schemas.microsoft.com/office/word/2010/wordml" xmlns:w15="http://schemas.microsoft.com/office/word/2012/wordml" xmlns:w16cex="http://schemas.microsoft.com/office/word/2018/wordml/cex" xmlns:w16cid="http://schemas.microsoft.com/office/word/2016/wordml/cid" xmlns:w16="http://schemas.microsoft.com/office/word/2018/wordml" xmlns:w16du="http://schemas.microsoft.com/office/word/2023/wordml/word16du" xmlns:w16sdtdh="http://schemas.microsoft.com/office/word/2020/wordml/sdtdatahash" xmlns:w16sdtfl="http://schemas.microsoft.com/office/word/2024/wordml/sdtformatlock" xmlns:w16se="http://schemas.microsoft.com/office/word/2015/wordml/symex" xmlns:wpg="http://schemas.microsoft.com/office/word/2010/wordprocessingGroup" xmlns:wpi="http://schemas.microsoft.com/office/word/2010/wordprocessingInk" xmlns:wne="http://schemas.microsoft.com/office/word/2006/wordml" xmlns:wps="http://schemas.microsoft.com/office/word/2010/wordprocessingShape" mc:Ignorable="w14 w15 w16se w16cid w16 w16cex w16sdtdh w16sdtfl w16du wp14">
   <w:p>
     <w:pPr>
       <w:pStyle w:val="Piedepgina"/>
@@ -6020,7 +6161,7 @@
 </file>
 
 <file path=word/footnotes.xml><?xml version="1.0" encoding="utf-8"?>
-<w:footnotes xmlns:wpc="http://schemas.microsoft.com/office/word/2010/wordprocessingCanvas" xmlns:cx="http://schemas.microsoft.com/office/drawing/2014/chartex" xmlns:cx1="http://schemas.microsoft.com/office/drawing/2015/9/8/chartex" xmlns:cx2="http://schemas.microsoft.com/office/drawing/2015/10/21/chartex" xmlns:cx3="http://schemas.microsoft.com/office/drawing/2016/5/9/chartex" xmlns:cx4="http://schemas.microsoft.com/office/drawing/2016/5/10/chartex" xmlns:cx5="http://schemas.microsoft.com/office/drawing/2016/5/11/chartex" xmlns:cx6="http://schemas.microsoft.com/office/drawing/2016/5/12/chartex" xmlns:cx7="http://schemas.microsoft.com/office/drawing/2016/5/13/chartex" xmlns:cx8="http://schemas.microsoft.com/office/drawing/2016/5/14/chartex" xmlns:mc="http://schemas.openxmlformats.org/markup-compatibility/2006" xmlns:aink="http://schemas.microsoft.com/office/drawing/2016/ink" xmlns:am3d="http://schemas.microsoft.com/office/drawing/2017/model3d" xmlns:o="urn:schemas-microsoft-com:office:office" xmlns:r="http://schemas.openxmlformats.org/officeDocument/2006/relationships" xmlns:m="http://schemas.openxmlformats.org/officeDocument/2006/math" xmlns:v="urn:schemas-microsoft-com:vml" xmlns:wp14="http://schemas.microsoft.com/office/word/2010/wordprocessingDrawing" xmlns:wp="http://schemas.openxmlformats.org/drawingml/2006/wordprocessingDrawing" xmlns:w10="urn:schemas-microsoft-com:office:word" xmlns:w="http://schemas.openxmlformats.org/wordprocessingml/2006/main" xmlns:w14="http://schemas.microsoft.com/office/word/2010/wordml" xmlns:w15="http://schemas.microsoft.com/office/word/2012/wordml" xmlns:w16cex="http://schemas.microsoft.com/office/word/2018/wordml/cex" xmlns:w16cid="http://schemas.microsoft.com/office/word/2016/wordml/cid" xmlns:w16="http://schemas.microsoft.com/office/word/2018/wordml" xmlns:w16se="http://schemas.microsoft.com/office/word/2015/wordml/symex" xmlns:wpg="http://schemas.microsoft.com/office/word/2010/wordprocessingGroup" xmlns:wpi="http://schemas.microsoft.com/office/word/2010/wordprocessingInk" xmlns:wne="http://schemas.microsoft.com/office/word/2006/wordml" xmlns:wps="http://schemas.microsoft.com/office/word/2010/wordprocessingShape" mc:Ignorable="w14 w15 w16se w16cid w16 w16cex wp14">
+<w:footnotes xmlns:wpc="http://schemas.microsoft.com/office/word/2010/wordprocessingCanvas" xmlns:cx="http://schemas.microsoft.com/office/drawing/2014/chartex" xmlns:cx1="http://schemas.microsoft.com/office/drawing/2015/9/8/chartex" xmlns:cx2="http://schemas.microsoft.com/office/drawing/2015/10/21/chartex" xmlns:cx3="http://schemas.microsoft.com/office/drawing/2016/5/9/chartex" xmlns:cx4="http://schemas.microsoft.com/office/drawing/2016/5/10/chartex" xmlns:cx5="http://schemas.microsoft.com/office/drawing/2016/5/11/chartex" xmlns:cx6="http://schemas.microsoft.com/office/drawing/2016/5/12/chartex" xmlns:cx7="http://schemas.microsoft.com/office/drawing/2016/5/13/chartex" xmlns:cx8="http://schemas.microsoft.com/office/drawing/2016/5/14/chartex" xmlns:mc="http://schemas.openxmlformats.org/markup-compatibility/2006" xmlns:aink="http://schemas.microsoft.com/office/drawing/2016/ink" xmlns:am3d="http://schemas.microsoft.com/office/drawing/2017/model3d" xmlns:o="urn:schemas-microsoft-com:office:office" xmlns:oel="http://schemas.microsoft.com/office/2019/extlst" xmlns:r="http://schemas.openxmlformats.org/officeDocument/2006/relationships" xmlns:m="http://schemas.openxmlformats.org/officeDocument/2006/math" xmlns:v="urn:schemas-microsoft-com:vml" xmlns:wp14="http://schemas.microsoft.com/office/word/2010/wordprocessingDrawing" xmlns:wp="http://schemas.openxmlformats.org/drawingml/2006/wordprocessingDrawing" xmlns:w10="urn:schemas-microsoft-com:office:word" xmlns:w="http://schemas.openxmlformats.org/wordprocessingml/2006/main" xmlns:w14="http://schemas.microsoft.com/office/word/2010/wordml" xmlns:w15="http://schemas.microsoft.com/office/word/2012/wordml" xmlns:w16cex="http://schemas.microsoft.com/office/word/2018/wordml/cex" xmlns:w16cid="http://schemas.microsoft.com/office/word/2016/wordml/cid" xmlns:w16="http://schemas.microsoft.com/office/word/2018/wordml" xmlns:w16du="http://schemas.microsoft.com/office/word/2023/wordml/word16du" xmlns:w16sdtdh="http://schemas.microsoft.com/office/word/2020/wordml/sdtdatahash" xmlns:w16sdtfl="http://schemas.microsoft.com/office/word/2024/wordml/sdtformatlock" xmlns:w16se="http://schemas.microsoft.com/office/word/2015/wordml/symex" xmlns:wpg="http://schemas.microsoft.com/office/word/2010/wordprocessingGroup" xmlns:wpi="http://schemas.microsoft.com/office/word/2010/wordprocessingInk" xmlns:wne="http://schemas.microsoft.com/office/word/2006/wordml" xmlns:wps="http://schemas.microsoft.com/office/word/2010/wordprocessingShape" mc:Ignorable="w14 w15 w16se w16cid w16 w16cex w16sdtdh w16sdtfl w16du wp14">
   <w:footnote w:type="separator" w:id="-1">
     <w:p>
       <w:r>
@@ -6039,7 +6180,7 @@
 </file>
 
 <file path=word/header1.xml><?xml version="1.0" encoding="utf-8"?>
-<w:hdr xmlns:wpc="http://schemas.microsoft.com/office/word/2010/wordprocessingCanvas" xmlns:cx="http://schemas.microsoft.com/office/drawing/2014/chartex" xmlns:cx1="http://schemas.microsoft.com/office/drawing/2015/9/8/chartex" xmlns:cx2="http://schemas.microsoft.com/office/drawing/2015/10/21/chartex" xmlns:cx3="http://schemas.microsoft.com/office/drawing/2016/5/9/chartex" xmlns:cx4="http://schemas.microsoft.com/office/drawing/2016/5/10/chartex" xmlns:cx5="http://schemas.microsoft.com/office/drawing/2016/5/11/chartex" xmlns:cx6="http://schemas.microsoft.com/office/drawing/2016/5/12/chartex" xmlns:cx7="http://schemas.microsoft.com/office/drawing/2016/5/13/chartex" xmlns:cx8="http://schemas.microsoft.com/office/drawing/2016/5/14/chartex" xmlns:mc="http://schemas.openxmlformats.org/markup-compatibility/2006" xmlns:aink="http://schemas.microsoft.com/office/drawing/2016/ink" xmlns:am3d="http://schemas.microsoft.com/office/drawing/2017/model3d" xmlns:o="urn:schemas-microsoft-com:office:office" xmlns:r="http://schemas.openxmlformats.org/officeDocument/2006/relationships" xmlns:m="http://schemas.openxmlformats.org/officeDocument/2006/math" xmlns:v="urn:schemas-microsoft-com:vml" xmlns:wp14="http://schemas.microsoft.com/office/word/2010/wordprocessingDrawing" xmlns:wp="http://schemas.openxmlformats.org/drawingml/2006/wordprocessingDrawing" xmlns:w10="urn:schemas-microsoft-com:office:word" xmlns:w="http://schemas.openxmlformats.org/wordprocessingml/2006/main" xmlns:w14="http://schemas.microsoft.com/office/word/2010/wordml" xmlns:w15="http://schemas.microsoft.com/office/word/2012/wordml" xmlns:w16cex="http://schemas.microsoft.com/office/word/2018/wordml/cex" xmlns:w16cid="http://schemas.microsoft.com/office/word/2016/wordml/cid" xmlns:w16="http://schemas.microsoft.com/office/word/2018/wordml" xmlns:w16se="http://schemas.microsoft.com/office/word/2015/wordml/symex" xmlns:wpg="http://schemas.microsoft.com/office/word/2010/wordprocessingGroup" xmlns:wpi="http://schemas.microsoft.com/office/word/2010/wordprocessingInk" xmlns:wne="http://schemas.microsoft.com/office/word/2006/wordml" xmlns:wps="http://schemas.microsoft.com/office/word/2010/wordprocessingShape" mc:Ignorable="w14 w15 w16se w16cid w16 w16cex wp14">
+<w:hdr xmlns:wpc="http://schemas.microsoft.com/office/word/2010/wordprocessingCanvas" xmlns:cx="http://schemas.microsoft.com/office/drawing/2014/chartex" xmlns:cx1="http://schemas.microsoft.com/office/drawing/2015/9/8/chartex" xmlns:cx2="http://schemas.microsoft.com/office/drawing/2015/10/21/chartex" xmlns:cx3="http://schemas.microsoft.com/office/drawing/2016/5/9/chartex" xmlns:cx4="http://schemas.microsoft.com/office/drawing/2016/5/10/chartex" xmlns:cx5="http://schemas.microsoft.com/office/drawing/2016/5/11/chartex" xmlns:cx6="http://schemas.microsoft.com/office/drawing/2016/5/12/chartex" xmlns:cx7="http://schemas.microsoft.com/office/drawing/2016/5/13/chartex" xmlns:cx8="http://schemas.microsoft.com/office/drawing/2016/5/14/chartex" xmlns:mc="http://schemas.openxmlformats.org/markup-compatibility/2006" xmlns:aink="http://schemas.microsoft.com/office/drawing/2016/ink" xmlns:am3d="http://schemas.microsoft.com/office/drawing/2017/model3d" xmlns:o="urn:schemas-microsoft-com:office:office" xmlns:oel="http://schemas.microsoft.com/office/2019/extlst" xmlns:r="http://schemas.openxmlformats.org/officeDocument/2006/relationships" xmlns:m="http://schemas.openxmlformats.org/officeDocument/2006/math" xmlns:v="urn:schemas-microsoft-com:vml" xmlns:wp14="http://schemas.microsoft.com/office/word/2010/wordprocessingDrawing" xmlns:wp="http://schemas.openxmlformats.org/drawingml/2006/wordprocessingDrawing" xmlns:w10="urn:schemas-microsoft-com:office:word" xmlns:w="http://schemas.openxmlformats.org/wordprocessingml/2006/main" xmlns:w14="http://schemas.microsoft.com/office/word/2010/wordml" xmlns:w15="http://schemas.microsoft.com/office/word/2012/wordml" xmlns:w16cex="http://schemas.microsoft.com/office/word/2018/wordml/cex" xmlns:w16cid="http://schemas.microsoft.com/office/word/2016/wordml/cid" xmlns:w16="http://schemas.microsoft.com/office/word/2018/wordml" xmlns:w16du="http://schemas.microsoft.com/office/word/2023/wordml/word16du" xmlns:w16sdtdh="http://schemas.microsoft.com/office/word/2020/wordml/sdtdatahash" xmlns:w16sdtfl="http://schemas.microsoft.com/office/word/2024/wordml/sdtformatlock" xmlns:w16se="http://schemas.microsoft.com/office/word/2015/wordml/symex" xmlns:wpg="http://schemas.microsoft.com/office/word/2010/wordprocessingGroup" xmlns:wpi="http://schemas.microsoft.com/office/word/2010/wordprocessingInk" xmlns:wne="http://schemas.microsoft.com/office/word/2006/wordml" xmlns:wps="http://schemas.microsoft.com/office/word/2010/wordprocessingShape" mc:Ignorable="w14 w15 w16se w16cid w16 w16cex w16sdtdh w16sdtfl w16du wp14">
   <w:p>
     <w:pPr>
       <w:pStyle w:val="Encabezado"/>
@@ -6099,7 +6240,7 @@
 </file>
 
 <file path=word/numbering.xml><?xml version="1.0" encoding="utf-8"?>
-<w:numbering xmlns:wpc="http://schemas.microsoft.com/office/word/2010/wordprocessingCanvas" xmlns:cx="http://schemas.microsoft.com/office/drawing/2014/chartex" xmlns:cx1="http://schemas.microsoft.com/office/drawing/2015/9/8/chartex" xmlns:cx2="http://schemas.microsoft.com/office/drawing/2015/10/21/chartex" xmlns:cx3="http://schemas.microsoft.com/office/drawing/2016/5/9/chartex" xmlns:cx4="http://schemas.microsoft.com/office/drawing/2016/5/10/chartex" xmlns:cx5="http://schemas.microsoft.com/office/drawing/2016/5/11/chartex" xmlns:cx6="http://schemas.microsoft.com/office/drawing/2016/5/12/chartex" xmlns:cx7="http://schemas.microsoft.com/office/drawing/2016/5/13/chartex" xmlns:cx8="http://schemas.microsoft.com/office/drawing/2016/5/14/chartex" xmlns:mc="http://schemas.openxmlformats.org/markup-compatibility/2006" xmlns:aink="http://schemas.microsoft.com/office/drawing/2016/ink" xmlns:am3d="http://schemas.microsoft.com/office/drawing/2017/model3d" xmlns:o="urn:schemas-microsoft-com:office:office" xmlns:r="http://schemas.openxmlformats.org/officeDocument/2006/relationships" xmlns:m="http://schemas.openxmlformats.org/officeDocument/2006/math" xmlns:v="urn:schemas-microsoft-com:vml" xmlns:wp14="http://schemas.microsoft.com/office/word/2010/wordprocessingDrawing" xmlns:wp="http://schemas.openxmlformats.org/drawingml/2006/wordprocessingDrawing" xmlns:w10="urn:schemas-microsoft-com:office:word" xmlns:w="http://schemas.openxmlformats.org/wordprocessingml/2006/main" xmlns:w14="http://schemas.microsoft.com/office/word/2010/wordml" xmlns:w15="http://schemas.microsoft.com/office/word/2012/wordml" xmlns:w16cex="http://schemas.microsoft.com/office/word/2018/wordml/cex" xmlns:w16cid="http://schemas.microsoft.com/office/word/2016/wordml/cid" xmlns:w16="http://schemas.microsoft.com/office/word/2018/wordml" xmlns:w16se="http://schemas.microsoft.com/office/word/2015/wordml/symex" xmlns:wpg="http://schemas.microsoft.com/office/word/2010/wordprocessingGroup" xmlns:wpi="http://schemas.microsoft.com/office/word/2010/wordprocessingInk" xmlns:wne="http://schemas.microsoft.com/office/word/2006/wordml" xmlns:wps="http://schemas.microsoft.com/office/word/2010/wordprocessingShape" mc:Ignorable="w14 w15 w16se w16cid w16 w16cex wp14">
+<w:numbering xmlns:wpc="http://schemas.microsoft.com/office/word/2010/wordprocessingCanvas" xmlns:cx="http://schemas.microsoft.com/office/drawing/2014/chartex" xmlns:cx1="http://schemas.microsoft.com/office/drawing/2015/9/8/chartex" xmlns:cx2="http://schemas.microsoft.com/office/drawing/2015/10/21/chartex" xmlns:cx3="http://schemas.microsoft.com/office/drawing/2016/5/9/chartex" xmlns:cx4="http://schemas.microsoft.com/office/drawing/2016/5/10/chartex" xmlns:cx5="http://schemas.microsoft.com/office/drawing/2016/5/11/chartex" xmlns:cx6="http://schemas.microsoft.com/office/drawing/2016/5/12/chartex" xmlns:cx7="http://schemas.microsoft.com/office/drawing/2016/5/13/chartex" xmlns:cx8="http://schemas.microsoft.com/office/drawing/2016/5/14/chartex" xmlns:mc="http://schemas.openxmlformats.org/markup-compatibility/2006" xmlns:aink="http://schemas.microsoft.com/office/drawing/2016/ink" xmlns:am3d="http://schemas.microsoft.com/office/drawing/2017/model3d" xmlns:o="urn:schemas-microsoft-com:office:office" xmlns:oel="http://schemas.microsoft.com/office/2019/extlst" xmlns:r="http://schemas.openxmlformats.org/officeDocument/2006/relationships" xmlns:m="http://schemas.openxmlformats.org/officeDocument/2006/math" xmlns:v="urn:schemas-microsoft-com:vml" xmlns:wp14="http://schemas.microsoft.com/office/word/2010/wordprocessingDrawing" xmlns:wp="http://schemas.openxmlformats.org/drawingml/2006/wordprocessingDrawing" xmlns:w10="urn:schemas-microsoft-com:office:word" xmlns:w="http://schemas.openxmlformats.org/wordprocessingml/2006/main" xmlns:w14="http://schemas.microsoft.com/office/word/2010/wordml" xmlns:w15="http://schemas.microsoft.com/office/word/2012/wordml" xmlns:w16cex="http://schemas.microsoft.com/office/word/2018/wordml/cex" xmlns:w16cid="http://schemas.microsoft.com/office/word/2016/wordml/cid" xmlns:w16="http://schemas.microsoft.com/office/word/2018/wordml" xmlns:w16du="http://schemas.microsoft.com/office/word/2023/wordml/word16du" xmlns:w16sdtdh="http://schemas.microsoft.com/office/word/2020/wordml/sdtdatahash" xmlns:w16sdtfl="http://schemas.microsoft.com/office/word/2024/wordml/sdtformatlock" xmlns:w16se="http://schemas.microsoft.com/office/word/2015/wordml/symex" xmlns:wpg="http://schemas.microsoft.com/office/word/2010/wordprocessingGroup" xmlns:wpi="http://schemas.microsoft.com/office/word/2010/wordprocessingInk" xmlns:wne="http://schemas.microsoft.com/office/word/2006/wordml" xmlns:wps="http://schemas.microsoft.com/office/word/2010/wordprocessingShape" mc:Ignorable="w14 w15 w16se w16cid w16 w16cex w16sdtdh w16sdtfl w16du wp14">
   <w:abstractNum w:abstractNumId="0" w15:restartNumberingAfterBreak="0">
     <w:nsid w:val="00E91439"/>
     <w:multiLevelType w:val="hybridMultilevel"/>
@@ -9325,101 +9466,101 @@
       </w:rPr>
     </w:lvl>
   </w:abstractNum>
-  <w:num w:numId="1">
+  <w:num w:numId="1" w16cid:durableId="557478961">
     <w:abstractNumId w:val="24"/>
   </w:num>
-  <w:num w:numId="2">
+  <w:num w:numId="2" w16cid:durableId="1078330536">
     <w:abstractNumId w:val="9"/>
   </w:num>
-  <w:num w:numId="3">
+  <w:num w:numId="3" w16cid:durableId="1852141363">
     <w:abstractNumId w:val="2"/>
   </w:num>
-  <w:num w:numId="4">
+  <w:num w:numId="4" w16cid:durableId="1411926069">
     <w:abstractNumId w:val="25"/>
   </w:num>
-  <w:num w:numId="5">
+  <w:num w:numId="5" w16cid:durableId="2010060291">
     <w:abstractNumId w:val="26"/>
   </w:num>
-  <w:num w:numId="6">
+  <w:num w:numId="6" w16cid:durableId="125441034">
     <w:abstractNumId w:val="1"/>
   </w:num>
-  <w:num w:numId="7">
+  <w:num w:numId="7" w16cid:durableId="1730301567">
     <w:abstractNumId w:val="7"/>
   </w:num>
-  <w:num w:numId="8">
+  <w:num w:numId="8" w16cid:durableId="22218527">
     <w:abstractNumId w:val="27"/>
   </w:num>
-  <w:num w:numId="9">
+  <w:num w:numId="9" w16cid:durableId="234316982">
     <w:abstractNumId w:val="14"/>
   </w:num>
-  <w:num w:numId="10">
+  <w:num w:numId="10" w16cid:durableId="927538636">
     <w:abstractNumId w:val="8"/>
   </w:num>
-  <w:num w:numId="11">
+  <w:num w:numId="11" w16cid:durableId="745568325">
     <w:abstractNumId w:val="21"/>
   </w:num>
-  <w:num w:numId="12">
+  <w:num w:numId="12" w16cid:durableId="189344475">
     <w:abstractNumId w:val="4"/>
   </w:num>
-  <w:num w:numId="13">
+  <w:num w:numId="13" w16cid:durableId="1334183915">
     <w:abstractNumId w:val="23"/>
   </w:num>
-  <w:num w:numId="14">
+  <w:num w:numId="14" w16cid:durableId="1804958938">
     <w:abstractNumId w:val="11"/>
   </w:num>
-  <w:num w:numId="15">
+  <w:num w:numId="15" w16cid:durableId="1156527569">
     <w:abstractNumId w:val="29"/>
   </w:num>
-  <w:num w:numId="16">
+  <w:num w:numId="16" w16cid:durableId="615603958">
     <w:abstractNumId w:val="15"/>
   </w:num>
-  <w:num w:numId="17">
+  <w:num w:numId="17" w16cid:durableId="555631960">
     <w:abstractNumId w:val="16"/>
   </w:num>
-  <w:num w:numId="18">
+  <w:num w:numId="18" w16cid:durableId="1510827100">
     <w:abstractNumId w:val="17"/>
   </w:num>
-  <w:num w:numId="19">
+  <w:num w:numId="19" w16cid:durableId="190654907">
     <w:abstractNumId w:val="0"/>
   </w:num>
-  <w:num w:numId="20">
+  <w:num w:numId="20" w16cid:durableId="121313612">
     <w:abstractNumId w:val="10"/>
   </w:num>
-  <w:num w:numId="21">
+  <w:num w:numId="21" w16cid:durableId="1517502727">
     <w:abstractNumId w:val="18"/>
   </w:num>
-  <w:num w:numId="22">
+  <w:num w:numId="22" w16cid:durableId="1829204967">
     <w:abstractNumId w:val="5"/>
   </w:num>
-  <w:num w:numId="23">
+  <w:num w:numId="23" w16cid:durableId="982079633">
     <w:abstractNumId w:val="6"/>
   </w:num>
-  <w:num w:numId="24">
+  <w:num w:numId="24" w16cid:durableId="908266042">
     <w:abstractNumId w:val="20"/>
   </w:num>
-  <w:num w:numId="25">
+  <w:num w:numId="25" w16cid:durableId="1897425572">
     <w:abstractNumId w:val="22"/>
   </w:num>
-  <w:num w:numId="26">
+  <w:num w:numId="26" w16cid:durableId="1982031996">
     <w:abstractNumId w:val="12"/>
   </w:num>
-  <w:num w:numId="27">
+  <w:num w:numId="27" w16cid:durableId="1333216803">
     <w:abstractNumId w:val="19"/>
   </w:num>
-  <w:num w:numId="28">
+  <w:num w:numId="28" w16cid:durableId="941379854">
     <w:abstractNumId w:val="3"/>
   </w:num>
-  <w:num w:numId="29">
+  <w:num w:numId="29" w16cid:durableId="1897231267">
     <w:abstractNumId w:val="13"/>
   </w:num>
-  <w:num w:numId="30">
+  <w:num w:numId="30" w16cid:durableId="1249264626">
     <w:abstractNumId w:val="28"/>
   </w:num>
 </w:numbering>
 </file>
 
 <file path=word/styles.xml><?xml version="1.0" encoding="utf-8"?>
-<w:styles xmlns:mc="http://schemas.openxmlformats.org/markup-compatibility/2006" xmlns:r="http://schemas.openxmlformats.org/officeDocument/2006/relationships" xmlns:w="http://schemas.openxmlformats.org/wordprocessingml/2006/main" xmlns:w14="http://schemas.microsoft.com/office/word/2010/wordml" xmlns:w15="http://schemas.microsoft.com/office/word/2012/wordml" xmlns:w16cex="http://schemas.microsoft.com/office/word/2018/wordml/cex" xmlns:w16cid="http://schemas.microsoft.com/office/word/2016/wordml/cid" xmlns:w16="http://schemas.microsoft.com/office/word/2018/wordml" xmlns:w16se="http://schemas.microsoft.com/office/word/2015/wordml/symex" mc:Ignorable="w14 w15 w16se w16cid w16 w16cex">
+<w:styles xmlns:mc="http://schemas.openxmlformats.org/markup-compatibility/2006" xmlns:r="http://schemas.openxmlformats.org/officeDocument/2006/relationships" xmlns:w="http://schemas.openxmlformats.org/wordprocessingml/2006/main" xmlns:w14="http://schemas.microsoft.com/office/word/2010/wordml" xmlns:w15="http://schemas.microsoft.com/office/word/2012/wordml" xmlns:w16cex="http://schemas.microsoft.com/office/word/2018/wordml/cex" xmlns:w16cid="http://schemas.microsoft.com/office/word/2016/wordml/cid" xmlns:w16="http://schemas.microsoft.com/office/word/2018/wordml" xmlns:w16du="http://schemas.microsoft.com/office/word/2023/wordml/word16du" xmlns:w16sdtdh="http://schemas.microsoft.com/office/word/2020/wordml/sdtdatahash" xmlns:w16sdtfl="http://schemas.microsoft.com/office/word/2024/wordml/sdtformatlock" xmlns:w16se="http://schemas.microsoft.com/office/word/2015/wordml/symex" mc:Ignorable="w14 w15 w16se w16cid w16 w16cex w16sdtdh w16sdtfl w16du">
   <w:docDefaults>
     <w:rPrDefault>
       <w:rPr>
@@ -9590,7 +9731,7 @@
     <w:lsdException w:name="Table Web 2" w:semiHidden="1" w:unhideWhenUsed="1"/>
     <w:lsdException w:name="Table Web 3" w:semiHidden="1" w:unhideWhenUsed="1"/>
     <w:lsdException w:name="Balloon Text" w:semiHidden="1" w:unhideWhenUsed="1"/>
-    <w:lsdException w:name="Table Grid" w:semiHidden="1" w:uiPriority="59" w:unhideWhenUsed="1"/>
+    <w:lsdException w:name="Table Grid" w:uiPriority="59"/>
     <w:lsdException w:name="Table Theme" w:semiHidden="1" w:unhideWhenUsed="1"/>
     <w:lsdException w:name="Placeholder Text" w:semiHidden="1"/>
     <w:lsdException w:name="No Spacing" w:uiPriority="1" w:qFormat="1"/>
@@ -10495,15 +10636,6 @@
 </file>
 
 <file path=customXml/item1.xml><?xml version="1.0" encoding="utf-8"?>
-<?mso-contentType ?>
-<FormTemplates xmlns="http://schemas.microsoft.com/sharepoint/v3/contenttype/forms">
-  <Display>DocumentLibraryForm</Display>
-  <Edit>DocumentLibraryForm</Edit>
-  <New>DocumentLibraryForm</New>
-</FormTemplates>
-</file>
-
-<file path=customXml/item2.xml><?xml version="1.0" encoding="utf-8"?>
 <ct:contentTypeSchema xmlns:ct="http://schemas.microsoft.com/office/2006/metadata/contentType" xmlns:ma="http://schemas.microsoft.com/office/2006/metadata/properties/metaAttributes" ct:_="" ma:_="" ma:contentTypeName="Documento" ma:contentTypeID="0x01010012BD81F7423CCF45BE7C458FDCEAB5B3" ma:contentTypeVersion="12" ma:contentTypeDescription="Crear nuevo documento." ma:contentTypeScope="" ma:versionID="71340c716ac7113192a6f1117cec04d6">
   <xsd:schema xmlns:xsd="http://www.w3.org/2001/XMLSchema" xmlns:xs="http://www.w3.org/2001/XMLSchema" xmlns:p="http://schemas.microsoft.com/office/2006/metadata/properties" xmlns:ns2="7412a02e-0296-43a4-8c80-a1aa3c9a9949" xmlns:ns3="7c057341-9a9a-43d5-b339-0e36e11e5525" targetNamespace="http://schemas.microsoft.com/office/2006/metadata/properties" ma:root="true" ma:fieldsID="83a63e82a6949be9649a79b44ee14653" ns2:_="" ns3:_="">
     <xsd:import namespace="7412a02e-0296-43a4-8c80-a1aa3c9a9949"/>
@@ -10720,25 +10852,26 @@
 </ct:contentTypeSchema>
 </file>
 
+<file path=customXml/item2.xml><?xml version="1.0" encoding="utf-8"?>
+<?mso-contentType ?>
+<FormTemplates xmlns="http://schemas.microsoft.com/sharepoint/v3/contenttype/forms">
+  <Display>DocumentLibraryForm</Display>
+  <Edit>DocumentLibraryForm</Edit>
+  <New>DocumentLibraryForm</New>
+</FormTemplates>
+</file>
+
 <file path=customXml/item3.xml><?xml version="1.0" encoding="utf-8"?>
+<b:Sources xmlns:b="http://schemas.openxmlformats.org/officeDocument/2006/bibliography" xmlns="http://schemas.openxmlformats.org/officeDocument/2006/bibliography" SelectedStyle="\APA.XSL" StyleName="APA Fifth Edition"/>
+</file>
+
+<file path=customXml/item4.xml><?xml version="1.0" encoding="utf-8"?>
 <p:properties xmlns:p="http://schemas.microsoft.com/office/2006/metadata/properties" xmlns:xsi="http://www.w3.org/2001/XMLSchema-instance" xmlns:pc="http://schemas.microsoft.com/office/infopath/2007/PartnerControls">
   <documentManagement/>
 </p:properties>
 </file>
 
-<file path=customXml/item4.xml><?xml version="1.0" encoding="utf-8"?>
-<b:Sources xmlns:b="http://schemas.openxmlformats.org/officeDocument/2006/bibliography" xmlns="http://schemas.openxmlformats.org/officeDocument/2006/bibliography" SelectedStyle="\APA.XSL" StyleName="APA Fifth Edition"/>
-</file>
-
 <file path=customXml/itemProps1.xml><?xml version="1.0" encoding="utf-8"?>
-<ds:datastoreItem xmlns:ds="http://schemas.openxmlformats.org/officeDocument/2006/customXml" ds:itemID="{3ABB91BD-7EA8-4527-8B2A-681DD8611EFD}">
-  <ds:schemaRefs>
-    <ds:schemaRef ds:uri="http://schemas.microsoft.com/sharepoint/v3/contenttype/forms"/>
-  </ds:schemaRefs>
-</ds:datastoreItem>
-</file>
-
-<file path=customXml/itemProps2.xml><?xml version="1.0" encoding="utf-8"?>
 <ds:datastoreItem xmlns:ds="http://schemas.openxmlformats.org/officeDocument/2006/customXml" ds:itemID="{D2A2EBF3-0DCB-44AB-8E0D-A22E8B73A526}">
   <ds:schemaRefs>
     <ds:schemaRef ds:uri="http://schemas.microsoft.com/office/2006/metadata/contentType"/>
@@ -10757,19 +10890,27 @@
 </ds:datastoreItem>
 </file>
 
+<file path=customXml/itemProps2.xml><?xml version="1.0" encoding="utf-8"?>
+<ds:datastoreItem xmlns:ds="http://schemas.openxmlformats.org/officeDocument/2006/customXml" ds:itemID="{3ABB91BD-7EA8-4527-8B2A-681DD8611EFD}">
+  <ds:schemaRefs>
+    <ds:schemaRef ds:uri="http://schemas.microsoft.com/sharepoint/v3/contenttype/forms"/>
+  </ds:schemaRefs>
+</ds:datastoreItem>
+</file>
+
 <file path=customXml/itemProps3.xml><?xml version="1.0" encoding="utf-8"?>
+<ds:datastoreItem xmlns:ds="http://schemas.openxmlformats.org/officeDocument/2006/customXml" ds:itemID="{A2A66449-BD07-4912-B059-AA7F5BE5EA82}">
+  <ds:schemaRefs>
+    <ds:schemaRef ds:uri="http://schemas.openxmlformats.org/officeDocument/2006/bibliography"/>
+  </ds:schemaRefs>
+</ds:datastoreItem>
+</file>
+
+<file path=customXml/itemProps4.xml><?xml version="1.0" encoding="utf-8"?>
 <ds:datastoreItem xmlns:ds="http://schemas.openxmlformats.org/officeDocument/2006/customXml" ds:itemID="{1DDFCA58-7360-4754-9294-F17289921898}">
   <ds:schemaRefs>
     <ds:schemaRef ds:uri="http://schemas.microsoft.com/office/2006/metadata/properties"/>
     <ds:schemaRef ds:uri="http://schemas.microsoft.com/office/infopath/2007/PartnerControls"/>
   </ds:schemaRefs>
 </ds:datastoreItem>
-</file>
-
-<file path=customXml/itemProps4.xml><?xml version="1.0" encoding="utf-8"?>
-<ds:datastoreItem xmlns:ds="http://schemas.openxmlformats.org/officeDocument/2006/customXml" ds:itemID="{A2A66449-BD07-4912-B059-AA7F5BE5EA82}">
-  <ds:schemaRefs>
-    <ds:schemaRef ds:uri="http://schemas.openxmlformats.org/officeDocument/2006/bibliography"/>
-  </ds:schemaRefs>
-</ds:datastoreItem>
 </file>